--- a/PADARIA_DO_ALEMAO.docx
+++ b/PADARIA_DO_ALEMAO.docx
@@ -8625,176 +8625,408 @@
     </w:p>
     <w:p>
       <w:pPr>
-        <w:ind w:firstLine="851"/>
-      </w:pPr>
-      <w:r>
-        <w:t>De suma importância, é a parte do projeto de pesquisa que apresenta a revisão das principais obras (livros, artigos de revistas especializadas, teses, dissertações) que tratam do assunto de pesquisa.</w:t>
-      </w:r>
-    </w:p>
-    <w:p>
-      <w:pPr>
-        <w:ind w:firstLine="851"/>
-      </w:pPr>
-      <w:r>
-        <w:t xml:space="preserve">A revisão bibliográfica destaca, através de citações diretas ou indiretas, as passagens escritas de outros autores com o objetivo de fazer uma reconstrução dos principais argumentos sobre o tema. </w:t>
-      </w:r>
-    </w:p>
-    <w:p>
-      <w:pPr>
-        <w:ind w:firstLine="851"/>
-      </w:pPr>
-      <w:r>
-        <w:t>Visa salientar as ideias já formuladas, compará-las com as de outros autores, mostrar as contradições, reafirmar comportamentos ou interpretações, apontar as debilidades e qualidades dos argumentos, caracterizar o modo como a pesquisa que está sendo planejada irá se diferenciar, assemelhar ou contribuir para o avanço do conhecimento.</w:t>
-      </w:r>
-    </w:p>
-    <w:p>
-      <w:pPr>
-        <w:ind w:firstLine="0"/>
-      </w:pPr>
+        <w:pStyle w:val="NormalWeb"/>
+        <w:shd w:val="clear" w:color="auto" w:fill="FFFFFF"/>
+        <w:rPr>
+          <w:rFonts w:ascii="Arial" w:hAnsi="Arial" w:cs="Arial"/>
+          <w:color w:val="0A0A0A"/>
+        </w:rPr>
+      </w:pPr>
+      <w:r>
+        <w:rPr>
+          <w:rFonts w:ascii="Arial" w:hAnsi="Arial" w:cs="Arial"/>
+          <w:color w:val="0A0A0A"/>
+        </w:rPr>
+        <w:t>A gestão de uma padaria vai muito além de simplesmente assar pães e doces. Trata-se de um processo complexo que envolve diversas tarefas como administração, marketing, atendimento ao cliente e, claro, a panificação em si. Para dominar a gestão de padaria, é crucial ter um plano de negócios bem estruturado e práticas operacionais eficientes.</w:t>
+      </w:r>
+    </w:p>
+    <w:p>
+      <w:pPr>
+        <w:pStyle w:val="NormalWeb"/>
+        <w:shd w:val="clear" w:color="auto" w:fill="FFFFFF"/>
+        <w:rPr>
+          <w:rFonts w:ascii="Arial" w:hAnsi="Arial" w:cs="Arial"/>
+          <w:color w:val="0A0A0A"/>
+        </w:rPr>
+      </w:pPr>
+      <w:r>
+        <w:rPr>
+          <w:rFonts w:ascii="Arial" w:hAnsi="Arial" w:cs="Arial"/>
+          <w:color w:val="0A0A0A"/>
+        </w:rPr>
+        <w:t>Entender o seu mercado é o ponto de partida. Investigue quem são seus clientes, o que eles valorizam e quais são seus hábitos de consumo. Isso permite que você ajuste seu produto e sua abordagem de venda de forma mais precisa. Por exemplo, se sua padaria fica em uma área com muitos veganos, oferecer opções sem produtos de origem animal pode ser uma jogada de mestre.</w:t>
+      </w:r>
+    </w:p>
+    <w:p>
+      <w:pPr>
+        <w:pStyle w:val="NormalWeb"/>
+        <w:shd w:val="clear" w:color="auto" w:fill="FFFFFF"/>
+        <w:rPr>
+          <w:rFonts w:ascii="Arial" w:hAnsi="Arial" w:cs="Arial"/>
+          <w:color w:val="0A0A0A"/>
+        </w:rPr>
+      </w:pPr>
+      <w:r>
+        <w:rPr>
+          <w:rFonts w:ascii="Arial" w:hAnsi="Arial" w:cs="Arial"/>
+          <w:color w:val="0A0A0A"/>
+        </w:rPr>
+        <w:t>Outro aspecto fundamental é a parte financeira. Manter o controle das despesas e receitas é vital para a saúde do seu negócio. Adotar um software de gestão de padaria pode ser uma maneira eficiente de controlar os custos e maximizar os lucros. Essas ferramentas ajudam a monitorar tudo, desde o estoque até o fluxo de caixa, permitindo que você faça ajustes rápidos quando necessário.</w:t>
+      </w:r>
+    </w:p>
+    <w:p>
+      <w:pPr>
+        <w:pStyle w:val="NormalWeb"/>
+        <w:shd w:val="clear" w:color="auto" w:fill="FFFFFF"/>
+        <w:rPr>
+          <w:rFonts w:ascii="Arial" w:hAnsi="Arial" w:cs="Arial"/>
+          <w:color w:val="0A0A0A"/>
+        </w:rPr>
+      </w:pPr>
+      <w:r>
+        <w:rPr>
+          <w:rFonts w:ascii="Arial" w:hAnsi="Arial" w:cs="Arial"/>
+          <w:color w:val="0A0A0A"/>
+        </w:rPr>
+        <w:t>Além disso, a qualidade dos produtos oferecidos pode fazer ou quebrar sua reputação. Investir em ingredientes de alta qualidade e técnicas de panificação que diferenciam seus itens de concorrentes próximos é sempre uma boa estratégia. Incentivar o feedback dos clientes também é uma maneira de melhorar continuamente e atender às expectativas do mercado.</w:t>
+      </w:r>
+    </w:p>
+    <w:p>
+      <w:pPr>
+        <w:pStyle w:val="NormalWeb"/>
+        <w:shd w:val="clear" w:color="auto" w:fill="FFFFFF"/>
+        <w:rPr>
+          <w:rFonts w:ascii="Arial" w:hAnsi="Arial" w:cs="Arial"/>
+          <w:color w:val="0A0A0A"/>
+        </w:rPr>
+      </w:pPr>
+      <w:r>
+        <w:rPr>
+          <w:rFonts w:ascii="Arial" w:hAnsi="Arial" w:cs="Arial"/>
+          <w:color w:val="0A0A0A"/>
+        </w:rPr>
+        <w:t>Por fim, não se pode ignorar o poder das redes sociais e do marketing digital. Divulgar sua padaria online, compartilhar seu processo de fabricação e promover ofertas especiais pode atrair uma clientela mais ampla e engajada. Uma história de sucesso, como a transformação de uma receita tradicional em um hit de vendas devido a um post viral, pode ser inspiradora e exemplifica o impacto de uma boa estratégia de marketing.</w:t>
+      </w:r>
+    </w:p>
+    <w:p>
+      <w:pPr>
+        <w:pStyle w:val="NormalWeb"/>
+        <w:shd w:val="clear" w:color="auto" w:fill="FFFFFF"/>
+        <w:rPr>
+          <w:rFonts w:ascii="Arial" w:hAnsi="Arial" w:cs="Arial"/>
+          <w:color w:val="0A0A0A"/>
+        </w:rPr>
+      </w:pPr>
+      <w:r>
+        <w:rPr>
+          <w:rFonts w:ascii="Arial" w:hAnsi="Arial" w:cs="Arial"/>
+          <w:color w:val="0A0A0A"/>
+        </w:rPr>
+        <w:t>Combinando esses elementos-chave com uma dose de paixão e dedicação, o gerenciamento da sua padaria pode se transformar em uma operação de sucesso. Lembre-se de que a inovação e a adaptabilidade são seus maiores aliados em um mercado sempre em mudança.</w:t>
+      </w:r>
     </w:p>
     <w:p>
       <w:pPr>
         <w:pStyle w:val="TtuloSeoPrimria"/>
-        <w:numPr>
-          <w:ilvl w:val="0"/>
-          <w:numId w:val="8"/>
-        </w:numPr>
+        <w:spacing w:line="240" w:lineRule="auto"/>
         <w:outlineLvl w:val="0"/>
+        <w:rPr>
+          <w:bCs/>
+        </w:rPr>
       </w:pPr>
       <w:r>
         <w:br w:type="page"/>
       </w:r>
-      <w:bookmarkStart w:id="5" w:name="_Toc36198111"/>
-      <w:r>
+      <w:r>
+        <w:rPr>
+          <w:bCs/>
+        </w:rPr>
         <w:lastRenderedPageBreak/>
-        <w:t>ESTADO DA ARTE</w:t>
-      </w:r>
-      <w:bookmarkEnd w:id="5"/>
-    </w:p>
-    <w:p>
-      <w:pPr>
-        <w:autoSpaceDE w:val="0"/>
-        <w:autoSpaceDN w:val="0"/>
-        <w:adjustRightInd w:val="0"/>
-        <w:ind w:firstLine="851"/>
-        <w:rPr>
-          <w:rFonts w:cs="Arial"/>
-        </w:rPr>
-      </w:pPr>
-      <w:r>
-        <w:rPr>
-          <w:rFonts w:cs="Arial"/>
-        </w:rPr>
-        <w:t xml:space="preserve">Aqui, descrever se foram analisados Sistemas já existente de Empresas ou Sistemas da região para verificar e disponibilizar no protótipo objeto deste trabalho, funcionalidades relevantes, trazendo um diferencial competitivo. Caso exista algo neste sentido, apresentar aqui pelo </w:t>
-      </w:r>
-      <w:r>
-        <w:rPr>
-          <w:rFonts w:cs="Arial"/>
-        </w:rPr>
-        <w:t>o</w:t>
-      </w:r>
-      <w:r>
-        <w:rPr>
-          <w:rFonts w:cs="Arial"/>
-        </w:rPr>
-        <w:t>s modelos avaliados.</w:t>
-      </w:r>
-    </w:p>
+        <w:t>3.</w:t>
+      </w:r>
+      <w:r>
+        <w:rPr>
+          <w:bCs/>
+        </w:rPr>
+        <w:t>1</w:t>
+      </w:r>
+      <w:r>
+        <w:rPr>
+          <w:bCs/>
+        </w:rPr>
+        <w:t xml:space="preserve"> MODELO 0</w:t>
+      </w:r>
+      <w:r>
+        <w:rPr>
+          <w:bCs/>
+        </w:rPr>
+        <w:t>1</w:t>
+      </w:r>
+      <w:r>
+        <w:rPr>
+          <w:bCs/>
+        </w:rPr>
+        <w:t xml:space="preserve"> (ESTADO DA ARTE)</w:t>
+      </w:r>
+    </w:p>
+    <w:p>
+      <w:pPr>
+        <w:pStyle w:val="TtuloSeoPrimria"/>
+        <w:spacing w:line="240" w:lineRule="auto"/>
+        <w:outlineLvl w:val="0"/>
+        <w:rPr>
+          <w:rStyle w:val="Forte"/>
+          <w:caps w:val="0"/>
+        </w:rPr>
+      </w:pPr>
+      <w:r>
+        <w:rPr>
+          <w:b w:val="0"/>
+        </w:rPr>
+        <w:br/>
+      </w:r>
+      <w:r>
+        <w:rPr>
+          <w:bCs/>
+          <w:caps w:val="0"/>
+        </w:rPr>
+        <w:t>Sistema</w:t>
+      </w:r>
+      <w:r>
+        <w:rPr>
+          <w:b w:val="0"/>
+        </w:rPr>
+        <w:t>:</w:t>
+      </w:r>
+      <w:r>
+        <w:rPr>
+          <w:b w:val="0"/>
+          <w:caps w:val="0"/>
+        </w:rPr>
+        <w:t xml:space="preserve"> moda fácil </w:t>
+      </w:r>
+      <w:r>
+        <w:rPr>
+          <w:rStyle w:val="Forte"/>
+          <w:caps w:val="0"/>
+        </w:rPr>
+        <w:t>(</w:t>
+      </w:r>
+      <w:proofErr w:type="spellStart"/>
+      <w:r>
+        <w:rPr>
+          <w:rStyle w:val="Forte"/>
+          <w:caps w:val="0"/>
+        </w:rPr>
+        <w:t>fashion</w:t>
+      </w:r>
+      <w:proofErr w:type="spellEnd"/>
+      <w:r>
+        <w:rPr>
+          <w:rStyle w:val="Forte"/>
+          <w:caps w:val="0"/>
+        </w:rPr>
+        <w:t xml:space="preserve"> tech </w:t>
+      </w:r>
+      <w:proofErr w:type="spellStart"/>
+      <w:r>
+        <w:rPr>
+          <w:rStyle w:val="Forte"/>
+          <w:caps w:val="0"/>
+        </w:rPr>
+        <w:t>solutions</w:t>
+      </w:r>
+      <w:proofErr w:type="spellEnd"/>
+      <w:r>
+        <w:rPr>
+          <w:rStyle w:val="Forte"/>
+          <w:caps w:val="0"/>
+        </w:rPr>
+        <w:t>)</w:t>
+      </w:r>
+      <w:r>
+        <w:rPr>
+          <w:rStyle w:val="Forte"/>
+          <w:caps w:val="0"/>
+        </w:rPr>
+        <w:br/>
+        <w:t>resumo: plataforma de gestão comercial para lojas de roupas e acessórios, com funcionalidades para vendas, estoque, fidelização e gestão de clientes.</w:t>
+      </w:r>
+    </w:p>
+    <w:p>
+      <w:pPr>
+        <w:pStyle w:val="TtuloSeoPrimria"/>
+        <w:spacing w:line="240" w:lineRule="auto"/>
+        <w:outlineLvl w:val="0"/>
+        <w:rPr>
+          <w:rStyle w:val="Forte"/>
+        </w:rPr>
+      </w:pPr>
+      <w:r>
+        <w:rPr>
+          <w:rStyle w:val="Forte"/>
+          <w:caps w:val="0"/>
+        </w:rPr>
+        <w:br/>
+      </w:r>
+      <w:r>
+        <w:rPr>
+          <w:rStyle w:val="Forte"/>
+          <w:b/>
+          <w:bCs w:val="0"/>
+          <w:caps w:val="0"/>
+        </w:rPr>
+        <w:t>Funcionalidades:</w:t>
+      </w:r>
+      <w:r>
+        <w:rPr>
+          <w:rStyle w:val="Forte"/>
+          <w:caps w:val="0"/>
+        </w:rPr>
+        <w:t xml:space="preserve"> </w:t>
+      </w:r>
+      <w:proofErr w:type="spellStart"/>
+      <w:r>
+        <w:rPr>
+          <w:rStyle w:val="Forte"/>
+          <w:caps w:val="0"/>
+        </w:rPr>
+        <w:t>pdv</w:t>
+      </w:r>
+      <w:proofErr w:type="spellEnd"/>
+      <w:r>
+        <w:rPr>
+          <w:rStyle w:val="Forte"/>
+          <w:caps w:val="0"/>
+        </w:rPr>
+        <w:t xml:space="preserve"> integrado a impressoras fiscais, leitores de código de barras e terminais de pagamento; tela de vendas intuitiva com descontos; gerenciamento de estoque com alertas e reposição automática; cadastro completo de clientes com histórico de compras; programa de fidelidade com pontos e cupons.</w:t>
+      </w:r>
+    </w:p>
+    <w:p>
+      <w:pPr>
+        <w:pStyle w:val="TtuloSeoPrimria"/>
+        <w:spacing w:line="240" w:lineRule="auto"/>
+        <w:outlineLvl w:val="0"/>
+        <w:rPr>
+          <w:b w:val="0"/>
+        </w:rPr>
+      </w:pPr>
+      <w:r>
+        <w:rPr>
+          <w:b w:val="0"/>
+        </w:rPr>
+        <w:br/>
+      </w:r>
+      <w:r>
+        <w:rPr>
+          <w:bCs/>
+          <w:caps w:val="0"/>
+        </w:rPr>
+        <w:t>V</w:t>
+      </w:r>
+      <w:r>
+        <w:rPr>
+          <w:bCs/>
+          <w:caps w:val="0"/>
+        </w:rPr>
+        <w:t>antagens:</w:t>
+      </w:r>
+      <w:r>
+        <w:rPr>
+          <w:b w:val="0"/>
+          <w:caps w:val="0"/>
+        </w:rPr>
+        <w:t xml:space="preserve"> integração com e-commerce e marketplaces; relatórios avançados para análise de vendas e tendências; suporte a múltiplos caixas e lojas; atualizações focadas no mercado de moda.</w:t>
+      </w:r>
+    </w:p>
+    <w:p>
+      <w:pPr>
+        <w:pStyle w:val="TtuloSeoSecundria"/>
+        <w:spacing w:after="0" w:line="240" w:lineRule="auto"/>
+        <w:rPr>
+          <w:b/>
+          <w:bCs/>
+        </w:rPr>
+      </w:pPr>
+      <w:bookmarkStart w:id="5" w:name="_Toc36198113"/>
+      <w:r>
+        <w:rPr>
+          <w:b/>
+          <w:bCs/>
+          <w:noProof/>
+        </w:rPr>
+        <w:drawing>
+          <wp:anchor distT="0" distB="0" distL="114300" distR="114300" simplePos="0" relativeHeight="251658752" behindDoc="1" locked="0" layoutInCell="1" allowOverlap="1" wp14:anchorId="68043900" wp14:editId="7B9E303A">
+            <wp:simplePos x="0" y="0"/>
+            <wp:positionH relativeFrom="page">
+              <wp:posOffset>2105025</wp:posOffset>
+            </wp:positionH>
+            <wp:positionV relativeFrom="paragraph">
+              <wp:posOffset>8890</wp:posOffset>
+            </wp:positionV>
+            <wp:extent cx="3076575" cy="1883410"/>
+            <wp:effectExtent l="0" t="0" r="9525" b="2540"/>
+            <wp:wrapTight wrapText="bothSides">
+              <wp:wrapPolygon edited="0">
+                <wp:start x="0" y="0"/>
+                <wp:lineTo x="0" y="21411"/>
+                <wp:lineTo x="21533" y="21411"/>
+                <wp:lineTo x="21533" y="0"/>
+                <wp:lineTo x="0" y="0"/>
+              </wp:wrapPolygon>
+            </wp:wrapTight>
+            <wp:docPr id="5" name="Imagem 5" descr="Interface gráfica do usuário, Texto, Aplicativo, Email&#10;&#10;O conteúdo gerado por IA pode estar incorreto."/>
+            <wp:cNvGraphicFramePr>
+              <a:graphicFrameLocks xmlns:a="http://schemas.openxmlformats.org/drawingml/2006/main" noChangeAspect="1"/>
+            </wp:cNvGraphicFramePr>
+            <a:graphic xmlns:a="http://schemas.openxmlformats.org/drawingml/2006/main">
+              <a:graphicData uri="http://schemas.openxmlformats.org/drawingml/2006/picture">
+                <pic:pic xmlns:pic="http://schemas.openxmlformats.org/drawingml/2006/picture">
+                  <pic:nvPicPr>
+                    <pic:cNvPr id="5" name="Imagem 5" descr="Interface gráfica do usuário, Texto, Aplicativo, Email&#10;&#10;O conteúdo gerado por IA pode estar incorreto."/>
+                    <pic:cNvPicPr/>
+                  </pic:nvPicPr>
+                  <pic:blipFill>
+                    <a:blip r:embed="rId10">
+                      <a:extLst>
+                        <a:ext uri="{28A0092B-C50C-407E-A947-70E740481C1C}">
+                          <a14:useLocalDpi xmlns:a14="http://schemas.microsoft.com/office/drawing/2010/main" val="0"/>
+                        </a:ext>
+                      </a:extLst>
+                    </a:blip>
+                    <a:stretch>
+                      <a:fillRect/>
+                    </a:stretch>
+                  </pic:blipFill>
+                  <pic:spPr>
+                    <a:xfrm>
+                      <a:off x="0" y="0"/>
+                      <a:ext cx="3076575" cy="1883410"/>
+                    </a:xfrm>
+                    <a:prstGeom prst="rect">
+                      <a:avLst/>
+                    </a:prstGeom>
+                  </pic:spPr>
+                </pic:pic>
+              </a:graphicData>
+            </a:graphic>
+            <wp14:sizeRelH relativeFrom="margin">
+              <wp14:pctWidth>0</wp14:pctWidth>
+            </wp14:sizeRelH>
+            <wp14:sizeRelV relativeFrom="margin">
+              <wp14:pctHeight>0</wp14:pctHeight>
+            </wp14:sizeRelV>
+          </wp:anchor>
+        </w:drawing>
+      </w:r>
+    </w:p>
+    <w:bookmarkEnd w:id="5"/>
     <w:p>
       <w:pPr>
         <w:pStyle w:val="TtuloSeoSecundria"/>
         <w:spacing w:after="0" w:line="480" w:lineRule="auto"/>
         <w:outlineLvl w:val="1"/>
       </w:pPr>
-      <w:bookmarkStart w:id="6" w:name="_Toc36198112"/>
-      <w:r>
-        <w:t>3</w:t>
-      </w:r>
-      <w:r>
-        <w:t>.</w:t>
-      </w:r>
-      <w:r>
-        <w:t>1</w:t>
-      </w:r>
-      <w:r>
-        <w:t xml:space="preserve"> MODELO 01 (ESTADO DA ARTE)</w:t>
-      </w:r>
-      <w:bookmarkEnd w:id="6"/>
-    </w:p>
-    <w:p>
-      <w:pPr>
-        <w:ind w:firstLine="851"/>
-        <w:rPr>
-          <w:color w:val="FF0000"/>
-        </w:rPr>
-      </w:pPr>
-      <w:r>
-        <w:rPr>
-          <w:color w:val="FF0000"/>
-        </w:rPr>
-        <w:t xml:space="preserve">Aqui coloque a </w:t>
-      </w:r>
-      <w:r>
-        <w:rPr>
-          <w:color w:val="FF0000"/>
-        </w:rPr>
-        <w:t xml:space="preserve">primeira </w:t>
-      </w:r>
-      <w:r>
-        <w:rPr>
-          <w:color w:val="FF0000"/>
-        </w:rPr>
-        <w:t>pesquisa que realizou sobre sistemas semelhantes ao seu. Não esqueça de referenciar de onde tirou, coloque também a imagem do sistema pesquisado.</w:t>
-      </w:r>
-    </w:p>
-    <w:p>
-      <w:pPr>
-        <w:pStyle w:val="TtuloSeoSecundria"/>
-        <w:spacing w:after="0" w:line="480" w:lineRule="auto"/>
-        <w:outlineLvl w:val="1"/>
-      </w:pPr>
-      <w:bookmarkStart w:id="7" w:name="_Toc36198113"/>
-      <w:r>
-        <w:t>3</w:t>
-      </w:r>
-      <w:r>
-        <w:t>.2 MODELO 02 (ESTADO DA ARTE)</w:t>
-      </w:r>
-      <w:bookmarkEnd w:id="7"/>
-    </w:p>
-    <w:p>
-      <w:pPr>
-        <w:ind w:firstLine="851"/>
-        <w:rPr>
-          <w:color w:val="FF0000"/>
-        </w:rPr>
-      </w:pPr>
-      <w:r>
-        <w:rPr>
-          <w:color w:val="FF0000"/>
-        </w:rPr>
-        <w:t xml:space="preserve">Aqui coloque a </w:t>
-      </w:r>
-      <w:r>
-        <w:rPr>
-          <w:color w:val="FF0000"/>
-        </w:rPr>
-        <w:t xml:space="preserve">segunda </w:t>
-      </w:r>
-      <w:r>
-        <w:rPr>
-          <w:color w:val="FF0000"/>
-        </w:rPr>
-        <w:t>pesquisa que realizou sobre sistemas semelhantes ao seu. Não esqueça de referenciar de onde tirou, coloque também a imagem do sistema pesquisado.</w:t>
-      </w:r>
-    </w:p>
-    <w:p>
-      <w:pPr>
-        <w:ind w:firstLine="851"/>
-      </w:pPr>
-      <w:r>
-        <w:t>.</w:t>
-      </w:r>
     </w:p>
     <w:p>
       <w:pPr>
@@ -8827,6 +9059,249 @@
       </w:pPr>
     </w:p>
     <w:p/>
+    <w:p>
+      <w:pPr>
+        <w:pStyle w:val="TtuloSeoPrimria"/>
+        <w:spacing w:after="0"/>
+        <w:rPr>
+          <w:b w:val="0"/>
+          <w:bCs/>
+        </w:rPr>
+      </w:pPr>
+    </w:p>
+    <w:p>
+      <w:pPr>
+        <w:pStyle w:val="TtuloSeoPrimria"/>
+        <w:spacing w:after="0"/>
+        <w:rPr>
+          <w:bCs/>
+          <w:caps w:val="0"/>
+        </w:rPr>
+      </w:pPr>
+    </w:p>
+    <w:p>
+      <w:pPr>
+        <w:pStyle w:val="TtuloSeoPrimria"/>
+        <w:spacing w:after="0"/>
+        <w:rPr>
+          <w:b w:val="0"/>
+          <w:caps w:val="0"/>
+        </w:rPr>
+      </w:pPr>
+      <w:r>
+        <w:rPr>
+          <w:bCs/>
+          <w:caps w:val="0"/>
+        </w:rPr>
+        <w:t>Sistema:</w:t>
+      </w:r>
+      <w:r>
+        <w:rPr>
+          <w:b w:val="0"/>
+          <w:caps w:val="0"/>
+        </w:rPr>
+        <w:t xml:space="preserve"> pão &amp; gestão (</w:t>
+      </w:r>
+      <w:proofErr w:type="spellStart"/>
+      <w:r>
+        <w:rPr>
+          <w:b w:val="0"/>
+          <w:caps w:val="0"/>
+        </w:rPr>
+        <w:t>foodtech</w:t>
+      </w:r>
+      <w:proofErr w:type="spellEnd"/>
+      <w:r>
+        <w:rPr>
+          <w:b w:val="0"/>
+          <w:caps w:val="0"/>
+        </w:rPr>
+        <w:t xml:space="preserve"> </w:t>
+      </w:r>
+      <w:proofErr w:type="spellStart"/>
+      <w:r>
+        <w:rPr>
+          <w:b w:val="0"/>
+          <w:caps w:val="0"/>
+        </w:rPr>
+        <w:t>solutions</w:t>
+      </w:r>
+      <w:proofErr w:type="spellEnd"/>
+      <w:r>
+        <w:rPr>
+          <w:b w:val="0"/>
+          <w:caps w:val="0"/>
+        </w:rPr>
+        <w:t>)</w:t>
+      </w:r>
+    </w:p>
+    <w:p>
+      <w:pPr>
+        <w:pStyle w:val="TtuloSeoPrimria"/>
+        <w:spacing w:after="0"/>
+        <w:rPr>
+          <w:b w:val="0"/>
+          <w:caps w:val="0"/>
+        </w:rPr>
+      </w:pPr>
+      <w:r>
+        <w:rPr>
+          <w:b w:val="0"/>
+          <w:caps w:val="0"/>
+        </w:rPr>
+        <w:br/>
+      </w:r>
+      <w:r>
+        <w:rPr>
+          <w:bCs/>
+          <w:caps w:val="0"/>
+        </w:rPr>
+        <w:t>R</w:t>
+      </w:r>
+      <w:r>
+        <w:rPr>
+          <w:bCs/>
+          <w:caps w:val="0"/>
+        </w:rPr>
+        <w:t>esumo:</w:t>
+      </w:r>
+      <w:r>
+        <w:rPr>
+          <w:b w:val="0"/>
+        </w:rPr>
+        <w:t xml:space="preserve"> </w:t>
+      </w:r>
+      <w:r>
+        <w:rPr>
+          <w:b w:val="0"/>
+          <w:caps w:val="0"/>
+        </w:rPr>
+        <w:t>plataforma de gestão completa para padarias, com funcionalidades para controle de vendas, produção, estoque e relacionamento com clientes</w:t>
+      </w:r>
+    </w:p>
+    <w:p>
+      <w:pPr>
+        <w:pStyle w:val="TtuloSeoPrimria"/>
+        <w:spacing w:after="0"/>
+        <w:rPr>
+          <w:b w:val="0"/>
+        </w:rPr>
+      </w:pPr>
+      <w:r>
+        <w:rPr>
+          <w:b w:val="0"/>
+          <w:caps w:val="0"/>
+        </w:rPr>
+        <w:t>.</w:t>
+      </w:r>
+    </w:p>
+    <w:p>
+      <w:pPr>
+        <w:pStyle w:val="TtuloSeoPrimria"/>
+        <w:spacing w:after="0"/>
+        <w:rPr>
+          <w:b w:val="0"/>
+        </w:rPr>
+      </w:pPr>
+      <w:r>
+        <w:rPr>
+          <w:bCs/>
+          <w:caps w:val="0"/>
+        </w:rPr>
+        <w:t>Funcionalidades:</w:t>
+      </w:r>
+      <w:r>
+        <w:rPr>
+          <w:b w:val="0"/>
+          <w:caps w:val="0"/>
+        </w:rPr>
+        <w:t xml:space="preserve"> ponto de venda (</w:t>
+      </w:r>
+      <w:proofErr w:type="spellStart"/>
+      <w:r>
+        <w:rPr>
+          <w:b w:val="0"/>
+          <w:caps w:val="0"/>
+        </w:rPr>
+        <w:t>pdv</w:t>
+      </w:r>
+      <w:proofErr w:type="spellEnd"/>
+      <w:r>
+        <w:rPr>
+          <w:b w:val="0"/>
+          <w:caps w:val="0"/>
+        </w:rPr>
+        <w:t>) integrado com impressoras fiscais e leitores de código de barras; controle de produção com planejamento diário e acompanhamento de receitas; gerenciamento de estoque com alertas de insumos e pedidos automáticos; cadastro detalhado de clientes com histórico de compras e preferências; programa de fidelidade com descontos e promoções personalizadas.</w:t>
+      </w:r>
+    </w:p>
+    <w:p>
+      <w:pPr>
+        <w:pStyle w:val="TtuloSeoPrimria"/>
+        <w:spacing w:after="0"/>
+        <w:rPr>
+          <w:bCs/>
+          <w:caps w:val="0"/>
+        </w:rPr>
+      </w:pPr>
+    </w:p>
+    <w:p>
+      <w:pPr>
+        <w:pStyle w:val="TtuloSeoPrimria"/>
+        <w:spacing w:after="0"/>
+        <w:rPr>
+          <w:b w:val="0"/>
+          <w:caps w:val="0"/>
+        </w:rPr>
+      </w:pPr>
+      <w:r>
+        <w:rPr>
+          <w:bCs/>
+          <w:caps w:val="0"/>
+        </w:rPr>
+        <w:t xml:space="preserve">Vantagens: </w:t>
+      </w:r>
+      <w:r>
+        <w:rPr>
+          <w:b w:val="0"/>
+          <w:caps w:val="0"/>
+        </w:rPr>
+        <w:t>o</w:t>
+      </w:r>
+      <w:r>
+        <w:rPr>
+          <w:b w:val="0"/>
+          <w:caps w:val="0"/>
+        </w:rPr>
+        <w:t xml:space="preserve"> sistema Pão &amp; Gestão oferece uma solução completa e integrada para padarias, reunindo controle de vendas, produção, estoque e relacionamento com clientes em uma única plataforma. Com um ponto de venda eficiente e conectado a impressoras fiscais e leitores de código de barras, o atendimento se torna mais ágil e preciso.</w:t>
+      </w:r>
+    </w:p>
+    <w:p>
+      <w:pPr>
+        <w:pStyle w:val="TtuloSeoPrimria"/>
+        <w:spacing w:after="0"/>
+        <w:rPr>
+          <w:b w:val="0"/>
+        </w:rPr>
+      </w:pPr>
+    </w:p>
+    <w:p>
+      <w:pPr>
+        <w:pStyle w:val="TtuloSeoPrimria"/>
+        <w:spacing w:after="0"/>
+      </w:pPr>
+    </w:p>
+    <w:p>
+      <w:pPr>
+        <w:pStyle w:val="TtuloSeoPrimria"/>
+        <w:spacing w:after="0"/>
+      </w:pPr>
+    </w:p>
+    <w:p>
+      <w:pPr>
+        <w:pStyle w:val="TtuloSeoPrimria"/>
+        <w:spacing w:after="0"/>
+      </w:pPr>
+    </w:p>
     <w:p>
       <w:pPr>
         <w:pStyle w:val="TtuloSeoPrimria"/>
@@ -8903,35 +9378,111 @@
         <w:spacing w:after="0" w:line="480" w:lineRule="auto"/>
         <w:outlineLvl w:val="0"/>
       </w:pPr>
-      <w:bookmarkStart w:id="8" w:name="_Toc36198114"/>
+      <w:bookmarkStart w:id="6" w:name="_Toc36198114"/>
+      <w:r>
+        <w:t>DESENVOLVIMENTO DO SISTEMA</w:t>
+      </w:r>
+      <w:bookmarkEnd w:id="6"/>
+    </w:p>
+    <w:p>
+      <w:pPr>
+        <w:ind w:firstLine="851"/>
+      </w:pPr>
+      <w:r>
+        <w:t xml:space="preserve">No </w:t>
+      </w:r>
+      <w:proofErr w:type="spellStart"/>
+      <w:r>
+        <w:t>principio</w:t>
+      </w:r>
+      <w:proofErr w:type="spellEnd"/>
+      <w:r>
+        <w:t xml:space="preserve"> da SA, fizemos um protótipo em aplicativos de slides de apresentação , o qual foi essencial para construção posterior das páginas, além deste protótipo, fizemos uma documentação para nossa matéria de Modelagem de Sistemas, que estava vinculada diretamente ao projeto.</w:t>
+      </w:r>
+    </w:p>
+    <w:p>
+      <w:pPr>
+        <w:ind w:firstLine="851"/>
+      </w:pPr>
+      <w:r>
+        <w:t>Semest</w:t>
+      </w:r>
+      <w:r>
+        <w:t>re</w:t>
+      </w:r>
+      <w:r>
+        <w:t xml:space="preserve"> passado, o qual começamos </w:t>
+      </w:r>
+      <w:r>
+        <w:t xml:space="preserve">a construir o </w:t>
+      </w:r>
+      <w:r>
+        <w:t xml:space="preserve">sistema, utilizávamos HTML,CSS e JS apenas,  pois não tínhamos tido uma base boa de </w:t>
+      </w:r>
+      <w:proofErr w:type="spellStart"/>
+      <w:r>
+        <w:t>python</w:t>
+      </w:r>
+      <w:proofErr w:type="spellEnd"/>
+      <w:r>
+        <w:t xml:space="preserve"> para iniciar o projeto no </w:t>
+      </w:r>
+      <w:proofErr w:type="spellStart"/>
+      <w:r>
+        <w:t>t</w:t>
+      </w:r>
+      <w:r>
+        <w:t>k</w:t>
+      </w:r>
+      <w:r>
+        <w:t>inter</w:t>
+      </w:r>
+      <w:proofErr w:type="spellEnd"/>
+      <w:r>
+        <w:t xml:space="preserve">. O começo foi uma etapa desafiadora, tivemos que criar além das páginas e posteriormente estilizações e validações, </w:t>
+      </w:r>
+      <w:r>
+        <w:t xml:space="preserve">mas </w:t>
+      </w:r>
+      <w:r>
+        <w:t>também um MRN(Modelo Relacional Normalizado) e com base neste MRN produzimos um banco de dados que serviu de espelho para a SA.</w:t>
+      </w:r>
+    </w:p>
+    <w:p>
+      <w:pPr>
+        <w:ind w:firstLine="851"/>
+      </w:pPr>
       <w:r>
         <w:lastRenderedPageBreak/>
-        <w:t>DESENVOLVIMENTO DO SISTEMA</w:t>
-      </w:r>
-      <w:bookmarkEnd w:id="8"/>
+        <w:t>Este banco foi feito com participação de todos os membros do grupo, foi uma tarefa realmente difícil, pois havia uma lógica a ser seguida, e tabelas deviam ser relacionadas umas as outras através de chaves estrangeiras, enfim...Ao longo do semestre fizemos diversas alterações de dados, tabelas, mas no fim conseguimos apresentá-lo devidamente.</w:t>
+      </w:r>
     </w:p>
     <w:p>
       <w:pPr>
         <w:ind w:firstLine="851"/>
       </w:pPr>
       <w:r>
-        <w:t xml:space="preserve">No </w:t>
+        <w:t xml:space="preserve">O sistema a partir do HTML também nos trouxe algumas dificuldades, claro, foi uma parte mais tranquila a se fazer, pois já havíamos prática desde o primeiro semestre do curso técnico. Cada um tinha uma </w:t>
+      </w:r>
+      <w:r>
+        <w:t xml:space="preserve">tarefa </w:t>
+      </w:r>
+      <w:r>
+        <w:t xml:space="preserve">a seguir, todos </w:t>
       </w:r>
       <w:proofErr w:type="spellStart"/>
       <w:r>
-        <w:t>principio</w:t>
+        <w:t>nos</w:t>
       </w:r>
       <w:proofErr w:type="spellEnd"/>
       <w:r>
-        <w:t xml:space="preserve"> da SA, fizemos um protótipo em aplicativos de slides de </w:t>
-      </w:r>
-      <w:proofErr w:type="gramStart"/>
-      <w:r>
-        <w:t>apresentação ,</w:t>
-      </w:r>
-      <w:proofErr w:type="gramEnd"/>
-      <w:r>
-        <w:t xml:space="preserve"> o qual foi essencial para construção posterior das páginas, além deste protótipo, fizemos uma documentação para nossa matéria de Modelagem de Sistemas, que estava vinculada diretamente ao projeto.</w:t>
+        <w:t xml:space="preserve"> ajudamos</w:t>
+      </w:r>
+      <w:r>
+        <w:t xml:space="preserve">, pedimos ajuda aos professores para que avaliassem para possíveis melhorias, e </w:t>
+      </w:r>
+      <w:r>
+        <w:t>por fim terminamos.</w:t>
       </w:r>
     </w:p>
     <w:p>
@@ -8939,142 +9490,26 @@
         <w:ind w:firstLine="851"/>
       </w:pPr>
       <w:r>
-        <w:t>Semest</w:t>
-      </w:r>
-      <w:r>
-        <w:t>re</w:t>
-      </w:r>
-      <w:r>
-        <w:t xml:space="preserve"> passado, o qual começamos </w:t>
-      </w:r>
-      <w:r>
-        <w:t xml:space="preserve">a construir o </w:t>
-      </w:r>
-      <w:r>
-        <w:t xml:space="preserve">sistema, utilizávamos </w:t>
-      </w:r>
-      <w:proofErr w:type="gramStart"/>
-      <w:r>
-        <w:t>HTML,CSS</w:t>
-      </w:r>
-      <w:proofErr w:type="gramEnd"/>
-      <w:r>
-        <w:t xml:space="preserve"> e JS apenas,  pois não tínhamos tido uma base boa de </w:t>
+        <w:t>Um dia antes da apresentação do sistema movemos a pasta do projeto diretamente para um Pen Drive do professor, o qual seria usado para armazenar todos os outros. No dia seguinte fomos o quarto grupo a apresentar, mostramos o sistema a todos e concluímos está etapa.</w:t>
+      </w:r>
+    </w:p>
+    <w:p>
+      <w:pPr>
+        <w:ind w:firstLine="851"/>
+      </w:pPr>
+      <w:r>
+        <w:t>Atualmente estamos em outro semestre, agora trabalhamos com Desenvolvimento Web, e fomos instruídos a como conectar nosso Banco de Dados aos arquivos, utilizando PHP.</w:t>
+      </w:r>
+      <w:r>
+        <w:t xml:space="preserve"> O PHP é uma linguagem em que não possuímos tanta dificuldade, ou seja , trás menos frustação ao tentar </w:t>
       </w:r>
       <w:proofErr w:type="spellStart"/>
       <w:r>
-        <w:t>python</w:t>
+        <w:t>codar</w:t>
       </w:r>
       <w:proofErr w:type="spellEnd"/>
       <w:r>
-        <w:t xml:space="preserve"> para iniciar o projeto no </w:t>
-      </w:r>
-      <w:proofErr w:type="spellStart"/>
-      <w:r>
-        <w:t>t</w:t>
-      </w:r>
-      <w:r>
-        <w:t>k</w:t>
-      </w:r>
-      <w:r>
-        <w:t>inter</w:t>
-      </w:r>
-      <w:proofErr w:type="spellEnd"/>
-      <w:r>
-        <w:t xml:space="preserve">. O começo foi uma etapa desafiadora, tivemos que criar além das páginas e posteriormente estilizações e validações, </w:t>
-      </w:r>
-      <w:r>
-        <w:t xml:space="preserve">mas </w:t>
-      </w:r>
-      <w:r>
-        <w:t xml:space="preserve">também um </w:t>
-      </w:r>
-      <w:proofErr w:type="gramStart"/>
-      <w:r>
-        <w:t>MRN(</w:t>
-      </w:r>
-      <w:proofErr w:type="gramEnd"/>
-      <w:r>
-        <w:t>Modelo Relacional Normalizado) e com base neste MRN produzimos um banco de dados que serviu de espelho para a SA.</w:t>
-      </w:r>
-    </w:p>
-    <w:p>
-      <w:pPr>
-        <w:ind w:firstLine="851"/>
-      </w:pPr>
-      <w:r>
-        <w:t>Este banco foi feito com participação de todos os membros do grupo, foi uma tarefa realmente difícil, pois havia uma lógica a ser seguida, e tabelas deviam ser relacionadas umas as outras através de chaves estrangeiras, enfim...Ao longo do semestre fizemos diversas alterações de dados, tabelas, mas no fim conseguimos apresentá-lo devidamente.</w:t>
-      </w:r>
-    </w:p>
-    <w:p>
-      <w:pPr>
-        <w:ind w:firstLine="851"/>
-      </w:pPr>
-      <w:r>
-        <w:t xml:space="preserve">O sistema a partir do HTML também nos trouxe algumas dificuldades, claro, foi uma parte mais tranquila a se fazer, pois já havíamos prática desde o primeiro semestre do curso técnico. Cada um tinha uma </w:t>
-      </w:r>
-      <w:r>
-        <w:t xml:space="preserve">tarefa </w:t>
-      </w:r>
-      <w:r>
-        <w:t xml:space="preserve">a seguir, todos </w:t>
-      </w:r>
-      <w:proofErr w:type="spellStart"/>
-      <w:r>
-        <w:t>nos</w:t>
-      </w:r>
-      <w:proofErr w:type="spellEnd"/>
-      <w:r>
-        <w:t xml:space="preserve"> ajudamos</w:t>
-      </w:r>
-      <w:r>
-        <w:t xml:space="preserve">, pedimos ajuda aos professores para que avaliassem para possíveis melhorias, e </w:t>
-      </w:r>
-      <w:r>
-        <w:t>por fim terminamos.</w:t>
-      </w:r>
-    </w:p>
-    <w:p>
-      <w:pPr>
-        <w:ind w:firstLine="851"/>
-      </w:pPr>
-      <w:r>
-        <w:t>Um dia antes da apresentação do sistema movemos a pasta do projeto diretamente para um Pen Drive do professor, o qual seria usado para armazenar todos os outros. No dia seguinte fomos o quarto grupo a apresentar, mostramos o sistema a todos e concluímos está etapa.</w:t>
-      </w:r>
-    </w:p>
-    <w:p>
-      <w:pPr>
-        <w:ind w:firstLine="851"/>
-      </w:pPr>
-      <w:r>
-        <w:t>Atualmente estamos em outro semestre, agora trabalhamos com Desenvolvimento Web, e fomos instruídos a como conectar nosso Banco de Dados aos arquivos, utilizando PHP.</w:t>
-      </w:r>
-      <w:r>
-        <w:t xml:space="preserve"> O PHP é uma linguagem em que não possuímos tanta dificuldade, ou </w:t>
-      </w:r>
-      <w:proofErr w:type="gramStart"/>
-      <w:r>
-        <w:t>seja ,</w:t>
-      </w:r>
-      <w:proofErr w:type="gramEnd"/>
-      <w:r>
-        <w:t xml:space="preserve"> trás menos frustação ao tentar </w:t>
-      </w:r>
-      <w:proofErr w:type="spellStart"/>
-      <w:r>
-        <w:t>codar</w:t>
-      </w:r>
-      <w:proofErr w:type="spellEnd"/>
-      <w:r>
-        <w:t xml:space="preserve">. Outra matéria junto a essa, também foi nos apresentado, agora ao invés de Modelagem de Sistemas, temos o Teste de </w:t>
-      </w:r>
-      <w:proofErr w:type="gramStart"/>
-      <w:r>
-        <w:t>Sistemas ,</w:t>
-      </w:r>
-      <w:proofErr w:type="gramEnd"/>
-      <w:r>
-        <w:t xml:space="preserve"> que nos propõe automatizar os cadastros para diminui consideravelmente o tempo que perdemos ao manualmente preenchermos os campos.</w:t>
+        <w:t>. Outra matéria junto a essa, também foi nos apresentado, agora ao invés de Modelagem de Sistemas, temos o Teste de Sistemas , que nos propõe automatizar os cadastros para diminui consideravelmente o tempo que perdemos ao manualmente preenchermos os campos.</w:t>
       </w:r>
     </w:p>
     <w:p>
@@ -9088,7 +9523,7 @@
         <w:spacing w:after="0" w:line="480" w:lineRule="auto"/>
         <w:outlineLvl w:val="1"/>
       </w:pPr>
-      <w:bookmarkStart w:id="9" w:name="_Toc36198115"/>
+      <w:bookmarkStart w:id="7" w:name="_Toc36198115"/>
       <w:r>
         <w:rPr>
           <w:caps w:val="0"/>
@@ -9107,7 +9542,7 @@
         </w:rPr>
         <w:t>CRONOGRAMA DE TRABALHO</w:t>
       </w:r>
-      <w:bookmarkEnd w:id="9"/>
+      <w:bookmarkEnd w:id="7"/>
     </w:p>
     <w:p>
       <w:pPr>
@@ -9202,7 +9637,11 @@
         <w:ind w:firstLine="851"/>
       </w:pPr>
       <w:r>
-        <w:t>Quanto mais detalhada a escala cronológica e a descrição das ações e tarefas, melhor para o entendimento do trabalho. Entretanto, caso o registro dessas informações seja dificultoso, usar uma aproximação com o máximo de fidelidade possível, para não comprometer a veracidade das informações apresentadas nas outras seções do projeto.</w:t>
+        <w:t xml:space="preserve">Quanto mais detalhada a escala cronológica e a descrição das ações e tarefas, melhor para o entendimento do trabalho. Entretanto, caso o registro dessas informações seja dificultoso, usar uma aproximação com o máximo de fidelidade </w:t>
+      </w:r>
+      <w:r>
+        <w:lastRenderedPageBreak/>
+        <w:t>possível, para não comprometer a veracidade das informações apresentadas nas outras seções do projeto.</w:t>
       </w:r>
     </w:p>
     <w:p>
@@ -9211,14 +9650,14 @@
         <w:spacing w:after="0" w:line="480" w:lineRule="auto"/>
         <w:outlineLvl w:val="1"/>
       </w:pPr>
-      <w:bookmarkStart w:id="10" w:name="_Toc36198116"/>
+      <w:bookmarkStart w:id="8" w:name="_Toc36198116"/>
       <w:r>
         <w:rPr>
           <w:caps w:val="0"/>
         </w:rPr>
         <w:t>4.2 TECNOLOGIAS UTILIZADAS</w:t>
       </w:r>
-      <w:bookmarkEnd w:id="10"/>
+      <w:bookmarkEnd w:id="8"/>
     </w:p>
     <w:p>
       <w:pPr>
@@ -9321,14 +9760,14 @@
         <w:spacing w:after="0" w:line="480" w:lineRule="auto"/>
         <w:outlineLvl w:val="1"/>
       </w:pPr>
-      <w:bookmarkStart w:id="11" w:name="_Toc36198117"/>
+      <w:bookmarkStart w:id="9" w:name="_Toc36198117"/>
       <w:r>
         <w:rPr>
           <w:caps w:val="0"/>
         </w:rPr>
         <w:t>4.3 REQUISITOS MÍNIMOS</w:t>
       </w:r>
-      <w:bookmarkEnd w:id="11"/>
+      <w:bookmarkEnd w:id="9"/>
     </w:p>
     <w:p>
       <w:pPr>
@@ -9404,7 +9843,6 @@
         </w:numPr>
       </w:pPr>
       <w:r>
-        <w:lastRenderedPageBreak/>
         <w:t>Entre outros</w:t>
       </w:r>
     </w:p>
@@ -9493,6 +9931,7 @@
         </w:numPr>
       </w:pPr>
       <w:r>
+        <w:lastRenderedPageBreak/>
         <w:t>Requisito S2;</w:t>
       </w:r>
     </w:p>
@@ -9504,8 +9943,8 @@
           <w:caps w:val="0"/>
         </w:rPr>
         <w:sectPr>
-          <w:headerReference w:type="even" r:id="rId10"/>
-          <w:headerReference w:type="default" r:id="rId11"/>
+          <w:headerReference w:type="even" r:id="rId11"/>
+          <w:headerReference w:type="default" r:id="rId12"/>
           <w:pgSz w:w="11906" w:h="16838" w:code="9"/>
           <w:pgMar w:top="1701" w:right="1134" w:bottom="1134" w:left="1701" w:header="1134" w:footer="709" w:gutter="0"/>
           <w:cols w:space="708"/>
@@ -9522,7 +9961,7 @@
           <w:caps w:val="0"/>
         </w:rPr>
       </w:pPr>
-      <w:bookmarkStart w:id="12" w:name="_Toc36198118"/>
+      <w:bookmarkStart w:id="10" w:name="_Toc36198118"/>
       <w:r>
         <w:rPr>
           <w:caps w:val="0"/>
@@ -9536,7 +9975,7 @@
         </w:rPr>
         <w:t>REQUISITOS FUNCIONAIS E NÃO FUNCIONAIS</w:t>
       </w:r>
-      <w:bookmarkEnd w:id="12"/>
+      <w:bookmarkEnd w:id="10"/>
     </w:p>
     <w:p>
       <w:pPr>
@@ -9574,7 +10013,7 @@
           <w:caps w:val="0"/>
         </w:rPr>
       </w:pPr>
-      <w:bookmarkStart w:id="13" w:name="_Toc36198119"/>
+      <w:bookmarkStart w:id="11" w:name="_Toc36198119"/>
       <w:r>
         <w:rPr>
           <w:caps w:val="0"/>
@@ -9589,7 +10028,7 @@
         </w:rPr>
         <w:t>Requisitos Funcionais</w:t>
       </w:r>
-      <w:bookmarkEnd w:id="13"/>
+      <w:bookmarkEnd w:id="11"/>
     </w:p>
     <w:p>
       <w:pPr>
@@ -9624,7 +10063,7 @@
           <w:caps w:val="0"/>
         </w:rPr>
       </w:pPr>
-      <w:bookmarkStart w:id="14" w:name="_Toc36198120"/>
+      <w:bookmarkStart w:id="12" w:name="_Toc36198120"/>
       <w:r>
         <w:rPr>
           <w:caps w:val="0"/>
@@ -9655,7 +10094,7 @@
         </w:rPr>
         <w:t>Funcionais</w:t>
       </w:r>
-      <w:bookmarkEnd w:id="14"/>
+      <w:bookmarkEnd w:id="12"/>
     </w:p>
     <w:p>
       <w:pPr>
@@ -9762,7 +10201,7 @@
         <w:spacing w:after="0" w:line="480" w:lineRule="auto"/>
         <w:outlineLvl w:val="1"/>
       </w:pPr>
-      <w:bookmarkStart w:id="15" w:name="_Toc36198121"/>
+      <w:bookmarkStart w:id="13" w:name="_Toc36198121"/>
       <w:r>
         <w:rPr>
           <w:caps w:val="0"/>
@@ -9770,7 +10209,7 @@
         <w:lastRenderedPageBreak/>
         <w:t>4.5 DIAGRAMAS / MODELAGEM</w:t>
       </w:r>
-      <w:bookmarkEnd w:id="15"/>
+      <w:bookmarkEnd w:id="13"/>
     </w:p>
     <w:p>
       <w:pPr>
@@ -10182,12 +10621,12 @@
         <w:spacing w:after="0" w:line="480" w:lineRule="auto"/>
         <w:outlineLvl w:val="0"/>
       </w:pPr>
-      <w:bookmarkStart w:id="16" w:name="_Toc36198122"/>
+      <w:bookmarkStart w:id="14" w:name="_Toc36198122"/>
       <w:r>
         <w:lastRenderedPageBreak/>
         <w:t>CONCLUSÃO</w:t>
       </w:r>
-      <w:bookmarkEnd w:id="16"/>
+      <w:bookmarkEnd w:id="14"/>
     </w:p>
     <w:p>
       <w:pPr>
@@ -10247,7 +10686,7 @@
           <w:b/>
         </w:rPr>
       </w:pPr>
-      <w:bookmarkStart w:id="17" w:name="_Toc36198123"/>
+      <w:bookmarkStart w:id="15" w:name="_Toc36198123"/>
       <w:r>
         <w:rPr>
           <w:b/>
@@ -10255,7 +10694,7 @@
         <w:lastRenderedPageBreak/>
         <w:t>REFERÊNCIAS</w:t>
       </w:r>
-      <w:bookmarkEnd w:id="17"/>
+      <w:bookmarkEnd w:id="15"/>
     </w:p>
     <w:p>
       <w:pPr>
@@ -10474,7 +10913,7 @@
         </w:rPr>
         <w:t xml:space="preserve">s no site da Biblioteca Central da PUCRS </w:t>
       </w:r>
-      <w:hyperlink r:id="rId12" w:history="1">
+      <w:hyperlink r:id="rId13" w:history="1">
         <w:r>
           <w:rPr>
             <w:color w:val="FF0000"/>
@@ -11741,8 +12180,8 @@
           <w:color w:val="FF0000"/>
         </w:rPr>
       </w:pPr>
-      <w:bookmarkStart w:id="18" w:name="Ind_dois_aut"/>
-      <w:bookmarkEnd w:id="18"/>
+      <w:bookmarkStart w:id="16" w:name="Ind_dois_aut"/>
+      <w:bookmarkEnd w:id="16"/>
       <w:r>
         <w:rPr>
           <w:bCs/>
@@ -11822,8 +12261,8 @@
           <w:color w:val="FF0000"/>
         </w:rPr>
       </w:pPr>
-      <w:bookmarkStart w:id="19" w:name="IndIncl_inst"/>
-      <w:bookmarkEnd w:id="19"/>
+      <w:bookmarkStart w:id="17" w:name="IndIncl_inst"/>
+      <w:bookmarkEnd w:id="17"/>
       <w:r>
         <w:rPr>
           <w:bCs/>
@@ -11912,29 +12351,15 @@
           <w:rFonts w:cs="Arial"/>
         </w:rPr>
         <w:lastRenderedPageBreak/>
-        <w:t xml:space="preserve">O movimento social, com o intuito de realizar uma transformação social, é uma das tarefas mais importantes </w:t>
-      </w:r>
-      <w:proofErr w:type="gramStart"/>
-      <w:r>
+        <w:t>O movimento social, com o intuito de realizar uma transformação social, é uma das tarefas mais importantes da atualidades (O COOPERATIVISMO..., 2002).</w:t>
+      </w:r>
+    </w:p>
+    <w:p>
+      <w:pPr>
+        <w:ind w:firstLine="0"/>
         <w:rPr>
           <w:rFonts w:cs="Arial"/>
         </w:rPr>
-        <w:t>da atualidades</w:t>
-      </w:r>
-      <w:proofErr w:type="gramEnd"/>
-      <w:r>
-        <w:rPr>
-          <w:rFonts w:cs="Arial"/>
-        </w:rPr>
-        <w:t xml:space="preserve"> (O COOPERATIVISMO..., 2002).</w:t>
-      </w:r>
-    </w:p>
-    <w:p>
-      <w:pPr>
-        <w:ind w:firstLine="0"/>
-        <w:rPr>
-          <w:rFonts w:cs="Arial"/>
-        </w:rPr>
       </w:pPr>
     </w:p>
     <w:p>
@@ -11944,7 +12369,7 @@
       <w:r>
         <w:t xml:space="preserve">(Outros exemplos consultar o site da Biblioteca Central da PUCRS </w:t>
       </w:r>
-      <w:hyperlink r:id="rId13" w:history="1">
+      <w:hyperlink r:id="rId14" w:history="1">
         <w:r>
           <w:t>http://www.pucrs.br/biblioteca/modelo.htm</w:t>
         </w:r>
@@ -11986,7 +12411,7 @@
           <w:rFonts w:cs="Arial"/>
         </w:rPr>
       </w:pPr>
-      <w:bookmarkStart w:id="20" w:name="_Toc206829730"/>
+      <w:bookmarkStart w:id="18" w:name="_Toc206829730"/>
       <w:r>
         <w:t>Tabela 1</w:t>
       </w:r>
@@ -11996,7 +12421,7 @@
       <w:r>
         <w:t>Preços de alimentos em dólares de 1900-1952 a 1995-1997</w:t>
       </w:r>
-      <w:bookmarkEnd w:id="20"/>
+      <w:bookmarkEnd w:id="18"/>
     </w:p>
     <w:tbl>
       <w:tblPr>
@@ -13030,8 +13455,8 @@
           <w:b w:val="0"/>
         </w:rPr>
       </w:pPr>
-      <w:bookmarkStart w:id="21" w:name="_Toc179081128"/>
-      <w:bookmarkStart w:id="22" w:name="_Toc206821213"/>
+      <w:bookmarkStart w:id="19" w:name="_Toc179081128"/>
+      <w:bookmarkStart w:id="20" w:name="_Toc206821213"/>
       <w:r>
         <w:t xml:space="preserve">Quadro </w:t>
       </w:r>
@@ -13076,18 +13501,18 @@
         </w:rPr>
         <w:t>Comparativo de competitividade</w:t>
       </w:r>
+      <w:bookmarkEnd w:id="19"/>
+      <w:bookmarkEnd w:id="20"/>
+    </w:p>
+    <w:p>
+      <w:pPr>
+        <w:pStyle w:val="Contedotabelaequadro"/>
+      </w:pPr>
+      <w:bookmarkStart w:id="21" w:name="_Toc206821115"/>
+      <w:r>
+        <w:t>Fonte: Freire e Jardim (2000, p. 78)</w:t>
+      </w:r>
       <w:bookmarkEnd w:id="21"/>
-      <w:bookmarkEnd w:id="22"/>
-    </w:p>
-    <w:p>
-      <w:pPr>
-        <w:pStyle w:val="Contedotabelaequadro"/>
-      </w:pPr>
-      <w:bookmarkStart w:id="23" w:name="_Toc206821115"/>
-      <w:r>
-        <w:t>Fonte: Freire e Jardim (2000, p. 78)</w:t>
-      </w:r>
-      <w:bookmarkEnd w:id="23"/>
     </w:p>
     <w:p>
       <w:r>
@@ -13128,7 +13553,7 @@
                     </pic:cNvPicPr>
                   </pic:nvPicPr>
                   <pic:blipFill>
-                    <a:blip r:embed="rId14">
+                    <a:blip r:embed="rId15">
                       <a:extLst>
                         <a:ext uri="{28A0092B-C50C-407E-A947-70E740481C1C}">
                           <a14:useLocalDpi xmlns:a14="http://schemas.microsoft.com/office/drawing/2010/main" val="0"/>
@@ -13180,8 +13605,8 @@
           <w:b w:val="0"/>
         </w:rPr>
       </w:pPr>
-      <w:bookmarkStart w:id="24" w:name="_Toc179096178"/>
-      <w:bookmarkStart w:id="25" w:name="_Toc206821214"/>
+      <w:bookmarkStart w:id="22" w:name="_Toc179096178"/>
+      <w:bookmarkStart w:id="23" w:name="_Toc206821214"/>
       <w:r>
         <w:t xml:space="preserve">Gráfico </w:t>
       </w:r>
@@ -13225,19 +13650,19 @@
         </w:rPr>
         <w:t>Acesso à internet 1999 – 2002</w:t>
       </w:r>
-      <w:bookmarkEnd w:id="24"/>
-      <w:bookmarkEnd w:id="25"/>
+      <w:bookmarkEnd w:id="22"/>
+      <w:bookmarkEnd w:id="23"/>
     </w:p>
     <w:p>
       <w:pPr>
         <w:pStyle w:val="Contedotabelaequadro"/>
         <w:jc w:val="center"/>
       </w:pPr>
-      <w:bookmarkStart w:id="26" w:name="_Toc206821117"/>
+      <w:bookmarkStart w:id="24" w:name="_Toc206821117"/>
       <w:r>
         <w:t>Fonte: Silva, Camargo Pires (2004, p. 45)</w:t>
       </w:r>
-      <w:bookmarkEnd w:id="26"/>
+      <w:bookmarkEnd w:id="24"/>
     </w:p>
     <w:p>
       <w:pPr>
@@ -13649,6 +14074,155 @@
     </w:lvl>
   </w:abstractNum>
   <w:abstractNum w:abstractNumId="2" w15:restartNumberingAfterBreak="0">
+    <w:nsid w:val="027036E7"/>
+    <w:multiLevelType w:val="multilevel"/>
+    <w:tmpl w:val="0A20C47E"/>
+    <w:lvl w:ilvl="0">
+      <w:start w:val="1"/>
+      <w:numFmt w:val="bullet"/>
+      <w:lvlText w:val=""/>
+      <w:lvlJc w:val="left"/>
+      <w:pPr>
+        <w:tabs>
+          <w:tab w:val="num" w:pos="720"/>
+        </w:tabs>
+        <w:ind w:left="720" w:hanging="360"/>
+      </w:pPr>
+      <w:rPr>
+        <w:rFonts w:ascii="Symbol" w:hAnsi="Symbol" w:hint="default"/>
+        <w:sz w:val="20"/>
+      </w:rPr>
+    </w:lvl>
+    <w:lvl w:ilvl="1" w:tentative="1">
+      <w:start w:val="1"/>
+      <w:numFmt w:val="bullet"/>
+      <w:lvlText w:val="o"/>
+      <w:lvlJc w:val="left"/>
+      <w:pPr>
+        <w:tabs>
+          <w:tab w:val="num" w:pos="1440"/>
+        </w:tabs>
+        <w:ind w:left="1440" w:hanging="360"/>
+      </w:pPr>
+      <w:rPr>
+        <w:rFonts w:ascii="Courier New" w:hAnsi="Courier New" w:hint="default"/>
+        <w:sz w:val="20"/>
+      </w:rPr>
+    </w:lvl>
+    <w:lvl w:ilvl="2" w:tentative="1">
+      <w:start w:val="1"/>
+      <w:numFmt w:val="bullet"/>
+      <w:lvlText w:val=""/>
+      <w:lvlJc w:val="left"/>
+      <w:pPr>
+        <w:tabs>
+          <w:tab w:val="num" w:pos="2160"/>
+        </w:tabs>
+        <w:ind w:left="2160" w:hanging="360"/>
+      </w:pPr>
+      <w:rPr>
+        <w:rFonts w:ascii="Wingdings" w:hAnsi="Wingdings" w:hint="default"/>
+        <w:sz w:val="20"/>
+      </w:rPr>
+    </w:lvl>
+    <w:lvl w:ilvl="3" w:tentative="1">
+      <w:start w:val="1"/>
+      <w:numFmt w:val="bullet"/>
+      <w:lvlText w:val=""/>
+      <w:lvlJc w:val="left"/>
+      <w:pPr>
+        <w:tabs>
+          <w:tab w:val="num" w:pos="2880"/>
+        </w:tabs>
+        <w:ind w:left="2880" w:hanging="360"/>
+      </w:pPr>
+      <w:rPr>
+        <w:rFonts w:ascii="Wingdings" w:hAnsi="Wingdings" w:hint="default"/>
+        <w:sz w:val="20"/>
+      </w:rPr>
+    </w:lvl>
+    <w:lvl w:ilvl="4" w:tentative="1">
+      <w:start w:val="1"/>
+      <w:numFmt w:val="bullet"/>
+      <w:lvlText w:val=""/>
+      <w:lvlJc w:val="left"/>
+      <w:pPr>
+        <w:tabs>
+          <w:tab w:val="num" w:pos="3600"/>
+        </w:tabs>
+        <w:ind w:left="3600" w:hanging="360"/>
+      </w:pPr>
+      <w:rPr>
+        <w:rFonts w:ascii="Wingdings" w:hAnsi="Wingdings" w:hint="default"/>
+        <w:sz w:val="20"/>
+      </w:rPr>
+    </w:lvl>
+    <w:lvl w:ilvl="5" w:tentative="1">
+      <w:start w:val="1"/>
+      <w:numFmt w:val="bullet"/>
+      <w:lvlText w:val=""/>
+      <w:lvlJc w:val="left"/>
+      <w:pPr>
+        <w:tabs>
+          <w:tab w:val="num" w:pos="4320"/>
+        </w:tabs>
+        <w:ind w:left="4320" w:hanging="360"/>
+      </w:pPr>
+      <w:rPr>
+        <w:rFonts w:ascii="Wingdings" w:hAnsi="Wingdings" w:hint="default"/>
+        <w:sz w:val="20"/>
+      </w:rPr>
+    </w:lvl>
+    <w:lvl w:ilvl="6" w:tentative="1">
+      <w:start w:val="1"/>
+      <w:numFmt w:val="bullet"/>
+      <w:lvlText w:val=""/>
+      <w:lvlJc w:val="left"/>
+      <w:pPr>
+        <w:tabs>
+          <w:tab w:val="num" w:pos="5040"/>
+        </w:tabs>
+        <w:ind w:left="5040" w:hanging="360"/>
+      </w:pPr>
+      <w:rPr>
+        <w:rFonts w:ascii="Wingdings" w:hAnsi="Wingdings" w:hint="default"/>
+        <w:sz w:val="20"/>
+      </w:rPr>
+    </w:lvl>
+    <w:lvl w:ilvl="7" w:tentative="1">
+      <w:start w:val="1"/>
+      <w:numFmt w:val="bullet"/>
+      <w:lvlText w:val=""/>
+      <w:lvlJc w:val="left"/>
+      <w:pPr>
+        <w:tabs>
+          <w:tab w:val="num" w:pos="5760"/>
+        </w:tabs>
+        <w:ind w:left="5760" w:hanging="360"/>
+      </w:pPr>
+      <w:rPr>
+        <w:rFonts w:ascii="Wingdings" w:hAnsi="Wingdings" w:hint="default"/>
+        <w:sz w:val="20"/>
+      </w:rPr>
+    </w:lvl>
+    <w:lvl w:ilvl="8" w:tentative="1">
+      <w:start w:val="1"/>
+      <w:numFmt w:val="bullet"/>
+      <w:lvlText w:val=""/>
+      <w:lvlJc w:val="left"/>
+      <w:pPr>
+        <w:tabs>
+          <w:tab w:val="num" w:pos="6480"/>
+        </w:tabs>
+        <w:ind w:left="6480" w:hanging="360"/>
+      </w:pPr>
+      <w:rPr>
+        <w:rFonts w:ascii="Wingdings" w:hAnsi="Wingdings" w:hint="default"/>
+        <w:sz w:val="20"/>
+      </w:rPr>
+    </w:lvl>
+  </w:abstractNum>
+  <w:abstractNum w:abstractNumId="3" w15:restartNumberingAfterBreak="0">
     <w:nsid w:val="05FB252A"/>
     <w:multiLevelType w:val="hybridMultilevel"/>
     <w:tmpl w:val="9084B9B4"/>
@@ -13738,7 +14312,7 @@
       </w:pPr>
     </w:lvl>
   </w:abstractNum>
-  <w:abstractNum w:abstractNumId="3" w15:restartNumberingAfterBreak="0">
+  <w:abstractNum w:abstractNumId="4" w15:restartNumberingAfterBreak="0">
     <w:nsid w:val="09070D75"/>
     <w:multiLevelType w:val="hybridMultilevel"/>
     <w:tmpl w:val="9F3C4F8E"/>
@@ -13827,7 +14401,7 @@
       </w:pPr>
     </w:lvl>
   </w:abstractNum>
-  <w:abstractNum w:abstractNumId="4" w15:restartNumberingAfterBreak="0">
+  <w:abstractNum w:abstractNumId="5" w15:restartNumberingAfterBreak="0">
     <w:nsid w:val="15144F23"/>
     <w:multiLevelType w:val="multilevel"/>
     <w:tmpl w:val="846EF360"/>
@@ -13940,7 +14514,7 @@
       </w:rPr>
     </w:lvl>
   </w:abstractNum>
-  <w:abstractNum w:abstractNumId="5" w15:restartNumberingAfterBreak="0">
+  <w:abstractNum w:abstractNumId="6" w15:restartNumberingAfterBreak="0">
     <w:nsid w:val="17B946CC"/>
     <w:multiLevelType w:val="multilevel"/>
     <w:tmpl w:val="D74E8C9C"/>
@@ -14053,7 +14627,156 @@
       </w:rPr>
     </w:lvl>
   </w:abstractNum>
-  <w:abstractNum w:abstractNumId="6" w15:restartNumberingAfterBreak="0">
+  <w:abstractNum w:abstractNumId="7" w15:restartNumberingAfterBreak="0">
+    <w:nsid w:val="1BB10050"/>
+    <w:multiLevelType w:val="multilevel"/>
+    <w:tmpl w:val="36BADDD6"/>
+    <w:lvl w:ilvl="0">
+      <w:start w:val="1"/>
+      <w:numFmt w:val="bullet"/>
+      <w:lvlText w:val=""/>
+      <w:lvlJc w:val="left"/>
+      <w:pPr>
+        <w:tabs>
+          <w:tab w:val="num" w:pos="720"/>
+        </w:tabs>
+        <w:ind w:left="720" w:hanging="360"/>
+      </w:pPr>
+      <w:rPr>
+        <w:rFonts w:ascii="Symbol" w:hAnsi="Symbol" w:hint="default"/>
+        <w:sz w:val="20"/>
+      </w:rPr>
+    </w:lvl>
+    <w:lvl w:ilvl="1" w:tentative="1">
+      <w:start w:val="1"/>
+      <w:numFmt w:val="bullet"/>
+      <w:lvlText w:val="o"/>
+      <w:lvlJc w:val="left"/>
+      <w:pPr>
+        <w:tabs>
+          <w:tab w:val="num" w:pos="1440"/>
+        </w:tabs>
+        <w:ind w:left="1440" w:hanging="360"/>
+      </w:pPr>
+      <w:rPr>
+        <w:rFonts w:ascii="Courier New" w:hAnsi="Courier New" w:hint="default"/>
+        <w:sz w:val="20"/>
+      </w:rPr>
+    </w:lvl>
+    <w:lvl w:ilvl="2" w:tentative="1">
+      <w:start w:val="1"/>
+      <w:numFmt w:val="bullet"/>
+      <w:lvlText w:val=""/>
+      <w:lvlJc w:val="left"/>
+      <w:pPr>
+        <w:tabs>
+          <w:tab w:val="num" w:pos="2160"/>
+        </w:tabs>
+        <w:ind w:left="2160" w:hanging="360"/>
+      </w:pPr>
+      <w:rPr>
+        <w:rFonts w:ascii="Wingdings" w:hAnsi="Wingdings" w:hint="default"/>
+        <w:sz w:val="20"/>
+      </w:rPr>
+    </w:lvl>
+    <w:lvl w:ilvl="3" w:tentative="1">
+      <w:start w:val="1"/>
+      <w:numFmt w:val="bullet"/>
+      <w:lvlText w:val=""/>
+      <w:lvlJc w:val="left"/>
+      <w:pPr>
+        <w:tabs>
+          <w:tab w:val="num" w:pos="2880"/>
+        </w:tabs>
+        <w:ind w:left="2880" w:hanging="360"/>
+      </w:pPr>
+      <w:rPr>
+        <w:rFonts w:ascii="Wingdings" w:hAnsi="Wingdings" w:hint="default"/>
+        <w:sz w:val="20"/>
+      </w:rPr>
+    </w:lvl>
+    <w:lvl w:ilvl="4" w:tentative="1">
+      <w:start w:val="1"/>
+      <w:numFmt w:val="bullet"/>
+      <w:lvlText w:val=""/>
+      <w:lvlJc w:val="left"/>
+      <w:pPr>
+        <w:tabs>
+          <w:tab w:val="num" w:pos="3600"/>
+        </w:tabs>
+        <w:ind w:left="3600" w:hanging="360"/>
+      </w:pPr>
+      <w:rPr>
+        <w:rFonts w:ascii="Wingdings" w:hAnsi="Wingdings" w:hint="default"/>
+        <w:sz w:val="20"/>
+      </w:rPr>
+    </w:lvl>
+    <w:lvl w:ilvl="5" w:tentative="1">
+      <w:start w:val="1"/>
+      <w:numFmt w:val="bullet"/>
+      <w:lvlText w:val=""/>
+      <w:lvlJc w:val="left"/>
+      <w:pPr>
+        <w:tabs>
+          <w:tab w:val="num" w:pos="4320"/>
+        </w:tabs>
+        <w:ind w:left="4320" w:hanging="360"/>
+      </w:pPr>
+      <w:rPr>
+        <w:rFonts w:ascii="Wingdings" w:hAnsi="Wingdings" w:hint="default"/>
+        <w:sz w:val="20"/>
+      </w:rPr>
+    </w:lvl>
+    <w:lvl w:ilvl="6" w:tentative="1">
+      <w:start w:val="1"/>
+      <w:numFmt w:val="bullet"/>
+      <w:lvlText w:val=""/>
+      <w:lvlJc w:val="left"/>
+      <w:pPr>
+        <w:tabs>
+          <w:tab w:val="num" w:pos="5040"/>
+        </w:tabs>
+        <w:ind w:left="5040" w:hanging="360"/>
+      </w:pPr>
+      <w:rPr>
+        <w:rFonts w:ascii="Wingdings" w:hAnsi="Wingdings" w:hint="default"/>
+        <w:sz w:val="20"/>
+      </w:rPr>
+    </w:lvl>
+    <w:lvl w:ilvl="7" w:tentative="1">
+      <w:start w:val="1"/>
+      <w:numFmt w:val="bullet"/>
+      <w:lvlText w:val=""/>
+      <w:lvlJc w:val="left"/>
+      <w:pPr>
+        <w:tabs>
+          <w:tab w:val="num" w:pos="5760"/>
+        </w:tabs>
+        <w:ind w:left="5760" w:hanging="360"/>
+      </w:pPr>
+      <w:rPr>
+        <w:rFonts w:ascii="Wingdings" w:hAnsi="Wingdings" w:hint="default"/>
+        <w:sz w:val="20"/>
+      </w:rPr>
+    </w:lvl>
+    <w:lvl w:ilvl="8" w:tentative="1">
+      <w:start w:val="1"/>
+      <w:numFmt w:val="bullet"/>
+      <w:lvlText w:val=""/>
+      <w:lvlJc w:val="left"/>
+      <w:pPr>
+        <w:tabs>
+          <w:tab w:val="num" w:pos="6480"/>
+        </w:tabs>
+        <w:ind w:left="6480" w:hanging="360"/>
+      </w:pPr>
+      <w:rPr>
+        <w:rFonts w:ascii="Wingdings" w:hAnsi="Wingdings" w:hint="default"/>
+        <w:sz w:val="20"/>
+      </w:rPr>
+    </w:lvl>
+  </w:abstractNum>
+  <w:abstractNum w:abstractNumId="8" w15:restartNumberingAfterBreak="0">
     <w:nsid w:val="22A9760E"/>
     <w:multiLevelType w:val="hybridMultilevel"/>
     <w:tmpl w:val="4B1E0D5C"/>
@@ -14142,7 +14865,7 @@
       </w:pPr>
     </w:lvl>
   </w:abstractNum>
-  <w:abstractNum w:abstractNumId="7" w15:restartNumberingAfterBreak="0">
+  <w:abstractNum w:abstractNumId="9" w15:restartNumberingAfterBreak="0">
     <w:nsid w:val="243E1A47"/>
     <w:multiLevelType w:val="hybridMultilevel"/>
     <w:tmpl w:val="97A2AD9A"/>
@@ -14255,7 +14978,156 @@
       </w:rPr>
     </w:lvl>
   </w:abstractNum>
-  <w:abstractNum w:abstractNumId="8" w15:restartNumberingAfterBreak="0">
+  <w:abstractNum w:abstractNumId="10" w15:restartNumberingAfterBreak="0">
+    <w:nsid w:val="2BB748DE"/>
+    <w:multiLevelType w:val="multilevel"/>
+    <w:tmpl w:val="5442E62E"/>
+    <w:lvl w:ilvl="0">
+      <w:start w:val="1"/>
+      <w:numFmt w:val="bullet"/>
+      <w:lvlText w:val=""/>
+      <w:lvlJc w:val="left"/>
+      <w:pPr>
+        <w:tabs>
+          <w:tab w:val="num" w:pos="720"/>
+        </w:tabs>
+        <w:ind w:left="720" w:hanging="360"/>
+      </w:pPr>
+      <w:rPr>
+        <w:rFonts w:ascii="Symbol" w:hAnsi="Symbol" w:hint="default"/>
+        <w:sz w:val="20"/>
+      </w:rPr>
+    </w:lvl>
+    <w:lvl w:ilvl="1" w:tentative="1">
+      <w:start w:val="1"/>
+      <w:numFmt w:val="bullet"/>
+      <w:lvlText w:val="o"/>
+      <w:lvlJc w:val="left"/>
+      <w:pPr>
+        <w:tabs>
+          <w:tab w:val="num" w:pos="1440"/>
+        </w:tabs>
+        <w:ind w:left="1440" w:hanging="360"/>
+      </w:pPr>
+      <w:rPr>
+        <w:rFonts w:ascii="Courier New" w:hAnsi="Courier New" w:hint="default"/>
+        <w:sz w:val="20"/>
+      </w:rPr>
+    </w:lvl>
+    <w:lvl w:ilvl="2" w:tentative="1">
+      <w:start w:val="1"/>
+      <w:numFmt w:val="bullet"/>
+      <w:lvlText w:val=""/>
+      <w:lvlJc w:val="left"/>
+      <w:pPr>
+        <w:tabs>
+          <w:tab w:val="num" w:pos="2160"/>
+        </w:tabs>
+        <w:ind w:left="2160" w:hanging="360"/>
+      </w:pPr>
+      <w:rPr>
+        <w:rFonts w:ascii="Wingdings" w:hAnsi="Wingdings" w:hint="default"/>
+        <w:sz w:val="20"/>
+      </w:rPr>
+    </w:lvl>
+    <w:lvl w:ilvl="3" w:tentative="1">
+      <w:start w:val="1"/>
+      <w:numFmt w:val="bullet"/>
+      <w:lvlText w:val=""/>
+      <w:lvlJc w:val="left"/>
+      <w:pPr>
+        <w:tabs>
+          <w:tab w:val="num" w:pos="2880"/>
+        </w:tabs>
+        <w:ind w:left="2880" w:hanging="360"/>
+      </w:pPr>
+      <w:rPr>
+        <w:rFonts w:ascii="Wingdings" w:hAnsi="Wingdings" w:hint="default"/>
+        <w:sz w:val="20"/>
+      </w:rPr>
+    </w:lvl>
+    <w:lvl w:ilvl="4" w:tentative="1">
+      <w:start w:val="1"/>
+      <w:numFmt w:val="bullet"/>
+      <w:lvlText w:val=""/>
+      <w:lvlJc w:val="left"/>
+      <w:pPr>
+        <w:tabs>
+          <w:tab w:val="num" w:pos="3600"/>
+        </w:tabs>
+        <w:ind w:left="3600" w:hanging="360"/>
+      </w:pPr>
+      <w:rPr>
+        <w:rFonts w:ascii="Wingdings" w:hAnsi="Wingdings" w:hint="default"/>
+        <w:sz w:val="20"/>
+      </w:rPr>
+    </w:lvl>
+    <w:lvl w:ilvl="5" w:tentative="1">
+      <w:start w:val="1"/>
+      <w:numFmt w:val="bullet"/>
+      <w:lvlText w:val=""/>
+      <w:lvlJc w:val="left"/>
+      <w:pPr>
+        <w:tabs>
+          <w:tab w:val="num" w:pos="4320"/>
+        </w:tabs>
+        <w:ind w:left="4320" w:hanging="360"/>
+      </w:pPr>
+      <w:rPr>
+        <w:rFonts w:ascii="Wingdings" w:hAnsi="Wingdings" w:hint="default"/>
+        <w:sz w:val="20"/>
+      </w:rPr>
+    </w:lvl>
+    <w:lvl w:ilvl="6" w:tentative="1">
+      <w:start w:val="1"/>
+      <w:numFmt w:val="bullet"/>
+      <w:lvlText w:val=""/>
+      <w:lvlJc w:val="left"/>
+      <w:pPr>
+        <w:tabs>
+          <w:tab w:val="num" w:pos="5040"/>
+        </w:tabs>
+        <w:ind w:left="5040" w:hanging="360"/>
+      </w:pPr>
+      <w:rPr>
+        <w:rFonts w:ascii="Wingdings" w:hAnsi="Wingdings" w:hint="default"/>
+        <w:sz w:val="20"/>
+      </w:rPr>
+    </w:lvl>
+    <w:lvl w:ilvl="7" w:tentative="1">
+      <w:start w:val="1"/>
+      <w:numFmt w:val="bullet"/>
+      <w:lvlText w:val=""/>
+      <w:lvlJc w:val="left"/>
+      <w:pPr>
+        <w:tabs>
+          <w:tab w:val="num" w:pos="5760"/>
+        </w:tabs>
+        <w:ind w:left="5760" w:hanging="360"/>
+      </w:pPr>
+      <w:rPr>
+        <w:rFonts w:ascii="Wingdings" w:hAnsi="Wingdings" w:hint="default"/>
+        <w:sz w:val="20"/>
+      </w:rPr>
+    </w:lvl>
+    <w:lvl w:ilvl="8" w:tentative="1">
+      <w:start w:val="1"/>
+      <w:numFmt w:val="bullet"/>
+      <w:lvlText w:val=""/>
+      <w:lvlJc w:val="left"/>
+      <w:pPr>
+        <w:tabs>
+          <w:tab w:val="num" w:pos="6480"/>
+        </w:tabs>
+        <w:ind w:left="6480" w:hanging="360"/>
+      </w:pPr>
+      <w:rPr>
+        <w:rFonts w:ascii="Wingdings" w:hAnsi="Wingdings" w:hint="default"/>
+        <w:sz w:val="20"/>
+      </w:rPr>
+    </w:lvl>
+  </w:abstractNum>
+  <w:abstractNum w:abstractNumId="11" w15:restartNumberingAfterBreak="0">
     <w:nsid w:val="351C4456"/>
     <w:multiLevelType w:val="hybridMultilevel"/>
     <w:tmpl w:val="95A67E10"/>
@@ -14344,7 +15216,7 @@
       </w:pPr>
     </w:lvl>
   </w:abstractNum>
-  <w:abstractNum w:abstractNumId="9" w15:restartNumberingAfterBreak="0">
+  <w:abstractNum w:abstractNumId="12" w15:restartNumberingAfterBreak="0">
     <w:nsid w:val="387061A0"/>
     <w:multiLevelType w:val="hybridMultilevel"/>
     <w:tmpl w:val="F17A6D76"/>
@@ -14433,7 +15305,7 @@
       </w:pPr>
     </w:lvl>
   </w:abstractNum>
-  <w:abstractNum w:abstractNumId="10" w15:restartNumberingAfterBreak="0">
+  <w:abstractNum w:abstractNumId="13" w15:restartNumberingAfterBreak="0">
     <w:nsid w:val="555D0A2D"/>
     <w:multiLevelType w:val="multilevel"/>
     <w:tmpl w:val="1FA20DB6"/>
@@ -14582,7 +15454,7 @@
       </w:rPr>
     </w:lvl>
   </w:abstractNum>
-  <w:abstractNum w:abstractNumId="11" w15:restartNumberingAfterBreak="0">
+  <w:abstractNum w:abstractNumId="14" w15:restartNumberingAfterBreak="0">
     <w:nsid w:val="5BA8747C"/>
     <w:multiLevelType w:val="multilevel"/>
     <w:tmpl w:val="D74E8C9C"/>
@@ -14695,7 +15567,7 @@
       </w:rPr>
     </w:lvl>
   </w:abstractNum>
-  <w:abstractNum w:abstractNumId="12" w15:restartNumberingAfterBreak="0">
+  <w:abstractNum w:abstractNumId="15" w15:restartNumberingAfterBreak="0">
     <w:nsid w:val="602A7ADC"/>
     <w:multiLevelType w:val="multilevel"/>
     <w:tmpl w:val="94D0604E"/>
@@ -14808,7 +15680,7 @@
       </w:rPr>
     </w:lvl>
   </w:abstractNum>
-  <w:abstractNum w:abstractNumId="13" w15:restartNumberingAfterBreak="0">
+  <w:abstractNum w:abstractNumId="16" w15:restartNumberingAfterBreak="0">
     <w:nsid w:val="68B70D82"/>
     <w:multiLevelType w:val="multilevel"/>
     <w:tmpl w:val="94A4E118"/>
@@ -14921,7 +15793,156 @@
       </w:rPr>
     </w:lvl>
   </w:abstractNum>
-  <w:abstractNum w:abstractNumId="14" w15:restartNumberingAfterBreak="0">
+  <w:abstractNum w:abstractNumId="17" w15:restartNumberingAfterBreak="0">
+    <w:nsid w:val="750A5617"/>
+    <w:multiLevelType w:val="multilevel"/>
+    <w:tmpl w:val="FEEA21E2"/>
+    <w:lvl w:ilvl="0">
+      <w:start w:val="1"/>
+      <w:numFmt w:val="bullet"/>
+      <w:lvlText w:val=""/>
+      <w:lvlJc w:val="left"/>
+      <w:pPr>
+        <w:tabs>
+          <w:tab w:val="num" w:pos="720"/>
+        </w:tabs>
+        <w:ind w:left="720" w:hanging="360"/>
+      </w:pPr>
+      <w:rPr>
+        <w:rFonts w:ascii="Symbol" w:hAnsi="Symbol" w:hint="default"/>
+        <w:sz w:val="20"/>
+      </w:rPr>
+    </w:lvl>
+    <w:lvl w:ilvl="1" w:tentative="1">
+      <w:start w:val="1"/>
+      <w:numFmt w:val="bullet"/>
+      <w:lvlText w:val="o"/>
+      <w:lvlJc w:val="left"/>
+      <w:pPr>
+        <w:tabs>
+          <w:tab w:val="num" w:pos="1440"/>
+        </w:tabs>
+        <w:ind w:left="1440" w:hanging="360"/>
+      </w:pPr>
+      <w:rPr>
+        <w:rFonts w:ascii="Courier New" w:hAnsi="Courier New" w:hint="default"/>
+        <w:sz w:val="20"/>
+      </w:rPr>
+    </w:lvl>
+    <w:lvl w:ilvl="2" w:tentative="1">
+      <w:start w:val="1"/>
+      <w:numFmt w:val="bullet"/>
+      <w:lvlText w:val=""/>
+      <w:lvlJc w:val="left"/>
+      <w:pPr>
+        <w:tabs>
+          <w:tab w:val="num" w:pos="2160"/>
+        </w:tabs>
+        <w:ind w:left="2160" w:hanging="360"/>
+      </w:pPr>
+      <w:rPr>
+        <w:rFonts w:ascii="Wingdings" w:hAnsi="Wingdings" w:hint="default"/>
+        <w:sz w:val="20"/>
+      </w:rPr>
+    </w:lvl>
+    <w:lvl w:ilvl="3" w:tentative="1">
+      <w:start w:val="1"/>
+      <w:numFmt w:val="bullet"/>
+      <w:lvlText w:val=""/>
+      <w:lvlJc w:val="left"/>
+      <w:pPr>
+        <w:tabs>
+          <w:tab w:val="num" w:pos="2880"/>
+        </w:tabs>
+        <w:ind w:left="2880" w:hanging="360"/>
+      </w:pPr>
+      <w:rPr>
+        <w:rFonts w:ascii="Wingdings" w:hAnsi="Wingdings" w:hint="default"/>
+        <w:sz w:val="20"/>
+      </w:rPr>
+    </w:lvl>
+    <w:lvl w:ilvl="4" w:tentative="1">
+      <w:start w:val="1"/>
+      <w:numFmt w:val="bullet"/>
+      <w:lvlText w:val=""/>
+      <w:lvlJc w:val="left"/>
+      <w:pPr>
+        <w:tabs>
+          <w:tab w:val="num" w:pos="3600"/>
+        </w:tabs>
+        <w:ind w:left="3600" w:hanging="360"/>
+      </w:pPr>
+      <w:rPr>
+        <w:rFonts w:ascii="Wingdings" w:hAnsi="Wingdings" w:hint="default"/>
+        <w:sz w:val="20"/>
+      </w:rPr>
+    </w:lvl>
+    <w:lvl w:ilvl="5" w:tentative="1">
+      <w:start w:val="1"/>
+      <w:numFmt w:val="bullet"/>
+      <w:lvlText w:val=""/>
+      <w:lvlJc w:val="left"/>
+      <w:pPr>
+        <w:tabs>
+          <w:tab w:val="num" w:pos="4320"/>
+        </w:tabs>
+        <w:ind w:left="4320" w:hanging="360"/>
+      </w:pPr>
+      <w:rPr>
+        <w:rFonts w:ascii="Wingdings" w:hAnsi="Wingdings" w:hint="default"/>
+        <w:sz w:val="20"/>
+      </w:rPr>
+    </w:lvl>
+    <w:lvl w:ilvl="6" w:tentative="1">
+      <w:start w:val="1"/>
+      <w:numFmt w:val="bullet"/>
+      <w:lvlText w:val=""/>
+      <w:lvlJc w:val="left"/>
+      <w:pPr>
+        <w:tabs>
+          <w:tab w:val="num" w:pos="5040"/>
+        </w:tabs>
+        <w:ind w:left="5040" w:hanging="360"/>
+      </w:pPr>
+      <w:rPr>
+        <w:rFonts w:ascii="Wingdings" w:hAnsi="Wingdings" w:hint="default"/>
+        <w:sz w:val="20"/>
+      </w:rPr>
+    </w:lvl>
+    <w:lvl w:ilvl="7" w:tentative="1">
+      <w:start w:val="1"/>
+      <w:numFmt w:val="bullet"/>
+      <w:lvlText w:val=""/>
+      <w:lvlJc w:val="left"/>
+      <w:pPr>
+        <w:tabs>
+          <w:tab w:val="num" w:pos="5760"/>
+        </w:tabs>
+        <w:ind w:left="5760" w:hanging="360"/>
+      </w:pPr>
+      <w:rPr>
+        <w:rFonts w:ascii="Wingdings" w:hAnsi="Wingdings" w:hint="default"/>
+        <w:sz w:val="20"/>
+      </w:rPr>
+    </w:lvl>
+    <w:lvl w:ilvl="8" w:tentative="1">
+      <w:start w:val="1"/>
+      <w:numFmt w:val="bullet"/>
+      <w:lvlText w:val=""/>
+      <w:lvlJc w:val="left"/>
+      <w:pPr>
+        <w:tabs>
+          <w:tab w:val="num" w:pos="6480"/>
+        </w:tabs>
+        <w:ind w:left="6480" w:hanging="360"/>
+      </w:pPr>
+      <w:rPr>
+        <w:rFonts w:ascii="Wingdings" w:hAnsi="Wingdings" w:hint="default"/>
+        <w:sz w:val="20"/>
+      </w:rPr>
+    </w:lvl>
+  </w:abstractNum>
+  <w:abstractNum w:abstractNumId="18" w15:restartNumberingAfterBreak="0">
     <w:nsid w:val="79062F1B"/>
     <w:multiLevelType w:val="multilevel"/>
     <w:tmpl w:val="CDF4B036"/>
@@ -15034,7 +16055,7 @@
       </w:rPr>
     </w:lvl>
   </w:abstractNum>
-  <w:abstractNum w:abstractNumId="15" w15:restartNumberingAfterBreak="0">
+  <w:abstractNum w:abstractNumId="19" w15:restartNumberingAfterBreak="0">
     <w:nsid w:val="7B553669"/>
     <w:multiLevelType w:val="multilevel"/>
     <w:tmpl w:val="0416001F"/>
@@ -15120,7 +16141,7 @@
       </w:pPr>
     </w:lvl>
   </w:abstractNum>
-  <w:abstractNum w:abstractNumId="16" w15:restartNumberingAfterBreak="0">
+  <w:abstractNum w:abstractNumId="20" w15:restartNumberingAfterBreak="0">
     <w:nsid w:val="7BC04FB7"/>
     <w:multiLevelType w:val="hybridMultilevel"/>
     <w:tmpl w:val="6C2E8A88"/>
@@ -15210,67 +16231,79 @@
     </w:lvl>
   </w:abstractNum>
   <w:num w:numId="1" w16cid:durableId="1627468288">
-    <w:abstractNumId w:val="14"/>
+    <w:abstractNumId w:val="18"/>
   </w:num>
   <w:num w:numId="2" w16cid:durableId="274680215">
-    <w:abstractNumId w:val="4"/>
+    <w:abstractNumId w:val="5"/>
   </w:num>
   <w:num w:numId="3" w16cid:durableId="768500039">
     <w:abstractNumId w:val="1"/>
   </w:num>
   <w:num w:numId="4" w16cid:durableId="2139373875">
-    <w:abstractNumId w:val="7"/>
+    <w:abstractNumId w:val="9"/>
   </w:num>
   <w:num w:numId="5" w16cid:durableId="1224097985">
-    <w:abstractNumId w:val="3"/>
+    <w:abstractNumId w:val="4"/>
   </w:num>
   <w:num w:numId="6" w16cid:durableId="2030793745">
-    <w:abstractNumId w:val="6"/>
+    <w:abstractNumId w:val="8"/>
   </w:num>
   <w:num w:numId="7" w16cid:durableId="1407655342">
-    <w:abstractNumId w:val="8"/>
+    <w:abstractNumId w:val="11"/>
   </w:num>
   <w:num w:numId="8" w16cid:durableId="1723139842">
-    <w:abstractNumId w:val="16"/>
+    <w:abstractNumId w:val="20"/>
   </w:num>
   <w:num w:numId="9" w16cid:durableId="904029040">
     <w:abstractNumId w:val="0"/>
   </w:num>
   <w:num w:numId="10" w16cid:durableId="2003240691">
-    <w:abstractNumId w:val="9"/>
+    <w:abstractNumId w:val="12"/>
   </w:num>
   <w:num w:numId="11" w16cid:durableId="1230307444">
-    <w:abstractNumId w:val="9"/>
+    <w:abstractNumId w:val="12"/>
   </w:num>
   <w:num w:numId="12" w16cid:durableId="1339455680">
-    <w:abstractNumId w:val="9"/>
+    <w:abstractNumId w:val="12"/>
   </w:num>
   <w:num w:numId="13" w16cid:durableId="2073455015">
-    <w:abstractNumId w:val="9"/>
+    <w:abstractNumId w:val="12"/>
     <w:lvlOverride w:ilvl="0">
       <w:startOverride w:val="6"/>
     </w:lvlOverride>
   </w:num>
   <w:num w:numId="14" w16cid:durableId="1190335723">
-    <w:abstractNumId w:val="12"/>
+    <w:abstractNumId w:val="15"/>
   </w:num>
   <w:num w:numId="15" w16cid:durableId="1853687844">
-    <w:abstractNumId w:val="5"/>
+    <w:abstractNumId w:val="6"/>
   </w:num>
   <w:num w:numId="16" w16cid:durableId="1249120453">
-    <w:abstractNumId w:val="11"/>
+    <w:abstractNumId w:val="14"/>
   </w:num>
   <w:num w:numId="17" w16cid:durableId="234438101">
+    <w:abstractNumId w:val="3"/>
+  </w:num>
+  <w:num w:numId="18" w16cid:durableId="1485512666">
+    <w:abstractNumId w:val="16"/>
+  </w:num>
+  <w:num w:numId="19" w16cid:durableId="508520792">
+    <w:abstractNumId w:val="19"/>
+  </w:num>
+  <w:num w:numId="20" w16cid:durableId="662707671">
+    <w:abstractNumId w:val="13"/>
+  </w:num>
+  <w:num w:numId="21" w16cid:durableId="548801457">
+    <w:abstractNumId w:val="17"/>
+  </w:num>
+  <w:num w:numId="22" w16cid:durableId="277762591">
+    <w:abstractNumId w:val="10"/>
+  </w:num>
+  <w:num w:numId="23" w16cid:durableId="1663463508">
     <w:abstractNumId w:val="2"/>
   </w:num>
-  <w:num w:numId="18" w16cid:durableId="1485512666">
-    <w:abstractNumId w:val="13"/>
-  </w:num>
-  <w:num w:numId="19" w16cid:durableId="508520792">
-    <w:abstractNumId w:val="15"/>
-  </w:num>
-  <w:num w:numId="20" w16cid:durableId="662707671">
-    <w:abstractNumId w:val="10"/>
+  <w:num w:numId="24" w16cid:durableId="200944401">
+    <w:abstractNumId w:val="7"/>
   </w:num>
 </w:numbering>
 </file>
@@ -15655,7 +16688,6 @@
   <w:style w:type="character" w:default="1" w:styleId="Fontepargpadro">
     <w:name w:val="Default Paragraph Font"/>
     <w:uiPriority w:val="1"/>
-    <w:semiHidden/>
     <w:unhideWhenUsed/>
   </w:style>
   <w:style w:type="table" w:default="1" w:styleId="Tabelanormal">
@@ -16835,6 +17867,28 @@
       <w:rFonts w:ascii="Times New Roman" w:hAnsi="Times New Roman"/>
     </w:rPr>
   </w:style>
+  <w:style w:type="character" w:styleId="MenoPendente">
+    <w:name w:val="Unresolved Mention"/>
+    <w:basedOn w:val="Fontepargpadro"/>
+    <w:uiPriority w:val="99"/>
+    <w:semiHidden/>
+    <w:unhideWhenUsed/>
+    <w:rsid w:val="00B8340C"/>
+    <w:rPr>
+      <w:color w:val="605E5C"/>
+      <w:shd w:val="clear" w:color="auto" w:fill="E1DFDD"/>
+    </w:rPr>
+  </w:style>
+  <w:style w:type="character" w:styleId="Forte">
+    <w:name w:val="Strong"/>
+    <w:basedOn w:val="Fontepargpadro"/>
+    <w:qFormat/>
+    <w:rsid w:val="00B8340C"/>
+    <w:rPr>
+      <w:b/>
+      <w:bCs/>
+    </w:rPr>
+  </w:style>
 </w:styles>
 </file>
 

--- a/PADARIA_DO_ALEMAO.docx
+++ b/PADARIA_DO_ALEMAO.docx
@@ -8956,22 +8956,22 @@
           <w:noProof/>
         </w:rPr>
         <w:drawing>
-          <wp:anchor distT="0" distB="0" distL="114300" distR="114300" simplePos="0" relativeHeight="251658752" behindDoc="1" locked="0" layoutInCell="1" allowOverlap="1" wp14:anchorId="68043900" wp14:editId="7B9E303A">
+          <wp:anchor distT="0" distB="0" distL="114300" distR="114300" simplePos="0" relativeHeight="251658752" behindDoc="1" locked="0" layoutInCell="1" allowOverlap="1" wp14:anchorId="68043900" wp14:editId="38BE925F">
             <wp:simplePos x="0" y="0"/>
-            <wp:positionH relativeFrom="page">
-              <wp:posOffset>2105025</wp:posOffset>
+            <wp:positionH relativeFrom="margin">
+              <wp:align>center</wp:align>
             </wp:positionH>
             <wp:positionV relativeFrom="paragraph">
-              <wp:posOffset>8890</wp:posOffset>
+              <wp:posOffset>9525</wp:posOffset>
             </wp:positionV>
-            <wp:extent cx="3076575" cy="1883410"/>
-            <wp:effectExtent l="0" t="0" r="9525" b="2540"/>
+            <wp:extent cx="3578225" cy="2190750"/>
+            <wp:effectExtent l="0" t="0" r="3175" b="0"/>
             <wp:wrapTight wrapText="bothSides">
               <wp:wrapPolygon edited="0">
                 <wp:start x="0" y="0"/>
-                <wp:lineTo x="0" y="21411"/>
-                <wp:lineTo x="21533" y="21411"/>
-                <wp:lineTo x="21533" y="0"/>
+                <wp:lineTo x="0" y="21412"/>
+                <wp:lineTo x="21504" y="21412"/>
+                <wp:lineTo x="21504" y="0"/>
                 <wp:lineTo x="0" y="0"/>
               </wp:wrapPolygon>
             </wp:wrapTight>
@@ -9001,7 +9001,7 @@
                   <pic:spPr>
                     <a:xfrm>
                       <a:off x="0" y="0"/>
-                      <a:ext cx="3076575" cy="1883410"/>
+                      <a:ext cx="3578225" cy="2190750"/>
                     </a:xfrm>
                     <a:prstGeom prst="rect">
                       <a:avLst/>
@@ -9075,7 +9075,6 @@
         <w:spacing w:after="0"/>
         <w:rPr>
           <w:bCs/>
-          <w:caps w:val="0"/>
         </w:rPr>
       </w:pPr>
     </w:p>
@@ -9085,53 +9084,103 @@
         <w:spacing w:after="0"/>
         <w:rPr>
           <w:b w:val="0"/>
+          <w:bCs/>
+        </w:rPr>
+      </w:pPr>
+      <w:r>
+        <w:rPr>
+          <w:bCs/>
+        </w:rPr>
+        <w:t>3.</w:t>
+      </w:r>
+      <w:r>
+        <w:rPr>
+          <w:bCs/>
+        </w:rPr>
+        <w:t>2</w:t>
+      </w:r>
+      <w:r>
+        <w:rPr>
+          <w:bCs/>
+        </w:rPr>
+        <w:t xml:space="preserve"> MODELO 0</w:t>
+      </w:r>
+      <w:r>
+        <w:rPr>
+          <w:bCs/>
+        </w:rPr>
+        <w:t>2</w:t>
+      </w:r>
+      <w:r>
+        <w:rPr>
+          <w:bCs/>
+        </w:rPr>
+        <w:t xml:space="preserve"> (ESTADO DA ARTE)</w:t>
+      </w:r>
+    </w:p>
+    <w:p>
+      <w:pPr>
+        <w:pStyle w:val="TtuloSeoPrimria"/>
+        <w:spacing w:after="0"/>
+        <w:rPr>
+          <w:bCs/>
           <w:caps w:val="0"/>
         </w:rPr>
       </w:pPr>
-      <w:r>
-        <w:rPr>
-          <w:bCs/>
-          <w:caps w:val="0"/>
-        </w:rPr>
-        <w:t>Sistema:</w:t>
-      </w:r>
-      <w:r>
+    </w:p>
+    <w:p>
+      <w:pPr>
+        <w:pStyle w:val="TtuloSeoPrimria"/>
+        <w:spacing w:after="0"/>
         <w:rPr>
           <w:b w:val="0"/>
           <w:caps w:val="0"/>
         </w:rPr>
-        <w:t xml:space="preserve"> pão &amp; gestão (</w:t>
-      </w:r>
-      <w:proofErr w:type="spellStart"/>
+      </w:pPr>
+      <w:r>
+        <w:rPr>
+          <w:bCs/>
+          <w:caps w:val="0"/>
+        </w:rPr>
+        <w:t>Sistema:</w:t>
+      </w:r>
       <w:r>
         <w:rPr>
           <w:b w:val="0"/>
           <w:caps w:val="0"/>
         </w:rPr>
-        <w:t>foodtech</w:t>
-      </w:r>
-      <w:proofErr w:type="spellEnd"/>
+        <w:t xml:space="preserve"> pão &amp; gestão (</w:t>
+      </w:r>
+      <w:proofErr w:type="spellStart"/>
       <w:r>
         <w:rPr>
           <w:b w:val="0"/>
           <w:caps w:val="0"/>
         </w:rPr>
-        <w:t xml:space="preserve"> </w:t>
-      </w:r>
-      <w:proofErr w:type="spellStart"/>
+        <w:t>foodtech</w:t>
+      </w:r>
+      <w:proofErr w:type="spellEnd"/>
       <w:r>
         <w:rPr>
           <w:b w:val="0"/>
           <w:caps w:val="0"/>
         </w:rPr>
-        <w:t>solutions</w:t>
-      </w:r>
-      <w:proofErr w:type="spellEnd"/>
+        <w:t xml:space="preserve"> </w:t>
+      </w:r>
+      <w:proofErr w:type="spellStart"/>
       <w:r>
         <w:rPr>
           <w:b w:val="0"/>
           <w:caps w:val="0"/>
         </w:rPr>
+        <w:t>solutions</w:t>
+      </w:r>
+      <w:proofErr w:type="spellEnd"/>
+      <w:r>
+        <w:rPr>
+          <w:b w:val="0"/>
+          <w:caps w:val="0"/>
+        </w:rPr>
         <w:t>)</w:t>
       </w:r>
     </w:p>
@@ -9231,7 +9280,15 @@
           <w:b w:val="0"/>
           <w:caps w:val="0"/>
         </w:rPr>
-        <w:t>) integrado com impressoras fiscais e leitores de código de barras; controle de produção com planejamento diário e acompanhamento de receitas; gerenciamento de estoque com alertas de insumos e pedidos automáticos; cadastro detalhado de clientes com histórico de compras e preferências; programa de fidelidade com descontos e promoções personalizadas.</w:t>
+        <w:t xml:space="preserve">) integrado com impressoras fiscais e leitores de código de barras; controle de produção com planejamento diário e acompanhamento de receitas; gerenciamento de estoque com alertas de insumos e </w:t>
+      </w:r>
+      <w:r>
+        <w:rPr>
+          <w:b w:val="0"/>
+          <w:caps w:val="0"/>
+        </w:rPr>
+        <w:lastRenderedPageBreak/>
+        <w:t>pedidos automáticos; cadastro detalhado de clientes com histórico de compras e preferências; programa de fidelidade com descontos e promoções personalizadas.</w:t>
       </w:r>
     </w:p>
     <w:p>
@@ -9265,14 +9322,7 @@
           <w:b w:val="0"/>
           <w:caps w:val="0"/>
         </w:rPr>
-        <w:t>o</w:t>
-      </w:r>
-      <w:r>
-        <w:rPr>
-          <w:b w:val="0"/>
-          <w:caps w:val="0"/>
-        </w:rPr>
-        <w:t xml:space="preserve"> sistema Pão &amp; Gestão oferece uma solução completa e integrada para padarias, reunindo controle de vendas, produção, estoque e relacionamento com clientes em uma única plataforma. Com um ponto de venda eficiente e conectado a impressoras fiscais e leitores de código de barras, o atendimento se torna mais ágil e preciso.</w:t>
+        <w:t>o sistema Pão &amp; Gestão oferece uma solução completa e integrada para padarias, reunindo controle de vendas, produção, estoque e relacionamento com clientes em uma única plataforma. Com um ponto de venda eficiente e conectado a impressoras fiscais e leitores de código de barras, o atendimento se torna mais ágil e preciso.</w:t>
       </w:r>
     </w:p>
     <w:p>
@@ -9295,6 +9345,75 @@
         <w:pStyle w:val="TtuloSeoPrimria"/>
         <w:spacing w:after="0"/>
       </w:pPr>
+      <w:r>
+        <w:rPr>
+          <w:bCs/>
+          <w:noProof/>
+        </w:rPr>
+        <w:drawing>
+          <wp:anchor distT="0" distB="0" distL="114300" distR="114300" simplePos="0" relativeHeight="251659776" behindDoc="1" locked="0" layoutInCell="1" allowOverlap="1" wp14:anchorId="5CC6390A" wp14:editId="2FE3B534">
+            <wp:simplePos x="0" y="0"/>
+            <wp:positionH relativeFrom="page">
+              <wp:posOffset>1914525</wp:posOffset>
+            </wp:positionH>
+            <wp:positionV relativeFrom="paragraph">
+              <wp:posOffset>5715</wp:posOffset>
+            </wp:positionV>
+            <wp:extent cx="3724275" cy="2892425"/>
+            <wp:effectExtent l="0" t="0" r="9525" b="3175"/>
+            <wp:wrapTight wrapText="bothSides">
+              <wp:wrapPolygon edited="0">
+                <wp:start x="0" y="0"/>
+                <wp:lineTo x="0" y="21481"/>
+                <wp:lineTo x="21545" y="21481"/>
+                <wp:lineTo x="21545" y="0"/>
+                <wp:lineTo x="0" y="0"/>
+              </wp:wrapPolygon>
+            </wp:wrapTight>
+            <wp:docPr id="1" name="Imagem 1" descr="Interface gráfica do usuário, Texto, Aplicativo, Word&#10;&#10;O conteúdo gerado por IA pode estar incorreto."/>
+            <wp:cNvGraphicFramePr>
+              <a:graphicFrameLocks xmlns:a="http://schemas.openxmlformats.org/drawingml/2006/main" noChangeAspect="1"/>
+            </wp:cNvGraphicFramePr>
+            <a:graphic xmlns:a="http://schemas.openxmlformats.org/drawingml/2006/main">
+              <a:graphicData uri="http://schemas.openxmlformats.org/drawingml/2006/picture">
+                <pic:pic xmlns:pic="http://schemas.openxmlformats.org/drawingml/2006/picture">
+                  <pic:nvPicPr>
+                    <pic:cNvPr id="1" name="Imagem 1" descr="Interface gráfica do usuário, Texto, Aplicativo, Word&#10;&#10;O conteúdo gerado por IA pode estar incorreto."/>
+                    <pic:cNvPicPr/>
+                  </pic:nvPicPr>
+                  <pic:blipFill>
+                    <a:blip r:embed="rId11">
+                      <a:extLst>
+                        <a:ext uri="{28A0092B-C50C-407E-A947-70E740481C1C}">
+                          <a14:useLocalDpi xmlns:a14="http://schemas.microsoft.com/office/drawing/2010/main" val="0"/>
+                        </a:ext>
+                      </a:extLst>
+                    </a:blip>
+                    <a:stretch>
+                      <a:fillRect/>
+                    </a:stretch>
+                  </pic:blipFill>
+                  <pic:spPr>
+                    <a:xfrm>
+                      <a:off x="0" y="0"/>
+                      <a:ext cx="3724275" cy="2892425"/>
+                    </a:xfrm>
+                    <a:prstGeom prst="rect">
+                      <a:avLst/>
+                    </a:prstGeom>
+                  </pic:spPr>
+                </pic:pic>
+              </a:graphicData>
+            </a:graphic>
+            <wp14:sizeRelH relativeFrom="margin">
+              <wp14:pctWidth>0</wp14:pctWidth>
+            </wp14:sizeRelH>
+            <wp14:sizeRelV relativeFrom="margin">
+              <wp14:pctHeight>0</wp14:pctHeight>
+            </wp14:sizeRelV>
+          </wp:anchor>
+        </w:drawing>
+      </w:r>
     </w:p>
     <w:p>
       <w:pPr>
@@ -9397,7 +9516,15 @@
       </w:r>
       <w:proofErr w:type="spellEnd"/>
       <w:r>
-        <w:t xml:space="preserve"> da SA, fizemos um protótipo em aplicativos de slides de apresentação , o qual foi essencial para construção posterior das páginas, além deste protótipo, fizemos uma documentação para nossa matéria de Modelagem de Sistemas, que estava vinculada diretamente ao projeto.</w:t>
+        <w:t xml:space="preserve"> da SA, fizemos um protótipo em aplicativos de slides de </w:t>
+      </w:r>
+      <w:proofErr w:type="gramStart"/>
+      <w:r>
+        <w:t>apresentação ,</w:t>
+      </w:r>
+      <w:proofErr w:type="gramEnd"/>
+      <w:r>
+        <w:t xml:space="preserve"> o qual foi essencial para construção posterior das páginas, além deste protótipo, fizemos uma documentação para nossa matéria de Modelagem de Sistemas, que estava vinculada diretamente ao projeto.</w:t>
       </w:r>
     </w:p>
     <w:p>
@@ -9417,7 +9544,15 @@
         <w:t xml:space="preserve">a construir o </w:t>
       </w:r>
       <w:r>
-        <w:t xml:space="preserve">sistema, utilizávamos HTML,CSS e JS apenas,  pois não tínhamos tido uma base boa de </w:t>
+        <w:t xml:space="preserve">sistema, utilizávamos </w:t>
+      </w:r>
+      <w:proofErr w:type="gramStart"/>
+      <w:r>
+        <w:t>HTML,CSS</w:t>
+      </w:r>
+      <w:proofErr w:type="gramEnd"/>
+      <w:r>
+        <w:t xml:space="preserve"> e JS apenas,  pois não tínhamos tido uma base boa de </w:t>
       </w:r>
       <w:proofErr w:type="spellStart"/>
       <w:r>
@@ -9445,7 +9580,19 @@
         <w:t xml:space="preserve">mas </w:t>
       </w:r>
       <w:r>
-        <w:t>também um MRN(Modelo Relacional Normalizado) e com base neste MRN produzimos um banco de dados que serviu de espelho para a SA.</w:t>
+        <w:t xml:space="preserve">também um </w:t>
+      </w:r>
+      <w:proofErr w:type="gramStart"/>
+      <w:r>
+        <w:t>MRN(</w:t>
+      </w:r>
+      <w:proofErr w:type="gramEnd"/>
+      <w:r>
+        <w:t xml:space="preserve">Modelo </w:t>
+      </w:r>
+      <w:r>
+        <w:lastRenderedPageBreak/>
+        <w:t>Relacional Normalizado) e com base neste MRN produzimos um banco de dados que serviu de espelho para a SA.</w:t>
       </w:r>
     </w:p>
     <w:p>
@@ -9453,7 +9600,6 @@
         <w:ind w:firstLine="851"/>
       </w:pPr>
       <w:r>
-        <w:lastRenderedPageBreak/>
         <w:t>Este banco foi feito com participação de todos os membros do grupo, foi uma tarefa realmente difícil, pois havia uma lógica a ser seguida, e tabelas deviam ser relacionadas umas as outras através de chaves estrangeiras, enfim...Ao longo do semestre fizemos diversas alterações de dados, tabelas, mas no fim conseguimos apresentá-lo devidamente.</w:t>
       </w:r>
     </w:p>
@@ -9501,7 +9647,15 @@
         <w:t>Atualmente estamos em outro semestre, agora trabalhamos com Desenvolvimento Web, e fomos instruídos a como conectar nosso Banco de Dados aos arquivos, utilizando PHP.</w:t>
       </w:r>
       <w:r>
-        <w:t xml:space="preserve"> O PHP é uma linguagem em que não possuímos tanta dificuldade, ou seja , trás menos frustação ao tentar </w:t>
+        <w:t xml:space="preserve"> O PHP é uma linguagem em que não possuímos tanta dificuldade, ou </w:t>
+      </w:r>
+      <w:proofErr w:type="gramStart"/>
+      <w:r>
+        <w:t>seja ,</w:t>
+      </w:r>
+      <w:proofErr w:type="gramEnd"/>
+      <w:r>
+        <w:t xml:space="preserve"> trás menos frustação ao tentar </w:t>
       </w:r>
       <w:proofErr w:type="spellStart"/>
       <w:r>
@@ -9509,7 +9663,15 @@
       </w:r>
       <w:proofErr w:type="spellEnd"/>
       <w:r>
-        <w:t>. Outra matéria junto a essa, também foi nos apresentado, agora ao invés de Modelagem de Sistemas, temos o Teste de Sistemas , que nos propõe automatizar os cadastros para diminui consideravelmente o tempo que perdemos ao manualmente preenchermos os campos.</w:t>
+        <w:t xml:space="preserve">. Outra matéria junto a essa, também foi nos apresentado, agora ao invés de Modelagem de Sistemas, temos o Teste de </w:t>
+      </w:r>
+      <w:proofErr w:type="gramStart"/>
+      <w:r>
+        <w:t>Sistemas ,</w:t>
+      </w:r>
+      <w:proofErr w:type="gramEnd"/>
+      <w:r>
+        <w:t xml:space="preserve"> que nos propõe automatizar os cadastros para diminui consideravelmente o tempo que perdemos ao manualmente preenchermos os campos.</w:t>
       </w:r>
     </w:p>
     <w:p>
@@ -9637,11 +9799,8 @@
         <w:ind w:firstLine="851"/>
       </w:pPr>
       <w:r>
-        <w:t xml:space="preserve">Quanto mais detalhada a escala cronológica e a descrição das ações e tarefas, melhor para o entendimento do trabalho. Entretanto, caso o registro dessas informações seja dificultoso, usar uma aproximação com o máximo de fidelidade </w:t>
-      </w:r>
-      <w:r>
         <w:lastRenderedPageBreak/>
-        <w:t>possível, para não comprometer a veracidade das informações apresentadas nas outras seções do projeto.</w:t>
+        <w:t>Quanto mais detalhada a escala cronológica e a descrição das ações e tarefas, melhor para o entendimento do trabalho. Entretanto, caso o registro dessas informações seja dificultoso, usar uma aproximação com o máximo de fidelidade possível, para não comprometer a veracidade das informações apresentadas nas outras seções do projeto.</w:t>
       </w:r>
     </w:p>
     <w:p>
@@ -9898,6 +10057,7 @@
         </w:numPr>
       </w:pPr>
       <w:r>
+        <w:lastRenderedPageBreak/>
         <w:t>Requisito H2;</w:t>
       </w:r>
     </w:p>
@@ -9931,7 +10091,6 @@
         </w:numPr>
       </w:pPr>
       <w:r>
-        <w:lastRenderedPageBreak/>
         <w:t>Requisito S2;</w:t>
       </w:r>
     </w:p>
@@ -9943,8 +10102,8 @@
           <w:caps w:val="0"/>
         </w:rPr>
         <w:sectPr>
-          <w:headerReference w:type="even" r:id="rId11"/>
-          <w:headerReference w:type="default" r:id="rId12"/>
+          <w:headerReference w:type="even" r:id="rId12"/>
+          <w:headerReference w:type="default" r:id="rId13"/>
           <w:pgSz w:w="11906" w:h="16838" w:code="9"/>
           <w:pgMar w:top="1701" w:right="1134" w:bottom="1134" w:left="1701" w:header="1134" w:footer="709" w:gutter="0"/>
           <w:cols w:space="708"/>
@@ -9992,7 +10151,23 @@
           <w:caps w:val="0"/>
           <w:color w:val="FF0000"/>
         </w:rPr>
-        <w:t>Nesse item você deve fazer um breve relato sobre  requisitos Funcionais e não funcionais</w:t>
+        <w:t xml:space="preserve">Nesse item você deve fazer um breve relato </w:t>
+      </w:r>
+      <w:proofErr w:type="gramStart"/>
+      <w:r>
+        <w:rPr>
+          <w:caps w:val="0"/>
+          <w:color w:val="FF0000"/>
+        </w:rPr>
+        <w:t>sobre  requisitos</w:t>
+      </w:r>
+      <w:proofErr w:type="gramEnd"/>
+      <w:r>
+        <w:rPr>
+          <w:caps w:val="0"/>
+          <w:color w:val="FF0000"/>
+        </w:rPr>
+        <w:t xml:space="preserve"> Funcionais e não funcionais</w:t>
       </w:r>
       <w:r>
         <w:rPr>
@@ -10312,13 +10487,27 @@
         <w:rPr>
           <w:color w:val="FF0000"/>
         </w:rPr>
-        <w:t xml:space="preserve">, coloque imagem </w:t>
-      </w:r>
+        <w:t xml:space="preserve">, coloque </w:t>
+      </w:r>
+      <w:proofErr w:type="gramStart"/>
       <w:r>
         <w:rPr>
           <w:color w:val="FF0000"/>
         </w:rPr>
-        <w:t>!)</w:t>
+        <w:t xml:space="preserve">imagem </w:t>
+      </w:r>
+      <w:r>
+        <w:rPr>
+          <w:color w:val="FF0000"/>
+        </w:rPr>
+        <w:t>!</w:t>
+      </w:r>
+      <w:proofErr w:type="gramEnd"/>
+      <w:r>
+        <w:rPr>
+          <w:color w:val="FF0000"/>
+        </w:rPr>
+        <w:t>)</w:t>
       </w:r>
       <w:r>
         <w:t xml:space="preserve"> </w:t>
@@ -10505,13 +10694,24 @@
         </w:numPr>
       </w:pPr>
       <w:r>
-        <w:t>Interface do Sistema (</w:t>
+        <w:t xml:space="preserve">Interface do Sistema </w:t>
+      </w:r>
+      <w:proofErr w:type="gramStart"/>
+      <w:r>
+        <w:t>(</w:t>
       </w:r>
       <w:r>
         <w:rPr>
           <w:color w:val="FF0000"/>
         </w:rPr>
-        <w:t xml:space="preserve"> Telas do sistema, seja </w:t>
+        <w:t xml:space="preserve"> Telas</w:t>
+      </w:r>
+      <w:proofErr w:type="gramEnd"/>
+      <w:r>
+        <w:rPr>
+          <w:color w:val="FF0000"/>
+        </w:rPr>
+        <w:t xml:space="preserve"> do sistema, seja </w:t>
       </w:r>
       <w:r>
         <w:rPr>
@@ -10913,7 +11113,7 @@
         </w:rPr>
         <w:t xml:space="preserve">s no site da Biblioteca Central da PUCRS </w:t>
       </w:r>
-      <w:hyperlink r:id="rId13" w:history="1">
+      <w:hyperlink r:id="rId14" w:history="1">
         <w:r>
           <w:rPr>
             <w:color w:val="FF0000"/>
@@ -11210,7 +11410,27 @@
           <w:bCs/>
           <w:color w:val="FF0000"/>
         </w:rPr>
-        <w:t>: Entrevista, Códigos Programação WEB , Códigos SQL</w:t>
+        <w:t xml:space="preserve">: Entrevista, Códigos Programação </w:t>
+      </w:r>
+      <w:proofErr w:type="gramStart"/>
+      <w:r>
+        <w:rPr>
+          <w:rFonts w:cs="Arial"/>
+          <w:b/>
+          <w:bCs/>
+          <w:color w:val="FF0000"/>
+        </w:rPr>
+        <w:t>WEB ,</w:t>
+      </w:r>
+      <w:proofErr w:type="gramEnd"/>
+      <w:r>
+        <w:rPr>
+          <w:rFonts w:cs="Arial"/>
+          <w:b/>
+          <w:bCs/>
+          <w:color w:val="FF0000"/>
+        </w:rPr>
+        <w:t xml:space="preserve"> Códigos SQL</w:t>
       </w:r>
       <w:r>
         <w:rPr>
@@ -12351,7 +12571,21 @@
           <w:rFonts w:cs="Arial"/>
         </w:rPr>
         <w:lastRenderedPageBreak/>
-        <w:t>O movimento social, com o intuito de realizar uma transformação social, é uma das tarefas mais importantes da atualidades (O COOPERATIVISMO..., 2002).</w:t>
+        <w:t xml:space="preserve">O movimento social, com o intuito de realizar uma transformação social, é uma das tarefas mais importantes </w:t>
+      </w:r>
+      <w:proofErr w:type="gramStart"/>
+      <w:r>
+        <w:rPr>
+          <w:rFonts w:cs="Arial"/>
+        </w:rPr>
+        <w:t>da atualidades</w:t>
+      </w:r>
+      <w:proofErr w:type="gramEnd"/>
+      <w:r>
+        <w:rPr>
+          <w:rFonts w:cs="Arial"/>
+        </w:rPr>
+        <w:t xml:space="preserve"> (O COOPERATIVISMO..., 2002).</w:t>
       </w:r>
     </w:p>
     <w:p>
@@ -12369,7 +12603,7 @@
       <w:r>
         <w:t xml:space="preserve">(Outros exemplos consultar o site da Biblioteca Central da PUCRS </w:t>
       </w:r>
-      <w:hyperlink r:id="rId14" w:history="1">
+      <w:hyperlink r:id="rId15" w:history="1">
         <w:r>
           <w:t>http://www.pucrs.br/biblioteca/modelo.htm</w:t>
         </w:r>
@@ -13553,7 +13787,7 @@
                     </pic:cNvPicPr>
                   </pic:nvPicPr>
                   <pic:blipFill>
-                    <a:blip r:embed="rId15">
+                    <a:blip r:embed="rId16">
                       <a:extLst>
                         <a:ext uri="{28A0092B-C50C-407E-A947-70E740481C1C}">
                           <a14:useLocalDpi xmlns:a14="http://schemas.microsoft.com/office/drawing/2010/main" val="0"/>
@@ -16688,6 +16922,7 @@
   <w:style w:type="character" w:default="1" w:styleId="Fontepargpadro">
     <w:name w:val="Default Paragraph Font"/>
     <w:uiPriority w:val="1"/>
+    <w:semiHidden/>
     <w:unhideWhenUsed/>
   </w:style>
   <w:style w:type="table" w:default="1" w:styleId="Tabelanormal">

--- a/PADARIA_DO_ALEMAO.docx
+++ b/PADARIA_DO_ALEMAO.docx
@@ -961,21 +961,7 @@
         <w:rPr>
           <w:rFonts w:cs="Arial"/>
         </w:rPr>
-        <w:t xml:space="preserve">Márcio José </w:t>
-      </w:r>
-      <w:proofErr w:type="spellStart"/>
-      <w:r>
-        <w:rPr>
-          <w:rFonts w:cs="Arial"/>
-        </w:rPr>
-        <w:t>Kams</w:t>
-      </w:r>
-      <w:proofErr w:type="spellEnd"/>
-      <w:r>
-        <w:rPr>
-          <w:rFonts w:cs="Arial"/>
-        </w:rPr>
-        <w:t xml:space="preserve"> Senhorinha</w:t>
+        <w:t>Márcio José Kams Senhorinha</w:t>
       </w:r>
     </w:p>
     <w:p>
@@ -1587,21 +1573,7 @@
         <w:rPr>
           <w:color w:val="000000" w:themeColor="text1"/>
         </w:rPr>
-        <w:t xml:space="preserve">Na S.A realizada, a equipe constrói um sistema de automatização que visa reduzir possíveis erros decorrentes do trabalho manual, facilitando a gestão de diversos tipos de negócios, especialmente comércios, como padarias e pequenas lojas. O objetivo principal do desafio proposto é, além de apresentar uma solução eficiente para o problema identificado, promover o aprendizado sobre o trabalho em equipe e o desenvolvimento de habilidades colaborativas entre os membros. Durante o processo de desenvolvimento, são exploradas diversas linguagens de programação, como PHP e </w:t>
-      </w:r>
-      <w:proofErr w:type="spellStart"/>
-      <w:r>
-        <w:rPr>
-          <w:color w:val="000000" w:themeColor="text1"/>
-        </w:rPr>
-        <w:t>JavaScript</w:t>
-      </w:r>
-      <w:proofErr w:type="spellEnd"/>
-      <w:r>
-        <w:rPr>
-          <w:color w:val="000000" w:themeColor="text1"/>
-        </w:rPr>
-        <w:t>, além de ferramentas de estilização, incluindo HTML e CSS, que são fundamentais para a criação do software destinado ao controle e organização da padaria. A implementação do sistema traz resultados positivos, proporcionando maior organização e clareza nas tarefas dos funcionários, bem como agilidade e eficiência nos atendimentos aos clientes. Além dos benefícios operacionais, o projeto amplia significativamente o conhecimento técnico da equipe sobre programação e reforça a importância das práticas colaborativas no ambiente de trabalho. Dessa forma, a experiência contribui de maneira relevante tanto para a melhoria da eficiência do negócio quanto para o crescimento profissional e pessoal dos envolvidos no desenvolvimento do software.</w:t>
+        <w:t>Na S.A realizada, a equipe constrói um sistema de automatização que visa reduzir possíveis erros decorrentes do trabalho manual, facilitando a gestão de diversos tipos de negócios, especialmente comércios, como padarias e pequenas lojas. O objetivo principal do desafio proposto é, além de apresentar uma solução eficiente para o problema identificado, promover o aprendizado sobre o trabalho em equipe e o desenvolvimento de habilidades colaborativas entre os membros. Durante o processo de desenvolvimento, são exploradas diversas linguagens de programação, como PHP e JavaScript, além de ferramentas de estilização, incluindo HTML e CSS, que são fundamentais para a criação do software destinado ao controle e organização da padaria. A implementação do sistema traz resultados positivos, proporcionando maior organização e clareza nas tarefas dos funcionários, bem como agilidade e eficiência nos atendimentos aos clientes. Além dos benefícios operacionais, o projeto amplia significativamente o conhecimento técnico da equipe sobre programação e reforça a importância das práticas colaborativas no ambiente de trabalho. Dessa forma, a experiência contribui de maneira relevante tanto para a melhoria da eficiência do negócio quanto para o crescimento profissional e pessoal dos envolvidos no desenvolvimento do software.</w:t>
       </w:r>
     </w:p>
     <w:p>
@@ -1845,1995 +1817,7 @@
         <w:rPr>
           <w:color w:val="000000" w:themeColor="text1"/>
         </w:rPr>
-        <w:t xml:space="preserve">In </w:t>
-      </w:r>
-      <w:proofErr w:type="spellStart"/>
-      <w:r>
-        <w:rPr>
-          <w:color w:val="000000" w:themeColor="text1"/>
-        </w:rPr>
-        <w:t>the</w:t>
-      </w:r>
-      <w:proofErr w:type="spellEnd"/>
-      <w:r>
-        <w:rPr>
-          <w:color w:val="000000" w:themeColor="text1"/>
-        </w:rPr>
-        <w:t xml:space="preserve"> </w:t>
-      </w:r>
-      <w:proofErr w:type="spellStart"/>
-      <w:r>
-        <w:rPr>
-          <w:color w:val="000000" w:themeColor="text1"/>
-        </w:rPr>
-        <w:t>conducted</w:t>
-      </w:r>
-      <w:proofErr w:type="spellEnd"/>
-      <w:r>
-        <w:rPr>
-          <w:color w:val="000000" w:themeColor="text1"/>
-        </w:rPr>
-        <w:t xml:space="preserve"> S.A., </w:t>
-      </w:r>
-      <w:proofErr w:type="spellStart"/>
-      <w:r>
-        <w:rPr>
-          <w:color w:val="000000" w:themeColor="text1"/>
-        </w:rPr>
-        <w:t>the</w:t>
-      </w:r>
-      <w:proofErr w:type="spellEnd"/>
-      <w:r>
-        <w:rPr>
-          <w:color w:val="000000" w:themeColor="text1"/>
-        </w:rPr>
-        <w:t xml:space="preserve"> </w:t>
-      </w:r>
-      <w:proofErr w:type="spellStart"/>
-      <w:r>
-        <w:rPr>
-          <w:color w:val="000000" w:themeColor="text1"/>
-        </w:rPr>
-        <w:t>team</w:t>
-      </w:r>
-      <w:proofErr w:type="spellEnd"/>
-      <w:r>
-        <w:rPr>
-          <w:color w:val="000000" w:themeColor="text1"/>
-        </w:rPr>
-        <w:t xml:space="preserve"> builds </w:t>
-      </w:r>
-      <w:proofErr w:type="spellStart"/>
-      <w:r>
-        <w:rPr>
-          <w:color w:val="000000" w:themeColor="text1"/>
-        </w:rPr>
-        <w:t>an</w:t>
-      </w:r>
-      <w:proofErr w:type="spellEnd"/>
-      <w:r>
-        <w:rPr>
-          <w:color w:val="000000" w:themeColor="text1"/>
-        </w:rPr>
-        <w:t xml:space="preserve"> </w:t>
-      </w:r>
-      <w:proofErr w:type="spellStart"/>
-      <w:r>
-        <w:rPr>
-          <w:color w:val="000000" w:themeColor="text1"/>
-        </w:rPr>
-        <w:t>automation</w:t>
-      </w:r>
-      <w:proofErr w:type="spellEnd"/>
-      <w:r>
-        <w:rPr>
-          <w:color w:val="000000" w:themeColor="text1"/>
-        </w:rPr>
-        <w:t xml:space="preserve"> system </w:t>
-      </w:r>
-      <w:proofErr w:type="spellStart"/>
-      <w:r>
-        <w:rPr>
-          <w:color w:val="000000" w:themeColor="text1"/>
-        </w:rPr>
-        <w:t>aimed</w:t>
-      </w:r>
-      <w:proofErr w:type="spellEnd"/>
-      <w:r>
-        <w:rPr>
-          <w:color w:val="000000" w:themeColor="text1"/>
-        </w:rPr>
-        <w:t xml:space="preserve"> </w:t>
-      </w:r>
-      <w:proofErr w:type="spellStart"/>
-      <w:r>
-        <w:rPr>
-          <w:color w:val="000000" w:themeColor="text1"/>
-        </w:rPr>
-        <w:t>at</w:t>
-      </w:r>
-      <w:proofErr w:type="spellEnd"/>
-      <w:r>
-        <w:rPr>
-          <w:color w:val="000000" w:themeColor="text1"/>
-        </w:rPr>
-        <w:t xml:space="preserve"> </w:t>
-      </w:r>
-      <w:proofErr w:type="spellStart"/>
-      <w:r>
-        <w:rPr>
-          <w:color w:val="000000" w:themeColor="text1"/>
-        </w:rPr>
-        <w:t>reducing</w:t>
-      </w:r>
-      <w:proofErr w:type="spellEnd"/>
-      <w:r>
-        <w:rPr>
-          <w:color w:val="000000" w:themeColor="text1"/>
-        </w:rPr>
-        <w:t xml:space="preserve"> </w:t>
-      </w:r>
-      <w:proofErr w:type="spellStart"/>
-      <w:r>
-        <w:rPr>
-          <w:color w:val="000000" w:themeColor="text1"/>
-        </w:rPr>
-        <w:t>possible</w:t>
-      </w:r>
-      <w:proofErr w:type="spellEnd"/>
-      <w:r>
-        <w:rPr>
-          <w:color w:val="000000" w:themeColor="text1"/>
-        </w:rPr>
-        <w:t xml:space="preserve"> </w:t>
-      </w:r>
-      <w:proofErr w:type="spellStart"/>
-      <w:r>
-        <w:rPr>
-          <w:color w:val="000000" w:themeColor="text1"/>
-        </w:rPr>
-        <w:t>errors</w:t>
-      </w:r>
-      <w:proofErr w:type="spellEnd"/>
-      <w:r>
-        <w:rPr>
-          <w:color w:val="000000" w:themeColor="text1"/>
-        </w:rPr>
-        <w:t xml:space="preserve"> </w:t>
-      </w:r>
-      <w:proofErr w:type="spellStart"/>
-      <w:r>
-        <w:rPr>
-          <w:color w:val="000000" w:themeColor="text1"/>
-        </w:rPr>
-        <w:t>arising</w:t>
-      </w:r>
-      <w:proofErr w:type="spellEnd"/>
-      <w:r>
-        <w:rPr>
-          <w:color w:val="000000" w:themeColor="text1"/>
-        </w:rPr>
-        <w:t xml:space="preserve"> </w:t>
-      </w:r>
-      <w:proofErr w:type="spellStart"/>
-      <w:r>
-        <w:rPr>
-          <w:color w:val="000000" w:themeColor="text1"/>
-        </w:rPr>
-        <w:t>from</w:t>
-      </w:r>
-      <w:proofErr w:type="spellEnd"/>
-      <w:r>
-        <w:rPr>
-          <w:color w:val="000000" w:themeColor="text1"/>
-        </w:rPr>
-        <w:t xml:space="preserve"> manual </w:t>
-      </w:r>
-      <w:proofErr w:type="spellStart"/>
-      <w:r>
-        <w:rPr>
-          <w:color w:val="000000" w:themeColor="text1"/>
-        </w:rPr>
-        <w:t>work</w:t>
-      </w:r>
-      <w:proofErr w:type="spellEnd"/>
-      <w:r>
-        <w:rPr>
-          <w:color w:val="000000" w:themeColor="text1"/>
-        </w:rPr>
-        <w:t xml:space="preserve">, </w:t>
-      </w:r>
-      <w:proofErr w:type="spellStart"/>
-      <w:r>
-        <w:rPr>
-          <w:color w:val="000000" w:themeColor="text1"/>
-        </w:rPr>
-        <w:t>facilitating</w:t>
-      </w:r>
-      <w:proofErr w:type="spellEnd"/>
-      <w:r>
-        <w:rPr>
-          <w:color w:val="000000" w:themeColor="text1"/>
-        </w:rPr>
-        <w:t xml:space="preserve"> </w:t>
-      </w:r>
-      <w:proofErr w:type="spellStart"/>
-      <w:r>
-        <w:rPr>
-          <w:color w:val="000000" w:themeColor="text1"/>
-        </w:rPr>
-        <w:t>the</w:t>
-      </w:r>
-      <w:proofErr w:type="spellEnd"/>
-      <w:r>
-        <w:rPr>
-          <w:color w:val="000000" w:themeColor="text1"/>
-        </w:rPr>
-        <w:t xml:space="preserve"> management </w:t>
-      </w:r>
-      <w:proofErr w:type="spellStart"/>
-      <w:r>
-        <w:rPr>
-          <w:color w:val="000000" w:themeColor="text1"/>
-        </w:rPr>
-        <w:t>of</w:t>
-      </w:r>
-      <w:proofErr w:type="spellEnd"/>
-      <w:r>
-        <w:rPr>
-          <w:color w:val="000000" w:themeColor="text1"/>
-        </w:rPr>
-        <w:t xml:space="preserve"> </w:t>
-      </w:r>
-      <w:proofErr w:type="spellStart"/>
-      <w:r>
-        <w:rPr>
-          <w:color w:val="000000" w:themeColor="text1"/>
-        </w:rPr>
-        <w:t>various</w:t>
-      </w:r>
-      <w:proofErr w:type="spellEnd"/>
-      <w:r>
-        <w:rPr>
-          <w:color w:val="000000" w:themeColor="text1"/>
-        </w:rPr>
-        <w:t xml:space="preserve"> </w:t>
-      </w:r>
-      <w:proofErr w:type="spellStart"/>
-      <w:r>
-        <w:rPr>
-          <w:color w:val="000000" w:themeColor="text1"/>
-        </w:rPr>
-        <w:t>types</w:t>
-      </w:r>
-      <w:proofErr w:type="spellEnd"/>
-      <w:r>
-        <w:rPr>
-          <w:color w:val="000000" w:themeColor="text1"/>
-        </w:rPr>
-        <w:t xml:space="preserve"> </w:t>
-      </w:r>
-      <w:proofErr w:type="spellStart"/>
-      <w:r>
-        <w:rPr>
-          <w:color w:val="000000" w:themeColor="text1"/>
-        </w:rPr>
-        <w:t>of</w:t>
-      </w:r>
-      <w:proofErr w:type="spellEnd"/>
-      <w:r>
-        <w:rPr>
-          <w:color w:val="000000" w:themeColor="text1"/>
-        </w:rPr>
-        <w:t xml:space="preserve"> businesses, </w:t>
-      </w:r>
-      <w:proofErr w:type="spellStart"/>
-      <w:r>
-        <w:rPr>
-          <w:color w:val="000000" w:themeColor="text1"/>
-        </w:rPr>
-        <w:t>especially</w:t>
-      </w:r>
-      <w:proofErr w:type="spellEnd"/>
-      <w:r>
-        <w:rPr>
-          <w:color w:val="000000" w:themeColor="text1"/>
-        </w:rPr>
-        <w:t xml:space="preserve"> </w:t>
-      </w:r>
-      <w:proofErr w:type="spellStart"/>
-      <w:r>
-        <w:rPr>
-          <w:color w:val="000000" w:themeColor="text1"/>
-        </w:rPr>
-        <w:t>commerce</w:t>
-      </w:r>
-      <w:proofErr w:type="spellEnd"/>
-      <w:r>
-        <w:rPr>
-          <w:color w:val="000000" w:themeColor="text1"/>
-        </w:rPr>
-        <w:t xml:space="preserve"> </w:t>
-      </w:r>
-      <w:proofErr w:type="spellStart"/>
-      <w:r>
-        <w:rPr>
-          <w:color w:val="000000" w:themeColor="text1"/>
-        </w:rPr>
-        <w:t>such</w:t>
-      </w:r>
-      <w:proofErr w:type="spellEnd"/>
-      <w:r>
-        <w:rPr>
-          <w:color w:val="000000" w:themeColor="text1"/>
-        </w:rPr>
-        <w:t xml:space="preserve"> as </w:t>
-      </w:r>
-      <w:proofErr w:type="spellStart"/>
-      <w:r>
-        <w:rPr>
-          <w:color w:val="000000" w:themeColor="text1"/>
-        </w:rPr>
-        <w:t>bakeries</w:t>
-      </w:r>
-      <w:proofErr w:type="spellEnd"/>
-      <w:r>
-        <w:rPr>
-          <w:color w:val="000000" w:themeColor="text1"/>
-        </w:rPr>
-        <w:t xml:space="preserve"> </w:t>
-      </w:r>
-      <w:proofErr w:type="spellStart"/>
-      <w:r>
-        <w:rPr>
-          <w:color w:val="000000" w:themeColor="text1"/>
-        </w:rPr>
-        <w:t>and</w:t>
-      </w:r>
-      <w:proofErr w:type="spellEnd"/>
-      <w:r>
-        <w:rPr>
-          <w:color w:val="000000" w:themeColor="text1"/>
-        </w:rPr>
-        <w:t xml:space="preserve"> </w:t>
-      </w:r>
-      <w:proofErr w:type="spellStart"/>
-      <w:r>
-        <w:rPr>
-          <w:color w:val="000000" w:themeColor="text1"/>
-        </w:rPr>
-        <w:t>small</w:t>
-      </w:r>
-      <w:proofErr w:type="spellEnd"/>
-      <w:r>
-        <w:rPr>
-          <w:color w:val="000000" w:themeColor="text1"/>
-        </w:rPr>
-        <w:t xml:space="preserve"> stores. The </w:t>
-      </w:r>
-      <w:proofErr w:type="spellStart"/>
-      <w:r>
-        <w:rPr>
-          <w:color w:val="000000" w:themeColor="text1"/>
-        </w:rPr>
-        <w:t>main</w:t>
-      </w:r>
-      <w:proofErr w:type="spellEnd"/>
-      <w:r>
-        <w:rPr>
-          <w:color w:val="000000" w:themeColor="text1"/>
-        </w:rPr>
-        <w:t xml:space="preserve"> </w:t>
-      </w:r>
-      <w:proofErr w:type="spellStart"/>
-      <w:r>
-        <w:rPr>
-          <w:color w:val="000000" w:themeColor="text1"/>
-        </w:rPr>
-        <w:t>objective</w:t>
-      </w:r>
-      <w:proofErr w:type="spellEnd"/>
-      <w:r>
-        <w:rPr>
-          <w:color w:val="000000" w:themeColor="text1"/>
-        </w:rPr>
-        <w:t xml:space="preserve"> </w:t>
-      </w:r>
-      <w:proofErr w:type="spellStart"/>
-      <w:r>
-        <w:rPr>
-          <w:color w:val="000000" w:themeColor="text1"/>
-        </w:rPr>
-        <w:t>of</w:t>
-      </w:r>
-      <w:proofErr w:type="spellEnd"/>
-      <w:r>
-        <w:rPr>
-          <w:color w:val="000000" w:themeColor="text1"/>
-        </w:rPr>
-        <w:t xml:space="preserve"> </w:t>
-      </w:r>
-      <w:proofErr w:type="spellStart"/>
-      <w:r>
-        <w:rPr>
-          <w:color w:val="000000" w:themeColor="text1"/>
-        </w:rPr>
-        <w:t>the</w:t>
-      </w:r>
-      <w:proofErr w:type="spellEnd"/>
-      <w:r>
-        <w:rPr>
-          <w:color w:val="000000" w:themeColor="text1"/>
-        </w:rPr>
-        <w:t xml:space="preserve"> </w:t>
-      </w:r>
-      <w:proofErr w:type="spellStart"/>
-      <w:r>
-        <w:rPr>
-          <w:color w:val="000000" w:themeColor="text1"/>
-        </w:rPr>
-        <w:t>proposed</w:t>
-      </w:r>
-      <w:proofErr w:type="spellEnd"/>
-      <w:r>
-        <w:rPr>
-          <w:color w:val="000000" w:themeColor="text1"/>
-        </w:rPr>
-        <w:t xml:space="preserve"> </w:t>
-      </w:r>
-      <w:proofErr w:type="spellStart"/>
-      <w:r>
-        <w:rPr>
-          <w:color w:val="000000" w:themeColor="text1"/>
-        </w:rPr>
-        <w:t>challenge</w:t>
-      </w:r>
-      <w:proofErr w:type="spellEnd"/>
-      <w:r>
-        <w:rPr>
-          <w:color w:val="000000" w:themeColor="text1"/>
-        </w:rPr>
-        <w:t xml:space="preserve"> </w:t>
-      </w:r>
-      <w:proofErr w:type="spellStart"/>
-      <w:r>
-        <w:rPr>
-          <w:color w:val="000000" w:themeColor="text1"/>
-        </w:rPr>
-        <w:t>is</w:t>
-      </w:r>
-      <w:proofErr w:type="spellEnd"/>
-      <w:r>
-        <w:rPr>
-          <w:color w:val="000000" w:themeColor="text1"/>
-        </w:rPr>
-        <w:t xml:space="preserve">, </w:t>
-      </w:r>
-      <w:proofErr w:type="spellStart"/>
-      <w:r>
-        <w:rPr>
-          <w:color w:val="000000" w:themeColor="text1"/>
-        </w:rPr>
-        <w:t>besides</w:t>
-      </w:r>
-      <w:proofErr w:type="spellEnd"/>
-      <w:r>
-        <w:rPr>
-          <w:color w:val="000000" w:themeColor="text1"/>
-        </w:rPr>
-        <w:t xml:space="preserve"> </w:t>
-      </w:r>
-      <w:proofErr w:type="spellStart"/>
-      <w:r>
-        <w:rPr>
-          <w:color w:val="000000" w:themeColor="text1"/>
-        </w:rPr>
-        <w:t>presenting</w:t>
-      </w:r>
-      <w:proofErr w:type="spellEnd"/>
-      <w:r>
-        <w:rPr>
-          <w:color w:val="000000" w:themeColor="text1"/>
-        </w:rPr>
-        <w:t xml:space="preserve"> </w:t>
-      </w:r>
-      <w:proofErr w:type="spellStart"/>
-      <w:r>
-        <w:rPr>
-          <w:color w:val="000000" w:themeColor="text1"/>
-        </w:rPr>
-        <w:t>an</w:t>
-      </w:r>
-      <w:proofErr w:type="spellEnd"/>
-      <w:r>
-        <w:rPr>
-          <w:color w:val="000000" w:themeColor="text1"/>
-        </w:rPr>
-        <w:t xml:space="preserve"> </w:t>
-      </w:r>
-      <w:proofErr w:type="spellStart"/>
-      <w:r>
-        <w:rPr>
-          <w:color w:val="000000" w:themeColor="text1"/>
-        </w:rPr>
-        <w:t>efficient</w:t>
-      </w:r>
-      <w:proofErr w:type="spellEnd"/>
-      <w:r>
-        <w:rPr>
-          <w:color w:val="000000" w:themeColor="text1"/>
-        </w:rPr>
-        <w:t xml:space="preserve"> </w:t>
-      </w:r>
-      <w:proofErr w:type="spellStart"/>
-      <w:r>
-        <w:rPr>
-          <w:color w:val="000000" w:themeColor="text1"/>
-        </w:rPr>
-        <w:t>solution</w:t>
-      </w:r>
-      <w:proofErr w:type="spellEnd"/>
-      <w:r>
-        <w:rPr>
-          <w:color w:val="000000" w:themeColor="text1"/>
-        </w:rPr>
-        <w:t xml:space="preserve"> </w:t>
-      </w:r>
-      <w:proofErr w:type="spellStart"/>
-      <w:r>
-        <w:rPr>
-          <w:color w:val="000000" w:themeColor="text1"/>
-        </w:rPr>
-        <w:t>to</w:t>
-      </w:r>
-      <w:proofErr w:type="spellEnd"/>
-      <w:r>
-        <w:rPr>
-          <w:color w:val="000000" w:themeColor="text1"/>
-        </w:rPr>
-        <w:t xml:space="preserve"> </w:t>
-      </w:r>
-      <w:proofErr w:type="spellStart"/>
-      <w:r>
-        <w:rPr>
-          <w:color w:val="000000" w:themeColor="text1"/>
-        </w:rPr>
-        <w:t>the</w:t>
-      </w:r>
-      <w:proofErr w:type="spellEnd"/>
-      <w:r>
-        <w:rPr>
-          <w:color w:val="000000" w:themeColor="text1"/>
-        </w:rPr>
-        <w:t xml:space="preserve"> </w:t>
-      </w:r>
-      <w:proofErr w:type="spellStart"/>
-      <w:r>
-        <w:rPr>
-          <w:color w:val="000000" w:themeColor="text1"/>
-        </w:rPr>
-        <w:t>identified</w:t>
-      </w:r>
-      <w:proofErr w:type="spellEnd"/>
-      <w:r>
-        <w:rPr>
-          <w:color w:val="000000" w:themeColor="text1"/>
-        </w:rPr>
-        <w:t xml:space="preserve"> </w:t>
-      </w:r>
-      <w:proofErr w:type="spellStart"/>
-      <w:r>
-        <w:rPr>
-          <w:color w:val="000000" w:themeColor="text1"/>
-        </w:rPr>
-        <w:t>problem</w:t>
-      </w:r>
-      <w:proofErr w:type="spellEnd"/>
-      <w:r>
-        <w:rPr>
-          <w:color w:val="000000" w:themeColor="text1"/>
-        </w:rPr>
-        <w:t xml:space="preserve">, </w:t>
-      </w:r>
-      <w:proofErr w:type="spellStart"/>
-      <w:r>
-        <w:rPr>
-          <w:color w:val="000000" w:themeColor="text1"/>
-        </w:rPr>
-        <w:t>to</w:t>
-      </w:r>
-      <w:proofErr w:type="spellEnd"/>
-      <w:r>
-        <w:rPr>
-          <w:color w:val="000000" w:themeColor="text1"/>
-        </w:rPr>
-        <w:t xml:space="preserve"> </w:t>
-      </w:r>
-      <w:proofErr w:type="spellStart"/>
-      <w:r>
-        <w:rPr>
-          <w:color w:val="000000" w:themeColor="text1"/>
-        </w:rPr>
-        <w:t>promote</w:t>
-      </w:r>
-      <w:proofErr w:type="spellEnd"/>
-      <w:r>
-        <w:rPr>
-          <w:color w:val="000000" w:themeColor="text1"/>
-        </w:rPr>
-        <w:t xml:space="preserve"> learning </w:t>
-      </w:r>
-      <w:proofErr w:type="spellStart"/>
-      <w:r>
-        <w:rPr>
-          <w:color w:val="000000" w:themeColor="text1"/>
-        </w:rPr>
-        <w:t>about</w:t>
-      </w:r>
-      <w:proofErr w:type="spellEnd"/>
-      <w:r>
-        <w:rPr>
-          <w:color w:val="000000" w:themeColor="text1"/>
-        </w:rPr>
-        <w:t xml:space="preserve"> </w:t>
-      </w:r>
-      <w:proofErr w:type="spellStart"/>
-      <w:r>
-        <w:rPr>
-          <w:color w:val="000000" w:themeColor="text1"/>
-        </w:rPr>
-        <w:t>teamwork</w:t>
-      </w:r>
-      <w:proofErr w:type="spellEnd"/>
-      <w:r>
-        <w:rPr>
-          <w:color w:val="000000" w:themeColor="text1"/>
-        </w:rPr>
-        <w:t xml:space="preserve"> </w:t>
-      </w:r>
-      <w:proofErr w:type="spellStart"/>
-      <w:r>
-        <w:rPr>
-          <w:color w:val="000000" w:themeColor="text1"/>
-        </w:rPr>
-        <w:t>and</w:t>
-      </w:r>
-      <w:proofErr w:type="spellEnd"/>
-      <w:r>
-        <w:rPr>
-          <w:color w:val="000000" w:themeColor="text1"/>
-        </w:rPr>
-        <w:t xml:space="preserve"> </w:t>
-      </w:r>
-      <w:proofErr w:type="spellStart"/>
-      <w:r>
-        <w:rPr>
-          <w:color w:val="000000" w:themeColor="text1"/>
-        </w:rPr>
-        <w:t>the</w:t>
-      </w:r>
-      <w:proofErr w:type="spellEnd"/>
-      <w:r>
-        <w:rPr>
-          <w:color w:val="000000" w:themeColor="text1"/>
-        </w:rPr>
-        <w:t xml:space="preserve"> </w:t>
-      </w:r>
-      <w:proofErr w:type="spellStart"/>
-      <w:r>
-        <w:rPr>
-          <w:color w:val="000000" w:themeColor="text1"/>
-        </w:rPr>
-        <w:t>development</w:t>
-      </w:r>
-      <w:proofErr w:type="spellEnd"/>
-      <w:r>
-        <w:rPr>
-          <w:color w:val="000000" w:themeColor="text1"/>
-        </w:rPr>
-        <w:t xml:space="preserve"> </w:t>
-      </w:r>
-      <w:proofErr w:type="spellStart"/>
-      <w:r>
-        <w:rPr>
-          <w:color w:val="000000" w:themeColor="text1"/>
-        </w:rPr>
-        <w:t>of</w:t>
-      </w:r>
-      <w:proofErr w:type="spellEnd"/>
-      <w:r>
-        <w:rPr>
-          <w:color w:val="000000" w:themeColor="text1"/>
-        </w:rPr>
-        <w:t xml:space="preserve"> </w:t>
-      </w:r>
-      <w:proofErr w:type="spellStart"/>
-      <w:r>
-        <w:rPr>
-          <w:color w:val="000000" w:themeColor="text1"/>
-        </w:rPr>
-        <w:t>collaborative</w:t>
-      </w:r>
-      <w:proofErr w:type="spellEnd"/>
-      <w:r>
-        <w:rPr>
-          <w:color w:val="000000" w:themeColor="text1"/>
-        </w:rPr>
-        <w:t xml:space="preserve"> skills </w:t>
-      </w:r>
-      <w:proofErr w:type="spellStart"/>
-      <w:r>
-        <w:rPr>
-          <w:color w:val="000000" w:themeColor="text1"/>
-        </w:rPr>
-        <w:t>among</w:t>
-      </w:r>
-      <w:proofErr w:type="spellEnd"/>
-      <w:r>
-        <w:rPr>
-          <w:color w:val="000000" w:themeColor="text1"/>
-        </w:rPr>
-        <w:t xml:space="preserve"> </w:t>
-      </w:r>
-      <w:proofErr w:type="spellStart"/>
-      <w:r>
-        <w:rPr>
-          <w:color w:val="000000" w:themeColor="text1"/>
-        </w:rPr>
-        <w:t>members</w:t>
-      </w:r>
-      <w:proofErr w:type="spellEnd"/>
-      <w:r>
-        <w:rPr>
-          <w:color w:val="000000" w:themeColor="text1"/>
-        </w:rPr>
-        <w:t xml:space="preserve">. </w:t>
-      </w:r>
-      <w:proofErr w:type="spellStart"/>
-      <w:r>
-        <w:rPr>
-          <w:color w:val="000000" w:themeColor="text1"/>
-        </w:rPr>
-        <w:t>During</w:t>
-      </w:r>
-      <w:proofErr w:type="spellEnd"/>
-      <w:r>
-        <w:rPr>
-          <w:color w:val="000000" w:themeColor="text1"/>
-        </w:rPr>
-        <w:t xml:space="preserve"> </w:t>
-      </w:r>
-      <w:proofErr w:type="spellStart"/>
-      <w:r>
-        <w:rPr>
-          <w:color w:val="000000" w:themeColor="text1"/>
-        </w:rPr>
-        <w:t>the</w:t>
-      </w:r>
-      <w:proofErr w:type="spellEnd"/>
-      <w:r>
-        <w:rPr>
-          <w:color w:val="000000" w:themeColor="text1"/>
-        </w:rPr>
-        <w:t xml:space="preserve"> </w:t>
-      </w:r>
-      <w:proofErr w:type="spellStart"/>
-      <w:r>
-        <w:rPr>
-          <w:color w:val="000000" w:themeColor="text1"/>
-        </w:rPr>
-        <w:t>development</w:t>
-      </w:r>
-      <w:proofErr w:type="spellEnd"/>
-      <w:r>
-        <w:rPr>
-          <w:color w:val="000000" w:themeColor="text1"/>
-        </w:rPr>
-        <w:t xml:space="preserve"> </w:t>
-      </w:r>
-      <w:proofErr w:type="spellStart"/>
-      <w:r>
-        <w:rPr>
-          <w:color w:val="000000" w:themeColor="text1"/>
-        </w:rPr>
-        <w:t>process</w:t>
-      </w:r>
-      <w:proofErr w:type="spellEnd"/>
-      <w:r>
-        <w:rPr>
-          <w:color w:val="000000" w:themeColor="text1"/>
-        </w:rPr>
-        <w:t xml:space="preserve">, </w:t>
-      </w:r>
-      <w:proofErr w:type="spellStart"/>
-      <w:r>
-        <w:rPr>
-          <w:color w:val="000000" w:themeColor="text1"/>
-        </w:rPr>
-        <w:t>several</w:t>
-      </w:r>
-      <w:proofErr w:type="spellEnd"/>
-      <w:r>
-        <w:rPr>
-          <w:color w:val="000000" w:themeColor="text1"/>
-        </w:rPr>
-        <w:t xml:space="preserve"> </w:t>
-      </w:r>
-      <w:proofErr w:type="spellStart"/>
-      <w:r>
-        <w:rPr>
-          <w:color w:val="000000" w:themeColor="text1"/>
-        </w:rPr>
-        <w:t>programming</w:t>
-      </w:r>
-      <w:proofErr w:type="spellEnd"/>
-      <w:r>
-        <w:rPr>
-          <w:color w:val="000000" w:themeColor="text1"/>
-        </w:rPr>
-        <w:t xml:space="preserve"> </w:t>
-      </w:r>
-      <w:proofErr w:type="spellStart"/>
-      <w:r>
-        <w:rPr>
-          <w:color w:val="000000" w:themeColor="text1"/>
-        </w:rPr>
-        <w:t>languages</w:t>
-      </w:r>
-      <w:proofErr w:type="spellEnd"/>
-      <w:r>
-        <w:rPr>
-          <w:color w:val="000000" w:themeColor="text1"/>
-        </w:rPr>
-        <w:t xml:space="preserve"> are </w:t>
-      </w:r>
-      <w:proofErr w:type="spellStart"/>
-      <w:r>
-        <w:rPr>
-          <w:color w:val="000000" w:themeColor="text1"/>
-        </w:rPr>
-        <w:t>explored</w:t>
-      </w:r>
-      <w:proofErr w:type="spellEnd"/>
-      <w:r>
-        <w:rPr>
-          <w:color w:val="000000" w:themeColor="text1"/>
-        </w:rPr>
-        <w:t xml:space="preserve">, </w:t>
-      </w:r>
-      <w:proofErr w:type="spellStart"/>
-      <w:r>
-        <w:rPr>
-          <w:color w:val="000000" w:themeColor="text1"/>
-        </w:rPr>
-        <w:t>such</w:t>
-      </w:r>
-      <w:proofErr w:type="spellEnd"/>
-      <w:r>
-        <w:rPr>
-          <w:color w:val="000000" w:themeColor="text1"/>
-        </w:rPr>
-        <w:t xml:space="preserve"> as PHP </w:t>
-      </w:r>
-      <w:proofErr w:type="spellStart"/>
-      <w:r>
-        <w:rPr>
-          <w:color w:val="000000" w:themeColor="text1"/>
-        </w:rPr>
-        <w:t>and</w:t>
-      </w:r>
-      <w:proofErr w:type="spellEnd"/>
-      <w:r>
-        <w:rPr>
-          <w:color w:val="000000" w:themeColor="text1"/>
-        </w:rPr>
-        <w:t xml:space="preserve"> </w:t>
-      </w:r>
-      <w:proofErr w:type="spellStart"/>
-      <w:r>
-        <w:rPr>
-          <w:color w:val="000000" w:themeColor="text1"/>
-        </w:rPr>
-        <w:t>JavaScript</w:t>
-      </w:r>
-      <w:proofErr w:type="spellEnd"/>
-      <w:r>
-        <w:rPr>
-          <w:color w:val="000000" w:themeColor="text1"/>
-        </w:rPr>
-        <w:t xml:space="preserve">, </w:t>
-      </w:r>
-      <w:proofErr w:type="spellStart"/>
-      <w:r>
-        <w:rPr>
-          <w:color w:val="000000" w:themeColor="text1"/>
-        </w:rPr>
-        <w:t>along</w:t>
-      </w:r>
-      <w:proofErr w:type="spellEnd"/>
-      <w:r>
-        <w:rPr>
-          <w:color w:val="000000" w:themeColor="text1"/>
-        </w:rPr>
-        <w:t xml:space="preserve"> </w:t>
-      </w:r>
-      <w:proofErr w:type="spellStart"/>
-      <w:r>
-        <w:rPr>
-          <w:color w:val="000000" w:themeColor="text1"/>
-        </w:rPr>
-        <w:t>with</w:t>
-      </w:r>
-      <w:proofErr w:type="spellEnd"/>
-      <w:r>
-        <w:rPr>
-          <w:color w:val="000000" w:themeColor="text1"/>
-        </w:rPr>
-        <w:t xml:space="preserve"> </w:t>
-      </w:r>
-      <w:proofErr w:type="spellStart"/>
-      <w:r>
-        <w:rPr>
-          <w:color w:val="000000" w:themeColor="text1"/>
-        </w:rPr>
-        <w:t>styling</w:t>
-      </w:r>
-      <w:proofErr w:type="spellEnd"/>
-      <w:r>
-        <w:rPr>
-          <w:color w:val="000000" w:themeColor="text1"/>
-        </w:rPr>
-        <w:t xml:space="preserve"> tools </w:t>
-      </w:r>
-      <w:proofErr w:type="spellStart"/>
-      <w:r>
-        <w:rPr>
-          <w:color w:val="000000" w:themeColor="text1"/>
-        </w:rPr>
-        <w:t>including</w:t>
-      </w:r>
-      <w:proofErr w:type="spellEnd"/>
-      <w:r>
-        <w:rPr>
-          <w:color w:val="000000" w:themeColor="text1"/>
-        </w:rPr>
-        <w:t xml:space="preserve"> HTML </w:t>
-      </w:r>
-      <w:proofErr w:type="spellStart"/>
-      <w:r>
-        <w:rPr>
-          <w:color w:val="000000" w:themeColor="text1"/>
-        </w:rPr>
-        <w:t>and</w:t>
-      </w:r>
-      <w:proofErr w:type="spellEnd"/>
-      <w:r>
-        <w:rPr>
-          <w:color w:val="000000" w:themeColor="text1"/>
-        </w:rPr>
-        <w:t xml:space="preserve"> CSS, </w:t>
-      </w:r>
-      <w:proofErr w:type="spellStart"/>
-      <w:r>
-        <w:rPr>
-          <w:color w:val="000000" w:themeColor="text1"/>
-        </w:rPr>
-        <w:t>which</w:t>
-      </w:r>
-      <w:proofErr w:type="spellEnd"/>
-      <w:r>
-        <w:rPr>
-          <w:color w:val="000000" w:themeColor="text1"/>
-        </w:rPr>
-        <w:t xml:space="preserve"> are </w:t>
-      </w:r>
-      <w:proofErr w:type="spellStart"/>
-      <w:r>
-        <w:rPr>
-          <w:color w:val="000000" w:themeColor="text1"/>
-        </w:rPr>
-        <w:t>essential</w:t>
-      </w:r>
-      <w:proofErr w:type="spellEnd"/>
-      <w:r>
-        <w:rPr>
-          <w:color w:val="000000" w:themeColor="text1"/>
-        </w:rPr>
-        <w:t xml:space="preserve"> for </w:t>
-      </w:r>
-      <w:proofErr w:type="spellStart"/>
-      <w:r>
-        <w:rPr>
-          <w:color w:val="000000" w:themeColor="text1"/>
-        </w:rPr>
-        <w:t>creating</w:t>
-      </w:r>
-      <w:proofErr w:type="spellEnd"/>
-      <w:r>
-        <w:rPr>
-          <w:color w:val="000000" w:themeColor="text1"/>
-        </w:rPr>
-        <w:t xml:space="preserve"> </w:t>
-      </w:r>
-      <w:proofErr w:type="spellStart"/>
-      <w:r>
-        <w:rPr>
-          <w:color w:val="000000" w:themeColor="text1"/>
-        </w:rPr>
-        <w:t>the</w:t>
-      </w:r>
-      <w:proofErr w:type="spellEnd"/>
-      <w:r>
-        <w:rPr>
-          <w:color w:val="000000" w:themeColor="text1"/>
-        </w:rPr>
-        <w:t xml:space="preserve"> software </w:t>
-      </w:r>
-      <w:proofErr w:type="spellStart"/>
-      <w:r>
-        <w:rPr>
-          <w:color w:val="000000" w:themeColor="text1"/>
-        </w:rPr>
-        <w:t>intended</w:t>
-      </w:r>
-      <w:proofErr w:type="spellEnd"/>
-      <w:r>
-        <w:rPr>
-          <w:color w:val="000000" w:themeColor="text1"/>
-        </w:rPr>
-        <w:t xml:space="preserve"> for </w:t>
-      </w:r>
-      <w:proofErr w:type="spellStart"/>
-      <w:r>
-        <w:rPr>
-          <w:color w:val="000000" w:themeColor="text1"/>
-        </w:rPr>
-        <w:t>the</w:t>
-      </w:r>
-      <w:proofErr w:type="spellEnd"/>
-      <w:r>
-        <w:rPr>
-          <w:color w:val="000000" w:themeColor="text1"/>
-        </w:rPr>
-        <w:t xml:space="preserve"> </w:t>
-      </w:r>
-      <w:proofErr w:type="spellStart"/>
-      <w:r>
-        <w:rPr>
-          <w:color w:val="000000" w:themeColor="text1"/>
-        </w:rPr>
-        <w:t>control</w:t>
-      </w:r>
-      <w:proofErr w:type="spellEnd"/>
-      <w:r>
-        <w:rPr>
-          <w:color w:val="000000" w:themeColor="text1"/>
-        </w:rPr>
-        <w:t xml:space="preserve"> </w:t>
-      </w:r>
-      <w:proofErr w:type="spellStart"/>
-      <w:r>
-        <w:rPr>
-          <w:color w:val="000000" w:themeColor="text1"/>
-        </w:rPr>
-        <w:t>and</w:t>
-      </w:r>
-      <w:proofErr w:type="spellEnd"/>
-      <w:r>
-        <w:rPr>
-          <w:color w:val="000000" w:themeColor="text1"/>
-        </w:rPr>
-        <w:t xml:space="preserve"> </w:t>
-      </w:r>
-      <w:proofErr w:type="spellStart"/>
-      <w:r>
-        <w:rPr>
-          <w:color w:val="000000" w:themeColor="text1"/>
-        </w:rPr>
-        <w:t>organization</w:t>
-      </w:r>
-      <w:proofErr w:type="spellEnd"/>
-      <w:r>
-        <w:rPr>
-          <w:color w:val="000000" w:themeColor="text1"/>
-        </w:rPr>
-        <w:t xml:space="preserve"> </w:t>
-      </w:r>
-      <w:proofErr w:type="spellStart"/>
-      <w:r>
-        <w:rPr>
-          <w:color w:val="000000" w:themeColor="text1"/>
-        </w:rPr>
-        <w:t>of</w:t>
-      </w:r>
-      <w:proofErr w:type="spellEnd"/>
-      <w:r>
-        <w:rPr>
-          <w:color w:val="000000" w:themeColor="text1"/>
-        </w:rPr>
-        <w:t xml:space="preserve"> </w:t>
-      </w:r>
-      <w:proofErr w:type="spellStart"/>
-      <w:r>
-        <w:rPr>
-          <w:color w:val="000000" w:themeColor="text1"/>
-        </w:rPr>
-        <w:t>the</w:t>
-      </w:r>
-      <w:proofErr w:type="spellEnd"/>
-      <w:r>
-        <w:rPr>
-          <w:color w:val="000000" w:themeColor="text1"/>
-        </w:rPr>
-        <w:t xml:space="preserve"> </w:t>
-      </w:r>
-      <w:proofErr w:type="spellStart"/>
-      <w:r>
-        <w:rPr>
-          <w:color w:val="000000" w:themeColor="text1"/>
-        </w:rPr>
-        <w:t>bakery</w:t>
-      </w:r>
-      <w:proofErr w:type="spellEnd"/>
-      <w:r>
-        <w:rPr>
-          <w:color w:val="000000" w:themeColor="text1"/>
-        </w:rPr>
-        <w:t xml:space="preserve">. The </w:t>
-      </w:r>
-      <w:proofErr w:type="spellStart"/>
-      <w:r>
-        <w:rPr>
-          <w:color w:val="000000" w:themeColor="text1"/>
-        </w:rPr>
-        <w:t>system's</w:t>
-      </w:r>
-      <w:proofErr w:type="spellEnd"/>
-      <w:r>
-        <w:rPr>
-          <w:color w:val="000000" w:themeColor="text1"/>
-        </w:rPr>
-        <w:t xml:space="preserve"> </w:t>
-      </w:r>
-      <w:proofErr w:type="spellStart"/>
-      <w:r>
-        <w:rPr>
-          <w:color w:val="000000" w:themeColor="text1"/>
-        </w:rPr>
-        <w:t>implementation</w:t>
-      </w:r>
-      <w:proofErr w:type="spellEnd"/>
-      <w:r>
-        <w:rPr>
-          <w:color w:val="000000" w:themeColor="text1"/>
-        </w:rPr>
-        <w:t xml:space="preserve"> </w:t>
-      </w:r>
-      <w:proofErr w:type="spellStart"/>
-      <w:r>
-        <w:rPr>
-          <w:color w:val="000000" w:themeColor="text1"/>
-        </w:rPr>
-        <w:t>brings</w:t>
-      </w:r>
-      <w:proofErr w:type="spellEnd"/>
-      <w:r>
-        <w:rPr>
-          <w:color w:val="000000" w:themeColor="text1"/>
-        </w:rPr>
-        <w:t xml:space="preserve"> positive </w:t>
-      </w:r>
-      <w:proofErr w:type="spellStart"/>
-      <w:r>
-        <w:rPr>
-          <w:color w:val="000000" w:themeColor="text1"/>
-        </w:rPr>
-        <w:t>results</w:t>
-      </w:r>
-      <w:proofErr w:type="spellEnd"/>
-      <w:r>
-        <w:rPr>
-          <w:color w:val="000000" w:themeColor="text1"/>
-        </w:rPr>
-        <w:t xml:space="preserve">, </w:t>
-      </w:r>
-      <w:proofErr w:type="spellStart"/>
-      <w:r>
-        <w:rPr>
-          <w:color w:val="000000" w:themeColor="text1"/>
-        </w:rPr>
-        <w:t>providing</w:t>
-      </w:r>
-      <w:proofErr w:type="spellEnd"/>
-      <w:r>
-        <w:rPr>
-          <w:color w:val="000000" w:themeColor="text1"/>
-        </w:rPr>
-        <w:t xml:space="preserve"> </w:t>
-      </w:r>
-      <w:proofErr w:type="spellStart"/>
-      <w:r>
-        <w:rPr>
-          <w:color w:val="000000" w:themeColor="text1"/>
-        </w:rPr>
-        <w:t>greater</w:t>
-      </w:r>
-      <w:proofErr w:type="spellEnd"/>
-      <w:r>
-        <w:rPr>
-          <w:color w:val="000000" w:themeColor="text1"/>
-        </w:rPr>
-        <w:t xml:space="preserve"> </w:t>
-      </w:r>
-      <w:proofErr w:type="spellStart"/>
-      <w:r>
-        <w:rPr>
-          <w:color w:val="000000" w:themeColor="text1"/>
-        </w:rPr>
-        <w:t>organization</w:t>
-      </w:r>
-      <w:proofErr w:type="spellEnd"/>
-      <w:r>
-        <w:rPr>
-          <w:color w:val="000000" w:themeColor="text1"/>
-        </w:rPr>
-        <w:t xml:space="preserve"> </w:t>
-      </w:r>
-      <w:proofErr w:type="spellStart"/>
-      <w:r>
-        <w:rPr>
-          <w:color w:val="000000" w:themeColor="text1"/>
-        </w:rPr>
-        <w:t>and</w:t>
-      </w:r>
-      <w:proofErr w:type="spellEnd"/>
-      <w:r>
-        <w:rPr>
-          <w:color w:val="000000" w:themeColor="text1"/>
-        </w:rPr>
-        <w:t xml:space="preserve"> </w:t>
-      </w:r>
-      <w:proofErr w:type="spellStart"/>
-      <w:r>
-        <w:rPr>
-          <w:color w:val="000000" w:themeColor="text1"/>
-        </w:rPr>
-        <w:t>clarity</w:t>
-      </w:r>
-      <w:proofErr w:type="spellEnd"/>
-      <w:r>
-        <w:rPr>
-          <w:color w:val="000000" w:themeColor="text1"/>
-        </w:rPr>
-        <w:t xml:space="preserve"> in </w:t>
-      </w:r>
-      <w:proofErr w:type="spellStart"/>
-      <w:r>
-        <w:rPr>
-          <w:color w:val="000000" w:themeColor="text1"/>
-        </w:rPr>
-        <w:t>employees</w:t>
-      </w:r>
-      <w:proofErr w:type="spellEnd"/>
-      <w:r>
-        <w:rPr>
-          <w:color w:val="000000" w:themeColor="text1"/>
-        </w:rPr>
-        <w:t xml:space="preserve">’ </w:t>
-      </w:r>
-      <w:proofErr w:type="spellStart"/>
-      <w:r>
-        <w:rPr>
-          <w:color w:val="000000" w:themeColor="text1"/>
-        </w:rPr>
-        <w:t>tasks</w:t>
-      </w:r>
-      <w:proofErr w:type="spellEnd"/>
-      <w:r>
-        <w:rPr>
-          <w:color w:val="000000" w:themeColor="text1"/>
-        </w:rPr>
-        <w:t xml:space="preserve">, as </w:t>
-      </w:r>
-      <w:proofErr w:type="spellStart"/>
-      <w:r>
-        <w:rPr>
-          <w:color w:val="000000" w:themeColor="text1"/>
-        </w:rPr>
-        <w:t>well</w:t>
-      </w:r>
-      <w:proofErr w:type="spellEnd"/>
-      <w:r>
-        <w:rPr>
-          <w:color w:val="000000" w:themeColor="text1"/>
-        </w:rPr>
-        <w:t xml:space="preserve"> as </w:t>
-      </w:r>
-      <w:proofErr w:type="spellStart"/>
-      <w:r>
-        <w:rPr>
-          <w:color w:val="000000" w:themeColor="text1"/>
-        </w:rPr>
-        <w:t>agility</w:t>
-      </w:r>
-      <w:proofErr w:type="spellEnd"/>
-      <w:r>
-        <w:rPr>
-          <w:color w:val="000000" w:themeColor="text1"/>
-        </w:rPr>
-        <w:t xml:space="preserve"> </w:t>
-      </w:r>
-      <w:proofErr w:type="spellStart"/>
-      <w:r>
-        <w:rPr>
-          <w:color w:val="000000" w:themeColor="text1"/>
-        </w:rPr>
-        <w:t>and</w:t>
-      </w:r>
-      <w:proofErr w:type="spellEnd"/>
-      <w:r>
-        <w:rPr>
-          <w:color w:val="000000" w:themeColor="text1"/>
-        </w:rPr>
-        <w:t xml:space="preserve"> </w:t>
-      </w:r>
-      <w:proofErr w:type="spellStart"/>
-      <w:r>
-        <w:rPr>
-          <w:color w:val="000000" w:themeColor="text1"/>
-        </w:rPr>
-        <w:t>efficiency</w:t>
-      </w:r>
-      <w:proofErr w:type="spellEnd"/>
-      <w:r>
-        <w:rPr>
-          <w:color w:val="000000" w:themeColor="text1"/>
-        </w:rPr>
-        <w:t xml:space="preserve"> in </w:t>
-      </w:r>
-      <w:proofErr w:type="spellStart"/>
-      <w:r>
-        <w:rPr>
-          <w:color w:val="000000" w:themeColor="text1"/>
-        </w:rPr>
-        <w:t>customer</w:t>
-      </w:r>
-      <w:proofErr w:type="spellEnd"/>
-      <w:r>
-        <w:rPr>
-          <w:color w:val="000000" w:themeColor="text1"/>
-        </w:rPr>
-        <w:t xml:space="preserve"> </w:t>
-      </w:r>
-      <w:proofErr w:type="spellStart"/>
-      <w:r>
-        <w:rPr>
-          <w:color w:val="000000" w:themeColor="text1"/>
-        </w:rPr>
-        <w:t>service</w:t>
-      </w:r>
-      <w:proofErr w:type="spellEnd"/>
-      <w:r>
-        <w:rPr>
-          <w:color w:val="000000" w:themeColor="text1"/>
-        </w:rPr>
-        <w:t xml:space="preserve">. </w:t>
-      </w:r>
-      <w:proofErr w:type="spellStart"/>
-      <w:r>
-        <w:rPr>
-          <w:color w:val="000000" w:themeColor="text1"/>
-        </w:rPr>
-        <w:t>Besides</w:t>
-      </w:r>
-      <w:proofErr w:type="spellEnd"/>
-      <w:r>
-        <w:rPr>
-          <w:color w:val="000000" w:themeColor="text1"/>
-        </w:rPr>
-        <w:t xml:space="preserve"> </w:t>
-      </w:r>
-      <w:proofErr w:type="spellStart"/>
-      <w:r>
-        <w:rPr>
-          <w:color w:val="000000" w:themeColor="text1"/>
-        </w:rPr>
-        <w:t>operational</w:t>
-      </w:r>
-      <w:proofErr w:type="spellEnd"/>
-      <w:r>
-        <w:rPr>
-          <w:color w:val="000000" w:themeColor="text1"/>
-        </w:rPr>
-        <w:t xml:space="preserve"> </w:t>
-      </w:r>
-      <w:proofErr w:type="spellStart"/>
-      <w:r>
-        <w:rPr>
-          <w:color w:val="000000" w:themeColor="text1"/>
-        </w:rPr>
-        <w:t>benefits</w:t>
-      </w:r>
-      <w:proofErr w:type="spellEnd"/>
-      <w:r>
-        <w:rPr>
-          <w:color w:val="000000" w:themeColor="text1"/>
-        </w:rPr>
-        <w:t xml:space="preserve">, </w:t>
-      </w:r>
-      <w:proofErr w:type="spellStart"/>
-      <w:r>
-        <w:rPr>
-          <w:color w:val="000000" w:themeColor="text1"/>
-        </w:rPr>
-        <w:t>the</w:t>
-      </w:r>
-      <w:proofErr w:type="spellEnd"/>
-      <w:r>
-        <w:rPr>
-          <w:color w:val="000000" w:themeColor="text1"/>
-        </w:rPr>
-        <w:t xml:space="preserve"> </w:t>
-      </w:r>
-      <w:proofErr w:type="spellStart"/>
-      <w:r>
-        <w:rPr>
-          <w:color w:val="000000" w:themeColor="text1"/>
-        </w:rPr>
-        <w:t>project</w:t>
-      </w:r>
-      <w:proofErr w:type="spellEnd"/>
-      <w:r>
-        <w:rPr>
-          <w:color w:val="000000" w:themeColor="text1"/>
-        </w:rPr>
-        <w:t xml:space="preserve"> </w:t>
-      </w:r>
-      <w:proofErr w:type="spellStart"/>
-      <w:r>
-        <w:rPr>
-          <w:color w:val="000000" w:themeColor="text1"/>
-        </w:rPr>
-        <w:t>significantly</w:t>
-      </w:r>
-      <w:proofErr w:type="spellEnd"/>
-      <w:r>
-        <w:rPr>
-          <w:color w:val="000000" w:themeColor="text1"/>
-        </w:rPr>
-        <w:t xml:space="preserve"> </w:t>
-      </w:r>
-      <w:proofErr w:type="spellStart"/>
-      <w:r>
-        <w:rPr>
-          <w:color w:val="000000" w:themeColor="text1"/>
-        </w:rPr>
-        <w:t>expands</w:t>
-      </w:r>
-      <w:proofErr w:type="spellEnd"/>
-      <w:r>
-        <w:rPr>
-          <w:color w:val="000000" w:themeColor="text1"/>
-        </w:rPr>
-        <w:t xml:space="preserve"> </w:t>
-      </w:r>
-      <w:proofErr w:type="spellStart"/>
-      <w:r>
-        <w:rPr>
-          <w:color w:val="000000" w:themeColor="text1"/>
-        </w:rPr>
-        <w:t>the</w:t>
-      </w:r>
-      <w:proofErr w:type="spellEnd"/>
-      <w:r>
-        <w:rPr>
-          <w:color w:val="000000" w:themeColor="text1"/>
-        </w:rPr>
-        <w:t xml:space="preserve"> </w:t>
-      </w:r>
-      <w:proofErr w:type="spellStart"/>
-      <w:r>
-        <w:rPr>
-          <w:color w:val="000000" w:themeColor="text1"/>
-        </w:rPr>
-        <w:t>team’s</w:t>
-      </w:r>
-      <w:proofErr w:type="spellEnd"/>
-      <w:r>
-        <w:rPr>
-          <w:color w:val="000000" w:themeColor="text1"/>
-        </w:rPr>
-        <w:t xml:space="preserve"> </w:t>
-      </w:r>
-      <w:proofErr w:type="spellStart"/>
-      <w:r>
-        <w:rPr>
-          <w:color w:val="000000" w:themeColor="text1"/>
-        </w:rPr>
-        <w:t>technical</w:t>
-      </w:r>
-      <w:proofErr w:type="spellEnd"/>
-      <w:r>
-        <w:rPr>
-          <w:color w:val="000000" w:themeColor="text1"/>
-        </w:rPr>
-        <w:t xml:space="preserve"> </w:t>
-      </w:r>
-      <w:proofErr w:type="spellStart"/>
-      <w:r>
-        <w:rPr>
-          <w:color w:val="000000" w:themeColor="text1"/>
-        </w:rPr>
-        <w:t>knowledge</w:t>
-      </w:r>
-      <w:proofErr w:type="spellEnd"/>
-      <w:r>
-        <w:rPr>
-          <w:color w:val="000000" w:themeColor="text1"/>
-        </w:rPr>
-        <w:t xml:space="preserve"> </w:t>
-      </w:r>
-      <w:proofErr w:type="spellStart"/>
-      <w:r>
-        <w:rPr>
-          <w:color w:val="000000" w:themeColor="text1"/>
-        </w:rPr>
-        <w:t>about</w:t>
-      </w:r>
-      <w:proofErr w:type="spellEnd"/>
-      <w:r>
-        <w:rPr>
-          <w:color w:val="000000" w:themeColor="text1"/>
-        </w:rPr>
-        <w:t xml:space="preserve"> </w:t>
-      </w:r>
-      <w:proofErr w:type="spellStart"/>
-      <w:r>
-        <w:rPr>
-          <w:color w:val="000000" w:themeColor="text1"/>
-        </w:rPr>
-        <w:t>programming</w:t>
-      </w:r>
-      <w:proofErr w:type="spellEnd"/>
-      <w:r>
-        <w:rPr>
-          <w:color w:val="000000" w:themeColor="text1"/>
-        </w:rPr>
-        <w:t xml:space="preserve"> </w:t>
-      </w:r>
-      <w:proofErr w:type="spellStart"/>
-      <w:r>
-        <w:rPr>
-          <w:color w:val="000000" w:themeColor="text1"/>
-        </w:rPr>
-        <w:t>and</w:t>
-      </w:r>
-      <w:proofErr w:type="spellEnd"/>
-      <w:r>
-        <w:rPr>
-          <w:color w:val="000000" w:themeColor="text1"/>
-        </w:rPr>
-        <w:t xml:space="preserve"> </w:t>
-      </w:r>
-      <w:proofErr w:type="spellStart"/>
-      <w:r>
-        <w:rPr>
-          <w:color w:val="000000" w:themeColor="text1"/>
-        </w:rPr>
-        <w:t>reinforces</w:t>
-      </w:r>
-      <w:proofErr w:type="spellEnd"/>
-      <w:r>
-        <w:rPr>
-          <w:color w:val="000000" w:themeColor="text1"/>
-        </w:rPr>
-        <w:t xml:space="preserve"> </w:t>
-      </w:r>
-      <w:proofErr w:type="spellStart"/>
-      <w:r>
-        <w:rPr>
-          <w:color w:val="000000" w:themeColor="text1"/>
-        </w:rPr>
-        <w:t>the</w:t>
-      </w:r>
-      <w:proofErr w:type="spellEnd"/>
-      <w:r>
-        <w:rPr>
-          <w:color w:val="000000" w:themeColor="text1"/>
-        </w:rPr>
-        <w:t xml:space="preserve"> </w:t>
-      </w:r>
-      <w:proofErr w:type="spellStart"/>
-      <w:r>
-        <w:rPr>
-          <w:color w:val="000000" w:themeColor="text1"/>
-        </w:rPr>
-        <w:t>importance</w:t>
-      </w:r>
-      <w:proofErr w:type="spellEnd"/>
-      <w:r>
-        <w:rPr>
-          <w:color w:val="000000" w:themeColor="text1"/>
-        </w:rPr>
-        <w:t xml:space="preserve"> </w:t>
-      </w:r>
-      <w:proofErr w:type="spellStart"/>
-      <w:r>
-        <w:rPr>
-          <w:color w:val="000000" w:themeColor="text1"/>
-        </w:rPr>
-        <w:t>of</w:t>
-      </w:r>
-      <w:proofErr w:type="spellEnd"/>
-      <w:r>
-        <w:rPr>
-          <w:color w:val="000000" w:themeColor="text1"/>
-        </w:rPr>
-        <w:t xml:space="preserve"> </w:t>
-      </w:r>
-      <w:proofErr w:type="spellStart"/>
-      <w:r>
-        <w:rPr>
-          <w:color w:val="000000" w:themeColor="text1"/>
-        </w:rPr>
-        <w:t>collaborative</w:t>
-      </w:r>
-      <w:proofErr w:type="spellEnd"/>
-      <w:r>
-        <w:rPr>
-          <w:color w:val="000000" w:themeColor="text1"/>
-        </w:rPr>
-        <w:t xml:space="preserve"> </w:t>
-      </w:r>
-      <w:proofErr w:type="spellStart"/>
-      <w:r>
-        <w:rPr>
-          <w:color w:val="000000" w:themeColor="text1"/>
-        </w:rPr>
-        <w:t>practices</w:t>
-      </w:r>
-      <w:proofErr w:type="spellEnd"/>
-      <w:r>
-        <w:rPr>
-          <w:color w:val="000000" w:themeColor="text1"/>
-        </w:rPr>
-        <w:t xml:space="preserve"> in </w:t>
-      </w:r>
-      <w:proofErr w:type="spellStart"/>
-      <w:r>
-        <w:rPr>
-          <w:color w:val="000000" w:themeColor="text1"/>
-        </w:rPr>
-        <w:t>the</w:t>
-      </w:r>
-      <w:proofErr w:type="spellEnd"/>
-      <w:r>
-        <w:rPr>
-          <w:color w:val="000000" w:themeColor="text1"/>
-        </w:rPr>
-        <w:t xml:space="preserve"> </w:t>
-      </w:r>
-      <w:proofErr w:type="spellStart"/>
-      <w:r>
-        <w:rPr>
-          <w:color w:val="000000" w:themeColor="text1"/>
-        </w:rPr>
-        <w:t>work</w:t>
-      </w:r>
-      <w:proofErr w:type="spellEnd"/>
-      <w:r>
-        <w:rPr>
-          <w:color w:val="000000" w:themeColor="text1"/>
-        </w:rPr>
-        <w:t xml:space="preserve"> </w:t>
-      </w:r>
-      <w:proofErr w:type="spellStart"/>
-      <w:r>
-        <w:rPr>
-          <w:color w:val="000000" w:themeColor="text1"/>
-        </w:rPr>
-        <w:t>environment</w:t>
-      </w:r>
-      <w:proofErr w:type="spellEnd"/>
-      <w:r>
-        <w:rPr>
-          <w:color w:val="000000" w:themeColor="text1"/>
-        </w:rPr>
-        <w:t xml:space="preserve">. </w:t>
-      </w:r>
-      <w:proofErr w:type="spellStart"/>
-      <w:r>
-        <w:rPr>
-          <w:color w:val="000000" w:themeColor="text1"/>
-        </w:rPr>
-        <w:t>Thus</w:t>
-      </w:r>
-      <w:proofErr w:type="spellEnd"/>
-      <w:r>
-        <w:rPr>
-          <w:color w:val="000000" w:themeColor="text1"/>
-        </w:rPr>
-        <w:t xml:space="preserve">, </w:t>
-      </w:r>
-      <w:proofErr w:type="spellStart"/>
-      <w:r>
-        <w:rPr>
-          <w:color w:val="000000" w:themeColor="text1"/>
-        </w:rPr>
-        <w:t>the</w:t>
-      </w:r>
-      <w:proofErr w:type="spellEnd"/>
-      <w:r>
-        <w:rPr>
-          <w:color w:val="000000" w:themeColor="text1"/>
-        </w:rPr>
-        <w:t xml:space="preserve"> </w:t>
-      </w:r>
-      <w:proofErr w:type="spellStart"/>
-      <w:r>
-        <w:rPr>
-          <w:color w:val="000000" w:themeColor="text1"/>
-        </w:rPr>
-        <w:t>experience</w:t>
-      </w:r>
-      <w:proofErr w:type="spellEnd"/>
-      <w:r>
-        <w:rPr>
-          <w:color w:val="000000" w:themeColor="text1"/>
-        </w:rPr>
-        <w:t xml:space="preserve"> </w:t>
-      </w:r>
-      <w:proofErr w:type="spellStart"/>
-      <w:r>
-        <w:rPr>
-          <w:color w:val="000000" w:themeColor="text1"/>
-        </w:rPr>
-        <w:t>contributes</w:t>
-      </w:r>
-      <w:proofErr w:type="spellEnd"/>
-      <w:r>
-        <w:rPr>
-          <w:color w:val="000000" w:themeColor="text1"/>
-        </w:rPr>
-        <w:t xml:space="preserve"> </w:t>
-      </w:r>
-      <w:proofErr w:type="spellStart"/>
-      <w:r>
-        <w:rPr>
-          <w:color w:val="000000" w:themeColor="text1"/>
-        </w:rPr>
-        <w:t>significantly</w:t>
-      </w:r>
-      <w:proofErr w:type="spellEnd"/>
-      <w:r>
-        <w:rPr>
-          <w:color w:val="000000" w:themeColor="text1"/>
-        </w:rPr>
-        <w:t xml:space="preserve"> </w:t>
-      </w:r>
-      <w:proofErr w:type="spellStart"/>
-      <w:r>
-        <w:rPr>
-          <w:color w:val="000000" w:themeColor="text1"/>
-        </w:rPr>
-        <w:t>both</w:t>
-      </w:r>
-      <w:proofErr w:type="spellEnd"/>
-      <w:r>
-        <w:rPr>
-          <w:color w:val="000000" w:themeColor="text1"/>
-        </w:rPr>
-        <w:t xml:space="preserve"> </w:t>
-      </w:r>
-      <w:proofErr w:type="spellStart"/>
-      <w:r>
-        <w:rPr>
-          <w:color w:val="000000" w:themeColor="text1"/>
-        </w:rPr>
-        <w:t>to</w:t>
-      </w:r>
-      <w:proofErr w:type="spellEnd"/>
-      <w:r>
-        <w:rPr>
-          <w:color w:val="000000" w:themeColor="text1"/>
-        </w:rPr>
-        <w:t xml:space="preserve"> </w:t>
-      </w:r>
-      <w:proofErr w:type="spellStart"/>
-      <w:r>
-        <w:rPr>
-          <w:color w:val="000000" w:themeColor="text1"/>
-        </w:rPr>
-        <w:t>improving</w:t>
-      </w:r>
-      <w:proofErr w:type="spellEnd"/>
-      <w:r>
-        <w:rPr>
-          <w:color w:val="000000" w:themeColor="text1"/>
-        </w:rPr>
-        <w:t xml:space="preserve"> </w:t>
-      </w:r>
-      <w:proofErr w:type="spellStart"/>
-      <w:r>
-        <w:rPr>
-          <w:color w:val="000000" w:themeColor="text1"/>
-        </w:rPr>
-        <w:t>the</w:t>
-      </w:r>
-      <w:proofErr w:type="spellEnd"/>
-      <w:r>
-        <w:rPr>
-          <w:color w:val="000000" w:themeColor="text1"/>
-        </w:rPr>
-        <w:t xml:space="preserve"> </w:t>
-      </w:r>
-      <w:proofErr w:type="spellStart"/>
-      <w:r>
-        <w:rPr>
-          <w:color w:val="000000" w:themeColor="text1"/>
-        </w:rPr>
-        <w:t>business's</w:t>
-      </w:r>
-      <w:proofErr w:type="spellEnd"/>
-      <w:r>
-        <w:rPr>
-          <w:color w:val="000000" w:themeColor="text1"/>
-        </w:rPr>
-        <w:t xml:space="preserve"> </w:t>
-      </w:r>
-      <w:proofErr w:type="spellStart"/>
-      <w:r>
-        <w:rPr>
-          <w:color w:val="000000" w:themeColor="text1"/>
-        </w:rPr>
-        <w:t>efficiency</w:t>
-      </w:r>
-      <w:proofErr w:type="spellEnd"/>
-      <w:r>
-        <w:rPr>
-          <w:color w:val="000000" w:themeColor="text1"/>
-        </w:rPr>
-        <w:t xml:space="preserve"> </w:t>
-      </w:r>
-      <w:proofErr w:type="spellStart"/>
-      <w:r>
-        <w:rPr>
-          <w:color w:val="000000" w:themeColor="text1"/>
-        </w:rPr>
-        <w:t>and</w:t>
-      </w:r>
-      <w:proofErr w:type="spellEnd"/>
-      <w:r>
-        <w:rPr>
-          <w:color w:val="000000" w:themeColor="text1"/>
-        </w:rPr>
-        <w:t xml:space="preserve"> </w:t>
-      </w:r>
-      <w:proofErr w:type="spellStart"/>
-      <w:r>
-        <w:rPr>
-          <w:color w:val="000000" w:themeColor="text1"/>
-        </w:rPr>
-        <w:t>to</w:t>
-      </w:r>
-      <w:proofErr w:type="spellEnd"/>
-      <w:r>
-        <w:rPr>
-          <w:color w:val="000000" w:themeColor="text1"/>
-        </w:rPr>
-        <w:t xml:space="preserve"> </w:t>
-      </w:r>
-      <w:proofErr w:type="spellStart"/>
-      <w:r>
-        <w:rPr>
-          <w:color w:val="000000" w:themeColor="text1"/>
-        </w:rPr>
-        <w:t>the</w:t>
-      </w:r>
-      <w:proofErr w:type="spellEnd"/>
-      <w:r>
-        <w:rPr>
-          <w:color w:val="000000" w:themeColor="text1"/>
-        </w:rPr>
-        <w:t xml:space="preserve"> professional </w:t>
-      </w:r>
-      <w:proofErr w:type="spellStart"/>
-      <w:r>
-        <w:rPr>
-          <w:color w:val="000000" w:themeColor="text1"/>
-        </w:rPr>
-        <w:t>and</w:t>
-      </w:r>
-      <w:proofErr w:type="spellEnd"/>
-      <w:r>
-        <w:rPr>
-          <w:color w:val="000000" w:themeColor="text1"/>
-        </w:rPr>
-        <w:t xml:space="preserve"> personal </w:t>
-      </w:r>
-      <w:proofErr w:type="spellStart"/>
-      <w:r>
-        <w:rPr>
-          <w:color w:val="000000" w:themeColor="text1"/>
-        </w:rPr>
-        <w:t>growth</w:t>
-      </w:r>
-      <w:proofErr w:type="spellEnd"/>
-      <w:r>
-        <w:rPr>
-          <w:color w:val="000000" w:themeColor="text1"/>
-        </w:rPr>
-        <w:t xml:space="preserve"> </w:t>
-      </w:r>
-      <w:proofErr w:type="spellStart"/>
-      <w:r>
-        <w:rPr>
-          <w:color w:val="000000" w:themeColor="text1"/>
-        </w:rPr>
-        <w:t>of</w:t>
-      </w:r>
-      <w:proofErr w:type="spellEnd"/>
-      <w:r>
-        <w:rPr>
-          <w:color w:val="000000" w:themeColor="text1"/>
-        </w:rPr>
-        <w:t xml:space="preserve"> </w:t>
-      </w:r>
-      <w:proofErr w:type="spellStart"/>
-      <w:r>
-        <w:rPr>
-          <w:color w:val="000000" w:themeColor="text1"/>
-        </w:rPr>
-        <w:t>those</w:t>
-      </w:r>
-      <w:proofErr w:type="spellEnd"/>
-      <w:r>
-        <w:rPr>
-          <w:color w:val="000000" w:themeColor="text1"/>
-        </w:rPr>
-        <w:t xml:space="preserve"> </w:t>
-      </w:r>
-      <w:proofErr w:type="spellStart"/>
-      <w:r>
-        <w:rPr>
-          <w:color w:val="000000" w:themeColor="text1"/>
-        </w:rPr>
-        <w:t>involved</w:t>
-      </w:r>
-      <w:proofErr w:type="spellEnd"/>
-      <w:r>
-        <w:rPr>
-          <w:color w:val="000000" w:themeColor="text1"/>
-        </w:rPr>
-        <w:t xml:space="preserve"> in </w:t>
-      </w:r>
-      <w:proofErr w:type="spellStart"/>
-      <w:r>
-        <w:rPr>
-          <w:color w:val="000000" w:themeColor="text1"/>
-        </w:rPr>
-        <w:t>the</w:t>
-      </w:r>
-      <w:proofErr w:type="spellEnd"/>
-      <w:r>
-        <w:rPr>
-          <w:color w:val="000000" w:themeColor="text1"/>
-        </w:rPr>
-        <w:t xml:space="preserve"> software </w:t>
-      </w:r>
-      <w:proofErr w:type="spellStart"/>
-      <w:r>
-        <w:rPr>
-          <w:color w:val="000000" w:themeColor="text1"/>
-        </w:rPr>
-        <w:t>development</w:t>
-      </w:r>
-      <w:proofErr w:type="spellEnd"/>
-      <w:r>
-        <w:rPr>
-          <w:color w:val="000000" w:themeColor="text1"/>
-        </w:rPr>
-        <w:t>.</w:t>
+        <w:t>In the conducted S.A., the team builds an automation system aimed at reducing possible errors arising from manual work, facilitating the management of various types of businesses, especially commerce such as bakeries and small stores. The main objective of the proposed challenge is, besides presenting an efficient solution to the identified problem, to promote learning about teamwork and the development of collaborative skills among members. During the development process, several programming languages are explored, such as PHP and JavaScript, along with styling tools including HTML and CSS, which are essential for creating the software intended for the control and organization of the bakery. The system's implementation brings positive results, providing greater organization and clarity in employees’ tasks, as well as agility and efficiency in customer service. Besides operational benefits, the project significantly expands the team’s technical knowledge about programming and reinforces the importance of collaborative practices in the work environment. Thus, the experience contributes significantly both to improving the business's efficiency and to the professional and personal growth of those involved in the software development.</w:t>
       </w:r>
     </w:p>
     <w:p>
@@ -5367,7 +3351,6 @@
               <w:ind w:firstLine="0"/>
               <w:jc w:val="left"/>
             </w:pPr>
-            <w:proofErr w:type="spellStart"/>
             <w:r>
               <w:rPr>
                 <w:rStyle w:val="nfase"/>
@@ -5375,29 +3358,8 @@
                 <w:sz w:val="23"/>
                 <w:szCs w:val="23"/>
               </w:rPr>
-              <w:t>Read</w:t>
-            </w:r>
-            <w:proofErr w:type="spellEnd"/>
-            <w:r>
-              <w:rPr>
-                <w:rStyle w:val="nfase"/>
-                <w:i w:val="0"/>
-                <w:sz w:val="23"/>
-                <w:szCs w:val="23"/>
-              </w:rPr>
-              <w:t xml:space="preserve">-Only </w:t>
-            </w:r>
-            <w:proofErr w:type="spellStart"/>
-            <w:r>
-              <w:rPr>
-                <w:rStyle w:val="nfase"/>
-                <w:i w:val="0"/>
-                <w:sz w:val="23"/>
-                <w:szCs w:val="23"/>
-              </w:rPr>
-              <w:t>Memory</w:t>
-            </w:r>
-            <w:proofErr w:type="spellEnd"/>
+              <w:t>Read-Only Memory</w:t>
+            </w:r>
           </w:p>
         </w:tc>
       </w:tr>
@@ -5436,18 +3398,8 @@
                 <w:i w:val="0"/>
                 <w:szCs w:val="23"/>
               </w:rPr>
-              <w:t xml:space="preserve">Random-Access </w:t>
-            </w:r>
-            <w:proofErr w:type="spellStart"/>
-            <w:r>
-              <w:rPr>
-                <w:rStyle w:val="nfase"/>
-                <w:i w:val="0"/>
-                <w:szCs w:val="23"/>
-              </w:rPr>
-              <w:t>Memory</w:t>
-            </w:r>
-            <w:proofErr w:type="spellEnd"/>
+              <w:t>Random-Access Memory</w:t>
+            </w:r>
           </w:p>
         </w:tc>
       </w:tr>
@@ -5477,27 +3429,9 @@
               <w:ind w:firstLine="0"/>
               <w:jc w:val="left"/>
             </w:pPr>
-            <w:proofErr w:type="spellStart"/>
-            <w:r>
-              <w:t>Cascading</w:t>
-            </w:r>
-            <w:proofErr w:type="spellEnd"/>
-            <w:r>
-              <w:t xml:space="preserve"> </w:t>
-            </w:r>
-            <w:proofErr w:type="spellStart"/>
-            <w:r>
-              <w:t>Style</w:t>
-            </w:r>
-            <w:proofErr w:type="spellEnd"/>
-            <w:r>
-              <w:t xml:space="preserve"> </w:t>
-            </w:r>
-            <w:proofErr w:type="spellStart"/>
-            <w:r>
-              <w:t>Sheets</w:t>
-            </w:r>
-            <w:proofErr w:type="spellEnd"/>
+            <w:r>
+              <w:t>Cascading Style Sheets</w:t>
+            </w:r>
           </w:p>
         </w:tc>
       </w:tr>
@@ -5527,19 +3461,9 @@
               <w:ind w:firstLine="0"/>
               <w:jc w:val="left"/>
             </w:pPr>
-            <w:proofErr w:type="spellStart"/>
-            <w:r>
-              <w:t>HyperText</w:t>
-            </w:r>
-            <w:proofErr w:type="spellEnd"/>
-            <w:r>
-              <w:t xml:space="preserve"> Markup </w:t>
-            </w:r>
-            <w:proofErr w:type="spellStart"/>
-            <w:r>
-              <w:t>Language</w:t>
-            </w:r>
-            <w:proofErr w:type="spellEnd"/>
+            <w:r>
+              <w:t>HyperText Markup Language</w:t>
+            </w:r>
           </w:p>
         </w:tc>
       </w:tr>
@@ -5568,16 +3492,8 @@
         <w:rPr>
           <w:bCs/>
         </w:rPr>
-        <w:t xml:space="preserve">Hypertext </w:t>
-      </w:r>
-      <w:proofErr w:type="spellStart"/>
-      <w:r>
-        <w:rPr>
-          <w:bCs/>
-        </w:rPr>
-        <w:t>Preprocessor</w:t>
-      </w:r>
-      <w:proofErr w:type="spellEnd"/>
+        <w:t>Hypertext Preprocessor</w:t>
+      </w:r>
     </w:p>
     <w:p>
       <w:pPr>
@@ -5591,16 +3507,8 @@
         <w:rPr>
           <w:bCs/>
         </w:rPr>
-        <w:t xml:space="preserve">  JS              </w:t>
-      </w:r>
-      <w:proofErr w:type="spellStart"/>
-      <w:r>
-        <w:rPr>
-          <w:bCs/>
-        </w:rPr>
-        <w:t>JavaScript</w:t>
-      </w:r>
-      <w:proofErr w:type="spellEnd"/>
+        <w:t xml:space="preserve">  JS              JavaScript</w:t>
+      </w:r>
     </w:p>
     <w:p>
       <w:pPr>
@@ -5614,30 +3522,8 @@
         <w:rPr>
           <w:bCs/>
         </w:rPr>
-        <w:t xml:space="preserve">  </w:t>
-      </w:r>
-      <w:proofErr w:type="spellStart"/>
-      <w:r>
-        <w:rPr>
-          <w:bCs/>
-        </w:rPr>
-        <w:t>VScode</w:t>
-      </w:r>
-      <w:proofErr w:type="spellEnd"/>
-      <w:r>
-        <w:rPr>
-          <w:bCs/>
-        </w:rPr>
-        <w:t xml:space="preserve">      Visual Studio </w:t>
-      </w:r>
-      <w:proofErr w:type="spellStart"/>
-      <w:r>
-        <w:rPr>
-          <w:bCs/>
-        </w:rPr>
-        <w:t>Code</w:t>
-      </w:r>
-      <w:proofErr w:type="spellEnd"/>
+        <w:t xml:space="preserve">  VScode      Visual Studio Code</w:t>
+      </w:r>
       <w:r>
         <w:rPr>
           <w:bCs/>
@@ -5878,13 +3764,8 @@
               <w:ind w:firstLine="0"/>
               <w:jc w:val="left"/>
             </w:pPr>
-            <w:proofErr w:type="spellStart"/>
-            <w:r>
-              <w:t>div</w:t>
-            </w:r>
-            <w:proofErr w:type="spellEnd"/>
-            <w:r>
-              <w:t>.</w:t>
+            <w:r>
+              <w:t>div.</w:t>
             </w:r>
           </w:p>
         </w:tc>
@@ -7929,23 +5810,39 @@
           <w:rFonts w:ascii="Arial" w:hAnsi="Arial" w:cs="Arial"/>
           <w:color w:val="000000"/>
         </w:rPr>
-        <w:t>, para fazer todo o front-</w:t>
-      </w:r>
-      <w:proofErr w:type="spellStart"/>
+        <w:t>, para fazer todo o front-end do sistema, </w:t>
+      </w:r>
+      <w:r>
+        <w:rPr>
+          <w:rFonts w:ascii="Arial" w:hAnsi="Arial" w:cs="Arial"/>
+          <w:b/>
+          <w:bCs/>
+          <w:color w:val="000000"/>
+        </w:rPr>
+        <w:t>JS</w:t>
+      </w:r>
       <w:r>
         <w:rPr>
           <w:rFonts w:ascii="Arial" w:hAnsi="Arial" w:cs="Arial"/>
           <w:color w:val="000000"/>
         </w:rPr>
-        <w:t>end</w:t>
-      </w:r>
-      <w:proofErr w:type="spellEnd"/>
+        <w:t xml:space="preserve"> e </w:t>
+      </w:r>
+      <w:r>
+        <w:rPr>
+          <w:rFonts w:ascii="Arial" w:hAnsi="Arial" w:cs="Arial"/>
+          <w:b/>
+          <w:bCs/>
+          <w:color w:val="000000"/>
+        </w:rPr>
+        <w:t>PHP</w:t>
+      </w:r>
       <w:r>
         <w:rPr>
           <w:rFonts w:ascii="Arial" w:hAnsi="Arial" w:cs="Arial"/>
           <w:color w:val="000000"/>
         </w:rPr>
-        <w:t xml:space="preserve"> do sistema, </w:t>
+        <w:t>, para o back-end, com o banco de dados </w:t>
       </w:r>
       <w:r>
         <w:rPr>
@@ -7954,14 +5851,14 @@
           <w:bCs/>
           <w:color w:val="000000"/>
         </w:rPr>
-        <w:t>JS</w:t>
+        <w:t>MySQL</w:t>
       </w:r>
       <w:r>
         <w:rPr>
           <w:rFonts w:ascii="Arial" w:hAnsi="Arial" w:cs="Arial"/>
           <w:color w:val="000000"/>
         </w:rPr>
-        <w:t xml:space="preserve"> e </w:t>
+        <w:t> para armazenamento das informações, e o ambiente de desenvolvimento </w:t>
       </w:r>
       <w:r>
         <w:rPr>
@@ -7970,66 +5867,7 @@
           <w:bCs/>
           <w:color w:val="000000"/>
         </w:rPr>
-        <w:t>PHP</w:t>
-      </w:r>
-      <w:r>
-        <w:rPr>
-          <w:rFonts w:ascii="Arial" w:hAnsi="Arial" w:cs="Arial"/>
-          <w:color w:val="000000"/>
-        </w:rPr>
-        <w:t xml:space="preserve">, para o </w:t>
-      </w:r>
-      <w:proofErr w:type="spellStart"/>
-      <w:r>
-        <w:rPr>
-          <w:rFonts w:ascii="Arial" w:hAnsi="Arial" w:cs="Arial"/>
-          <w:color w:val="000000"/>
-        </w:rPr>
-        <w:t>back-end</w:t>
-      </w:r>
-      <w:proofErr w:type="spellEnd"/>
-      <w:r>
-        <w:rPr>
-          <w:rFonts w:ascii="Arial" w:hAnsi="Arial" w:cs="Arial"/>
-          <w:color w:val="000000"/>
-        </w:rPr>
-        <w:t>, com o banco de dados </w:t>
-      </w:r>
-      <w:r>
-        <w:rPr>
-          <w:rFonts w:ascii="Arial" w:hAnsi="Arial" w:cs="Arial"/>
-          <w:b/>
-          <w:bCs/>
-          <w:color w:val="000000"/>
-        </w:rPr>
-        <w:t>MySQL</w:t>
-      </w:r>
-      <w:r>
-        <w:rPr>
-          <w:rFonts w:ascii="Arial" w:hAnsi="Arial" w:cs="Arial"/>
-          <w:color w:val="000000"/>
-        </w:rPr>
-        <w:t> para armazenamento das informações, e o ambiente de desenvolvimento </w:t>
-      </w:r>
-      <w:proofErr w:type="spellStart"/>
-      <w:r>
-        <w:rPr>
-          <w:rFonts w:ascii="Arial" w:hAnsi="Arial" w:cs="Arial"/>
-          <w:b/>
-          <w:bCs/>
-          <w:color w:val="000000"/>
-        </w:rPr>
-        <w:t>VSCode</w:t>
-      </w:r>
-      <w:proofErr w:type="spellEnd"/>
-      <w:r>
-        <w:rPr>
-          <w:rFonts w:ascii="Arial" w:hAnsi="Arial" w:cs="Arial"/>
-          <w:b/>
-          <w:bCs/>
-          <w:color w:val="000000"/>
-        </w:rPr>
-        <w:t>.</w:t>
+        <w:t>VSCode.</w:t>
       </w:r>
       <w:r>
         <w:rPr>
@@ -8166,7 +6004,6 @@
         </w:rPr>
         <w:t> será utilizado para garantir o armazenamento seguro e estruturado das informações, enquanto o </w:t>
       </w:r>
-      <w:proofErr w:type="spellStart"/>
       <w:r>
         <w:rPr>
           <w:rFonts w:ascii="Arial" w:hAnsi="Arial" w:cs="Arial"/>
@@ -8176,7 +6013,6 @@
         </w:rPr>
         <w:t>VSCode</w:t>
       </w:r>
-      <w:proofErr w:type="spellEnd"/>
       <w:r>
         <w:rPr>
           <w:rFonts w:ascii="Arial" w:hAnsi="Arial" w:cs="Arial"/>
@@ -8810,39 +6646,7 @@
           <w:rStyle w:val="Forte"/>
           <w:caps w:val="0"/>
         </w:rPr>
-        <w:t>(</w:t>
-      </w:r>
-      <w:proofErr w:type="spellStart"/>
-      <w:r>
-        <w:rPr>
-          <w:rStyle w:val="Forte"/>
-          <w:caps w:val="0"/>
-        </w:rPr>
-        <w:t>fashion</w:t>
-      </w:r>
-      <w:proofErr w:type="spellEnd"/>
-      <w:r>
-        <w:rPr>
-          <w:rStyle w:val="Forte"/>
-          <w:caps w:val="0"/>
-        </w:rPr>
-        <w:t xml:space="preserve"> tech </w:t>
-      </w:r>
-      <w:proofErr w:type="spellStart"/>
-      <w:r>
-        <w:rPr>
-          <w:rStyle w:val="Forte"/>
-          <w:caps w:val="0"/>
-        </w:rPr>
-        <w:t>solutions</w:t>
-      </w:r>
-      <w:proofErr w:type="spellEnd"/>
-      <w:r>
-        <w:rPr>
-          <w:rStyle w:val="Forte"/>
-          <w:caps w:val="0"/>
-        </w:rPr>
-        <w:t>)</w:t>
+        <w:t>(fashion tech solutions)</w:t>
       </w:r>
       <w:r>
         <w:rPr>
@@ -8883,23 +6687,7 @@
           <w:rStyle w:val="Forte"/>
           <w:caps w:val="0"/>
         </w:rPr>
-        <w:t xml:space="preserve"> </w:t>
-      </w:r>
-      <w:proofErr w:type="spellStart"/>
-      <w:r>
-        <w:rPr>
-          <w:rStyle w:val="Forte"/>
-          <w:caps w:val="0"/>
-        </w:rPr>
-        <w:t>pdv</w:t>
-      </w:r>
-      <w:proofErr w:type="spellEnd"/>
-      <w:r>
-        <w:rPr>
-          <w:rStyle w:val="Forte"/>
-          <w:caps w:val="0"/>
-        </w:rPr>
-        <w:t xml:space="preserve"> integrado a impressoras fiscais, leitores de código de barras e terminais de pagamento; tela de vendas intuitiva com descontos; gerenciamento de estoque com alertas e reposição automática; cadastro completo de clientes com histórico de compras; programa de fidelidade com pontos e cupons.</w:t>
+        <w:t xml:space="preserve"> pdv integrado a impressoras fiscais, leitores de código de barras e terminais de pagamento; tela de vendas intuitiva com descontos; gerenciamento de estoque com alertas e reposição automática; cadastro completo de clientes com histórico de compras; programa de fidelidade com pontos e cupons.</w:t>
       </w:r>
     </w:p>
     <w:p>
@@ -9149,39 +6937,67 @@
           <w:b w:val="0"/>
           <w:caps w:val="0"/>
         </w:rPr>
-        <w:t xml:space="preserve"> pão &amp; gestão (</w:t>
-      </w:r>
-      <w:proofErr w:type="spellStart"/>
-      <w:r>
+        <w:t xml:space="preserve"> pão &amp; gestão (foodtech solutions)</w:t>
+      </w:r>
+    </w:p>
+    <w:p>
+      <w:pPr>
+        <w:pStyle w:val="TtuloSeoPrimria"/>
+        <w:spacing w:after="0"/>
         <w:rPr>
           <w:b w:val="0"/>
           <w:caps w:val="0"/>
         </w:rPr>
-        <w:t>foodtech</w:t>
-      </w:r>
-      <w:proofErr w:type="spellEnd"/>
+      </w:pPr>
       <w:r>
         <w:rPr>
           <w:b w:val="0"/>
           <w:caps w:val="0"/>
         </w:rPr>
+        <w:br/>
+      </w:r>
+      <w:r>
+        <w:rPr>
+          <w:bCs/>
+          <w:caps w:val="0"/>
+        </w:rPr>
+        <w:t>R</w:t>
+      </w:r>
+      <w:r>
+        <w:rPr>
+          <w:bCs/>
+          <w:caps w:val="0"/>
+        </w:rPr>
+        <w:t>esumo:</w:t>
+      </w:r>
+      <w:r>
+        <w:rPr>
+          <w:b w:val="0"/>
+        </w:rPr>
         <w:t xml:space="preserve"> </w:t>
       </w:r>
-      <w:proofErr w:type="spellStart"/>
       <w:r>
         <w:rPr>
           <w:b w:val="0"/>
           <w:caps w:val="0"/>
         </w:rPr>
-        <w:t>solutions</w:t>
-      </w:r>
-      <w:proofErr w:type="spellEnd"/>
+        <w:t>plataforma de gestão completa para padarias, com funcionalidades para controle de vendas, produção, estoque e relacionamento com clientes</w:t>
+      </w:r>
+    </w:p>
+    <w:p>
+      <w:pPr>
+        <w:pStyle w:val="TtuloSeoPrimria"/>
+        <w:spacing w:after="0"/>
+        <w:rPr>
+          <w:b w:val="0"/>
+        </w:rPr>
+      </w:pPr>
       <w:r>
         <w:rPr>
           <w:b w:val="0"/>
           <w:caps w:val="0"/>
         </w:rPr>
-        <w:t>)</w:t>
+        <w:t>.</w:t>
       </w:r>
     </w:p>
     <w:p>
@@ -9190,97 +7006,21 @@
         <w:spacing w:after="0"/>
         <w:rPr>
           <w:b w:val="0"/>
+        </w:rPr>
+      </w:pPr>
+      <w:r>
+        <w:rPr>
+          <w:bCs/>
           <w:caps w:val="0"/>
         </w:rPr>
-      </w:pPr>
+        <w:t>Funcionalidades:</w:t>
+      </w:r>
       <w:r>
         <w:rPr>
           <w:b w:val="0"/>
           <w:caps w:val="0"/>
         </w:rPr>
-        <w:br/>
-      </w:r>
-      <w:r>
-        <w:rPr>
-          <w:bCs/>
-          <w:caps w:val="0"/>
-        </w:rPr>
-        <w:t>R</w:t>
-      </w:r>
-      <w:r>
-        <w:rPr>
-          <w:bCs/>
-          <w:caps w:val="0"/>
-        </w:rPr>
-        <w:t>esumo:</w:t>
-      </w:r>
-      <w:r>
-        <w:rPr>
-          <w:b w:val="0"/>
-        </w:rPr>
-        <w:t xml:space="preserve"> </w:t>
-      </w:r>
-      <w:r>
-        <w:rPr>
-          <w:b w:val="0"/>
-          <w:caps w:val="0"/>
-        </w:rPr>
-        <w:t>plataforma de gestão completa para padarias, com funcionalidades para controle de vendas, produção, estoque e relacionamento com clientes</w:t>
-      </w:r>
-    </w:p>
-    <w:p>
-      <w:pPr>
-        <w:pStyle w:val="TtuloSeoPrimria"/>
-        <w:spacing w:after="0"/>
-        <w:rPr>
-          <w:b w:val="0"/>
-        </w:rPr>
-      </w:pPr>
-      <w:r>
-        <w:rPr>
-          <w:b w:val="0"/>
-          <w:caps w:val="0"/>
-        </w:rPr>
-        <w:t>.</w:t>
-      </w:r>
-    </w:p>
-    <w:p>
-      <w:pPr>
-        <w:pStyle w:val="TtuloSeoPrimria"/>
-        <w:spacing w:after="0"/>
-        <w:rPr>
-          <w:b w:val="0"/>
-        </w:rPr>
-      </w:pPr>
-      <w:r>
-        <w:rPr>
-          <w:bCs/>
-          <w:caps w:val="0"/>
-        </w:rPr>
-        <w:t>Funcionalidades:</w:t>
-      </w:r>
-      <w:r>
-        <w:rPr>
-          <w:b w:val="0"/>
-          <w:caps w:val="0"/>
-        </w:rPr>
-        <w:t xml:space="preserve"> ponto de venda (</w:t>
-      </w:r>
-      <w:proofErr w:type="spellStart"/>
-      <w:r>
-        <w:rPr>
-          <w:b w:val="0"/>
-          <w:caps w:val="0"/>
-        </w:rPr>
-        <w:t>pdv</w:t>
-      </w:r>
-      <w:proofErr w:type="spellEnd"/>
-      <w:r>
-        <w:rPr>
-          <w:b w:val="0"/>
-          <w:caps w:val="0"/>
-        </w:rPr>
-        <w:t xml:space="preserve">) integrado com impressoras fiscais e leitores de código de barras; controle de produção com planejamento diário e acompanhamento de receitas; gerenciamento de estoque com alertas de insumos e </w:t>
+        <w:t xml:space="preserve"> ponto de venda (pdv) integrado com impressoras fiscais e leitores de código de barras; controle de produção com planejamento diário e acompanhamento de receitas; gerenciamento de estoque com alertas de insumos e </w:t>
       </w:r>
       <w:r>
         <w:rPr>
@@ -9510,21 +7250,11 @@
       <w:r>
         <w:t xml:space="preserve">No </w:t>
       </w:r>
-      <w:proofErr w:type="spellStart"/>
-      <w:r>
-        <w:t>principio</w:t>
-      </w:r>
-      <w:proofErr w:type="spellEnd"/>
-      <w:r>
-        <w:t xml:space="preserve"> da SA, fizemos um protótipo em aplicativos de slides de </w:t>
-      </w:r>
-      <w:proofErr w:type="gramStart"/>
-      <w:r>
-        <w:t>apresentação ,</w:t>
-      </w:r>
-      <w:proofErr w:type="gramEnd"/>
-      <w:r>
-        <w:t xml:space="preserve"> o qual foi essencial para construção posterior das páginas, além deste protótipo, fizemos uma documentação para nossa matéria de Modelagem de Sistemas, que estava vinculada diretamente ao projeto.</w:t>
+      <w:r>
+        <w:t>princípio</w:t>
+      </w:r>
+      <w:r>
+        <w:t xml:space="preserve"> da SA, fizemos um protótipo em aplicativos de slides de apresentação, o qual foi essencial para construção posterior das páginas, além deste protótipo, fizemos uma documentação para nossa matéria de Modelagem de Sistemas, que estava vinculada diretamente ao projeto.</w:t>
       </w:r>
     </w:p>
     <w:p>
@@ -9546,35 +7276,23 @@
       <w:r>
         <w:t xml:space="preserve">sistema, utilizávamos </w:t>
       </w:r>
-      <w:proofErr w:type="gramStart"/>
-      <w:r>
-        <w:t>HTML,CSS</w:t>
-      </w:r>
-      <w:proofErr w:type="gramEnd"/>
-      <w:r>
-        <w:t xml:space="preserve"> e JS apenas,  pois não tínhamos tido uma base boa de </w:t>
-      </w:r>
-      <w:proofErr w:type="spellStart"/>
-      <w:r>
-        <w:t>python</w:t>
-      </w:r>
-      <w:proofErr w:type="spellEnd"/>
-      <w:r>
-        <w:t xml:space="preserve"> para iniciar o projeto no </w:t>
-      </w:r>
-      <w:proofErr w:type="spellStart"/>
-      <w:r>
-        <w:t>t</w:t>
+      <w:r>
+        <w:t>HTML, CSS</w:t>
+      </w:r>
+      <w:r>
+        <w:t xml:space="preserve"> e JS </w:t>
+      </w:r>
+      <w:r>
+        <w:t>apenas, pois</w:t>
+      </w:r>
+      <w:r>
+        <w:t xml:space="preserve"> não tínhamos tido uma base boa de python para iniciar o projeto no t</w:t>
       </w:r>
       <w:r>
         <w:t>k</w:t>
       </w:r>
       <w:r>
-        <w:t>inter</w:t>
-      </w:r>
-      <w:proofErr w:type="spellEnd"/>
-      <w:r>
-        <w:t xml:space="preserve">. O começo foi uma etapa desafiadora, tivemos que criar além das páginas e posteriormente estilizações e validações, </w:t>
+        <w:t xml:space="preserve">inter. O começo foi uma etapa desafiadora, tivemos que criar além das páginas e posteriormente estilizações e validações, </w:t>
       </w:r>
       <w:r>
         <w:t xml:space="preserve">mas </w:t>
@@ -9582,11 +7300,9 @@
       <w:r>
         <w:t xml:space="preserve">também um </w:t>
       </w:r>
-      <w:proofErr w:type="gramStart"/>
-      <w:r>
-        <w:t>MRN(</w:t>
-      </w:r>
-      <w:proofErr w:type="gramEnd"/>
+      <w:r>
+        <w:t>MRN (</w:t>
+      </w:r>
       <w:r>
         <w:t xml:space="preserve">Modelo </w:t>
       </w:r>
@@ -9616,11 +7332,9 @@
       <w:r>
         <w:t xml:space="preserve">a seguir, todos </w:t>
       </w:r>
-      <w:proofErr w:type="spellStart"/>
-      <w:r>
-        <w:t>nos</w:t>
-      </w:r>
-      <w:proofErr w:type="spellEnd"/>
+      <w:r>
+        <w:t>nós</w:t>
+      </w:r>
       <w:r>
         <w:t xml:space="preserve"> ajudamos</w:t>
       </w:r>
@@ -9649,27 +7363,27 @@
       <w:r>
         <w:t xml:space="preserve"> O PHP é uma linguagem em que não possuímos tanta dificuldade, ou </w:t>
       </w:r>
-      <w:proofErr w:type="gramStart"/>
-      <w:r>
-        <w:t>seja ,</w:t>
-      </w:r>
-      <w:proofErr w:type="gramEnd"/>
-      <w:r>
-        <w:t xml:space="preserve"> trás menos frustação ao tentar </w:t>
-      </w:r>
-      <w:proofErr w:type="spellStart"/>
-      <w:r>
-        <w:t>codar</w:t>
-      </w:r>
-      <w:proofErr w:type="spellEnd"/>
-      <w:r>
-        <w:t xml:space="preserve">. Outra matéria junto a essa, também foi nos apresentado, agora ao invés de Modelagem de Sistemas, temos o Teste de </w:t>
-      </w:r>
-      <w:proofErr w:type="gramStart"/>
-      <w:r>
-        <w:t>Sistemas ,</w:t>
-      </w:r>
-      <w:proofErr w:type="gramEnd"/>
+      <w:r>
+        <w:t>seja,</w:t>
+      </w:r>
+      <w:r>
+        <w:t xml:space="preserve"> </w:t>
+      </w:r>
+      <w:r>
+        <w:t>traz</w:t>
+      </w:r>
+      <w:r>
+        <w:t xml:space="preserve"> menos frustação ao tentar codar. Outra matéria junto a essa, também foi </w:t>
+      </w:r>
+      <w:r>
+        <w:t>nos apresentados</w:t>
+      </w:r>
+      <w:r>
+        <w:t xml:space="preserve">, agora ao invés de Modelagem de Sistemas, temos o Teste de </w:t>
+      </w:r>
+      <w:r>
+        <w:t>Sistemas,</w:t>
+      </w:r>
       <w:r>
         <w:t xml:space="preserve"> que nos propõe automatizar os cadastros para diminui consideravelmente o tempo que perdemos ao manualmente preenchermos os campos.</w:t>
       </w:r>
@@ -9684,12 +7398,32 @@
         <w:pStyle w:val="TtuloSeoSecundria"/>
         <w:spacing w:after="0" w:line="480" w:lineRule="auto"/>
         <w:outlineLvl w:val="1"/>
+        <w:rPr>
+          <w:caps w:val="0"/>
+        </w:rPr>
       </w:pPr>
       <w:bookmarkStart w:id="7" w:name="_Toc36198115"/>
-      <w:r>
+    </w:p>
+    <w:p>
+      <w:pPr>
+        <w:pStyle w:val="TtuloSeoSecundria"/>
+        <w:spacing w:after="0" w:line="480" w:lineRule="auto"/>
+        <w:outlineLvl w:val="1"/>
         <w:rPr>
           <w:caps w:val="0"/>
         </w:rPr>
+      </w:pPr>
+    </w:p>
+    <w:p>
+      <w:pPr>
+        <w:pStyle w:val="TtuloSeoSecundria"/>
+        <w:spacing w:after="0" w:line="480" w:lineRule="auto"/>
+        <w:outlineLvl w:val="1"/>
+      </w:pPr>
+      <w:r>
+        <w:rPr>
+          <w:caps w:val="0"/>
+        </w:rPr>
         <w:t xml:space="preserve">4.1 </w:t>
       </w:r>
       <w:r>
@@ -9710,18 +7444,10 @@
       <w:pPr>
         <w:ind w:firstLine="851"/>
       </w:pPr>
-      <w:r>
-        <w:t>Nesta seção deve</w:t>
-      </w:r>
-      <w:r>
-        <w:t xml:space="preserve"> constar</w:t>
-      </w:r>
-      <w:r>
-        <w:t xml:space="preserve"> a relação entre o calendário de desenvolvimento e as ações desenvolvidas. Pode ser feita como uma lista de itens ou uma tabela, conforme o exemplo a seguir.</w:t>
-      </w:r>
     </w:p>
     <w:tbl>
       <w:tblPr>
+        <w:tblpPr w:leftFromText="141" w:rightFromText="141" w:horzAnchor="margin" w:tblpY="-11535"/>
         <w:tblW w:w="0" w:type="auto"/>
         <w:tblBorders>
           <w:top w:val="single" w:sz="4" w:space="0" w:color="auto"/>
@@ -9734,13 +7460,13 @@
         <w:tblLook w:val="04A0" w:firstRow="1" w:lastRow="0" w:firstColumn="1" w:lastColumn="0" w:noHBand="0" w:noVBand="1"/>
       </w:tblPr>
       <w:tblGrid>
-        <w:gridCol w:w="1788"/>
-        <w:gridCol w:w="7273"/>
+        <w:gridCol w:w="1786"/>
+        <w:gridCol w:w="7275"/>
       </w:tblGrid>
       <w:tr>
         <w:tc>
           <w:tcPr>
-            <w:tcW w:w="1809" w:type="dxa"/>
+            <w:tcW w:w="1786" w:type="dxa"/>
             <w:shd w:val="clear" w:color="auto" w:fill="auto"/>
           </w:tcPr>
           <w:p>
@@ -9749,13 +7475,14 @@
               <w:jc w:val="center"/>
             </w:pPr>
             <w:r>
+              <w:lastRenderedPageBreak/>
               <w:t>Data</w:t>
             </w:r>
           </w:p>
         </w:tc>
         <w:tc>
           <w:tcPr>
-            <w:tcW w:w="7402" w:type="dxa"/>
+            <w:tcW w:w="7275" w:type="dxa"/>
             <w:shd w:val="clear" w:color="auto" w:fill="auto"/>
           </w:tcPr>
           <w:p>
@@ -9772,7 +7499,341 @@
       <w:tr>
         <w:tc>
           <w:tcPr>
-            <w:tcW w:w="1809" w:type="dxa"/>
+            <w:tcW w:w="1786" w:type="dxa"/>
+            <w:shd w:val="clear" w:color="auto" w:fill="auto"/>
+          </w:tcPr>
+          <w:p>
+            <w:pPr>
+              <w:ind w:firstLine="0"/>
+            </w:pPr>
+          </w:p>
+          <w:p/>
+          <w:p/>
+          <w:p>
+            <w:pPr>
+              <w:tabs>
+                <w:tab w:val="left" w:pos="1200"/>
+              </w:tabs>
+              <w:ind w:firstLine="0"/>
+            </w:pPr>
+            <w:r>
+              <w:t>06/08/2025</w:t>
+            </w:r>
+          </w:p>
+        </w:tc>
+        <w:tc>
+          <w:tcPr>
+            <w:tcW w:w="7275" w:type="dxa"/>
+            <w:shd w:val="clear" w:color="auto" w:fill="auto"/>
+          </w:tcPr>
+          <w:p>
+            <w:pPr>
+              <w:ind w:firstLine="0"/>
+            </w:pPr>
+            <w:r>
+              <w:t xml:space="preserve">- Revisão da estrutura inicial em </w:t>
+            </w:r>
+            <w:r>
+              <w:rPr>
+                <w:b/>
+                <w:bCs/>
+              </w:rPr>
+              <w:t>HTML e CSS</w:t>
+            </w:r>
+            <w:r>
+              <w:t xml:space="preserve"> para as telas de login, cadastro de usuário e página principal.</w:t>
+            </w:r>
+            <w:r>
+              <w:br/>
+              <w:t>- Ajustes no layout para deixar as páginas mais organizadas e preparadas para receber a lógica do back-end.</w:t>
+            </w:r>
+            <w:r>
+              <w:br/>
+              <w:t>- Criação de um protótipo simples das telas no navegador para validar a usabilidade antes da integração com o banco de dados.</w:t>
+            </w:r>
+          </w:p>
+        </w:tc>
+      </w:tr>
+      <w:tr>
+        <w:tc>
+          <w:tcPr>
+            <w:tcW w:w="1786" w:type="dxa"/>
+            <w:shd w:val="clear" w:color="auto" w:fill="auto"/>
+          </w:tcPr>
+          <w:p>
+            <w:pPr>
+              <w:ind w:firstLine="0"/>
+            </w:pPr>
+          </w:p>
+          <w:p/>
+          <w:p>
+            <w:pPr>
+              <w:ind w:firstLine="0"/>
+            </w:pPr>
+            <w:r>
+              <w:t>12/08/2025</w:t>
+            </w:r>
+          </w:p>
+        </w:tc>
+        <w:tc>
+          <w:tcPr>
+            <w:tcW w:w="7275" w:type="dxa"/>
+            <w:shd w:val="clear" w:color="auto" w:fill="auto"/>
+          </w:tcPr>
+          <w:p>
+            <w:pPr>
+              <w:ind w:firstLine="0"/>
+            </w:pPr>
+            <w:r>
+              <w:t xml:space="preserve">- Melhoria no </w:t>
+            </w:r>
+            <w:r>
+              <w:rPr>
+                <w:b/>
+                <w:bCs/>
+              </w:rPr>
+              <w:t>front-end</w:t>
+            </w:r>
+            <w:r>
+              <w:t xml:space="preserve">: estilização com CSS e validações iniciais em </w:t>
+            </w:r>
+            <w:r>
+              <w:rPr>
+                <w:b/>
+                <w:bCs/>
+              </w:rPr>
+              <w:t>JavaScript</w:t>
+            </w:r>
+            <w:r>
+              <w:t xml:space="preserve"> (ex.: campos obrigatórios no formulário).</w:t>
+            </w:r>
+            <w:r>
+              <w:br/>
+              <w:t xml:space="preserve">- Início da configuração do servidor local com </w:t>
+            </w:r>
+            <w:r>
+              <w:rPr>
+                <w:b/>
+                <w:bCs/>
+              </w:rPr>
+              <w:t>XAMPP</w:t>
+            </w:r>
+            <w:r>
+              <w:t>.</w:t>
+            </w:r>
+            <w:r>
+              <w:br/>
+              <w:t xml:space="preserve">- Criação do </w:t>
+            </w:r>
+            <w:r>
+              <w:rPr>
+                <w:b/>
+                <w:bCs/>
+              </w:rPr>
+              <w:t>banco de dados no phpMyAdmin</w:t>
+            </w:r>
+            <w:r>
+              <w:t xml:space="preserve"> (tabela usuarios) e primeiro teste de inserção manual pelo painel gráfico.</w:t>
+            </w:r>
+          </w:p>
+        </w:tc>
+      </w:tr>
+      <w:tr>
+        <w:tc>
+          <w:tcPr>
+            <w:tcW w:w="1786" w:type="dxa"/>
+            <w:shd w:val="clear" w:color="auto" w:fill="auto"/>
+          </w:tcPr>
+          <w:p>
+            <w:pPr>
+              <w:ind w:firstLine="0"/>
+            </w:pPr>
+          </w:p>
+          <w:p/>
+          <w:p>
+            <w:pPr>
+              <w:ind w:firstLine="0"/>
+            </w:pPr>
+            <w:r>
+              <w:t>1</w:t>
+            </w:r>
+            <w:r>
+              <w:t>3</w:t>
+            </w:r>
+            <w:r>
+              <w:t>/08/2025</w:t>
+            </w:r>
+          </w:p>
+        </w:tc>
+        <w:tc>
+          <w:tcPr>
+            <w:tcW w:w="7275" w:type="dxa"/>
+            <w:shd w:val="clear" w:color="auto" w:fill="auto"/>
+          </w:tcPr>
+          <w:p>
+            <w:pPr>
+              <w:ind w:firstLine="0"/>
+            </w:pPr>
+            <w:r>
+              <w:t xml:space="preserve">- Desenvolvimento do </w:t>
+            </w:r>
+            <w:r>
+              <w:rPr>
+                <w:b/>
+                <w:bCs/>
+              </w:rPr>
+              <w:t>CRUD de produtos</w:t>
+            </w:r>
+            <w:r>
+              <w:t xml:space="preserve"> em PHP (cadastrar, editar, excluir e listar).</w:t>
+            </w:r>
+            <w:r>
+              <w:br/>
+              <w:t>- Integração com o banco MySQL via phpMyAdmin.</w:t>
+            </w:r>
+            <w:r>
+              <w:br/>
+              <w:t>- Ajustes na modelagem (adição de chaves primárias e relacionamentos básicos).</w:t>
+            </w:r>
+          </w:p>
+        </w:tc>
+      </w:tr>
+      <w:tr>
+        <w:tc>
+          <w:tcPr>
+            <w:tcW w:w="1786" w:type="dxa"/>
+            <w:shd w:val="clear" w:color="auto" w:fill="auto"/>
+          </w:tcPr>
+          <w:p>
+            <w:pPr>
+              <w:ind w:firstLine="0"/>
+            </w:pPr>
+          </w:p>
+          <w:p/>
+          <w:p/>
+          <w:p>
+            <w:pPr>
+              <w:ind w:firstLine="0"/>
+            </w:pPr>
+            <w:r>
+              <w:t>19/08/2025</w:t>
+            </w:r>
+          </w:p>
+        </w:tc>
+        <w:tc>
+          <w:tcPr>
+            <w:tcW w:w="7275" w:type="dxa"/>
+            <w:shd w:val="clear" w:color="auto" w:fill="auto"/>
+          </w:tcPr>
+          <w:p>
+            <w:pPr>
+              <w:ind w:firstLine="0"/>
+            </w:pPr>
+            <w:r>
+              <w:t xml:space="preserve">- Criação do </w:t>
+            </w:r>
+            <w:r>
+              <w:rPr>
+                <w:b/>
+                <w:bCs/>
+              </w:rPr>
+              <w:t>módulo de fornecedores</w:t>
+            </w:r>
+            <w:r>
+              <w:t xml:space="preserve"> (cadastro, listagem e edição).</w:t>
+            </w:r>
+            <w:r>
+              <w:br/>
+              <w:t>- Implementação da relação fornecedores → produtos no banco de dados.</w:t>
+            </w:r>
+            <w:r>
+              <w:br/>
+              <w:t xml:space="preserve">- Início da integração do </w:t>
+            </w:r>
+            <w:r>
+              <w:rPr>
+                <w:b/>
+                <w:bCs/>
+              </w:rPr>
+              <w:t>controle de estoque</w:t>
+            </w:r>
+            <w:r>
+              <w:t xml:space="preserve"> com o registro de vendas.</w:t>
+            </w:r>
+          </w:p>
+        </w:tc>
+      </w:tr>
+      <w:tr>
+        <w:tc>
+          <w:tcPr>
+            <w:tcW w:w="1786" w:type="dxa"/>
+            <w:shd w:val="clear" w:color="auto" w:fill="auto"/>
+          </w:tcPr>
+          <w:p>
+            <w:pPr>
+              <w:ind w:firstLine="0"/>
+            </w:pPr>
+          </w:p>
+          <w:p/>
+          <w:p/>
+          <w:p>
+            <w:pPr>
+              <w:ind w:firstLine="0"/>
+            </w:pPr>
+            <w:r>
+              <w:t>20/08/2025</w:t>
+            </w:r>
+          </w:p>
+        </w:tc>
+        <w:tc>
+          <w:tcPr>
+            <w:tcW w:w="7275" w:type="dxa"/>
+            <w:shd w:val="clear" w:color="auto" w:fill="auto"/>
+          </w:tcPr>
+          <w:p>
+            <w:pPr>
+              <w:spacing w:line="240" w:lineRule="auto"/>
+              <w:ind w:firstLine="0"/>
+              <w:rPr>
+                <w:rFonts w:ascii="Times New Roman" w:hAnsi="Times New Roman"/>
+              </w:rPr>
+            </w:pPr>
+            <w:r>
+              <w:t xml:space="preserve">- Programação da </w:t>
+            </w:r>
+            <w:r>
+              <w:rPr>
+                <w:rStyle w:val="Forte"/>
+              </w:rPr>
+              <w:t>baixa automática no estoque</w:t>
+            </w:r>
+            <w:r>
+              <w:t xml:space="preserve"> ao registrar uma venda.</w:t>
+            </w:r>
+            <w:r>
+              <w:br/>
+              <w:t>- Testes no phpMyAdmin para validar se as quantidades dos produtos eram atualizadas corretamente.</w:t>
+            </w:r>
+            <w:r>
+              <w:br/>
+              <w:t>- Correção de erros de conexão e ajustes nas queries SQL no código PHP.</w:t>
+            </w:r>
+            <w:r>
+              <w:br/>
+              <w:t>- Primeiros testes de geração de relatórios simples (listagem de vendas).</w:t>
+            </w:r>
+          </w:p>
+          <w:p>
+            <w:pPr>
+              <w:ind w:firstLine="0"/>
+            </w:pPr>
+          </w:p>
+        </w:tc>
+      </w:tr>
+      <w:tr>
+        <w:tc>
+          <w:tcPr>
+            <w:tcW w:w="1786" w:type="dxa"/>
             <w:shd w:val="clear" w:color="auto" w:fill="auto"/>
           </w:tcPr>
           <w:p>
@@ -9783,7 +7844,31 @@
         </w:tc>
         <w:tc>
           <w:tcPr>
-            <w:tcW w:w="7402" w:type="dxa"/>
+            <w:tcW w:w="7275" w:type="dxa"/>
+            <w:shd w:val="clear" w:color="auto" w:fill="auto"/>
+          </w:tcPr>
+          <w:p>
+            <w:pPr>
+              <w:ind w:firstLine="0"/>
+            </w:pPr>
+          </w:p>
+        </w:tc>
+      </w:tr>
+      <w:tr>
+        <w:tc>
+          <w:tcPr>
+            <w:tcW w:w="1786" w:type="dxa"/>
+            <w:shd w:val="clear" w:color="auto" w:fill="auto"/>
+          </w:tcPr>
+          <w:p>
+            <w:pPr>
+              <w:ind w:firstLine="0"/>
+            </w:pPr>
+          </w:p>
+        </w:tc>
+        <w:tc>
+          <w:tcPr>
+            <w:tcW w:w="7275" w:type="dxa"/>
             <w:shd w:val="clear" w:color="auto" w:fill="auto"/>
           </w:tcPr>
           <w:p>
@@ -9796,46 +7881,32 @@
     </w:tbl>
     <w:p>
       <w:pPr>
-        <w:ind w:firstLine="851"/>
-      </w:pPr>
-      <w:r>
-        <w:lastRenderedPageBreak/>
-        <w:t>Quanto mais detalhada a escala cronológica e a descrição das ações e tarefas, melhor para o entendimento do trabalho. Entretanto, caso o registro dessas informações seja dificultoso, usar uma aproximação com o máximo de fidelidade possível, para não comprometer a veracidade das informações apresentadas nas outras seções do projeto.</w:t>
-      </w:r>
-    </w:p>
-    <w:p>
-      <w:pPr>
         <w:pStyle w:val="TtuloSeoSecundria"/>
         <w:spacing w:after="0" w:line="480" w:lineRule="auto"/>
         <w:outlineLvl w:val="1"/>
-      </w:pPr>
-      <w:bookmarkStart w:id="8" w:name="_Toc36198116"/>
-      <w:r>
         <w:rPr>
           <w:caps w:val="0"/>
         </w:rPr>
+      </w:pPr>
+    </w:p>
+    <w:p>
+      <w:pPr>
+        <w:pStyle w:val="TtuloSeoSecundria"/>
+        <w:spacing w:after="0" w:line="480" w:lineRule="auto"/>
+        <w:ind w:firstLine="709"/>
+        <w:outlineLvl w:val="1"/>
+      </w:pPr>
+      <w:r>
+        <w:rPr>
+          <w:caps w:val="0"/>
+        </w:rPr>
         <w:t>4.2 TECNOLOGIAS UTILIZADAS</w:t>
       </w:r>
-      <w:bookmarkEnd w:id="8"/>
-    </w:p>
-    <w:p>
-      <w:pPr>
-        <w:ind w:firstLine="851"/>
-      </w:pPr>
-      <w:r>
-        <w:t xml:space="preserve">Nesta seção deve constar a relação entre as tecnologias utilizadas (ferramentas, linguagens, programas, equipamentos, </w:t>
-      </w:r>
-      <w:proofErr w:type="spellStart"/>
-      <w:r>
-        <w:t>etc</w:t>
-      </w:r>
-      <w:proofErr w:type="spellEnd"/>
-      <w:r>
-        <w:t>) e sua aplicação nas etapas do trabalho. Pode ser feita como uma lista de itens ou uma tabela, conforme o exemplo a seguir.</w:t>
-      </w:r>
-    </w:p>
+    </w:p>
+    <w:p/>
     <w:tbl>
       <w:tblPr>
+        <w:tblpPr w:leftFromText="141" w:rightFromText="141" w:horzAnchor="margin" w:tblpY="-14310"/>
         <w:tblW w:w="0" w:type="auto"/>
         <w:tblBorders>
           <w:top w:val="single" w:sz="4" w:space="0" w:color="auto"/>
@@ -9848,13 +7919,13 @@
         <w:tblLook w:val="04A0" w:firstRow="1" w:lastRow="0" w:firstColumn="1" w:lastColumn="0" w:noHBand="0" w:noVBand="1"/>
       </w:tblPr>
       <w:tblGrid>
-        <w:gridCol w:w="1799"/>
-        <w:gridCol w:w="7262"/>
+        <w:gridCol w:w="2030"/>
+        <w:gridCol w:w="7031"/>
       </w:tblGrid>
       <w:tr>
         <w:tc>
           <w:tcPr>
-            <w:tcW w:w="1809" w:type="dxa"/>
+            <w:tcW w:w="1799" w:type="dxa"/>
             <w:shd w:val="clear" w:color="auto" w:fill="auto"/>
           </w:tcPr>
           <w:p>
@@ -9863,13 +7934,14 @@
               <w:jc w:val="center"/>
             </w:pPr>
             <w:r>
+              <w:lastRenderedPageBreak/>
               <w:t>Tecnologia</w:t>
             </w:r>
           </w:p>
         </w:tc>
         <w:tc>
           <w:tcPr>
-            <w:tcW w:w="7402" w:type="dxa"/>
+            <w:tcW w:w="7262" w:type="dxa"/>
             <w:shd w:val="clear" w:color="auto" w:fill="auto"/>
           </w:tcPr>
           <w:p>
@@ -9886,24 +7958,285 @@
       <w:tr>
         <w:tc>
           <w:tcPr>
-            <w:tcW w:w="1809" w:type="dxa"/>
+            <w:tcW w:w="1799" w:type="dxa"/>
+            <w:shd w:val="clear" w:color="auto" w:fill="auto"/>
+          </w:tcPr>
+          <w:p>
+            <w:pPr>
+              <w:ind w:firstLine="0"/>
+              <w:jc w:val="center"/>
+            </w:pPr>
+            <w:r>
+              <w:t>PHP 8.0</w:t>
+            </w:r>
+          </w:p>
+        </w:tc>
+        <w:tc>
+          <w:tcPr>
+            <w:tcW w:w="7262" w:type="dxa"/>
             <w:shd w:val="clear" w:color="auto" w:fill="auto"/>
           </w:tcPr>
           <w:p>
             <w:pPr>
               <w:ind w:firstLine="0"/>
             </w:pPr>
+            <w:r>
+              <w:t>Linguagem usada no back-end para processar requisições, executar lógica de negócio e integrar com o banco de dados.</w:t>
+            </w:r>
+          </w:p>
+        </w:tc>
+      </w:tr>
+      <w:tr>
+        <w:tc>
+          <w:tcPr>
+            <w:tcW w:w="1799" w:type="dxa"/>
+            <w:shd w:val="clear" w:color="auto" w:fill="auto"/>
+          </w:tcPr>
+          <w:p>
+            <w:pPr>
+              <w:ind w:firstLine="0"/>
+              <w:jc w:val="center"/>
+            </w:pPr>
+            <w:r>
+              <w:t>MySQL</w:t>
+            </w:r>
           </w:p>
         </w:tc>
         <w:tc>
           <w:tcPr>
-            <w:tcW w:w="7402" w:type="dxa"/>
+            <w:tcW w:w="7262" w:type="dxa"/>
             <w:shd w:val="clear" w:color="auto" w:fill="auto"/>
           </w:tcPr>
           <w:p>
             <w:pPr>
               <w:ind w:firstLine="0"/>
             </w:pPr>
+            <w:r>
+              <w:t>Banco de dados relacional que armazena usuários, produtos, fornecedores, vendas e relatórios.</w:t>
+            </w:r>
+          </w:p>
+        </w:tc>
+      </w:tr>
+      <w:tr>
+        <w:tc>
+          <w:tcPr>
+            <w:tcW w:w="1799" w:type="dxa"/>
+            <w:shd w:val="clear" w:color="auto" w:fill="auto"/>
+          </w:tcPr>
+          <w:p>
+            <w:pPr>
+              <w:ind w:firstLine="0"/>
+              <w:jc w:val="center"/>
+            </w:pPr>
+            <w:r>
+              <w:t>phpMyAdmin</w:t>
+            </w:r>
+          </w:p>
+        </w:tc>
+        <w:tc>
+          <w:tcPr>
+            <w:tcW w:w="7262" w:type="dxa"/>
+            <w:shd w:val="clear" w:color="auto" w:fill="auto"/>
+          </w:tcPr>
+          <w:p>
+            <w:pPr>
+              <w:ind w:firstLine="0"/>
+            </w:pPr>
+            <w:r>
+              <w:t>Ferramenta gráfica para gerenciar o banco MySQL (criação de tabelas, consultas SQL, relacionamentos e ajustes no MRN).</w:t>
+            </w:r>
+          </w:p>
+        </w:tc>
+      </w:tr>
+      <w:tr>
+        <w:tc>
+          <w:tcPr>
+            <w:tcW w:w="1799" w:type="dxa"/>
+            <w:shd w:val="clear" w:color="auto" w:fill="auto"/>
+          </w:tcPr>
+          <w:p>
+            <w:pPr>
+              <w:ind w:firstLine="0"/>
+              <w:jc w:val="center"/>
+            </w:pPr>
+            <w:r>
+              <w:t>XAMPP</w:t>
+            </w:r>
+          </w:p>
+        </w:tc>
+        <w:tc>
+          <w:tcPr>
+            <w:tcW w:w="7262" w:type="dxa"/>
+            <w:shd w:val="clear" w:color="auto" w:fill="auto"/>
+          </w:tcPr>
+          <w:p>
+            <w:pPr>
+              <w:ind w:firstLine="0"/>
+            </w:pPr>
+            <w:r>
+              <w:t>Pacote que inclui Apache, PHP e MySQL, utilizado como servidor local para testes.</w:t>
+            </w:r>
+          </w:p>
+        </w:tc>
+      </w:tr>
+      <w:tr>
+        <w:tc>
+          <w:tcPr>
+            <w:tcW w:w="1799" w:type="dxa"/>
+            <w:shd w:val="clear" w:color="auto" w:fill="auto"/>
+          </w:tcPr>
+          <w:p>
+            <w:pPr>
+              <w:ind w:firstLine="0"/>
+              <w:jc w:val="center"/>
+            </w:pPr>
+            <w:r>
+              <w:t>HTML5 / CSS3</w:t>
+            </w:r>
+          </w:p>
+        </w:tc>
+        <w:tc>
+          <w:tcPr>
+            <w:tcW w:w="7262" w:type="dxa"/>
+            <w:shd w:val="clear" w:color="auto" w:fill="auto"/>
+          </w:tcPr>
+          <w:p>
+            <w:pPr>
+              <w:ind w:firstLine="0"/>
+            </w:pPr>
+            <w:r>
+              <w:t>Estruturação e estilização das páginas (front-end).</w:t>
+            </w:r>
+          </w:p>
+        </w:tc>
+      </w:tr>
+      <w:tr>
+        <w:tc>
+          <w:tcPr>
+            <w:tcW w:w="1799" w:type="dxa"/>
+            <w:shd w:val="clear" w:color="auto" w:fill="auto"/>
+          </w:tcPr>
+          <w:p>
+            <w:pPr>
+              <w:ind w:firstLine="0"/>
+              <w:jc w:val="center"/>
+            </w:pPr>
+            <w:r>
+              <w:t>JavaScript (JS)</w:t>
+            </w:r>
+          </w:p>
+        </w:tc>
+        <w:tc>
+          <w:tcPr>
+            <w:tcW w:w="7262" w:type="dxa"/>
+            <w:shd w:val="clear" w:color="auto" w:fill="auto"/>
+          </w:tcPr>
+          <w:p>
+            <w:pPr>
+              <w:ind w:firstLine="0"/>
+            </w:pPr>
+            <w:r>
+              <w:t>Validações e interatividade no front-end.</w:t>
+            </w:r>
+          </w:p>
+        </w:tc>
+      </w:tr>
+      <w:tr>
+        <w:tc>
+          <w:tcPr>
+            <w:tcW w:w="1799" w:type="dxa"/>
+            <w:shd w:val="clear" w:color="auto" w:fill="auto"/>
+          </w:tcPr>
+          <w:p>
+            <w:pPr>
+              <w:ind w:firstLine="0"/>
+              <w:jc w:val="center"/>
+            </w:pPr>
+            <w:r>
+              <w:t>VSCode</w:t>
+            </w:r>
+          </w:p>
+        </w:tc>
+        <w:tc>
+          <w:tcPr>
+            <w:tcW w:w="7262" w:type="dxa"/>
+            <w:shd w:val="clear" w:color="auto" w:fill="auto"/>
+          </w:tcPr>
+          <w:p>
+            <w:pPr>
+              <w:ind w:firstLine="0"/>
+            </w:pPr>
+            <w:r>
+              <w:t>Ambiente de desenvolvimento (IDE).</w:t>
+            </w:r>
+          </w:p>
+        </w:tc>
+      </w:tr>
+      <w:tr>
+        <w:tc>
+          <w:tcPr>
+            <w:tcW w:w="1799" w:type="dxa"/>
+            <w:shd w:val="clear" w:color="auto" w:fill="auto"/>
+          </w:tcPr>
+          <w:p>
+            <w:pPr>
+              <w:ind w:firstLine="0"/>
+              <w:jc w:val="center"/>
+            </w:pPr>
+            <w:r>
+              <w:t>Git/GitHub</w:t>
+            </w:r>
+          </w:p>
+        </w:tc>
+        <w:tc>
+          <w:tcPr>
+            <w:tcW w:w="7262" w:type="dxa"/>
+            <w:shd w:val="clear" w:color="auto" w:fill="auto"/>
+          </w:tcPr>
+          <w:p>
+            <w:pPr>
+              <w:ind w:firstLine="0"/>
+            </w:pPr>
+            <w:r>
+              <w:t>Controle de versão e colaboração da equipe.</w:t>
+            </w:r>
+          </w:p>
+        </w:tc>
+      </w:tr>
+      <w:tr>
+        <w:tc>
+          <w:tcPr>
+            <w:tcW w:w="1799" w:type="dxa"/>
+            <w:shd w:val="clear" w:color="auto" w:fill="auto"/>
+          </w:tcPr>
+          <w:p>
+            <w:pPr>
+              <w:ind w:firstLine="0"/>
+              <w:jc w:val="center"/>
+            </w:pPr>
+            <w:r>
+              <w:t>Navegadores (Chrome/Firefox)</w:t>
+            </w:r>
+          </w:p>
+        </w:tc>
+        <w:tc>
+          <w:tcPr>
+            <w:tcW w:w="7262" w:type="dxa"/>
+            <w:shd w:val="clear" w:color="auto" w:fill="auto"/>
+          </w:tcPr>
+          <w:p>
+            <w:pPr>
+              <w:tabs>
+                <w:tab w:val="left" w:pos="1080"/>
+              </w:tabs>
+              <w:ind w:firstLine="0"/>
+            </w:pPr>
+            <w:r>
+              <w:t>Testes de funcionamento e compatibilidade.</w:t>
+            </w:r>
+            <w:r>
+              <w:tab/>
+            </w:r>
           </w:p>
         </w:tc>
       </w:tr>
@@ -9916,27 +8249,40 @@
     <w:p>
       <w:pPr>
         <w:pStyle w:val="TtuloSeoSecundria"/>
+        <w:numPr>
+          <w:ilvl w:val="1"/>
+          <w:numId w:val="7"/>
+        </w:numPr>
         <w:spacing w:after="0" w:line="480" w:lineRule="auto"/>
         <w:outlineLvl w:val="1"/>
-      </w:pPr>
-      <w:bookmarkStart w:id="9" w:name="_Toc36198117"/>
-      <w:r>
         <w:rPr>
           <w:caps w:val="0"/>
         </w:rPr>
-        <w:t>4.3 REQUISITOS MÍNIMOS</w:t>
-      </w:r>
-      <w:bookmarkEnd w:id="9"/>
-    </w:p>
-    <w:p>
-      <w:pPr>
-        <w:ind w:firstLine="851"/>
-      </w:pPr>
-      <w:r>
-        <w:t>Descrever quais são os recursos mínimos de hardware e software para colocar em funcionamento o sistema desenvolvido</w:t>
-      </w:r>
-      <w:r>
-        <w:t xml:space="preserve"> e como eles foram encontrados, como, por exemplo, com testes de:</w:t>
+      </w:pPr>
+      <w:bookmarkStart w:id="8" w:name="_Toc36198117"/>
+      <w:r>
+        <w:rPr>
+          <w:caps w:val="0"/>
+        </w:rPr>
+        <w:t>REQUISITOS MÍNIMOS</w:t>
+      </w:r>
+      <w:bookmarkEnd w:id="8"/>
+    </w:p>
+    <w:p>
+      <w:pPr>
+        <w:pStyle w:val="TtuloSeoSecundria"/>
+        <w:spacing w:after="0" w:line="480" w:lineRule="auto"/>
+        <w:ind w:left="405"/>
+        <w:outlineLvl w:val="1"/>
+        <w:rPr>
+          <w:caps w:val="0"/>
+        </w:rPr>
+      </w:pPr>
+      <w:r>
+        <w:rPr>
+          <w:caps w:val="0"/>
+        </w:rPr>
+        <w:t>Hardware</w:t>
       </w:r>
     </w:p>
     <w:p>
@@ -9947,7 +8293,10 @@
         </w:numPr>
       </w:pPr>
       <w:r>
-        <w:t>Stress;</w:t>
+        <w:t>Processador: Intel Core i3 (ou equivalente).</w:t>
+      </w:r>
+      <w:r>
+        <w:t>;</w:t>
       </w:r>
     </w:p>
     <w:p>
@@ -9958,7 +8307,10 @@
         </w:numPr>
       </w:pPr>
       <w:r>
-        <w:t>Limites de sistema;</w:t>
+        <w:t>Memória RAM: 4 GB</w:t>
+      </w:r>
+      <w:r>
+        <w:t>;</w:t>
       </w:r>
     </w:p>
     <w:p>
@@ -9969,7 +8321,10 @@
         </w:numPr>
       </w:pPr>
       <w:r>
-        <w:t>Carga;</w:t>
+        <w:t>Armazenamento: 1 GB livre em disco</w:t>
+      </w:r>
+      <w:r>
+        <w:t>;</w:t>
       </w:r>
     </w:p>
     <w:p>
@@ -9980,7 +8335,18 @@
         </w:numPr>
       </w:pPr>
       <w:r>
-        <w:t>Compatibilidade;</w:t>
+        <w:t>Resolução mínima: 1366x768</w:t>
+      </w:r>
+      <w:r>
+        <w:t>;</w:t>
+      </w:r>
+    </w:p>
+    <w:p>
+      <w:pPr>
+        <w:ind w:firstLine="0"/>
+      </w:pPr>
+      <w:r>
+        <w:t xml:space="preserve">     Software</w:t>
       </w:r>
     </w:p>
     <w:p>
@@ -9991,7 +8357,10 @@
         </w:numPr>
       </w:pPr>
       <w:r>
-        <w:t>Escalabilidade;</w:t>
+        <w:t>Sistema Operacional: Windows 10 ou Linux Ubuntu 20.04</w:t>
+      </w:r>
+      <w:r>
+        <w:t>;</w:t>
       </w:r>
     </w:p>
     <w:p>
@@ -10002,29 +8371,10 @@
         </w:numPr>
       </w:pPr>
       <w:r>
-        <w:t>Entre outros</w:t>
-      </w:r>
-    </w:p>
-    <w:p>
-      <w:pPr>
-        <w:ind w:firstLine="851"/>
-      </w:pPr>
-      <w:r>
-        <w:t>Caso não haja oportunidade para determinar os limites do mesmo,</w:t>
-      </w:r>
-      <w:r>
-        <w:t xml:space="preserve"> </w:t>
-      </w:r>
-      <w:r>
-        <w:t>os requisitos devem ser dados pelo ambiente que foi usado para o desenvolvimento do sistema.</w:t>
-      </w:r>
-    </w:p>
-    <w:p>
-      <w:pPr>
-        <w:ind w:firstLine="851"/>
-      </w:pPr>
-      <w:r>
-        <w:t>Quanto ao formato, os requisitos mínimos podem ser indicados como uma lista de itens ou uma tabela, como no exemplo a seguir.</w:t>
+        <w:t>Servidor local: XAMPP (Apache + PHP + MySQL)</w:t>
+      </w:r>
+      <w:r>
+        <w:t>;</w:t>
       </w:r>
     </w:p>
     <w:p>
@@ -10035,30 +8385,17 @@
         </w:numPr>
       </w:pPr>
       <w:r>
-        <w:t>Hardware</w:t>
-      </w:r>
-    </w:p>
-    <w:p>
-      <w:pPr>
-        <w:numPr>
-          <w:ilvl w:val="1"/>
-          <w:numId w:val="4"/>
-        </w:numPr>
-      </w:pPr>
-      <w:r>
-        <w:t>Requisito H1;</w:t>
-      </w:r>
-    </w:p>
-    <w:p>
-      <w:pPr>
-        <w:numPr>
-          <w:ilvl w:val="1"/>
-          <w:numId w:val="4"/>
-        </w:numPr>
-      </w:pPr>
-      <w:r>
-        <w:lastRenderedPageBreak/>
-        <w:t>Requisito H2;</w:t>
+        <w:rPr>
+          <w:b/>
+          <w:bCs/>
+        </w:rPr>
+        <w:t>phpMyAdmin</w:t>
+      </w:r>
+      <w:r>
+        <w:t xml:space="preserve"> para gerenciamento do banco de dados</w:t>
+      </w:r>
+      <w:r>
+        <w:t>;</w:t>
       </w:r>
     </w:p>
     <w:p>
@@ -10069,38 +8406,40 @@
         </w:numPr>
       </w:pPr>
       <w:r>
-        <w:t>Software</w:t>
+        <w:t>Navegador: Google Chrome ou Mozilla Firefox (atualizado)</w:t>
+      </w:r>
+      <w:r>
+        <w:t>;</w:t>
       </w:r>
     </w:p>
     <w:p>
       <w:pPr>
         <w:numPr>
-          <w:ilvl w:val="1"/>
+          <w:ilvl w:val="0"/>
           <w:numId w:val="4"/>
         </w:numPr>
       </w:pPr>
       <w:r>
-        <w:t>Requisito S1;</w:t>
+        <w:t>Editor de código: Visual Studio Code</w:t>
+      </w:r>
+      <w:r>
+        <w:t>;</w:t>
       </w:r>
     </w:p>
     <w:p>
       <w:pPr>
         <w:numPr>
-          <w:ilvl w:val="1"/>
+          <w:ilvl w:val="0"/>
           <w:numId w:val="4"/>
         </w:numPr>
       </w:pPr>
       <w:r>
-        <w:t>Requisito S2;</w:t>
-      </w:r>
-    </w:p>
-    <w:p>
-      <w:pPr>
-        <w:pStyle w:val="TtuloSeoSecundria"/>
-        <w:spacing w:after="0" w:line="480" w:lineRule="auto"/>
-        <w:rPr>
-          <w:caps w:val="0"/>
-        </w:rPr>
+        <w:t>Git (para versionamento do código).</w:t>
+      </w:r>
+    </w:p>
+    <w:p/>
+    <w:p>
+      <w:pPr>
         <w:sectPr>
           <w:headerReference w:type="even" r:id="rId12"/>
           <w:headerReference w:type="default" r:id="rId13"/>
@@ -10120,7 +8459,7 @@
           <w:caps w:val="0"/>
         </w:rPr>
       </w:pPr>
-      <w:bookmarkStart w:id="10" w:name="_Toc36198118"/>
+      <w:bookmarkStart w:id="9" w:name="_Toc36198118"/>
       <w:r>
         <w:rPr>
           <w:caps w:val="0"/>
@@ -10134,7 +8473,7 @@
         </w:rPr>
         <w:t>REQUISITOS FUNCIONAIS E NÃO FUNCIONAIS</w:t>
       </w:r>
-      <w:bookmarkEnd w:id="10"/>
+      <w:bookmarkEnd w:id="9"/>
     </w:p>
     <w:p>
       <w:pPr>
@@ -10151,23 +8490,7 @@
           <w:caps w:val="0"/>
           <w:color w:val="FF0000"/>
         </w:rPr>
-        <w:t xml:space="preserve">Nesse item você deve fazer um breve relato </w:t>
-      </w:r>
-      <w:proofErr w:type="gramStart"/>
-      <w:r>
-        <w:rPr>
-          <w:caps w:val="0"/>
-          <w:color w:val="FF0000"/>
-        </w:rPr>
-        <w:t>sobre  requisitos</w:t>
-      </w:r>
-      <w:proofErr w:type="gramEnd"/>
-      <w:r>
-        <w:rPr>
-          <w:caps w:val="0"/>
-          <w:color w:val="FF0000"/>
-        </w:rPr>
-        <w:t xml:space="preserve"> Funcionais e não funcionais</w:t>
+        <w:t>Nesse item você deve fazer um breve relato sobre  requisitos Funcionais e não funcionais</w:t>
       </w:r>
       <w:r>
         <w:rPr>
@@ -10188,7 +8511,7 @@
           <w:caps w:val="0"/>
         </w:rPr>
       </w:pPr>
-      <w:bookmarkStart w:id="11" w:name="_Toc36198119"/>
+      <w:bookmarkStart w:id="10" w:name="_Toc36198119"/>
       <w:r>
         <w:rPr>
           <w:caps w:val="0"/>
@@ -10203,7 +8526,7 @@
         </w:rPr>
         <w:t>Requisitos Funcionais</w:t>
       </w:r>
-      <w:bookmarkEnd w:id="11"/>
+      <w:bookmarkEnd w:id="10"/>
     </w:p>
     <w:p>
       <w:pPr>
@@ -10238,7 +8561,7 @@
           <w:caps w:val="0"/>
         </w:rPr>
       </w:pPr>
-      <w:bookmarkStart w:id="12" w:name="_Toc36198120"/>
+      <w:bookmarkStart w:id="11" w:name="_Toc36198120"/>
       <w:r>
         <w:rPr>
           <w:caps w:val="0"/>
@@ -10269,7 +8592,7 @@
         </w:rPr>
         <w:t>Funcionais</w:t>
       </w:r>
-      <w:bookmarkEnd w:id="12"/>
+      <w:bookmarkEnd w:id="11"/>
     </w:p>
     <w:p>
       <w:pPr>
@@ -10376,7 +8699,7 @@
         <w:spacing w:after="0" w:line="480" w:lineRule="auto"/>
         <w:outlineLvl w:val="1"/>
       </w:pPr>
-      <w:bookmarkStart w:id="13" w:name="_Toc36198121"/>
+      <w:bookmarkStart w:id="12" w:name="_Toc36198121"/>
       <w:r>
         <w:rPr>
           <w:caps w:val="0"/>
@@ -10384,7 +8707,7 @@
         <w:lastRenderedPageBreak/>
         <w:t>4.5 DIAGRAMAS / MODELAGEM</w:t>
       </w:r>
-      <w:bookmarkEnd w:id="13"/>
+      <w:bookmarkEnd w:id="12"/>
     </w:p>
     <w:p>
       <w:pPr>
@@ -10487,27 +8810,13 @@
         <w:rPr>
           <w:color w:val="FF0000"/>
         </w:rPr>
-        <w:t xml:space="preserve">, coloque </w:t>
-      </w:r>
-      <w:proofErr w:type="gramStart"/>
+        <w:t xml:space="preserve">, coloque imagem </w:t>
+      </w:r>
       <w:r>
         <w:rPr>
           <w:color w:val="FF0000"/>
         </w:rPr>
-        <w:t xml:space="preserve">imagem </w:t>
-      </w:r>
-      <w:r>
-        <w:rPr>
-          <w:color w:val="FF0000"/>
-        </w:rPr>
-        <w:t>!</w:t>
-      </w:r>
-      <w:proofErr w:type="gramEnd"/>
-      <w:r>
-        <w:rPr>
-          <w:color w:val="FF0000"/>
-        </w:rPr>
-        <w:t>)</w:t>
+        <w:t>!)</w:t>
       </w:r>
       <w:r>
         <w:t xml:space="preserve"> </w:t>
@@ -10694,24 +9003,13 @@
         </w:numPr>
       </w:pPr>
       <w:r>
-        <w:t xml:space="preserve">Interface do Sistema </w:t>
-      </w:r>
-      <w:proofErr w:type="gramStart"/>
-      <w:r>
-        <w:t>(</w:t>
+        <w:t>Interface do Sistema (</w:t>
       </w:r>
       <w:r>
         <w:rPr>
           <w:color w:val="FF0000"/>
         </w:rPr>
-        <w:t xml:space="preserve"> Telas</w:t>
-      </w:r>
-      <w:proofErr w:type="gramEnd"/>
-      <w:r>
-        <w:rPr>
-          <w:color w:val="FF0000"/>
-        </w:rPr>
-        <w:t xml:space="preserve"> do sistema, seja </w:t>
+        <w:t xml:space="preserve"> Telas do sistema, seja </w:t>
       </w:r>
       <w:r>
         <w:rPr>
@@ -10733,13 +9031,8 @@
           <w:numId w:val="3"/>
         </w:numPr>
       </w:pPr>
-      <w:proofErr w:type="spellStart"/>
-      <w:r>
-        <w:t>Screenshots</w:t>
-      </w:r>
-      <w:proofErr w:type="spellEnd"/>
-      <w:r>
-        <w:t xml:space="preserve"> das páginas</w:t>
+      <w:r>
+        <w:t>Screenshots das páginas</w:t>
       </w:r>
     </w:p>
     <w:p>
@@ -10821,12 +9114,12 @@
         <w:spacing w:after="0" w:line="480" w:lineRule="auto"/>
         <w:outlineLvl w:val="0"/>
       </w:pPr>
-      <w:bookmarkStart w:id="14" w:name="_Toc36198122"/>
+      <w:bookmarkStart w:id="13" w:name="_Toc36198122"/>
       <w:r>
         <w:lastRenderedPageBreak/>
         <w:t>CONCLUSÃO</w:t>
       </w:r>
-      <w:bookmarkEnd w:id="14"/>
+      <w:bookmarkEnd w:id="13"/>
     </w:p>
     <w:p>
       <w:pPr>
@@ -10886,7 +9179,7 @@
           <w:b/>
         </w:rPr>
       </w:pPr>
-      <w:bookmarkStart w:id="15" w:name="_Toc36198123"/>
+      <w:bookmarkStart w:id="14" w:name="_Toc36198123"/>
       <w:r>
         <w:rPr>
           <w:b/>
@@ -10894,7 +9187,7 @@
         <w:lastRenderedPageBreak/>
         <w:t>REFERÊNCIAS</w:t>
       </w:r>
-      <w:bookmarkEnd w:id="15"/>
+      <w:bookmarkEnd w:id="14"/>
     </w:p>
     <w:p>
       <w:pPr>
@@ -10997,31 +9290,7 @@
         <w:t>A arena científica. Ciência da Informação</w:t>
       </w:r>
       <w:r>
-        <w:t>, Brasília, v. 24, n. 2, 1995. Recensões. Disponível em:&lt;http://www.ibict.br/</w:t>
-      </w:r>
-      <w:proofErr w:type="spellStart"/>
-      <w:r>
-        <w:t>cionline</w:t>
-      </w:r>
-      <w:proofErr w:type="spellEnd"/>
-      <w:r>
-        <w:t>/</w:t>
-      </w:r>
-      <w:proofErr w:type="spellStart"/>
-      <w:r>
-        <w:t>inicio</w:t>
-      </w:r>
-      <w:proofErr w:type="spellEnd"/>
-      <w:r>
-        <w:t>.</w:t>
-      </w:r>
-      <w:proofErr w:type="spellStart"/>
-      <w:r>
-        <w:t>htm</w:t>
-      </w:r>
-      <w:proofErr w:type="spellEnd"/>
-      <w:r>
-        <w:t>&gt;. Acesso em: 16 dez. 2003.</w:t>
+        <w:t>, Brasília, v. 24, n. 2, 1995. Recensões. Disponível em:&lt;http://www.ibict.br/cionline/inicio.htm&gt;. Acesso em: 16 dez. 2003.</w:t>
       </w:r>
     </w:p>
     <w:p>
@@ -11049,19 +9318,15 @@
       <w:r>
         <w:t xml:space="preserve">ção e Negócios). Tradução de: Business </w:t>
       </w:r>
-      <w:proofErr w:type="spellStart"/>
       <w:r>
         <w:t>process</w:t>
       </w:r>
-      <w:proofErr w:type="spellEnd"/>
       <w:r>
         <w:t xml:space="preserve"> </w:t>
       </w:r>
-      <w:proofErr w:type="spellStart"/>
       <w:r>
         <w:t>reengineering</w:t>
       </w:r>
-      <w:proofErr w:type="spellEnd"/>
       <w:r>
         <w:t>.</w:t>
       </w:r>
@@ -11390,47 +9655,7 @@
           <w:bCs/>
           <w:color w:val="FF0000"/>
         </w:rPr>
-        <w:t xml:space="preserve"> aqui </w:t>
-      </w:r>
-      <w:proofErr w:type="spellStart"/>
-      <w:r>
-        <w:rPr>
-          <w:rFonts w:cs="Arial"/>
-          <w:b/>
-          <w:bCs/>
-          <w:color w:val="FF0000"/>
-        </w:rPr>
-        <w:t>deveficar</w:t>
-      </w:r>
-      <w:proofErr w:type="spellEnd"/>
-      <w:r>
-        <w:rPr>
-          <w:rFonts w:cs="Arial"/>
-          <w:b/>
-          <w:bCs/>
-          <w:color w:val="FF0000"/>
-        </w:rPr>
-        <w:t xml:space="preserve">: Entrevista, Códigos Programação </w:t>
-      </w:r>
-      <w:proofErr w:type="gramStart"/>
-      <w:r>
-        <w:rPr>
-          <w:rFonts w:cs="Arial"/>
-          <w:b/>
-          <w:bCs/>
-          <w:color w:val="FF0000"/>
-        </w:rPr>
-        <w:t>WEB ,</w:t>
-      </w:r>
-      <w:proofErr w:type="gramEnd"/>
-      <w:r>
-        <w:rPr>
-          <w:rFonts w:cs="Arial"/>
-          <w:b/>
-          <w:bCs/>
-          <w:color w:val="FF0000"/>
-        </w:rPr>
-        <w:t xml:space="preserve"> Códigos SQL</w:t>
+        <w:t xml:space="preserve"> aqui deveficar: Entrevista, Códigos Programação WEB , Códigos SQL</w:t>
       </w:r>
       <w:r>
         <w:rPr>
@@ -12400,14 +10625,81 @@
           <w:color w:val="FF0000"/>
         </w:rPr>
       </w:pPr>
-      <w:bookmarkStart w:id="16" w:name="Ind_dois_aut"/>
+      <w:bookmarkStart w:id="15" w:name="Ind_dois_aut"/>
+      <w:bookmarkEnd w:id="15"/>
+      <w:r>
+        <w:rPr>
+          <w:bCs/>
+          <w:color w:val="FF0000"/>
+        </w:rPr>
+        <w:t>Exemplo com dois autores:</w:t>
+      </w:r>
+      <w:r>
+        <w:rPr>
+          <w:color w:val="FF0000"/>
+        </w:rPr>
+        <w:t xml:space="preserve"> </w:t>
+      </w:r>
+    </w:p>
+    <w:p/>
+    <w:p>
+      <w:pPr>
+        <w:rPr>
+          <w:rFonts w:cs="Arial"/>
+        </w:rPr>
+      </w:pPr>
+      <w:r>
+        <w:rPr>
+          <w:rFonts w:cs="Arial"/>
+        </w:rPr>
+        <w:t xml:space="preserve">Tonetto e Reck (2001, p. 134) destacam: "Este autoconhecimento pressupõe conhecer seus limites [...]" </w:t>
+      </w:r>
+    </w:p>
+    <w:p>
+      <w:pPr>
+        <w:rPr>
+          <w:color w:val="FF0000"/>
+        </w:rPr>
+      </w:pPr>
+    </w:p>
+    <w:p>
+      <w:pPr>
+        <w:rPr>
+          <w:color w:val="FF0000"/>
+        </w:rPr>
+      </w:pPr>
+      <w:r>
+        <w:rPr>
+          <w:bCs/>
+          <w:color w:val="FF0000"/>
+        </w:rPr>
+        <w:t>Exemplo com mais de três autores:</w:t>
+      </w:r>
+    </w:p>
+    <w:p/>
+    <w:p>
+      <w:r>
+        <w:rPr>
+          <w:rFonts w:cs="Arial"/>
+        </w:rPr>
+        <w:t>Neste contexto, Couto e outros (2004, p. 52) destacam que: "No capitalismo não é a simples ausência do patrão que promove a superação do despotismo da divisão laboral."</w:t>
+      </w:r>
+    </w:p>
+    <w:p/>
+    <w:p>
+      <w:pPr>
+        <w:rPr>
+          <w:color w:val="FF0000"/>
+        </w:rPr>
+      </w:pPr>
+      <w:bookmarkStart w:id="16" w:name="IndIncl_inst"/>
       <w:bookmarkEnd w:id="16"/>
       <w:r>
         <w:rPr>
           <w:bCs/>
           <w:color w:val="FF0000"/>
         </w:rPr>
-        <w:t>Exemplo com dois autores:</w:t>
+        <w:t>Exemplo com autor institucional:</w:t>
       </w:r>
       <w:r>
         <w:rPr>
@@ -12427,235 +10719,140 @@
         <w:rPr>
           <w:rFonts w:cs="Arial"/>
         </w:rPr>
-        <w:t xml:space="preserve">Tonetto e </w:t>
-      </w:r>
-      <w:proofErr w:type="spellStart"/>
+        <w:t>De acordo com a Pontifícia Universidade Católica do Rio Grande do Sul (2001, p. 24): "[...] no horizonte 2001/2010, o esforço estratégico da PUCRS será centrado em sete áreas estratégicas [...]"</w:t>
+      </w:r>
+    </w:p>
+    <w:p/>
+    <w:p>
+      <w:pPr>
+        <w:rPr>
+          <w:bCs/>
+          <w:color w:val="FF0000"/>
+        </w:rPr>
+      </w:pPr>
+      <w:r>
+        <w:rPr>
+          <w:bCs/>
+          <w:color w:val="FF0000"/>
+        </w:rPr>
+        <w:t>Exemplo sem autor(es), com a entrada pelo título:</w:t>
+      </w:r>
+    </w:p>
+    <w:p>
+      <w:pPr>
+        <w:rPr>
+          <w:bCs/>
+        </w:rPr>
+      </w:pPr>
+    </w:p>
+    <w:p>
       <w:r>
         <w:rPr>
           <w:rFonts w:cs="Arial"/>
         </w:rPr>
-        <w:t>Reck</w:t>
-      </w:r>
-      <w:proofErr w:type="spellEnd"/>
-      <w:r>
+        <w:t>Segundo o Guia de clareamento dental (1996, p. 8): "A causa mais comum do escureci</w:t>
+      </w:r>
+      <w:r>
+        <w:t>mento dental é o tratamento endodôntico realizado de modo inadequado e sem os cuidados técnicos."</w:t>
+      </w:r>
+    </w:p>
+    <w:p/>
+    <w:p>
+      <w:pPr>
+        <w:rPr>
+          <w:color w:val="FF0000"/>
+        </w:rPr>
+      </w:pPr>
+      <w:r>
+        <w:rPr>
+          <w:color w:val="FF0000"/>
+        </w:rPr>
+        <w:t>Exemplo sem autor(es), com a entrada pelo título que inicia por artigo:</w:t>
+      </w:r>
+    </w:p>
+    <w:p/>
+    <w:p>
+      <w:pPr>
         <w:rPr>
           <w:rFonts w:cs="Arial"/>
         </w:rPr>
-        <w:t xml:space="preserve"> (2001, p. 134) destacam: "Este autoconhecimento pressupõe conhecer seus limites [...]" </w:t>
-      </w:r>
-    </w:p>
-    <w:p>
-      <w:pPr>
-        <w:rPr>
+      </w:pPr>
+      <w:r>
+        <w:rPr>
+          <w:rFonts w:cs="Arial"/>
+        </w:rPr>
+        <w:lastRenderedPageBreak/>
+        <w:t>O movimento social, com o intuito de realizar uma transformação social, é uma das tarefas mais importantes da atualidades (O COOPERATIVISMO..., 2002).</w:t>
+      </w:r>
+    </w:p>
+    <w:p>
+      <w:pPr>
+        <w:ind w:firstLine="0"/>
+        <w:rPr>
+          <w:rFonts w:cs="Arial"/>
+        </w:rPr>
+      </w:pPr>
+    </w:p>
+    <w:p>
+      <w:pPr>
+        <w:pStyle w:val="Estilo10ptVermelhoPrimeiralinha0px"/>
+      </w:pPr>
+      <w:r>
+        <w:t xml:space="preserve">(Outros exemplos consultar o site da Biblioteca Central da PUCRS </w:t>
+      </w:r>
+      <w:hyperlink r:id="rId15" w:history="1">
+        <w:r>
+          <w:t>http://www.pucrs.br/biblioteca/modelo.htm</w:t>
+        </w:r>
+      </w:hyperlink>
+      <w:r>
+        <w:t>).</w:t>
+      </w:r>
+    </w:p>
+    <w:p>
+      <w:pPr>
+        <w:ind w:firstLine="0"/>
+      </w:pPr>
+    </w:p>
+    <w:p>
+      <w:pPr>
+        <w:ind w:firstLine="0"/>
+        <w:jc w:val="center"/>
+        <w:rPr>
+          <w:rFonts w:cs="Arial"/>
+          <w:b/>
+          <w:bCs/>
           <w:color w:val="FF0000"/>
         </w:rPr>
       </w:pPr>
-    </w:p>
-    <w:p>
-      <w:pPr>
-        <w:rPr>
+      <w:r>
+        <w:rPr>
+          <w:rFonts w:cs="Arial"/>
+          <w:b/>
+          <w:bCs/>
           <w:color w:val="FF0000"/>
         </w:rPr>
-      </w:pPr>
-      <w:r>
-        <w:rPr>
-          <w:bCs/>
-          <w:color w:val="FF0000"/>
-        </w:rPr>
-        <w:t>Exemplo com mais de três autores:</w:t>
-      </w:r>
-    </w:p>
-    <w:p/>
-    <w:p>
-      <w:r>
+        <w:t>Exemplo de Tabela</w:t>
+      </w:r>
+    </w:p>
+    <w:p>
+      <w:pPr>
+        <w:pStyle w:val="TtuloTabela"/>
         <w:rPr>
           <w:rFonts w:cs="Arial"/>
         </w:rPr>
-        <w:t>Neste contexto, Couto e outros (2004, p. 52) destacam que: "No capitalismo não é a simples ausência do patrão que promove a superação do despotismo da divisão laboral."</w:t>
-      </w:r>
-    </w:p>
-    <w:p/>
-    <w:p>
-      <w:pPr>
-        <w:rPr>
-          <w:color w:val="FF0000"/>
-        </w:rPr>
-      </w:pPr>
-      <w:bookmarkStart w:id="17" w:name="IndIncl_inst"/>
+      </w:pPr>
+      <w:bookmarkStart w:id="17" w:name="_Toc206829730"/>
+      <w:r>
+        <w:t>Tabela 1</w:t>
+      </w:r>
+      <w:r>
+        <w:t xml:space="preserve">: </w:t>
+      </w:r>
+      <w:r>
+        <w:t>Preços de alimentos em dólares de 1900-1952 a 1995-1997</w:t>
+      </w:r>
       <w:bookmarkEnd w:id="17"/>
-      <w:r>
-        <w:rPr>
-          <w:bCs/>
-          <w:color w:val="FF0000"/>
-        </w:rPr>
-        <w:t>Exemplo com autor institucional:</w:t>
-      </w:r>
-      <w:r>
-        <w:rPr>
-          <w:color w:val="FF0000"/>
-        </w:rPr>
-        <w:t xml:space="preserve"> </w:t>
-      </w:r>
-    </w:p>
-    <w:p/>
-    <w:p>
-      <w:pPr>
-        <w:rPr>
-          <w:rFonts w:cs="Arial"/>
-        </w:rPr>
-      </w:pPr>
-      <w:r>
-        <w:rPr>
-          <w:rFonts w:cs="Arial"/>
-        </w:rPr>
-        <w:t>De acordo com a Pontifícia Universidade Católica do Rio Grande do Sul (2001, p. 24): "[...] no horizonte 2001/2010, o esforço estratégico da PUCRS será centrado em sete áreas estratégicas [...]"</w:t>
-      </w:r>
-    </w:p>
-    <w:p/>
-    <w:p>
-      <w:pPr>
-        <w:rPr>
-          <w:bCs/>
-          <w:color w:val="FF0000"/>
-        </w:rPr>
-      </w:pPr>
-      <w:r>
-        <w:rPr>
-          <w:bCs/>
-          <w:color w:val="FF0000"/>
-        </w:rPr>
-        <w:t>Exemplo sem autor(es), com a entrada pelo título:</w:t>
-      </w:r>
-    </w:p>
-    <w:p>
-      <w:pPr>
-        <w:rPr>
-          <w:bCs/>
-        </w:rPr>
-      </w:pPr>
-    </w:p>
-    <w:p>
-      <w:r>
-        <w:rPr>
-          <w:rFonts w:cs="Arial"/>
-        </w:rPr>
-        <w:t>Segundo o Guia de clareamento dental (1996, p. 8): "A causa mais comum do escureci</w:t>
-      </w:r>
-      <w:r>
-        <w:t>mento dental é o tratamento endodôntico realizado de modo inadequado e sem os cuidados técnicos."</w:t>
-      </w:r>
-    </w:p>
-    <w:p/>
-    <w:p>
-      <w:pPr>
-        <w:rPr>
-          <w:color w:val="FF0000"/>
-        </w:rPr>
-      </w:pPr>
-      <w:r>
-        <w:rPr>
-          <w:color w:val="FF0000"/>
-        </w:rPr>
-        <w:t>Exemplo sem autor(es), com a entrada pelo título que inicia por artigo:</w:t>
-      </w:r>
-    </w:p>
-    <w:p/>
-    <w:p>
-      <w:pPr>
-        <w:rPr>
-          <w:rFonts w:cs="Arial"/>
-        </w:rPr>
-      </w:pPr>
-      <w:r>
-        <w:rPr>
-          <w:rFonts w:cs="Arial"/>
-        </w:rPr>
-        <w:lastRenderedPageBreak/>
-        <w:t xml:space="preserve">O movimento social, com o intuito de realizar uma transformação social, é uma das tarefas mais importantes </w:t>
-      </w:r>
-      <w:proofErr w:type="gramStart"/>
-      <w:r>
-        <w:rPr>
-          <w:rFonts w:cs="Arial"/>
-        </w:rPr>
-        <w:t>da atualidades</w:t>
-      </w:r>
-      <w:proofErr w:type="gramEnd"/>
-      <w:r>
-        <w:rPr>
-          <w:rFonts w:cs="Arial"/>
-        </w:rPr>
-        <w:t xml:space="preserve"> (O COOPERATIVISMO..., 2002).</w:t>
-      </w:r>
-    </w:p>
-    <w:p>
-      <w:pPr>
-        <w:ind w:firstLine="0"/>
-        <w:rPr>
-          <w:rFonts w:cs="Arial"/>
-        </w:rPr>
-      </w:pPr>
-    </w:p>
-    <w:p>
-      <w:pPr>
-        <w:pStyle w:val="Estilo10ptVermelhoPrimeiralinha0px"/>
-      </w:pPr>
-      <w:r>
-        <w:t xml:space="preserve">(Outros exemplos consultar o site da Biblioteca Central da PUCRS </w:t>
-      </w:r>
-      <w:hyperlink r:id="rId15" w:history="1">
-        <w:r>
-          <w:t>http://www.pucrs.br/biblioteca/modelo.htm</w:t>
-        </w:r>
-      </w:hyperlink>
-      <w:r>
-        <w:t>).</w:t>
-      </w:r>
-    </w:p>
-    <w:p>
-      <w:pPr>
-        <w:ind w:firstLine="0"/>
-      </w:pPr>
-    </w:p>
-    <w:p>
-      <w:pPr>
-        <w:ind w:firstLine="0"/>
-        <w:jc w:val="center"/>
-        <w:rPr>
-          <w:rFonts w:cs="Arial"/>
-          <w:b/>
-          <w:bCs/>
-          <w:color w:val="FF0000"/>
-        </w:rPr>
-      </w:pPr>
-      <w:r>
-        <w:rPr>
-          <w:rFonts w:cs="Arial"/>
-          <w:b/>
-          <w:bCs/>
-          <w:color w:val="FF0000"/>
-        </w:rPr>
-        <w:t>Exemplo de Tabela</w:t>
-      </w:r>
-    </w:p>
-    <w:p>
-      <w:pPr>
-        <w:pStyle w:val="TtuloTabela"/>
-        <w:rPr>
-          <w:rFonts w:cs="Arial"/>
-        </w:rPr>
-      </w:pPr>
-      <w:bookmarkStart w:id="18" w:name="_Toc206829730"/>
-      <w:r>
-        <w:t>Tabela 1</w:t>
-      </w:r>
-      <w:r>
-        <w:t xml:space="preserve">: </w:t>
-      </w:r>
-      <w:r>
-        <w:t>Preços de alimentos em dólares de 1900-1952 a 1995-1997</w:t>
-      </w:r>
-      <w:bookmarkEnd w:id="18"/>
     </w:p>
     <w:tbl>
       <w:tblPr>
@@ -13069,15 +11266,7 @@
               <w:pStyle w:val="Contedotabelaequadro"/>
             </w:pPr>
             <w:r>
-              <w:t xml:space="preserve">Fonte: </w:t>
-            </w:r>
-            <w:proofErr w:type="spellStart"/>
-            <w:r>
-              <w:t>Sen</w:t>
-            </w:r>
-            <w:proofErr w:type="spellEnd"/>
-            <w:r>
-              <w:t xml:space="preserve"> (2000, p. 240). </w:t>
+              <w:t xml:space="preserve">Fonte: Sen (2000, p. 240). </w:t>
             </w:r>
           </w:p>
         </w:tc>
@@ -13689,8 +11878,8 @@
           <w:b w:val="0"/>
         </w:rPr>
       </w:pPr>
-      <w:bookmarkStart w:id="19" w:name="_Toc179081128"/>
-      <w:bookmarkStart w:id="20" w:name="_Toc206821213"/>
+      <w:bookmarkStart w:id="18" w:name="_Toc179081128"/>
+      <w:bookmarkStart w:id="19" w:name="_Toc206821213"/>
       <w:r>
         <w:t xml:space="preserve">Quadro </w:t>
       </w:r>
@@ -13735,18 +11924,18 @@
         </w:rPr>
         <w:t>Comparativo de competitividade</w:t>
       </w:r>
+      <w:bookmarkEnd w:id="18"/>
       <w:bookmarkEnd w:id="19"/>
+    </w:p>
+    <w:p>
+      <w:pPr>
+        <w:pStyle w:val="Contedotabelaequadro"/>
+      </w:pPr>
+      <w:bookmarkStart w:id="20" w:name="_Toc206821115"/>
+      <w:r>
+        <w:t>Fonte: Freire e Jardim (2000, p. 78)</w:t>
+      </w:r>
       <w:bookmarkEnd w:id="20"/>
-    </w:p>
-    <w:p>
-      <w:pPr>
-        <w:pStyle w:val="Contedotabelaequadro"/>
-      </w:pPr>
-      <w:bookmarkStart w:id="21" w:name="_Toc206821115"/>
-      <w:r>
-        <w:t>Fonte: Freire e Jardim (2000, p. 78)</w:t>
-      </w:r>
-      <w:bookmarkEnd w:id="21"/>
     </w:p>
     <w:p>
       <w:r>
@@ -13839,8 +12028,8 @@
           <w:b w:val="0"/>
         </w:rPr>
       </w:pPr>
-      <w:bookmarkStart w:id="22" w:name="_Toc179096178"/>
-      <w:bookmarkStart w:id="23" w:name="_Toc206821214"/>
+      <w:bookmarkStart w:id="21" w:name="_Toc179096178"/>
+      <w:bookmarkStart w:id="22" w:name="_Toc206821214"/>
       <w:r>
         <w:t xml:space="preserve">Gráfico </w:t>
       </w:r>
@@ -13884,19 +12073,19 @@
         </w:rPr>
         <w:t>Acesso à internet 1999 – 2002</w:t>
       </w:r>
+      <w:bookmarkEnd w:id="21"/>
       <w:bookmarkEnd w:id="22"/>
-      <w:bookmarkEnd w:id="23"/>
     </w:p>
     <w:p>
       <w:pPr>
         <w:pStyle w:val="Contedotabelaequadro"/>
         <w:jc w:val="center"/>
       </w:pPr>
-      <w:bookmarkStart w:id="24" w:name="_Toc206821117"/>
+      <w:bookmarkStart w:id="23" w:name="_Toc206821117"/>
       <w:r>
         <w:t>Fonte: Silva, Camargo Pires (2004, p. 45)</w:t>
       </w:r>
-      <w:bookmarkEnd w:id="24"/>
+      <w:bookmarkEnd w:id="23"/>
     </w:p>
     <w:p>
       <w:pPr>
@@ -15363,9 +13552,9 @@
   </w:abstractNum>
   <w:abstractNum w:abstractNumId="11" w15:restartNumberingAfterBreak="0">
     <w:nsid w:val="351C4456"/>
-    <w:multiLevelType w:val="hybridMultilevel"/>
-    <w:tmpl w:val="95A67E10"/>
-    <w:lvl w:ilvl="0" w:tplc="F84E5D00">
+    <w:multiLevelType w:val="multilevel"/>
+    <w:tmpl w:val="B0B6B566"/>
+    <w:lvl w:ilvl="0">
       <w:start w:val="4"/>
       <w:numFmt w:val="decimal"/>
       <w:lvlText w:val="%1."/>
@@ -15377,77 +13566,109 @@
         <w:rFonts w:hint="default"/>
       </w:rPr>
     </w:lvl>
-    <w:lvl w:ilvl="1" w:tplc="04160019" w:tentative="1">
-      <w:start w:val="1"/>
-      <w:numFmt w:val="lowerLetter"/>
-      <w:lvlText w:val="%2."/>
-      <w:lvlJc w:val="left"/>
-      <w:pPr>
-        <w:ind w:left="1080" w:hanging="360"/>
-      </w:pPr>
-    </w:lvl>
-    <w:lvl w:ilvl="2" w:tplc="0416001B" w:tentative="1">
-      <w:start w:val="1"/>
-      <w:numFmt w:val="lowerRoman"/>
-      <w:lvlText w:val="%3."/>
-      <w:lvlJc w:val="right"/>
-      <w:pPr>
-        <w:ind w:left="1800" w:hanging="180"/>
-      </w:pPr>
-    </w:lvl>
-    <w:lvl w:ilvl="3" w:tplc="0416000F" w:tentative="1">
-      <w:start w:val="1"/>
+    <w:lvl w:ilvl="1">
+      <w:start w:val="3"/>
       <w:numFmt w:val="decimal"/>
-      <w:lvlText w:val="%4."/>
-      <w:lvlJc w:val="left"/>
-      <w:pPr>
-        <w:ind w:left="2520" w:hanging="360"/>
-      </w:pPr>
-    </w:lvl>
-    <w:lvl w:ilvl="4" w:tplc="04160019" w:tentative="1">
-      <w:start w:val="1"/>
-      <w:numFmt w:val="lowerLetter"/>
-      <w:lvlText w:val="%5."/>
-      <w:lvlJc w:val="left"/>
-      <w:pPr>
-        <w:ind w:left="3240" w:hanging="360"/>
-      </w:pPr>
-    </w:lvl>
-    <w:lvl w:ilvl="5" w:tplc="0416001B" w:tentative="1">
-      <w:start w:val="1"/>
-      <w:numFmt w:val="lowerRoman"/>
-      <w:lvlText w:val="%6."/>
-      <w:lvlJc w:val="right"/>
-      <w:pPr>
-        <w:ind w:left="3960" w:hanging="180"/>
-      </w:pPr>
-    </w:lvl>
-    <w:lvl w:ilvl="6" w:tplc="0416000F" w:tentative="1">
+      <w:isLgl/>
+      <w:lvlText w:val="%1.%2"/>
+      <w:lvlJc w:val="left"/>
+      <w:pPr>
+        <w:ind w:left="405" w:hanging="405"/>
+      </w:pPr>
+      <w:rPr>
+        <w:rFonts w:hint="default"/>
+      </w:rPr>
+    </w:lvl>
+    <w:lvl w:ilvl="2">
       <w:start w:val="1"/>
       <w:numFmt w:val="decimal"/>
-      <w:lvlText w:val="%7."/>
-      <w:lvlJc w:val="left"/>
-      <w:pPr>
-        <w:ind w:left="4680" w:hanging="360"/>
-      </w:pPr>
-    </w:lvl>
-    <w:lvl w:ilvl="7" w:tplc="04160019" w:tentative="1">
-      <w:start w:val="1"/>
-      <w:numFmt w:val="lowerLetter"/>
-      <w:lvlText w:val="%8."/>
-      <w:lvlJc w:val="left"/>
-      <w:pPr>
-        <w:ind w:left="5400" w:hanging="360"/>
-      </w:pPr>
-    </w:lvl>
-    <w:lvl w:ilvl="8" w:tplc="0416001B" w:tentative="1">
-      <w:start w:val="1"/>
-      <w:numFmt w:val="lowerRoman"/>
-      <w:lvlText w:val="%9."/>
-      <w:lvlJc w:val="right"/>
-      <w:pPr>
-        <w:ind w:left="6120" w:hanging="180"/>
-      </w:pPr>
+      <w:isLgl/>
+      <w:lvlText w:val="%1.%2.%3"/>
+      <w:lvlJc w:val="left"/>
+      <w:pPr>
+        <w:ind w:left="720" w:hanging="720"/>
+      </w:pPr>
+      <w:rPr>
+        <w:rFonts w:hint="default"/>
+      </w:rPr>
+    </w:lvl>
+    <w:lvl w:ilvl="3">
+      <w:start w:val="1"/>
+      <w:numFmt w:val="decimal"/>
+      <w:isLgl/>
+      <w:lvlText w:val="%1.%2.%3.%4"/>
+      <w:lvlJc w:val="left"/>
+      <w:pPr>
+        <w:ind w:left="1080" w:hanging="1080"/>
+      </w:pPr>
+      <w:rPr>
+        <w:rFonts w:hint="default"/>
+      </w:rPr>
+    </w:lvl>
+    <w:lvl w:ilvl="4">
+      <w:start w:val="1"/>
+      <w:numFmt w:val="decimal"/>
+      <w:isLgl/>
+      <w:lvlText w:val="%1.%2.%3.%4.%5"/>
+      <w:lvlJc w:val="left"/>
+      <w:pPr>
+        <w:ind w:left="1080" w:hanging="1080"/>
+      </w:pPr>
+      <w:rPr>
+        <w:rFonts w:hint="default"/>
+      </w:rPr>
+    </w:lvl>
+    <w:lvl w:ilvl="5">
+      <w:start w:val="1"/>
+      <w:numFmt w:val="decimal"/>
+      <w:isLgl/>
+      <w:lvlText w:val="%1.%2.%3.%4.%5.%6"/>
+      <w:lvlJc w:val="left"/>
+      <w:pPr>
+        <w:ind w:left="1440" w:hanging="1440"/>
+      </w:pPr>
+      <w:rPr>
+        <w:rFonts w:hint="default"/>
+      </w:rPr>
+    </w:lvl>
+    <w:lvl w:ilvl="6">
+      <w:start w:val="1"/>
+      <w:numFmt w:val="decimal"/>
+      <w:isLgl/>
+      <w:lvlText w:val="%1.%2.%3.%4.%5.%6.%7"/>
+      <w:lvlJc w:val="left"/>
+      <w:pPr>
+        <w:ind w:left="1440" w:hanging="1440"/>
+      </w:pPr>
+      <w:rPr>
+        <w:rFonts w:hint="default"/>
+      </w:rPr>
+    </w:lvl>
+    <w:lvl w:ilvl="7">
+      <w:start w:val="1"/>
+      <w:numFmt w:val="decimal"/>
+      <w:isLgl/>
+      <w:lvlText w:val="%1.%2.%3.%4.%5.%6.%7.%8"/>
+      <w:lvlJc w:val="left"/>
+      <w:pPr>
+        <w:ind w:left="1800" w:hanging="1800"/>
+      </w:pPr>
+      <w:rPr>
+        <w:rFonts w:hint="default"/>
+      </w:rPr>
+    </w:lvl>
+    <w:lvl w:ilvl="8">
+      <w:start w:val="1"/>
+      <w:numFmt w:val="decimal"/>
+      <w:isLgl/>
+      <w:lvlText w:val="%1.%2.%3.%4.%5.%6.%7.%8.%9"/>
+      <w:lvlJc w:val="left"/>
+      <w:pPr>
+        <w:ind w:left="1800" w:hanging="1800"/>
+      </w:pPr>
+      <w:rPr>
+        <w:rFonts w:hint="default"/>
+      </w:rPr>
     </w:lvl>
   </w:abstractNum>
   <w:abstractNum w:abstractNumId="12" w15:restartNumberingAfterBreak="0">
@@ -16572,7 +14793,7 @@
     <w:lsdException w:name="Title" w:qFormat="1"/>
     <w:lsdException w:name="Subtitle" w:qFormat="1"/>
     <w:lsdException w:name="Hyperlink" w:uiPriority="99"/>
-    <w:lsdException w:name="Strong" w:qFormat="1"/>
+    <w:lsdException w:name="Strong" w:uiPriority="22" w:qFormat="1"/>
     <w:lsdException w:name="Emphasis" w:uiPriority="20" w:qFormat="1"/>
     <w:lsdException w:name="Normal (Web)" w:uiPriority="99"/>
     <w:lsdException w:name="Normal Table" w:semiHidden="1" w:unhideWhenUsed="1"/>
@@ -16922,7 +15143,6 @@
   <w:style w:type="character" w:default="1" w:styleId="Fontepargpadro">
     <w:name w:val="Default Paragraph Font"/>
     <w:uiPriority w:val="1"/>
-    <w:semiHidden/>
     <w:unhideWhenUsed/>
   </w:style>
   <w:style w:type="table" w:default="1" w:styleId="Tabelanormal">
@@ -18117,6 +16337,7 @@
   <w:style w:type="character" w:styleId="Forte">
     <w:name w:val="Strong"/>
     <w:basedOn w:val="Fontepargpadro"/>
+    <w:uiPriority w:val="22"/>
     <w:qFormat/>
     <w:rsid w:val="00B8340C"/>
     <w:rPr>

--- a/PADARIA_DO_ALEMAO.docx
+++ b/PADARIA_DO_ALEMAO.docx
@@ -961,7 +961,21 @@
         <w:rPr>
           <w:rFonts w:cs="Arial"/>
         </w:rPr>
-        <w:t>Márcio José Kams Senhorinha</w:t>
+        <w:t xml:space="preserve">Márcio José </w:t>
+      </w:r>
+      <w:proofErr w:type="spellStart"/>
+      <w:r>
+        <w:rPr>
+          <w:rFonts w:cs="Arial"/>
+        </w:rPr>
+        <w:t>Kams</w:t>
+      </w:r>
+      <w:proofErr w:type="spellEnd"/>
+      <w:r>
+        <w:rPr>
+          <w:rFonts w:cs="Arial"/>
+        </w:rPr>
+        <w:t xml:space="preserve"> Senhorinha</w:t>
       </w:r>
     </w:p>
     <w:p>
@@ -1573,7 +1587,21 @@
         <w:rPr>
           <w:color w:val="000000" w:themeColor="text1"/>
         </w:rPr>
-        <w:t>Na S.A realizada, a equipe constrói um sistema de automatização que visa reduzir possíveis erros decorrentes do trabalho manual, facilitando a gestão de diversos tipos de negócios, especialmente comércios, como padarias e pequenas lojas. O objetivo principal do desafio proposto é, além de apresentar uma solução eficiente para o problema identificado, promover o aprendizado sobre o trabalho em equipe e o desenvolvimento de habilidades colaborativas entre os membros. Durante o processo de desenvolvimento, são exploradas diversas linguagens de programação, como PHP e JavaScript, além de ferramentas de estilização, incluindo HTML e CSS, que são fundamentais para a criação do software destinado ao controle e organização da padaria. A implementação do sistema traz resultados positivos, proporcionando maior organização e clareza nas tarefas dos funcionários, bem como agilidade e eficiência nos atendimentos aos clientes. Além dos benefícios operacionais, o projeto amplia significativamente o conhecimento técnico da equipe sobre programação e reforça a importância das práticas colaborativas no ambiente de trabalho. Dessa forma, a experiência contribui de maneira relevante tanto para a melhoria da eficiência do negócio quanto para o crescimento profissional e pessoal dos envolvidos no desenvolvimento do software.</w:t>
+        <w:t xml:space="preserve">Na S.A realizada, a equipe constrói um sistema de automatização que visa reduzir possíveis erros decorrentes do trabalho manual, facilitando a gestão de diversos tipos de negócios, especialmente comércios, como padarias e pequenas lojas. O objetivo principal do desafio proposto é, além de apresentar uma solução eficiente para o problema identificado, promover o aprendizado sobre o trabalho em equipe e o desenvolvimento de habilidades colaborativas entre os membros. Durante o processo de desenvolvimento, são exploradas diversas linguagens de programação, como PHP e </w:t>
+      </w:r>
+      <w:proofErr w:type="spellStart"/>
+      <w:r>
+        <w:rPr>
+          <w:color w:val="000000" w:themeColor="text1"/>
+        </w:rPr>
+        <w:t>JavaScript</w:t>
+      </w:r>
+      <w:proofErr w:type="spellEnd"/>
+      <w:r>
+        <w:rPr>
+          <w:color w:val="000000" w:themeColor="text1"/>
+        </w:rPr>
+        <w:t>, além de ferramentas de estilização, incluindo HTML e CSS, que são fundamentais para a criação do software destinado ao controle e organização da padaria. A implementação do sistema traz resultados positivos, proporcionando maior organização e clareza nas tarefas dos funcionários, bem como agilidade e eficiência nos atendimentos aos clientes. Além dos benefícios operacionais, o projeto amplia significativamente o conhecimento técnico da equipe sobre programação e reforça a importância das práticas colaborativas no ambiente de trabalho. Dessa forma, a experiência contribui de maneira relevante tanto para a melhoria da eficiência do negócio quanto para o crescimento profissional e pessoal dos envolvidos no desenvolvimento do software.</w:t>
       </w:r>
     </w:p>
     <w:p>
@@ -1817,7 +1845,1995 @@
         <w:rPr>
           <w:color w:val="000000" w:themeColor="text1"/>
         </w:rPr>
-        <w:t>In the conducted S.A., the team builds an automation system aimed at reducing possible errors arising from manual work, facilitating the management of various types of businesses, especially commerce such as bakeries and small stores. The main objective of the proposed challenge is, besides presenting an efficient solution to the identified problem, to promote learning about teamwork and the development of collaborative skills among members. During the development process, several programming languages are explored, such as PHP and JavaScript, along with styling tools including HTML and CSS, which are essential for creating the software intended for the control and organization of the bakery. The system's implementation brings positive results, providing greater organization and clarity in employees’ tasks, as well as agility and efficiency in customer service. Besides operational benefits, the project significantly expands the team’s technical knowledge about programming and reinforces the importance of collaborative practices in the work environment. Thus, the experience contributes significantly both to improving the business's efficiency and to the professional and personal growth of those involved in the software development.</w:t>
+        <w:t xml:space="preserve">In </w:t>
+      </w:r>
+      <w:proofErr w:type="spellStart"/>
+      <w:r>
+        <w:rPr>
+          <w:color w:val="000000" w:themeColor="text1"/>
+        </w:rPr>
+        <w:t>the</w:t>
+      </w:r>
+      <w:proofErr w:type="spellEnd"/>
+      <w:r>
+        <w:rPr>
+          <w:color w:val="000000" w:themeColor="text1"/>
+        </w:rPr>
+        <w:t xml:space="preserve"> </w:t>
+      </w:r>
+      <w:proofErr w:type="spellStart"/>
+      <w:r>
+        <w:rPr>
+          <w:color w:val="000000" w:themeColor="text1"/>
+        </w:rPr>
+        <w:t>conducted</w:t>
+      </w:r>
+      <w:proofErr w:type="spellEnd"/>
+      <w:r>
+        <w:rPr>
+          <w:color w:val="000000" w:themeColor="text1"/>
+        </w:rPr>
+        <w:t xml:space="preserve"> S.A., </w:t>
+      </w:r>
+      <w:proofErr w:type="spellStart"/>
+      <w:r>
+        <w:rPr>
+          <w:color w:val="000000" w:themeColor="text1"/>
+        </w:rPr>
+        <w:t>the</w:t>
+      </w:r>
+      <w:proofErr w:type="spellEnd"/>
+      <w:r>
+        <w:rPr>
+          <w:color w:val="000000" w:themeColor="text1"/>
+        </w:rPr>
+        <w:t xml:space="preserve"> </w:t>
+      </w:r>
+      <w:proofErr w:type="spellStart"/>
+      <w:r>
+        <w:rPr>
+          <w:color w:val="000000" w:themeColor="text1"/>
+        </w:rPr>
+        <w:t>team</w:t>
+      </w:r>
+      <w:proofErr w:type="spellEnd"/>
+      <w:r>
+        <w:rPr>
+          <w:color w:val="000000" w:themeColor="text1"/>
+        </w:rPr>
+        <w:t xml:space="preserve"> builds </w:t>
+      </w:r>
+      <w:proofErr w:type="spellStart"/>
+      <w:r>
+        <w:rPr>
+          <w:color w:val="000000" w:themeColor="text1"/>
+        </w:rPr>
+        <w:t>an</w:t>
+      </w:r>
+      <w:proofErr w:type="spellEnd"/>
+      <w:r>
+        <w:rPr>
+          <w:color w:val="000000" w:themeColor="text1"/>
+        </w:rPr>
+        <w:t xml:space="preserve"> </w:t>
+      </w:r>
+      <w:proofErr w:type="spellStart"/>
+      <w:r>
+        <w:rPr>
+          <w:color w:val="000000" w:themeColor="text1"/>
+        </w:rPr>
+        <w:t>automation</w:t>
+      </w:r>
+      <w:proofErr w:type="spellEnd"/>
+      <w:r>
+        <w:rPr>
+          <w:color w:val="000000" w:themeColor="text1"/>
+        </w:rPr>
+        <w:t xml:space="preserve"> system </w:t>
+      </w:r>
+      <w:proofErr w:type="spellStart"/>
+      <w:r>
+        <w:rPr>
+          <w:color w:val="000000" w:themeColor="text1"/>
+        </w:rPr>
+        <w:t>aimed</w:t>
+      </w:r>
+      <w:proofErr w:type="spellEnd"/>
+      <w:r>
+        <w:rPr>
+          <w:color w:val="000000" w:themeColor="text1"/>
+        </w:rPr>
+        <w:t xml:space="preserve"> </w:t>
+      </w:r>
+      <w:proofErr w:type="spellStart"/>
+      <w:r>
+        <w:rPr>
+          <w:color w:val="000000" w:themeColor="text1"/>
+        </w:rPr>
+        <w:t>at</w:t>
+      </w:r>
+      <w:proofErr w:type="spellEnd"/>
+      <w:r>
+        <w:rPr>
+          <w:color w:val="000000" w:themeColor="text1"/>
+        </w:rPr>
+        <w:t xml:space="preserve"> </w:t>
+      </w:r>
+      <w:proofErr w:type="spellStart"/>
+      <w:r>
+        <w:rPr>
+          <w:color w:val="000000" w:themeColor="text1"/>
+        </w:rPr>
+        <w:t>reducing</w:t>
+      </w:r>
+      <w:proofErr w:type="spellEnd"/>
+      <w:r>
+        <w:rPr>
+          <w:color w:val="000000" w:themeColor="text1"/>
+        </w:rPr>
+        <w:t xml:space="preserve"> </w:t>
+      </w:r>
+      <w:proofErr w:type="spellStart"/>
+      <w:r>
+        <w:rPr>
+          <w:color w:val="000000" w:themeColor="text1"/>
+        </w:rPr>
+        <w:t>possible</w:t>
+      </w:r>
+      <w:proofErr w:type="spellEnd"/>
+      <w:r>
+        <w:rPr>
+          <w:color w:val="000000" w:themeColor="text1"/>
+        </w:rPr>
+        <w:t xml:space="preserve"> </w:t>
+      </w:r>
+      <w:proofErr w:type="spellStart"/>
+      <w:r>
+        <w:rPr>
+          <w:color w:val="000000" w:themeColor="text1"/>
+        </w:rPr>
+        <w:t>errors</w:t>
+      </w:r>
+      <w:proofErr w:type="spellEnd"/>
+      <w:r>
+        <w:rPr>
+          <w:color w:val="000000" w:themeColor="text1"/>
+        </w:rPr>
+        <w:t xml:space="preserve"> </w:t>
+      </w:r>
+      <w:proofErr w:type="spellStart"/>
+      <w:r>
+        <w:rPr>
+          <w:color w:val="000000" w:themeColor="text1"/>
+        </w:rPr>
+        <w:t>arising</w:t>
+      </w:r>
+      <w:proofErr w:type="spellEnd"/>
+      <w:r>
+        <w:rPr>
+          <w:color w:val="000000" w:themeColor="text1"/>
+        </w:rPr>
+        <w:t xml:space="preserve"> </w:t>
+      </w:r>
+      <w:proofErr w:type="spellStart"/>
+      <w:r>
+        <w:rPr>
+          <w:color w:val="000000" w:themeColor="text1"/>
+        </w:rPr>
+        <w:t>from</w:t>
+      </w:r>
+      <w:proofErr w:type="spellEnd"/>
+      <w:r>
+        <w:rPr>
+          <w:color w:val="000000" w:themeColor="text1"/>
+        </w:rPr>
+        <w:t xml:space="preserve"> manual </w:t>
+      </w:r>
+      <w:proofErr w:type="spellStart"/>
+      <w:r>
+        <w:rPr>
+          <w:color w:val="000000" w:themeColor="text1"/>
+        </w:rPr>
+        <w:t>work</w:t>
+      </w:r>
+      <w:proofErr w:type="spellEnd"/>
+      <w:r>
+        <w:rPr>
+          <w:color w:val="000000" w:themeColor="text1"/>
+        </w:rPr>
+        <w:t xml:space="preserve">, </w:t>
+      </w:r>
+      <w:proofErr w:type="spellStart"/>
+      <w:r>
+        <w:rPr>
+          <w:color w:val="000000" w:themeColor="text1"/>
+        </w:rPr>
+        <w:t>facilitating</w:t>
+      </w:r>
+      <w:proofErr w:type="spellEnd"/>
+      <w:r>
+        <w:rPr>
+          <w:color w:val="000000" w:themeColor="text1"/>
+        </w:rPr>
+        <w:t xml:space="preserve"> </w:t>
+      </w:r>
+      <w:proofErr w:type="spellStart"/>
+      <w:r>
+        <w:rPr>
+          <w:color w:val="000000" w:themeColor="text1"/>
+        </w:rPr>
+        <w:t>the</w:t>
+      </w:r>
+      <w:proofErr w:type="spellEnd"/>
+      <w:r>
+        <w:rPr>
+          <w:color w:val="000000" w:themeColor="text1"/>
+        </w:rPr>
+        <w:t xml:space="preserve"> management </w:t>
+      </w:r>
+      <w:proofErr w:type="spellStart"/>
+      <w:r>
+        <w:rPr>
+          <w:color w:val="000000" w:themeColor="text1"/>
+        </w:rPr>
+        <w:t>of</w:t>
+      </w:r>
+      <w:proofErr w:type="spellEnd"/>
+      <w:r>
+        <w:rPr>
+          <w:color w:val="000000" w:themeColor="text1"/>
+        </w:rPr>
+        <w:t xml:space="preserve"> </w:t>
+      </w:r>
+      <w:proofErr w:type="spellStart"/>
+      <w:r>
+        <w:rPr>
+          <w:color w:val="000000" w:themeColor="text1"/>
+        </w:rPr>
+        <w:t>various</w:t>
+      </w:r>
+      <w:proofErr w:type="spellEnd"/>
+      <w:r>
+        <w:rPr>
+          <w:color w:val="000000" w:themeColor="text1"/>
+        </w:rPr>
+        <w:t xml:space="preserve"> </w:t>
+      </w:r>
+      <w:proofErr w:type="spellStart"/>
+      <w:r>
+        <w:rPr>
+          <w:color w:val="000000" w:themeColor="text1"/>
+        </w:rPr>
+        <w:t>types</w:t>
+      </w:r>
+      <w:proofErr w:type="spellEnd"/>
+      <w:r>
+        <w:rPr>
+          <w:color w:val="000000" w:themeColor="text1"/>
+        </w:rPr>
+        <w:t xml:space="preserve"> </w:t>
+      </w:r>
+      <w:proofErr w:type="spellStart"/>
+      <w:r>
+        <w:rPr>
+          <w:color w:val="000000" w:themeColor="text1"/>
+        </w:rPr>
+        <w:t>of</w:t>
+      </w:r>
+      <w:proofErr w:type="spellEnd"/>
+      <w:r>
+        <w:rPr>
+          <w:color w:val="000000" w:themeColor="text1"/>
+        </w:rPr>
+        <w:t xml:space="preserve"> businesses, </w:t>
+      </w:r>
+      <w:proofErr w:type="spellStart"/>
+      <w:r>
+        <w:rPr>
+          <w:color w:val="000000" w:themeColor="text1"/>
+        </w:rPr>
+        <w:t>especially</w:t>
+      </w:r>
+      <w:proofErr w:type="spellEnd"/>
+      <w:r>
+        <w:rPr>
+          <w:color w:val="000000" w:themeColor="text1"/>
+        </w:rPr>
+        <w:t xml:space="preserve"> </w:t>
+      </w:r>
+      <w:proofErr w:type="spellStart"/>
+      <w:r>
+        <w:rPr>
+          <w:color w:val="000000" w:themeColor="text1"/>
+        </w:rPr>
+        <w:t>commerce</w:t>
+      </w:r>
+      <w:proofErr w:type="spellEnd"/>
+      <w:r>
+        <w:rPr>
+          <w:color w:val="000000" w:themeColor="text1"/>
+        </w:rPr>
+        <w:t xml:space="preserve"> </w:t>
+      </w:r>
+      <w:proofErr w:type="spellStart"/>
+      <w:r>
+        <w:rPr>
+          <w:color w:val="000000" w:themeColor="text1"/>
+        </w:rPr>
+        <w:t>such</w:t>
+      </w:r>
+      <w:proofErr w:type="spellEnd"/>
+      <w:r>
+        <w:rPr>
+          <w:color w:val="000000" w:themeColor="text1"/>
+        </w:rPr>
+        <w:t xml:space="preserve"> as </w:t>
+      </w:r>
+      <w:proofErr w:type="spellStart"/>
+      <w:r>
+        <w:rPr>
+          <w:color w:val="000000" w:themeColor="text1"/>
+        </w:rPr>
+        <w:t>bakeries</w:t>
+      </w:r>
+      <w:proofErr w:type="spellEnd"/>
+      <w:r>
+        <w:rPr>
+          <w:color w:val="000000" w:themeColor="text1"/>
+        </w:rPr>
+        <w:t xml:space="preserve"> </w:t>
+      </w:r>
+      <w:proofErr w:type="spellStart"/>
+      <w:r>
+        <w:rPr>
+          <w:color w:val="000000" w:themeColor="text1"/>
+        </w:rPr>
+        <w:t>and</w:t>
+      </w:r>
+      <w:proofErr w:type="spellEnd"/>
+      <w:r>
+        <w:rPr>
+          <w:color w:val="000000" w:themeColor="text1"/>
+        </w:rPr>
+        <w:t xml:space="preserve"> </w:t>
+      </w:r>
+      <w:proofErr w:type="spellStart"/>
+      <w:r>
+        <w:rPr>
+          <w:color w:val="000000" w:themeColor="text1"/>
+        </w:rPr>
+        <w:t>small</w:t>
+      </w:r>
+      <w:proofErr w:type="spellEnd"/>
+      <w:r>
+        <w:rPr>
+          <w:color w:val="000000" w:themeColor="text1"/>
+        </w:rPr>
+        <w:t xml:space="preserve"> stores. The </w:t>
+      </w:r>
+      <w:proofErr w:type="spellStart"/>
+      <w:r>
+        <w:rPr>
+          <w:color w:val="000000" w:themeColor="text1"/>
+        </w:rPr>
+        <w:t>main</w:t>
+      </w:r>
+      <w:proofErr w:type="spellEnd"/>
+      <w:r>
+        <w:rPr>
+          <w:color w:val="000000" w:themeColor="text1"/>
+        </w:rPr>
+        <w:t xml:space="preserve"> </w:t>
+      </w:r>
+      <w:proofErr w:type="spellStart"/>
+      <w:r>
+        <w:rPr>
+          <w:color w:val="000000" w:themeColor="text1"/>
+        </w:rPr>
+        <w:t>objective</w:t>
+      </w:r>
+      <w:proofErr w:type="spellEnd"/>
+      <w:r>
+        <w:rPr>
+          <w:color w:val="000000" w:themeColor="text1"/>
+        </w:rPr>
+        <w:t xml:space="preserve"> </w:t>
+      </w:r>
+      <w:proofErr w:type="spellStart"/>
+      <w:r>
+        <w:rPr>
+          <w:color w:val="000000" w:themeColor="text1"/>
+        </w:rPr>
+        <w:t>of</w:t>
+      </w:r>
+      <w:proofErr w:type="spellEnd"/>
+      <w:r>
+        <w:rPr>
+          <w:color w:val="000000" w:themeColor="text1"/>
+        </w:rPr>
+        <w:t xml:space="preserve"> </w:t>
+      </w:r>
+      <w:proofErr w:type="spellStart"/>
+      <w:r>
+        <w:rPr>
+          <w:color w:val="000000" w:themeColor="text1"/>
+        </w:rPr>
+        <w:t>the</w:t>
+      </w:r>
+      <w:proofErr w:type="spellEnd"/>
+      <w:r>
+        <w:rPr>
+          <w:color w:val="000000" w:themeColor="text1"/>
+        </w:rPr>
+        <w:t xml:space="preserve"> </w:t>
+      </w:r>
+      <w:proofErr w:type="spellStart"/>
+      <w:r>
+        <w:rPr>
+          <w:color w:val="000000" w:themeColor="text1"/>
+        </w:rPr>
+        <w:t>proposed</w:t>
+      </w:r>
+      <w:proofErr w:type="spellEnd"/>
+      <w:r>
+        <w:rPr>
+          <w:color w:val="000000" w:themeColor="text1"/>
+        </w:rPr>
+        <w:t xml:space="preserve"> </w:t>
+      </w:r>
+      <w:proofErr w:type="spellStart"/>
+      <w:r>
+        <w:rPr>
+          <w:color w:val="000000" w:themeColor="text1"/>
+        </w:rPr>
+        <w:t>challenge</w:t>
+      </w:r>
+      <w:proofErr w:type="spellEnd"/>
+      <w:r>
+        <w:rPr>
+          <w:color w:val="000000" w:themeColor="text1"/>
+        </w:rPr>
+        <w:t xml:space="preserve"> </w:t>
+      </w:r>
+      <w:proofErr w:type="spellStart"/>
+      <w:r>
+        <w:rPr>
+          <w:color w:val="000000" w:themeColor="text1"/>
+        </w:rPr>
+        <w:t>is</w:t>
+      </w:r>
+      <w:proofErr w:type="spellEnd"/>
+      <w:r>
+        <w:rPr>
+          <w:color w:val="000000" w:themeColor="text1"/>
+        </w:rPr>
+        <w:t xml:space="preserve">, </w:t>
+      </w:r>
+      <w:proofErr w:type="spellStart"/>
+      <w:r>
+        <w:rPr>
+          <w:color w:val="000000" w:themeColor="text1"/>
+        </w:rPr>
+        <w:t>besides</w:t>
+      </w:r>
+      <w:proofErr w:type="spellEnd"/>
+      <w:r>
+        <w:rPr>
+          <w:color w:val="000000" w:themeColor="text1"/>
+        </w:rPr>
+        <w:t xml:space="preserve"> </w:t>
+      </w:r>
+      <w:proofErr w:type="spellStart"/>
+      <w:r>
+        <w:rPr>
+          <w:color w:val="000000" w:themeColor="text1"/>
+        </w:rPr>
+        <w:t>presenting</w:t>
+      </w:r>
+      <w:proofErr w:type="spellEnd"/>
+      <w:r>
+        <w:rPr>
+          <w:color w:val="000000" w:themeColor="text1"/>
+        </w:rPr>
+        <w:t xml:space="preserve"> </w:t>
+      </w:r>
+      <w:proofErr w:type="spellStart"/>
+      <w:r>
+        <w:rPr>
+          <w:color w:val="000000" w:themeColor="text1"/>
+        </w:rPr>
+        <w:t>an</w:t>
+      </w:r>
+      <w:proofErr w:type="spellEnd"/>
+      <w:r>
+        <w:rPr>
+          <w:color w:val="000000" w:themeColor="text1"/>
+        </w:rPr>
+        <w:t xml:space="preserve"> </w:t>
+      </w:r>
+      <w:proofErr w:type="spellStart"/>
+      <w:r>
+        <w:rPr>
+          <w:color w:val="000000" w:themeColor="text1"/>
+        </w:rPr>
+        <w:t>efficient</w:t>
+      </w:r>
+      <w:proofErr w:type="spellEnd"/>
+      <w:r>
+        <w:rPr>
+          <w:color w:val="000000" w:themeColor="text1"/>
+        </w:rPr>
+        <w:t xml:space="preserve"> </w:t>
+      </w:r>
+      <w:proofErr w:type="spellStart"/>
+      <w:r>
+        <w:rPr>
+          <w:color w:val="000000" w:themeColor="text1"/>
+        </w:rPr>
+        <w:t>solution</w:t>
+      </w:r>
+      <w:proofErr w:type="spellEnd"/>
+      <w:r>
+        <w:rPr>
+          <w:color w:val="000000" w:themeColor="text1"/>
+        </w:rPr>
+        <w:t xml:space="preserve"> </w:t>
+      </w:r>
+      <w:proofErr w:type="spellStart"/>
+      <w:r>
+        <w:rPr>
+          <w:color w:val="000000" w:themeColor="text1"/>
+        </w:rPr>
+        <w:t>to</w:t>
+      </w:r>
+      <w:proofErr w:type="spellEnd"/>
+      <w:r>
+        <w:rPr>
+          <w:color w:val="000000" w:themeColor="text1"/>
+        </w:rPr>
+        <w:t xml:space="preserve"> </w:t>
+      </w:r>
+      <w:proofErr w:type="spellStart"/>
+      <w:r>
+        <w:rPr>
+          <w:color w:val="000000" w:themeColor="text1"/>
+        </w:rPr>
+        <w:t>the</w:t>
+      </w:r>
+      <w:proofErr w:type="spellEnd"/>
+      <w:r>
+        <w:rPr>
+          <w:color w:val="000000" w:themeColor="text1"/>
+        </w:rPr>
+        <w:t xml:space="preserve"> </w:t>
+      </w:r>
+      <w:proofErr w:type="spellStart"/>
+      <w:r>
+        <w:rPr>
+          <w:color w:val="000000" w:themeColor="text1"/>
+        </w:rPr>
+        <w:t>identified</w:t>
+      </w:r>
+      <w:proofErr w:type="spellEnd"/>
+      <w:r>
+        <w:rPr>
+          <w:color w:val="000000" w:themeColor="text1"/>
+        </w:rPr>
+        <w:t xml:space="preserve"> </w:t>
+      </w:r>
+      <w:proofErr w:type="spellStart"/>
+      <w:r>
+        <w:rPr>
+          <w:color w:val="000000" w:themeColor="text1"/>
+        </w:rPr>
+        <w:t>problem</w:t>
+      </w:r>
+      <w:proofErr w:type="spellEnd"/>
+      <w:r>
+        <w:rPr>
+          <w:color w:val="000000" w:themeColor="text1"/>
+        </w:rPr>
+        <w:t xml:space="preserve">, </w:t>
+      </w:r>
+      <w:proofErr w:type="spellStart"/>
+      <w:r>
+        <w:rPr>
+          <w:color w:val="000000" w:themeColor="text1"/>
+        </w:rPr>
+        <w:t>to</w:t>
+      </w:r>
+      <w:proofErr w:type="spellEnd"/>
+      <w:r>
+        <w:rPr>
+          <w:color w:val="000000" w:themeColor="text1"/>
+        </w:rPr>
+        <w:t xml:space="preserve"> </w:t>
+      </w:r>
+      <w:proofErr w:type="spellStart"/>
+      <w:r>
+        <w:rPr>
+          <w:color w:val="000000" w:themeColor="text1"/>
+        </w:rPr>
+        <w:t>promote</w:t>
+      </w:r>
+      <w:proofErr w:type="spellEnd"/>
+      <w:r>
+        <w:rPr>
+          <w:color w:val="000000" w:themeColor="text1"/>
+        </w:rPr>
+        <w:t xml:space="preserve"> learning </w:t>
+      </w:r>
+      <w:proofErr w:type="spellStart"/>
+      <w:r>
+        <w:rPr>
+          <w:color w:val="000000" w:themeColor="text1"/>
+        </w:rPr>
+        <w:t>about</w:t>
+      </w:r>
+      <w:proofErr w:type="spellEnd"/>
+      <w:r>
+        <w:rPr>
+          <w:color w:val="000000" w:themeColor="text1"/>
+        </w:rPr>
+        <w:t xml:space="preserve"> </w:t>
+      </w:r>
+      <w:proofErr w:type="spellStart"/>
+      <w:r>
+        <w:rPr>
+          <w:color w:val="000000" w:themeColor="text1"/>
+        </w:rPr>
+        <w:t>teamwork</w:t>
+      </w:r>
+      <w:proofErr w:type="spellEnd"/>
+      <w:r>
+        <w:rPr>
+          <w:color w:val="000000" w:themeColor="text1"/>
+        </w:rPr>
+        <w:t xml:space="preserve"> </w:t>
+      </w:r>
+      <w:proofErr w:type="spellStart"/>
+      <w:r>
+        <w:rPr>
+          <w:color w:val="000000" w:themeColor="text1"/>
+        </w:rPr>
+        <w:t>and</w:t>
+      </w:r>
+      <w:proofErr w:type="spellEnd"/>
+      <w:r>
+        <w:rPr>
+          <w:color w:val="000000" w:themeColor="text1"/>
+        </w:rPr>
+        <w:t xml:space="preserve"> </w:t>
+      </w:r>
+      <w:proofErr w:type="spellStart"/>
+      <w:r>
+        <w:rPr>
+          <w:color w:val="000000" w:themeColor="text1"/>
+        </w:rPr>
+        <w:t>the</w:t>
+      </w:r>
+      <w:proofErr w:type="spellEnd"/>
+      <w:r>
+        <w:rPr>
+          <w:color w:val="000000" w:themeColor="text1"/>
+        </w:rPr>
+        <w:t xml:space="preserve"> </w:t>
+      </w:r>
+      <w:proofErr w:type="spellStart"/>
+      <w:r>
+        <w:rPr>
+          <w:color w:val="000000" w:themeColor="text1"/>
+        </w:rPr>
+        <w:t>development</w:t>
+      </w:r>
+      <w:proofErr w:type="spellEnd"/>
+      <w:r>
+        <w:rPr>
+          <w:color w:val="000000" w:themeColor="text1"/>
+        </w:rPr>
+        <w:t xml:space="preserve"> </w:t>
+      </w:r>
+      <w:proofErr w:type="spellStart"/>
+      <w:r>
+        <w:rPr>
+          <w:color w:val="000000" w:themeColor="text1"/>
+        </w:rPr>
+        <w:t>of</w:t>
+      </w:r>
+      <w:proofErr w:type="spellEnd"/>
+      <w:r>
+        <w:rPr>
+          <w:color w:val="000000" w:themeColor="text1"/>
+        </w:rPr>
+        <w:t xml:space="preserve"> </w:t>
+      </w:r>
+      <w:proofErr w:type="spellStart"/>
+      <w:r>
+        <w:rPr>
+          <w:color w:val="000000" w:themeColor="text1"/>
+        </w:rPr>
+        <w:t>collaborative</w:t>
+      </w:r>
+      <w:proofErr w:type="spellEnd"/>
+      <w:r>
+        <w:rPr>
+          <w:color w:val="000000" w:themeColor="text1"/>
+        </w:rPr>
+        <w:t xml:space="preserve"> skills </w:t>
+      </w:r>
+      <w:proofErr w:type="spellStart"/>
+      <w:r>
+        <w:rPr>
+          <w:color w:val="000000" w:themeColor="text1"/>
+        </w:rPr>
+        <w:t>among</w:t>
+      </w:r>
+      <w:proofErr w:type="spellEnd"/>
+      <w:r>
+        <w:rPr>
+          <w:color w:val="000000" w:themeColor="text1"/>
+        </w:rPr>
+        <w:t xml:space="preserve"> </w:t>
+      </w:r>
+      <w:proofErr w:type="spellStart"/>
+      <w:r>
+        <w:rPr>
+          <w:color w:val="000000" w:themeColor="text1"/>
+        </w:rPr>
+        <w:t>members</w:t>
+      </w:r>
+      <w:proofErr w:type="spellEnd"/>
+      <w:r>
+        <w:rPr>
+          <w:color w:val="000000" w:themeColor="text1"/>
+        </w:rPr>
+        <w:t xml:space="preserve">. </w:t>
+      </w:r>
+      <w:proofErr w:type="spellStart"/>
+      <w:r>
+        <w:rPr>
+          <w:color w:val="000000" w:themeColor="text1"/>
+        </w:rPr>
+        <w:t>During</w:t>
+      </w:r>
+      <w:proofErr w:type="spellEnd"/>
+      <w:r>
+        <w:rPr>
+          <w:color w:val="000000" w:themeColor="text1"/>
+        </w:rPr>
+        <w:t xml:space="preserve"> </w:t>
+      </w:r>
+      <w:proofErr w:type="spellStart"/>
+      <w:r>
+        <w:rPr>
+          <w:color w:val="000000" w:themeColor="text1"/>
+        </w:rPr>
+        <w:t>the</w:t>
+      </w:r>
+      <w:proofErr w:type="spellEnd"/>
+      <w:r>
+        <w:rPr>
+          <w:color w:val="000000" w:themeColor="text1"/>
+        </w:rPr>
+        <w:t xml:space="preserve"> </w:t>
+      </w:r>
+      <w:proofErr w:type="spellStart"/>
+      <w:r>
+        <w:rPr>
+          <w:color w:val="000000" w:themeColor="text1"/>
+        </w:rPr>
+        <w:t>development</w:t>
+      </w:r>
+      <w:proofErr w:type="spellEnd"/>
+      <w:r>
+        <w:rPr>
+          <w:color w:val="000000" w:themeColor="text1"/>
+        </w:rPr>
+        <w:t xml:space="preserve"> </w:t>
+      </w:r>
+      <w:proofErr w:type="spellStart"/>
+      <w:r>
+        <w:rPr>
+          <w:color w:val="000000" w:themeColor="text1"/>
+        </w:rPr>
+        <w:t>process</w:t>
+      </w:r>
+      <w:proofErr w:type="spellEnd"/>
+      <w:r>
+        <w:rPr>
+          <w:color w:val="000000" w:themeColor="text1"/>
+        </w:rPr>
+        <w:t xml:space="preserve">, </w:t>
+      </w:r>
+      <w:proofErr w:type="spellStart"/>
+      <w:r>
+        <w:rPr>
+          <w:color w:val="000000" w:themeColor="text1"/>
+        </w:rPr>
+        <w:t>several</w:t>
+      </w:r>
+      <w:proofErr w:type="spellEnd"/>
+      <w:r>
+        <w:rPr>
+          <w:color w:val="000000" w:themeColor="text1"/>
+        </w:rPr>
+        <w:t xml:space="preserve"> </w:t>
+      </w:r>
+      <w:proofErr w:type="spellStart"/>
+      <w:r>
+        <w:rPr>
+          <w:color w:val="000000" w:themeColor="text1"/>
+        </w:rPr>
+        <w:t>programming</w:t>
+      </w:r>
+      <w:proofErr w:type="spellEnd"/>
+      <w:r>
+        <w:rPr>
+          <w:color w:val="000000" w:themeColor="text1"/>
+        </w:rPr>
+        <w:t xml:space="preserve"> </w:t>
+      </w:r>
+      <w:proofErr w:type="spellStart"/>
+      <w:r>
+        <w:rPr>
+          <w:color w:val="000000" w:themeColor="text1"/>
+        </w:rPr>
+        <w:t>languages</w:t>
+      </w:r>
+      <w:proofErr w:type="spellEnd"/>
+      <w:r>
+        <w:rPr>
+          <w:color w:val="000000" w:themeColor="text1"/>
+        </w:rPr>
+        <w:t xml:space="preserve"> are </w:t>
+      </w:r>
+      <w:proofErr w:type="spellStart"/>
+      <w:r>
+        <w:rPr>
+          <w:color w:val="000000" w:themeColor="text1"/>
+        </w:rPr>
+        <w:t>explored</w:t>
+      </w:r>
+      <w:proofErr w:type="spellEnd"/>
+      <w:r>
+        <w:rPr>
+          <w:color w:val="000000" w:themeColor="text1"/>
+        </w:rPr>
+        <w:t xml:space="preserve">, </w:t>
+      </w:r>
+      <w:proofErr w:type="spellStart"/>
+      <w:r>
+        <w:rPr>
+          <w:color w:val="000000" w:themeColor="text1"/>
+        </w:rPr>
+        <w:t>such</w:t>
+      </w:r>
+      <w:proofErr w:type="spellEnd"/>
+      <w:r>
+        <w:rPr>
+          <w:color w:val="000000" w:themeColor="text1"/>
+        </w:rPr>
+        <w:t xml:space="preserve"> as PHP </w:t>
+      </w:r>
+      <w:proofErr w:type="spellStart"/>
+      <w:r>
+        <w:rPr>
+          <w:color w:val="000000" w:themeColor="text1"/>
+        </w:rPr>
+        <w:t>and</w:t>
+      </w:r>
+      <w:proofErr w:type="spellEnd"/>
+      <w:r>
+        <w:rPr>
+          <w:color w:val="000000" w:themeColor="text1"/>
+        </w:rPr>
+        <w:t xml:space="preserve"> </w:t>
+      </w:r>
+      <w:proofErr w:type="spellStart"/>
+      <w:r>
+        <w:rPr>
+          <w:color w:val="000000" w:themeColor="text1"/>
+        </w:rPr>
+        <w:t>JavaScript</w:t>
+      </w:r>
+      <w:proofErr w:type="spellEnd"/>
+      <w:r>
+        <w:rPr>
+          <w:color w:val="000000" w:themeColor="text1"/>
+        </w:rPr>
+        <w:t xml:space="preserve">, </w:t>
+      </w:r>
+      <w:proofErr w:type="spellStart"/>
+      <w:r>
+        <w:rPr>
+          <w:color w:val="000000" w:themeColor="text1"/>
+        </w:rPr>
+        <w:t>along</w:t>
+      </w:r>
+      <w:proofErr w:type="spellEnd"/>
+      <w:r>
+        <w:rPr>
+          <w:color w:val="000000" w:themeColor="text1"/>
+        </w:rPr>
+        <w:t xml:space="preserve"> </w:t>
+      </w:r>
+      <w:proofErr w:type="spellStart"/>
+      <w:r>
+        <w:rPr>
+          <w:color w:val="000000" w:themeColor="text1"/>
+        </w:rPr>
+        <w:t>with</w:t>
+      </w:r>
+      <w:proofErr w:type="spellEnd"/>
+      <w:r>
+        <w:rPr>
+          <w:color w:val="000000" w:themeColor="text1"/>
+        </w:rPr>
+        <w:t xml:space="preserve"> </w:t>
+      </w:r>
+      <w:proofErr w:type="spellStart"/>
+      <w:r>
+        <w:rPr>
+          <w:color w:val="000000" w:themeColor="text1"/>
+        </w:rPr>
+        <w:t>styling</w:t>
+      </w:r>
+      <w:proofErr w:type="spellEnd"/>
+      <w:r>
+        <w:rPr>
+          <w:color w:val="000000" w:themeColor="text1"/>
+        </w:rPr>
+        <w:t xml:space="preserve"> tools </w:t>
+      </w:r>
+      <w:proofErr w:type="spellStart"/>
+      <w:r>
+        <w:rPr>
+          <w:color w:val="000000" w:themeColor="text1"/>
+        </w:rPr>
+        <w:t>including</w:t>
+      </w:r>
+      <w:proofErr w:type="spellEnd"/>
+      <w:r>
+        <w:rPr>
+          <w:color w:val="000000" w:themeColor="text1"/>
+        </w:rPr>
+        <w:t xml:space="preserve"> HTML </w:t>
+      </w:r>
+      <w:proofErr w:type="spellStart"/>
+      <w:r>
+        <w:rPr>
+          <w:color w:val="000000" w:themeColor="text1"/>
+        </w:rPr>
+        <w:t>and</w:t>
+      </w:r>
+      <w:proofErr w:type="spellEnd"/>
+      <w:r>
+        <w:rPr>
+          <w:color w:val="000000" w:themeColor="text1"/>
+        </w:rPr>
+        <w:t xml:space="preserve"> CSS, </w:t>
+      </w:r>
+      <w:proofErr w:type="spellStart"/>
+      <w:r>
+        <w:rPr>
+          <w:color w:val="000000" w:themeColor="text1"/>
+        </w:rPr>
+        <w:t>which</w:t>
+      </w:r>
+      <w:proofErr w:type="spellEnd"/>
+      <w:r>
+        <w:rPr>
+          <w:color w:val="000000" w:themeColor="text1"/>
+        </w:rPr>
+        <w:t xml:space="preserve"> are </w:t>
+      </w:r>
+      <w:proofErr w:type="spellStart"/>
+      <w:r>
+        <w:rPr>
+          <w:color w:val="000000" w:themeColor="text1"/>
+        </w:rPr>
+        <w:t>essential</w:t>
+      </w:r>
+      <w:proofErr w:type="spellEnd"/>
+      <w:r>
+        <w:rPr>
+          <w:color w:val="000000" w:themeColor="text1"/>
+        </w:rPr>
+        <w:t xml:space="preserve"> for </w:t>
+      </w:r>
+      <w:proofErr w:type="spellStart"/>
+      <w:r>
+        <w:rPr>
+          <w:color w:val="000000" w:themeColor="text1"/>
+        </w:rPr>
+        <w:t>creating</w:t>
+      </w:r>
+      <w:proofErr w:type="spellEnd"/>
+      <w:r>
+        <w:rPr>
+          <w:color w:val="000000" w:themeColor="text1"/>
+        </w:rPr>
+        <w:t xml:space="preserve"> </w:t>
+      </w:r>
+      <w:proofErr w:type="spellStart"/>
+      <w:r>
+        <w:rPr>
+          <w:color w:val="000000" w:themeColor="text1"/>
+        </w:rPr>
+        <w:t>the</w:t>
+      </w:r>
+      <w:proofErr w:type="spellEnd"/>
+      <w:r>
+        <w:rPr>
+          <w:color w:val="000000" w:themeColor="text1"/>
+        </w:rPr>
+        <w:t xml:space="preserve"> software </w:t>
+      </w:r>
+      <w:proofErr w:type="spellStart"/>
+      <w:r>
+        <w:rPr>
+          <w:color w:val="000000" w:themeColor="text1"/>
+        </w:rPr>
+        <w:t>intended</w:t>
+      </w:r>
+      <w:proofErr w:type="spellEnd"/>
+      <w:r>
+        <w:rPr>
+          <w:color w:val="000000" w:themeColor="text1"/>
+        </w:rPr>
+        <w:t xml:space="preserve"> for </w:t>
+      </w:r>
+      <w:proofErr w:type="spellStart"/>
+      <w:r>
+        <w:rPr>
+          <w:color w:val="000000" w:themeColor="text1"/>
+        </w:rPr>
+        <w:t>the</w:t>
+      </w:r>
+      <w:proofErr w:type="spellEnd"/>
+      <w:r>
+        <w:rPr>
+          <w:color w:val="000000" w:themeColor="text1"/>
+        </w:rPr>
+        <w:t xml:space="preserve"> </w:t>
+      </w:r>
+      <w:proofErr w:type="spellStart"/>
+      <w:r>
+        <w:rPr>
+          <w:color w:val="000000" w:themeColor="text1"/>
+        </w:rPr>
+        <w:t>control</w:t>
+      </w:r>
+      <w:proofErr w:type="spellEnd"/>
+      <w:r>
+        <w:rPr>
+          <w:color w:val="000000" w:themeColor="text1"/>
+        </w:rPr>
+        <w:t xml:space="preserve"> </w:t>
+      </w:r>
+      <w:proofErr w:type="spellStart"/>
+      <w:r>
+        <w:rPr>
+          <w:color w:val="000000" w:themeColor="text1"/>
+        </w:rPr>
+        <w:t>and</w:t>
+      </w:r>
+      <w:proofErr w:type="spellEnd"/>
+      <w:r>
+        <w:rPr>
+          <w:color w:val="000000" w:themeColor="text1"/>
+        </w:rPr>
+        <w:t xml:space="preserve"> </w:t>
+      </w:r>
+      <w:proofErr w:type="spellStart"/>
+      <w:r>
+        <w:rPr>
+          <w:color w:val="000000" w:themeColor="text1"/>
+        </w:rPr>
+        <w:t>organization</w:t>
+      </w:r>
+      <w:proofErr w:type="spellEnd"/>
+      <w:r>
+        <w:rPr>
+          <w:color w:val="000000" w:themeColor="text1"/>
+        </w:rPr>
+        <w:t xml:space="preserve"> </w:t>
+      </w:r>
+      <w:proofErr w:type="spellStart"/>
+      <w:r>
+        <w:rPr>
+          <w:color w:val="000000" w:themeColor="text1"/>
+        </w:rPr>
+        <w:t>of</w:t>
+      </w:r>
+      <w:proofErr w:type="spellEnd"/>
+      <w:r>
+        <w:rPr>
+          <w:color w:val="000000" w:themeColor="text1"/>
+        </w:rPr>
+        <w:t xml:space="preserve"> </w:t>
+      </w:r>
+      <w:proofErr w:type="spellStart"/>
+      <w:r>
+        <w:rPr>
+          <w:color w:val="000000" w:themeColor="text1"/>
+        </w:rPr>
+        <w:t>the</w:t>
+      </w:r>
+      <w:proofErr w:type="spellEnd"/>
+      <w:r>
+        <w:rPr>
+          <w:color w:val="000000" w:themeColor="text1"/>
+        </w:rPr>
+        <w:t xml:space="preserve"> </w:t>
+      </w:r>
+      <w:proofErr w:type="spellStart"/>
+      <w:r>
+        <w:rPr>
+          <w:color w:val="000000" w:themeColor="text1"/>
+        </w:rPr>
+        <w:t>bakery</w:t>
+      </w:r>
+      <w:proofErr w:type="spellEnd"/>
+      <w:r>
+        <w:rPr>
+          <w:color w:val="000000" w:themeColor="text1"/>
+        </w:rPr>
+        <w:t xml:space="preserve">. The </w:t>
+      </w:r>
+      <w:proofErr w:type="spellStart"/>
+      <w:r>
+        <w:rPr>
+          <w:color w:val="000000" w:themeColor="text1"/>
+        </w:rPr>
+        <w:t>system's</w:t>
+      </w:r>
+      <w:proofErr w:type="spellEnd"/>
+      <w:r>
+        <w:rPr>
+          <w:color w:val="000000" w:themeColor="text1"/>
+        </w:rPr>
+        <w:t xml:space="preserve"> </w:t>
+      </w:r>
+      <w:proofErr w:type="spellStart"/>
+      <w:r>
+        <w:rPr>
+          <w:color w:val="000000" w:themeColor="text1"/>
+        </w:rPr>
+        <w:t>implementation</w:t>
+      </w:r>
+      <w:proofErr w:type="spellEnd"/>
+      <w:r>
+        <w:rPr>
+          <w:color w:val="000000" w:themeColor="text1"/>
+        </w:rPr>
+        <w:t xml:space="preserve"> </w:t>
+      </w:r>
+      <w:proofErr w:type="spellStart"/>
+      <w:r>
+        <w:rPr>
+          <w:color w:val="000000" w:themeColor="text1"/>
+        </w:rPr>
+        <w:t>brings</w:t>
+      </w:r>
+      <w:proofErr w:type="spellEnd"/>
+      <w:r>
+        <w:rPr>
+          <w:color w:val="000000" w:themeColor="text1"/>
+        </w:rPr>
+        <w:t xml:space="preserve"> positive </w:t>
+      </w:r>
+      <w:proofErr w:type="spellStart"/>
+      <w:r>
+        <w:rPr>
+          <w:color w:val="000000" w:themeColor="text1"/>
+        </w:rPr>
+        <w:t>results</w:t>
+      </w:r>
+      <w:proofErr w:type="spellEnd"/>
+      <w:r>
+        <w:rPr>
+          <w:color w:val="000000" w:themeColor="text1"/>
+        </w:rPr>
+        <w:t xml:space="preserve">, </w:t>
+      </w:r>
+      <w:proofErr w:type="spellStart"/>
+      <w:r>
+        <w:rPr>
+          <w:color w:val="000000" w:themeColor="text1"/>
+        </w:rPr>
+        <w:t>providing</w:t>
+      </w:r>
+      <w:proofErr w:type="spellEnd"/>
+      <w:r>
+        <w:rPr>
+          <w:color w:val="000000" w:themeColor="text1"/>
+        </w:rPr>
+        <w:t xml:space="preserve"> </w:t>
+      </w:r>
+      <w:proofErr w:type="spellStart"/>
+      <w:r>
+        <w:rPr>
+          <w:color w:val="000000" w:themeColor="text1"/>
+        </w:rPr>
+        <w:t>greater</w:t>
+      </w:r>
+      <w:proofErr w:type="spellEnd"/>
+      <w:r>
+        <w:rPr>
+          <w:color w:val="000000" w:themeColor="text1"/>
+        </w:rPr>
+        <w:t xml:space="preserve"> </w:t>
+      </w:r>
+      <w:proofErr w:type="spellStart"/>
+      <w:r>
+        <w:rPr>
+          <w:color w:val="000000" w:themeColor="text1"/>
+        </w:rPr>
+        <w:t>organization</w:t>
+      </w:r>
+      <w:proofErr w:type="spellEnd"/>
+      <w:r>
+        <w:rPr>
+          <w:color w:val="000000" w:themeColor="text1"/>
+        </w:rPr>
+        <w:t xml:space="preserve"> </w:t>
+      </w:r>
+      <w:proofErr w:type="spellStart"/>
+      <w:r>
+        <w:rPr>
+          <w:color w:val="000000" w:themeColor="text1"/>
+        </w:rPr>
+        <w:t>and</w:t>
+      </w:r>
+      <w:proofErr w:type="spellEnd"/>
+      <w:r>
+        <w:rPr>
+          <w:color w:val="000000" w:themeColor="text1"/>
+        </w:rPr>
+        <w:t xml:space="preserve"> </w:t>
+      </w:r>
+      <w:proofErr w:type="spellStart"/>
+      <w:r>
+        <w:rPr>
+          <w:color w:val="000000" w:themeColor="text1"/>
+        </w:rPr>
+        <w:t>clarity</w:t>
+      </w:r>
+      <w:proofErr w:type="spellEnd"/>
+      <w:r>
+        <w:rPr>
+          <w:color w:val="000000" w:themeColor="text1"/>
+        </w:rPr>
+        <w:t xml:space="preserve"> in </w:t>
+      </w:r>
+      <w:proofErr w:type="spellStart"/>
+      <w:r>
+        <w:rPr>
+          <w:color w:val="000000" w:themeColor="text1"/>
+        </w:rPr>
+        <w:t>employees</w:t>
+      </w:r>
+      <w:proofErr w:type="spellEnd"/>
+      <w:r>
+        <w:rPr>
+          <w:color w:val="000000" w:themeColor="text1"/>
+        </w:rPr>
+        <w:t xml:space="preserve">’ </w:t>
+      </w:r>
+      <w:proofErr w:type="spellStart"/>
+      <w:r>
+        <w:rPr>
+          <w:color w:val="000000" w:themeColor="text1"/>
+        </w:rPr>
+        <w:t>tasks</w:t>
+      </w:r>
+      <w:proofErr w:type="spellEnd"/>
+      <w:r>
+        <w:rPr>
+          <w:color w:val="000000" w:themeColor="text1"/>
+        </w:rPr>
+        <w:t xml:space="preserve">, as </w:t>
+      </w:r>
+      <w:proofErr w:type="spellStart"/>
+      <w:r>
+        <w:rPr>
+          <w:color w:val="000000" w:themeColor="text1"/>
+        </w:rPr>
+        <w:t>well</w:t>
+      </w:r>
+      <w:proofErr w:type="spellEnd"/>
+      <w:r>
+        <w:rPr>
+          <w:color w:val="000000" w:themeColor="text1"/>
+        </w:rPr>
+        <w:t xml:space="preserve"> as </w:t>
+      </w:r>
+      <w:proofErr w:type="spellStart"/>
+      <w:r>
+        <w:rPr>
+          <w:color w:val="000000" w:themeColor="text1"/>
+        </w:rPr>
+        <w:t>agility</w:t>
+      </w:r>
+      <w:proofErr w:type="spellEnd"/>
+      <w:r>
+        <w:rPr>
+          <w:color w:val="000000" w:themeColor="text1"/>
+        </w:rPr>
+        <w:t xml:space="preserve"> </w:t>
+      </w:r>
+      <w:proofErr w:type="spellStart"/>
+      <w:r>
+        <w:rPr>
+          <w:color w:val="000000" w:themeColor="text1"/>
+        </w:rPr>
+        <w:t>and</w:t>
+      </w:r>
+      <w:proofErr w:type="spellEnd"/>
+      <w:r>
+        <w:rPr>
+          <w:color w:val="000000" w:themeColor="text1"/>
+        </w:rPr>
+        <w:t xml:space="preserve"> </w:t>
+      </w:r>
+      <w:proofErr w:type="spellStart"/>
+      <w:r>
+        <w:rPr>
+          <w:color w:val="000000" w:themeColor="text1"/>
+        </w:rPr>
+        <w:t>efficiency</w:t>
+      </w:r>
+      <w:proofErr w:type="spellEnd"/>
+      <w:r>
+        <w:rPr>
+          <w:color w:val="000000" w:themeColor="text1"/>
+        </w:rPr>
+        <w:t xml:space="preserve"> in </w:t>
+      </w:r>
+      <w:proofErr w:type="spellStart"/>
+      <w:r>
+        <w:rPr>
+          <w:color w:val="000000" w:themeColor="text1"/>
+        </w:rPr>
+        <w:t>customer</w:t>
+      </w:r>
+      <w:proofErr w:type="spellEnd"/>
+      <w:r>
+        <w:rPr>
+          <w:color w:val="000000" w:themeColor="text1"/>
+        </w:rPr>
+        <w:t xml:space="preserve"> </w:t>
+      </w:r>
+      <w:proofErr w:type="spellStart"/>
+      <w:r>
+        <w:rPr>
+          <w:color w:val="000000" w:themeColor="text1"/>
+        </w:rPr>
+        <w:t>service</w:t>
+      </w:r>
+      <w:proofErr w:type="spellEnd"/>
+      <w:r>
+        <w:rPr>
+          <w:color w:val="000000" w:themeColor="text1"/>
+        </w:rPr>
+        <w:t xml:space="preserve">. </w:t>
+      </w:r>
+      <w:proofErr w:type="spellStart"/>
+      <w:r>
+        <w:rPr>
+          <w:color w:val="000000" w:themeColor="text1"/>
+        </w:rPr>
+        <w:t>Besides</w:t>
+      </w:r>
+      <w:proofErr w:type="spellEnd"/>
+      <w:r>
+        <w:rPr>
+          <w:color w:val="000000" w:themeColor="text1"/>
+        </w:rPr>
+        <w:t xml:space="preserve"> </w:t>
+      </w:r>
+      <w:proofErr w:type="spellStart"/>
+      <w:r>
+        <w:rPr>
+          <w:color w:val="000000" w:themeColor="text1"/>
+        </w:rPr>
+        <w:t>operational</w:t>
+      </w:r>
+      <w:proofErr w:type="spellEnd"/>
+      <w:r>
+        <w:rPr>
+          <w:color w:val="000000" w:themeColor="text1"/>
+        </w:rPr>
+        <w:t xml:space="preserve"> </w:t>
+      </w:r>
+      <w:proofErr w:type="spellStart"/>
+      <w:r>
+        <w:rPr>
+          <w:color w:val="000000" w:themeColor="text1"/>
+        </w:rPr>
+        <w:t>benefits</w:t>
+      </w:r>
+      <w:proofErr w:type="spellEnd"/>
+      <w:r>
+        <w:rPr>
+          <w:color w:val="000000" w:themeColor="text1"/>
+        </w:rPr>
+        <w:t xml:space="preserve">, </w:t>
+      </w:r>
+      <w:proofErr w:type="spellStart"/>
+      <w:r>
+        <w:rPr>
+          <w:color w:val="000000" w:themeColor="text1"/>
+        </w:rPr>
+        <w:t>the</w:t>
+      </w:r>
+      <w:proofErr w:type="spellEnd"/>
+      <w:r>
+        <w:rPr>
+          <w:color w:val="000000" w:themeColor="text1"/>
+        </w:rPr>
+        <w:t xml:space="preserve"> </w:t>
+      </w:r>
+      <w:proofErr w:type="spellStart"/>
+      <w:r>
+        <w:rPr>
+          <w:color w:val="000000" w:themeColor="text1"/>
+        </w:rPr>
+        <w:t>project</w:t>
+      </w:r>
+      <w:proofErr w:type="spellEnd"/>
+      <w:r>
+        <w:rPr>
+          <w:color w:val="000000" w:themeColor="text1"/>
+        </w:rPr>
+        <w:t xml:space="preserve"> </w:t>
+      </w:r>
+      <w:proofErr w:type="spellStart"/>
+      <w:r>
+        <w:rPr>
+          <w:color w:val="000000" w:themeColor="text1"/>
+        </w:rPr>
+        <w:t>significantly</w:t>
+      </w:r>
+      <w:proofErr w:type="spellEnd"/>
+      <w:r>
+        <w:rPr>
+          <w:color w:val="000000" w:themeColor="text1"/>
+        </w:rPr>
+        <w:t xml:space="preserve"> </w:t>
+      </w:r>
+      <w:proofErr w:type="spellStart"/>
+      <w:r>
+        <w:rPr>
+          <w:color w:val="000000" w:themeColor="text1"/>
+        </w:rPr>
+        <w:t>expands</w:t>
+      </w:r>
+      <w:proofErr w:type="spellEnd"/>
+      <w:r>
+        <w:rPr>
+          <w:color w:val="000000" w:themeColor="text1"/>
+        </w:rPr>
+        <w:t xml:space="preserve"> </w:t>
+      </w:r>
+      <w:proofErr w:type="spellStart"/>
+      <w:r>
+        <w:rPr>
+          <w:color w:val="000000" w:themeColor="text1"/>
+        </w:rPr>
+        <w:t>the</w:t>
+      </w:r>
+      <w:proofErr w:type="spellEnd"/>
+      <w:r>
+        <w:rPr>
+          <w:color w:val="000000" w:themeColor="text1"/>
+        </w:rPr>
+        <w:t xml:space="preserve"> </w:t>
+      </w:r>
+      <w:proofErr w:type="spellStart"/>
+      <w:r>
+        <w:rPr>
+          <w:color w:val="000000" w:themeColor="text1"/>
+        </w:rPr>
+        <w:t>team’s</w:t>
+      </w:r>
+      <w:proofErr w:type="spellEnd"/>
+      <w:r>
+        <w:rPr>
+          <w:color w:val="000000" w:themeColor="text1"/>
+        </w:rPr>
+        <w:t xml:space="preserve"> </w:t>
+      </w:r>
+      <w:proofErr w:type="spellStart"/>
+      <w:r>
+        <w:rPr>
+          <w:color w:val="000000" w:themeColor="text1"/>
+        </w:rPr>
+        <w:t>technical</w:t>
+      </w:r>
+      <w:proofErr w:type="spellEnd"/>
+      <w:r>
+        <w:rPr>
+          <w:color w:val="000000" w:themeColor="text1"/>
+        </w:rPr>
+        <w:t xml:space="preserve"> </w:t>
+      </w:r>
+      <w:proofErr w:type="spellStart"/>
+      <w:r>
+        <w:rPr>
+          <w:color w:val="000000" w:themeColor="text1"/>
+        </w:rPr>
+        <w:t>knowledge</w:t>
+      </w:r>
+      <w:proofErr w:type="spellEnd"/>
+      <w:r>
+        <w:rPr>
+          <w:color w:val="000000" w:themeColor="text1"/>
+        </w:rPr>
+        <w:t xml:space="preserve"> </w:t>
+      </w:r>
+      <w:proofErr w:type="spellStart"/>
+      <w:r>
+        <w:rPr>
+          <w:color w:val="000000" w:themeColor="text1"/>
+        </w:rPr>
+        <w:t>about</w:t>
+      </w:r>
+      <w:proofErr w:type="spellEnd"/>
+      <w:r>
+        <w:rPr>
+          <w:color w:val="000000" w:themeColor="text1"/>
+        </w:rPr>
+        <w:t xml:space="preserve"> </w:t>
+      </w:r>
+      <w:proofErr w:type="spellStart"/>
+      <w:r>
+        <w:rPr>
+          <w:color w:val="000000" w:themeColor="text1"/>
+        </w:rPr>
+        <w:t>programming</w:t>
+      </w:r>
+      <w:proofErr w:type="spellEnd"/>
+      <w:r>
+        <w:rPr>
+          <w:color w:val="000000" w:themeColor="text1"/>
+        </w:rPr>
+        <w:t xml:space="preserve"> </w:t>
+      </w:r>
+      <w:proofErr w:type="spellStart"/>
+      <w:r>
+        <w:rPr>
+          <w:color w:val="000000" w:themeColor="text1"/>
+        </w:rPr>
+        <w:t>and</w:t>
+      </w:r>
+      <w:proofErr w:type="spellEnd"/>
+      <w:r>
+        <w:rPr>
+          <w:color w:val="000000" w:themeColor="text1"/>
+        </w:rPr>
+        <w:t xml:space="preserve"> </w:t>
+      </w:r>
+      <w:proofErr w:type="spellStart"/>
+      <w:r>
+        <w:rPr>
+          <w:color w:val="000000" w:themeColor="text1"/>
+        </w:rPr>
+        <w:t>reinforces</w:t>
+      </w:r>
+      <w:proofErr w:type="spellEnd"/>
+      <w:r>
+        <w:rPr>
+          <w:color w:val="000000" w:themeColor="text1"/>
+        </w:rPr>
+        <w:t xml:space="preserve"> </w:t>
+      </w:r>
+      <w:proofErr w:type="spellStart"/>
+      <w:r>
+        <w:rPr>
+          <w:color w:val="000000" w:themeColor="text1"/>
+        </w:rPr>
+        <w:t>the</w:t>
+      </w:r>
+      <w:proofErr w:type="spellEnd"/>
+      <w:r>
+        <w:rPr>
+          <w:color w:val="000000" w:themeColor="text1"/>
+        </w:rPr>
+        <w:t xml:space="preserve"> </w:t>
+      </w:r>
+      <w:proofErr w:type="spellStart"/>
+      <w:r>
+        <w:rPr>
+          <w:color w:val="000000" w:themeColor="text1"/>
+        </w:rPr>
+        <w:t>importance</w:t>
+      </w:r>
+      <w:proofErr w:type="spellEnd"/>
+      <w:r>
+        <w:rPr>
+          <w:color w:val="000000" w:themeColor="text1"/>
+        </w:rPr>
+        <w:t xml:space="preserve"> </w:t>
+      </w:r>
+      <w:proofErr w:type="spellStart"/>
+      <w:r>
+        <w:rPr>
+          <w:color w:val="000000" w:themeColor="text1"/>
+        </w:rPr>
+        <w:t>of</w:t>
+      </w:r>
+      <w:proofErr w:type="spellEnd"/>
+      <w:r>
+        <w:rPr>
+          <w:color w:val="000000" w:themeColor="text1"/>
+        </w:rPr>
+        <w:t xml:space="preserve"> </w:t>
+      </w:r>
+      <w:proofErr w:type="spellStart"/>
+      <w:r>
+        <w:rPr>
+          <w:color w:val="000000" w:themeColor="text1"/>
+        </w:rPr>
+        <w:t>collaborative</w:t>
+      </w:r>
+      <w:proofErr w:type="spellEnd"/>
+      <w:r>
+        <w:rPr>
+          <w:color w:val="000000" w:themeColor="text1"/>
+        </w:rPr>
+        <w:t xml:space="preserve"> </w:t>
+      </w:r>
+      <w:proofErr w:type="spellStart"/>
+      <w:r>
+        <w:rPr>
+          <w:color w:val="000000" w:themeColor="text1"/>
+        </w:rPr>
+        <w:t>practices</w:t>
+      </w:r>
+      <w:proofErr w:type="spellEnd"/>
+      <w:r>
+        <w:rPr>
+          <w:color w:val="000000" w:themeColor="text1"/>
+        </w:rPr>
+        <w:t xml:space="preserve"> in </w:t>
+      </w:r>
+      <w:proofErr w:type="spellStart"/>
+      <w:r>
+        <w:rPr>
+          <w:color w:val="000000" w:themeColor="text1"/>
+        </w:rPr>
+        <w:t>the</w:t>
+      </w:r>
+      <w:proofErr w:type="spellEnd"/>
+      <w:r>
+        <w:rPr>
+          <w:color w:val="000000" w:themeColor="text1"/>
+        </w:rPr>
+        <w:t xml:space="preserve"> </w:t>
+      </w:r>
+      <w:proofErr w:type="spellStart"/>
+      <w:r>
+        <w:rPr>
+          <w:color w:val="000000" w:themeColor="text1"/>
+        </w:rPr>
+        <w:t>work</w:t>
+      </w:r>
+      <w:proofErr w:type="spellEnd"/>
+      <w:r>
+        <w:rPr>
+          <w:color w:val="000000" w:themeColor="text1"/>
+        </w:rPr>
+        <w:t xml:space="preserve"> </w:t>
+      </w:r>
+      <w:proofErr w:type="spellStart"/>
+      <w:r>
+        <w:rPr>
+          <w:color w:val="000000" w:themeColor="text1"/>
+        </w:rPr>
+        <w:t>environment</w:t>
+      </w:r>
+      <w:proofErr w:type="spellEnd"/>
+      <w:r>
+        <w:rPr>
+          <w:color w:val="000000" w:themeColor="text1"/>
+        </w:rPr>
+        <w:t xml:space="preserve">. </w:t>
+      </w:r>
+      <w:proofErr w:type="spellStart"/>
+      <w:r>
+        <w:rPr>
+          <w:color w:val="000000" w:themeColor="text1"/>
+        </w:rPr>
+        <w:t>Thus</w:t>
+      </w:r>
+      <w:proofErr w:type="spellEnd"/>
+      <w:r>
+        <w:rPr>
+          <w:color w:val="000000" w:themeColor="text1"/>
+        </w:rPr>
+        <w:t xml:space="preserve">, </w:t>
+      </w:r>
+      <w:proofErr w:type="spellStart"/>
+      <w:r>
+        <w:rPr>
+          <w:color w:val="000000" w:themeColor="text1"/>
+        </w:rPr>
+        <w:t>the</w:t>
+      </w:r>
+      <w:proofErr w:type="spellEnd"/>
+      <w:r>
+        <w:rPr>
+          <w:color w:val="000000" w:themeColor="text1"/>
+        </w:rPr>
+        <w:t xml:space="preserve"> </w:t>
+      </w:r>
+      <w:proofErr w:type="spellStart"/>
+      <w:r>
+        <w:rPr>
+          <w:color w:val="000000" w:themeColor="text1"/>
+        </w:rPr>
+        <w:t>experience</w:t>
+      </w:r>
+      <w:proofErr w:type="spellEnd"/>
+      <w:r>
+        <w:rPr>
+          <w:color w:val="000000" w:themeColor="text1"/>
+        </w:rPr>
+        <w:t xml:space="preserve"> </w:t>
+      </w:r>
+      <w:proofErr w:type="spellStart"/>
+      <w:r>
+        <w:rPr>
+          <w:color w:val="000000" w:themeColor="text1"/>
+        </w:rPr>
+        <w:t>contributes</w:t>
+      </w:r>
+      <w:proofErr w:type="spellEnd"/>
+      <w:r>
+        <w:rPr>
+          <w:color w:val="000000" w:themeColor="text1"/>
+        </w:rPr>
+        <w:t xml:space="preserve"> </w:t>
+      </w:r>
+      <w:proofErr w:type="spellStart"/>
+      <w:r>
+        <w:rPr>
+          <w:color w:val="000000" w:themeColor="text1"/>
+        </w:rPr>
+        <w:t>significantly</w:t>
+      </w:r>
+      <w:proofErr w:type="spellEnd"/>
+      <w:r>
+        <w:rPr>
+          <w:color w:val="000000" w:themeColor="text1"/>
+        </w:rPr>
+        <w:t xml:space="preserve"> </w:t>
+      </w:r>
+      <w:proofErr w:type="spellStart"/>
+      <w:r>
+        <w:rPr>
+          <w:color w:val="000000" w:themeColor="text1"/>
+        </w:rPr>
+        <w:t>both</w:t>
+      </w:r>
+      <w:proofErr w:type="spellEnd"/>
+      <w:r>
+        <w:rPr>
+          <w:color w:val="000000" w:themeColor="text1"/>
+        </w:rPr>
+        <w:t xml:space="preserve"> </w:t>
+      </w:r>
+      <w:proofErr w:type="spellStart"/>
+      <w:r>
+        <w:rPr>
+          <w:color w:val="000000" w:themeColor="text1"/>
+        </w:rPr>
+        <w:t>to</w:t>
+      </w:r>
+      <w:proofErr w:type="spellEnd"/>
+      <w:r>
+        <w:rPr>
+          <w:color w:val="000000" w:themeColor="text1"/>
+        </w:rPr>
+        <w:t xml:space="preserve"> </w:t>
+      </w:r>
+      <w:proofErr w:type="spellStart"/>
+      <w:r>
+        <w:rPr>
+          <w:color w:val="000000" w:themeColor="text1"/>
+        </w:rPr>
+        <w:t>improving</w:t>
+      </w:r>
+      <w:proofErr w:type="spellEnd"/>
+      <w:r>
+        <w:rPr>
+          <w:color w:val="000000" w:themeColor="text1"/>
+        </w:rPr>
+        <w:t xml:space="preserve"> </w:t>
+      </w:r>
+      <w:proofErr w:type="spellStart"/>
+      <w:r>
+        <w:rPr>
+          <w:color w:val="000000" w:themeColor="text1"/>
+        </w:rPr>
+        <w:t>the</w:t>
+      </w:r>
+      <w:proofErr w:type="spellEnd"/>
+      <w:r>
+        <w:rPr>
+          <w:color w:val="000000" w:themeColor="text1"/>
+        </w:rPr>
+        <w:t xml:space="preserve"> </w:t>
+      </w:r>
+      <w:proofErr w:type="spellStart"/>
+      <w:r>
+        <w:rPr>
+          <w:color w:val="000000" w:themeColor="text1"/>
+        </w:rPr>
+        <w:t>business's</w:t>
+      </w:r>
+      <w:proofErr w:type="spellEnd"/>
+      <w:r>
+        <w:rPr>
+          <w:color w:val="000000" w:themeColor="text1"/>
+        </w:rPr>
+        <w:t xml:space="preserve"> </w:t>
+      </w:r>
+      <w:proofErr w:type="spellStart"/>
+      <w:r>
+        <w:rPr>
+          <w:color w:val="000000" w:themeColor="text1"/>
+        </w:rPr>
+        <w:t>efficiency</w:t>
+      </w:r>
+      <w:proofErr w:type="spellEnd"/>
+      <w:r>
+        <w:rPr>
+          <w:color w:val="000000" w:themeColor="text1"/>
+        </w:rPr>
+        <w:t xml:space="preserve"> </w:t>
+      </w:r>
+      <w:proofErr w:type="spellStart"/>
+      <w:r>
+        <w:rPr>
+          <w:color w:val="000000" w:themeColor="text1"/>
+        </w:rPr>
+        <w:t>and</w:t>
+      </w:r>
+      <w:proofErr w:type="spellEnd"/>
+      <w:r>
+        <w:rPr>
+          <w:color w:val="000000" w:themeColor="text1"/>
+        </w:rPr>
+        <w:t xml:space="preserve"> </w:t>
+      </w:r>
+      <w:proofErr w:type="spellStart"/>
+      <w:r>
+        <w:rPr>
+          <w:color w:val="000000" w:themeColor="text1"/>
+        </w:rPr>
+        <w:t>to</w:t>
+      </w:r>
+      <w:proofErr w:type="spellEnd"/>
+      <w:r>
+        <w:rPr>
+          <w:color w:val="000000" w:themeColor="text1"/>
+        </w:rPr>
+        <w:t xml:space="preserve"> </w:t>
+      </w:r>
+      <w:proofErr w:type="spellStart"/>
+      <w:r>
+        <w:rPr>
+          <w:color w:val="000000" w:themeColor="text1"/>
+        </w:rPr>
+        <w:t>the</w:t>
+      </w:r>
+      <w:proofErr w:type="spellEnd"/>
+      <w:r>
+        <w:rPr>
+          <w:color w:val="000000" w:themeColor="text1"/>
+        </w:rPr>
+        <w:t xml:space="preserve"> professional </w:t>
+      </w:r>
+      <w:proofErr w:type="spellStart"/>
+      <w:r>
+        <w:rPr>
+          <w:color w:val="000000" w:themeColor="text1"/>
+        </w:rPr>
+        <w:t>and</w:t>
+      </w:r>
+      <w:proofErr w:type="spellEnd"/>
+      <w:r>
+        <w:rPr>
+          <w:color w:val="000000" w:themeColor="text1"/>
+        </w:rPr>
+        <w:t xml:space="preserve"> personal </w:t>
+      </w:r>
+      <w:proofErr w:type="spellStart"/>
+      <w:r>
+        <w:rPr>
+          <w:color w:val="000000" w:themeColor="text1"/>
+        </w:rPr>
+        <w:t>growth</w:t>
+      </w:r>
+      <w:proofErr w:type="spellEnd"/>
+      <w:r>
+        <w:rPr>
+          <w:color w:val="000000" w:themeColor="text1"/>
+        </w:rPr>
+        <w:t xml:space="preserve"> </w:t>
+      </w:r>
+      <w:proofErr w:type="spellStart"/>
+      <w:r>
+        <w:rPr>
+          <w:color w:val="000000" w:themeColor="text1"/>
+        </w:rPr>
+        <w:t>of</w:t>
+      </w:r>
+      <w:proofErr w:type="spellEnd"/>
+      <w:r>
+        <w:rPr>
+          <w:color w:val="000000" w:themeColor="text1"/>
+        </w:rPr>
+        <w:t xml:space="preserve"> </w:t>
+      </w:r>
+      <w:proofErr w:type="spellStart"/>
+      <w:r>
+        <w:rPr>
+          <w:color w:val="000000" w:themeColor="text1"/>
+        </w:rPr>
+        <w:t>those</w:t>
+      </w:r>
+      <w:proofErr w:type="spellEnd"/>
+      <w:r>
+        <w:rPr>
+          <w:color w:val="000000" w:themeColor="text1"/>
+        </w:rPr>
+        <w:t xml:space="preserve"> </w:t>
+      </w:r>
+      <w:proofErr w:type="spellStart"/>
+      <w:r>
+        <w:rPr>
+          <w:color w:val="000000" w:themeColor="text1"/>
+        </w:rPr>
+        <w:t>involved</w:t>
+      </w:r>
+      <w:proofErr w:type="spellEnd"/>
+      <w:r>
+        <w:rPr>
+          <w:color w:val="000000" w:themeColor="text1"/>
+        </w:rPr>
+        <w:t xml:space="preserve"> in </w:t>
+      </w:r>
+      <w:proofErr w:type="spellStart"/>
+      <w:r>
+        <w:rPr>
+          <w:color w:val="000000" w:themeColor="text1"/>
+        </w:rPr>
+        <w:t>the</w:t>
+      </w:r>
+      <w:proofErr w:type="spellEnd"/>
+      <w:r>
+        <w:rPr>
+          <w:color w:val="000000" w:themeColor="text1"/>
+        </w:rPr>
+        <w:t xml:space="preserve"> software </w:t>
+      </w:r>
+      <w:proofErr w:type="spellStart"/>
+      <w:r>
+        <w:rPr>
+          <w:color w:val="000000" w:themeColor="text1"/>
+        </w:rPr>
+        <w:t>development</w:t>
+      </w:r>
+      <w:proofErr w:type="spellEnd"/>
+      <w:r>
+        <w:rPr>
+          <w:color w:val="000000" w:themeColor="text1"/>
+        </w:rPr>
+        <w:t>.</w:t>
       </w:r>
     </w:p>
     <w:p>
@@ -2447,7 +4463,25 @@
                 <w:bCs/>
                 <w:szCs w:val="23"/>
               </w:rPr>
-              <w:t>Elementos pré-textuais</w:t>
+              <w:t xml:space="preserve">Elementos </w:t>
+            </w:r>
+            <w:proofErr w:type="spellStart"/>
+            <w:r>
+              <w:rPr>
+                <w:rFonts w:ascii="Arial" w:hAnsi="Arial" w:cs="Arial"/>
+                <w:bCs/>
+                <w:szCs w:val="23"/>
+              </w:rPr>
+              <w:t>pré</w:t>
+            </w:r>
+            <w:proofErr w:type="spellEnd"/>
+            <w:r>
+              <w:rPr>
+                <w:rFonts w:ascii="Arial" w:hAnsi="Arial" w:cs="Arial"/>
+                <w:bCs/>
+                <w:szCs w:val="23"/>
+              </w:rPr>
+              <w:t>-textuais</w:t>
             </w:r>
           </w:p>
         </w:tc>
@@ -3351,6 +5385,7 @@
               <w:ind w:firstLine="0"/>
               <w:jc w:val="left"/>
             </w:pPr>
+            <w:proofErr w:type="spellStart"/>
             <w:r>
               <w:rPr>
                 <w:rStyle w:val="nfase"/>
@@ -3358,8 +5393,29 @@
                 <w:sz w:val="23"/>
                 <w:szCs w:val="23"/>
               </w:rPr>
-              <w:t>Read-Only Memory</w:t>
-            </w:r>
+              <w:t>Read</w:t>
+            </w:r>
+            <w:proofErr w:type="spellEnd"/>
+            <w:r>
+              <w:rPr>
+                <w:rStyle w:val="nfase"/>
+                <w:i w:val="0"/>
+                <w:sz w:val="23"/>
+                <w:szCs w:val="23"/>
+              </w:rPr>
+              <w:t xml:space="preserve">-Only </w:t>
+            </w:r>
+            <w:proofErr w:type="spellStart"/>
+            <w:r>
+              <w:rPr>
+                <w:rStyle w:val="nfase"/>
+                <w:i w:val="0"/>
+                <w:sz w:val="23"/>
+                <w:szCs w:val="23"/>
+              </w:rPr>
+              <w:t>Memory</w:t>
+            </w:r>
+            <w:proofErr w:type="spellEnd"/>
           </w:p>
         </w:tc>
       </w:tr>
@@ -3398,8 +5454,18 @@
                 <w:i w:val="0"/>
                 <w:szCs w:val="23"/>
               </w:rPr>
-              <w:t>Random-Access Memory</w:t>
-            </w:r>
+              <w:t xml:space="preserve">Random-Access </w:t>
+            </w:r>
+            <w:proofErr w:type="spellStart"/>
+            <w:r>
+              <w:rPr>
+                <w:rStyle w:val="nfase"/>
+                <w:i w:val="0"/>
+                <w:szCs w:val="23"/>
+              </w:rPr>
+              <w:t>Memory</w:t>
+            </w:r>
+            <w:proofErr w:type="spellEnd"/>
           </w:p>
         </w:tc>
       </w:tr>
@@ -3429,9 +5495,27 @@
               <w:ind w:firstLine="0"/>
               <w:jc w:val="left"/>
             </w:pPr>
-            <w:r>
-              <w:t>Cascading Style Sheets</w:t>
-            </w:r>
+            <w:proofErr w:type="spellStart"/>
+            <w:r>
+              <w:t>Cascading</w:t>
+            </w:r>
+            <w:proofErr w:type="spellEnd"/>
+            <w:r>
+              <w:t xml:space="preserve"> </w:t>
+            </w:r>
+            <w:proofErr w:type="spellStart"/>
+            <w:r>
+              <w:t>Style</w:t>
+            </w:r>
+            <w:proofErr w:type="spellEnd"/>
+            <w:r>
+              <w:t xml:space="preserve"> </w:t>
+            </w:r>
+            <w:proofErr w:type="spellStart"/>
+            <w:r>
+              <w:t>Sheets</w:t>
+            </w:r>
+            <w:proofErr w:type="spellEnd"/>
           </w:p>
         </w:tc>
       </w:tr>
@@ -3461,9 +5545,19 @@
               <w:ind w:firstLine="0"/>
               <w:jc w:val="left"/>
             </w:pPr>
-            <w:r>
-              <w:t>HyperText Markup Language</w:t>
-            </w:r>
+            <w:proofErr w:type="spellStart"/>
+            <w:r>
+              <w:t>HyperText</w:t>
+            </w:r>
+            <w:proofErr w:type="spellEnd"/>
+            <w:r>
+              <w:t xml:space="preserve"> Markup </w:t>
+            </w:r>
+            <w:proofErr w:type="spellStart"/>
+            <w:r>
+              <w:t>Language</w:t>
+            </w:r>
+            <w:proofErr w:type="spellEnd"/>
           </w:p>
         </w:tc>
       </w:tr>
@@ -3492,8 +5586,16 @@
         <w:rPr>
           <w:bCs/>
         </w:rPr>
-        <w:t>Hypertext Preprocessor</w:t>
-      </w:r>
+        <w:t xml:space="preserve">Hypertext </w:t>
+      </w:r>
+      <w:proofErr w:type="spellStart"/>
+      <w:r>
+        <w:rPr>
+          <w:bCs/>
+        </w:rPr>
+        <w:t>Preprocessor</w:t>
+      </w:r>
+      <w:proofErr w:type="spellEnd"/>
     </w:p>
     <w:p>
       <w:pPr>
@@ -3507,8 +5609,16 @@
         <w:rPr>
           <w:bCs/>
         </w:rPr>
-        <w:t xml:space="preserve">  JS              JavaScript</w:t>
-      </w:r>
+        <w:t xml:space="preserve">  JS              </w:t>
+      </w:r>
+      <w:proofErr w:type="spellStart"/>
+      <w:r>
+        <w:rPr>
+          <w:bCs/>
+        </w:rPr>
+        <w:t>JavaScript</w:t>
+      </w:r>
+      <w:proofErr w:type="spellEnd"/>
     </w:p>
     <w:p>
       <w:pPr>
@@ -3522,8 +5632,30 @@
         <w:rPr>
           <w:bCs/>
         </w:rPr>
-        <w:t xml:space="preserve">  VScode      Visual Studio Code</w:t>
-      </w:r>
+        <w:t xml:space="preserve">  </w:t>
+      </w:r>
+      <w:proofErr w:type="spellStart"/>
+      <w:r>
+        <w:rPr>
+          <w:bCs/>
+        </w:rPr>
+        <w:t>VScode</w:t>
+      </w:r>
+      <w:proofErr w:type="spellEnd"/>
+      <w:r>
+        <w:rPr>
+          <w:bCs/>
+        </w:rPr>
+        <w:t xml:space="preserve">      Visual Studio </w:t>
+      </w:r>
+      <w:proofErr w:type="spellStart"/>
+      <w:r>
+        <w:rPr>
+          <w:bCs/>
+        </w:rPr>
+        <w:t>Code</w:t>
+      </w:r>
+      <w:proofErr w:type="spellEnd"/>
       <w:r>
         <w:rPr>
           <w:bCs/>
@@ -3764,8 +5896,13 @@
               <w:ind w:firstLine="0"/>
               <w:jc w:val="left"/>
             </w:pPr>
-            <w:r>
-              <w:t>div.</w:t>
+            <w:proofErr w:type="spellStart"/>
+            <w:r>
+              <w:t>div</w:t>
+            </w:r>
+            <w:proofErr w:type="spellEnd"/>
+            <w:r>
+              <w:t>.</w:t>
             </w:r>
           </w:p>
         </w:tc>
@@ -5810,39 +7947,23 @@
           <w:rFonts w:ascii="Arial" w:hAnsi="Arial" w:cs="Arial"/>
           <w:color w:val="000000"/>
         </w:rPr>
-        <w:t>, para fazer todo o front-end do sistema, </w:t>
-      </w:r>
-      <w:r>
-        <w:rPr>
-          <w:rFonts w:ascii="Arial" w:hAnsi="Arial" w:cs="Arial"/>
-          <w:b/>
-          <w:bCs/>
-          <w:color w:val="000000"/>
-        </w:rPr>
-        <w:t>JS</w:t>
-      </w:r>
+        <w:t>, para fazer todo o front-</w:t>
+      </w:r>
+      <w:proofErr w:type="spellStart"/>
       <w:r>
         <w:rPr>
           <w:rFonts w:ascii="Arial" w:hAnsi="Arial" w:cs="Arial"/>
           <w:color w:val="000000"/>
         </w:rPr>
-        <w:t xml:space="preserve"> e </w:t>
-      </w:r>
-      <w:r>
-        <w:rPr>
-          <w:rFonts w:ascii="Arial" w:hAnsi="Arial" w:cs="Arial"/>
-          <w:b/>
-          <w:bCs/>
-          <w:color w:val="000000"/>
-        </w:rPr>
-        <w:t>PHP</w:t>
-      </w:r>
+        <w:t>end</w:t>
+      </w:r>
+      <w:proofErr w:type="spellEnd"/>
       <w:r>
         <w:rPr>
           <w:rFonts w:ascii="Arial" w:hAnsi="Arial" w:cs="Arial"/>
           <w:color w:val="000000"/>
         </w:rPr>
-        <w:t>, para o back-end, com o banco de dados </w:t>
+        <w:t xml:space="preserve"> do sistema, </w:t>
       </w:r>
       <w:r>
         <w:rPr>
@@ -5851,15 +7972,64 @@
           <w:bCs/>
           <w:color w:val="000000"/>
         </w:rPr>
-        <w:t>MySQL</w:t>
+        <w:t>JS</w:t>
       </w:r>
       <w:r>
         <w:rPr>
           <w:rFonts w:ascii="Arial" w:hAnsi="Arial" w:cs="Arial"/>
           <w:color w:val="000000"/>
         </w:rPr>
+        <w:t xml:space="preserve"> e </w:t>
+      </w:r>
+      <w:r>
+        <w:rPr>
+          <w:rFonts w:ascii="Arial" w:hAnsi="Arial" w:cs="Arial"/>
+          <w:b/>
+          <w:bCs/>
+          <w:color w:val="000000"/>
+        </w:rPr>
+        <w:t>PHP</w:t>
+      </w:r>
+      <w:r>
+        <w:rPr>
+          <w:rFonts w:ascii="Arial" w:hAnsi="Arial" w:cs="Arial"/>
+          <w:color w:val="000000"/>
+        </w:rPr>
+        <w:t xml:space="preserve">, para o </w:t>
+      </w:r>
+      <w:proofErr w:type="spellStart"/>
+      <w:r>
+        <w:rPr>
+          <w:rFonts w:ascii="Arial" w:hAnsi="Arial" w:cs="Arial"/>
+          <w:color w:val="000000"/>
+        </w:rPr>
+        <w:t>back-end</w:t>
+      </w:r>
+      <w:proofErr w:type="spellEnd"/>
+      <w:r>
+        <w:rPr>
+          <w:rFonts w:ascii="Arial" w:hAnsi="Arial" w:cs="Arial"/>
+          <w:color w:val="000000"/>
+        </w:rPr>
+        <w:t>, com o banco de dados </w:t>
+      </w:r>
+      <w:r>
+        <w:rPr>
+          <w:rFonts w:ascii="Arial" w:hAnsi="Arial" w:cs="Arial"/>
+          <w:b/>
+          <w:bCs/>
+          <w:color w:val="000000"/>
+        </w:rPr>
+        <w:t>MySQL</w:t>
+      </w:r>
+      <w:r>
+        <w:rPr>
+          <w:rFonts w:ascii="Arial" w:hAnsi="Arial" w:cs="Arial"/>
+          <w:color w:val="000000"/>
+        </w:rPr>
         <w:t> para armazenamento das informações, e o ambiente de desenvolvimento </w:t>
       </w:r>
+      <w:proofErr w:type="spellStart"/>
       <w:r>
         <w:rPr>
           <w:rFonts w:ascii="Arial" w:hAnsi="Arial" w:cs="Arial"/>
@@ -5867,7 +8037,17 @@
           <w:bCs/>
           <w:color w:val="000000"/>
         </w:rPr>
-        <w:t>VSCode.</w:t>
+        <w:t>VSCode</w:t>
+      </w:r>
+      <w:proofErr w:type="spellEnd"/>
+      <w:r>
+        <w:rPr>
+          <w:rFonts w:ascii="Arial" w:hAnsi="Arial" w:cs="Arial"/>
+          <w:b/>
+          <w:bCs/>
+          <w:color w:val="000000"/>
+        </w:rPr>
+        <w:t>.</w:t>
       </w:r>
       <w:r>
         <w:rPr>
@@ -6004,6 +8184,7 @@
         </w:rPr>
         <w:t> será utilizado para garantir o armazenamento seguro e estruturado das informações, enquanto o </w:t>
       </w:r>
+      <w:proofErr w:type="spellStart"/>
       <w:r>
         <w:rPr>
           <w:rFonts w:ascii="Arial" w:hAnsi="Arial" w:cs="Arial"/>
@@ -6013,6 +8194,7 @@
         </w:rPr>
         <w:t>VSCode</w:t>
       </w:r>
+      <w:proofErr w:type="spellEnd"/>
       <w:r>
         <w:rPr>
           <w:rFonts w:ascii="Arial" w:hAnsi="Arial" w:cs="Arial"/>
@@ -6463,6 +8645,7 @@
       <w:pPr>
         <w:pStyle w:val="NormalWeb"/>
         <w:shd w:val="clear" w:color="auto" w:fill="FFFFFF"/>
+        <w:ind w:firstLine="360"/>
         <w:rPr>
           <w:rFonts w:ascii="Arial" w:hAnsi="Arial" w:cs="Arial"/>
           <w:color w:val="0A0A0A"/>
@@ -6480,6 +8663,7 @@
       <w:pPr>
         <w:pStyle w:val="NormalWeb"/>
         <w:shd w:val="clear" w:color="auto" w:fill="FFFFFF"/>
+        <w:ind w:firstLine="360"/>
         <w:rPr>
           <w:rFonts w:ascii="Arial" w:hAnsi="Arial" w:cs="Arial"/>
           <w:color w:val="0A0A0A"/>
@@ -6497,6 +8681,7 @@
       <w:pPr>
         <w:pStyle w:val="NormalWeb"/>
         <w:shd w:val="clear" w:color="auto" w:fill="FFFFFF"/>
+        <w:ind w:firstLine="360"/>
         <w:rPr>
           <w:rFonts w:ascii="Arial" w:hAnsi="Arial" w:cs="Arial"/>
           <w:color w:val="0A0A0A"/>
@@ -6514,6 +8699,7 @@
       <w:pPr>
         <w:pStyle w:val="NormalWeb"/>
         <w:shd w:val="clear" w:color="auto" w:fill="FFFFFF"/>
+        <w:ind w:firstLine="360"/>
         <w:rPr>
           <w:rFonts w:ascii="Arial" w:hAnsi="Arial" w:cs="Arial"/>
           <w:color w:val="0A0A0A"/>
@@ -6531,6 +8717,7 @@
       <w:pPr>
         <w:pStyle w:val="NormalWeb"/>
         <w:shd w:val="clear" w:color="auto" w:fill="FFFFFF"/>
+        <w:ind w:firstLine="360"/>
         <w:rPr>
           <w:rFonts w:ascii="Arial" w:hAnsi="Arial" w:cs="Arial"/>
           <w:color w:val="0A0A0A"/>
@@ -6548,6 +8735,7 @@
       <w:pPr>
         <w:pStyle w:val="NormalWeb"/>
         <w:shd w:val="clear" w:color="auto" w:fill="FFFFFF"/>
+        <w:ind w:firstLine="360"/>
         <w:rPr>
           <w:rFonts w:ascii="Arial" w:hAnsi="Arial" w:cs="Arial"/>
           <w:color w:val="0A0A0A"/>
@@ -6646,7 +8834,39 @@
           <w:rStyle w:val="Forte"/>
           <w:caps w:val="0"/>
         </w:rPr>
-        <w:t>(fashion tech solutions)</w:t>
+        <w:t>(</w:t>
+      </w:r>
+      <w:proofErr w:type="spellStart"/>
+      <w:r>
+        <w:rPr>
+          <w:rStyle w:val="Forte"/>
+          <w:caps w:val="0"/>
+        </w:rPr>
+        <w:t>fashion</w:t>
+      </w:r>
+      <w:proofErr w:type="spellEnd"/>
+      <w:r>
+        <w:rPr>
+          <w:rStyle w:val="Forte"/>
+          <w:caps w:val="0"/>
+        </w:rPr>
+        <w:t xml:space="preserve"> tech </w:t>
+      </w:r>
+      <w:proofErr w:type="spellStart"/>
+      <w:r>
+        <w:rPr>
+          <w:rStyle w:val="Forte"/>
+          <w:caps w:val="0"/>
+        </w:rPr>
+        <w:t>solutions</w:t>
+      </w:r>
+      <w:proofErr w:type="spellEnd"/>
+      <w:r>
+        <w:rPr>
+          <w:rStyle w:val="Forte"/>
+          <w:caps w:val="0"/>
+        </w:rPr>
+        <w:t>)</w:t>
       </w:r>
       <w:r>
         <w:rPr>
@@ -6687,7 +8907,23 @@
           <w:rStyle w:val="Forte"/>
           <w:caps w:val="0"/>
         </w:rPr>
-        <w:t xml:space="preserve"> pdv integrado a impressoras fiscais, leitores de código de barras e terminais de pagamento; tela de vendas intuitiva com descontos; gerenciamento de estoque com alertas e reposição automática; cadastro completo de clientes com histórico de compras; programa de fidelidade com pontos e cupons.</w:t>
+        <w:t xml:space="preserve"> </w:t>
+      </w:r>
+      <w:proofErr w:type="spellStart"/>
+      <w:r>
+        <w:rPr>
+          <w:rStyle w:val="Forte"/>
+          <w:caps w:val="0"/>
+        </w:rPr>
+        <w:t>pdv</w:t>
+      </w:r>
+      <w:proofErr w:type="spellEnd"/>
+      <w:r>
+        <w:rPr>
+          <w:rStyle w:val="Forte"/>
+          <w:caps w:val="0"/>
+        </w:rPr>
+        <w:t xml:space="preserve"> integrado a impressoras fiscais, leitores de código de barras e terminais de pagamento; tela de vendas intuitiva com descontos; gerenciamento de estoque com alertas e reposição automática; cadastro completo de clientes com histórico de compras; programa de fidelidade com pontos e cupons.</w:t>
       </w:r>
     </w:p>
     <w:p>
@@ -6937,7 +9173,39 @@
           <w:b w:val="0"/>
           <w:caps w:val="0"/>
         </w:rPr>
-        <w:t xml:space="preserve"> pão &amp; gestão (foodtech solutions)</w:t>
+        <w:t xml:space="preserve"> pão &amp; gestão (</w:t>
+      </w:r>
+      <w:proofErr w:type="spellStart"/>
+      <w:r>
+        <w:rPr>
+          <w:b w:val="0"/>
+          <w:caps w:val="0"/>
+        </w:rPr>
+        <w:t>foodtech</w:t>
+      </w:r>
+      <w:proofErr w:type="spellEnd"/>
+      <w:r>
+        <w:rPr>
+          <w:b w:val="0"/>
+          <w:caps w:val="0"/>
+        </w:rPr>
+        <w:t xml:space="preserve"> </w:t>
+      </w:r>
+      <w:proofErr w:type="spellStart"/>
+      <w:r>
+        <w:rPr>
+          <w:b w:val="0"/>
+          <w:caps w:val="0"/>
+        </w:rPr>
+        <w:t>solutions</w:t>
+      </w:r>
+      <w:proofErr w:type="spellEnd"/>
+      <w:r>
+        <w:rPr>
+          <w:b w:val="0"/>
+          <w:caps w:val="0"/>
+        </w:rPr>
+        <w:t>)</w:t>
       </w:r>
     </w:p>
     <w:p>
@@ -7020,7 +9288,23 @@
           <w:b w:val="0"/>
           <w:caps w:val="0"/>
         </w:rPr>
-        <w:t xml:space="preserve"> ponto de venda (pdv) integrado com impressoras fiscais e leitores de código de barras; controle de produção com planejamento diário e acompanhamento de receitas; gerenciamento de estoque com alertas de insumos e </w:t>
+        <w:t xml:space="preserve"> ponto de venda (</w:t>
+      </w:r>
+      <w:proofErr w:type="spellStart"/>
+      <w:r>
+        <w:rPr>
+          <w:b w:val="0"/>
+          <w:caps w:val="0"/>
+        </w:rPr>
+        <w:t>pdv</w:t>
+      </w:r>
+      <w:proofErr w:type="spellEnd"/>
+      <w:r>
+        <w:rPr>
+          <w:b w:val="0"/>
+          <w:caps w:val="0"/>
+        </w:rPr>
+        <w:t xml:space="preserve">) integrado com impressoras fiscais e leitores de código de barras; controle de produção com planejamento diário e acompanhamento de receitas; gerenciamento de estoque com alertas de insumos e </w:t>
       </w:r>
       <w:r>
         <w:rPr>
@@ -7286,13 +9570,29 @@
         <w:t>apenas, pois</w:t>
       </w:r>
       <w:r>
-        <w:t xml:space="preserve"> não tínhamos tido uma base boa de python para iniciar o projeto no t</w:t>
+        <w:t xml:space="preserve"> não tínhamos tido uma base boa de </w:t>
+      </w:r>
+      <w:proofErr w:type="spellStart"/>
+      <w:r>
+        <w:t>python</w:t>
+      </w:r>
+      <w:proofErr w:type="spellEnd"/>
+      <w:r>
+        <w:t xml:space="preserve"> para iniciar o projeto no </w:t>
+      </w:r>
+      <w:proofErr w:type="spellStart"/>
+      <w:r>
+        <w:t>t</w:t>
       </w:r>
       <w:r>
         <w:t>k</w:t>
       </w:r>
       <w:r>
-        <w:t xml:space="preserve">inter. O começo foi uma etapa desafiadora, tivemos que criar além das páginas e posteriormente estilizações e validações, </w:t>
+        <w:t>inter</w:t>
+      </w:r>
+      <w:proofErr w:type="spellEnd"/>
+      <w:r>
+        <w:t xml:space="preserve">. O começo foi uma etapa desafiadora, tivemos que criar além das páginas e posteriormente estilizações e validações, </w:t>
       </w:r>
       <w:r>
         <w:t xml:space="preserve">mas </w:t>
@@ -7316,7 +9616,15 @@
         <w:ind w:firstLine="851"/>
       </w:pPr>
       <w:r>
-        <w:t>Este banco foi feito com participação de todos os membros do grupo, foi uma tarefa realmente difícil, pois havia uma lógica a ser seguida, e tabelas deviam ser relacionadas umas as outras através de chaves estrangeiras, enfim...Ao longo do semestre fizemos diversas alterações de dados, tabelas, mas no fim conseguimos apresentá-lo devidamente.</w:t>
+        <w:t xml:space="preserve">Este banco foi feito com participação de todos os membros do grupo, foi uma tarefa realmente difícil, pois havia uma lógica a ser seguida, e tabelas deviam ser relacionadas umas </w:t>
+      </w:r>
+      <w:proofErr w:type="spellStart"/>
+      <w:r>
+        <w:t>as</w:t>
+      </w:r>
+      <w:proofErr w:type="spellEnd"/>
+      <w:r>
+        <w:t xml:space="preserve"> outras através de chaves estrangeiras, enfim...Ao longo do semestre fizemos diversas alterações de dados, tabelas, mas no fim conseguimos apresentá-lo devidamente.</w:t>
       </w:r>
     </w:p>
     <w:p>
@@ -7373,7 +9681,15 @@
         <w:t>traz</w:t>
       </w:r>
       <w:r>
-        <w:t xml:space="preserve"> menos frustação ao tentar codar. Outra matéria junto a essa, também foi </w:t>
+        <w:t xml:space="preserve"> menos frustação ao tentar </w:t>
+      </w:r>
+      <w:proofErr w:type="spellStart"/>
+      <w:r>
+        <w:t>codar</w:t>
+      </w:r>
+      <w:proofErr w:type="spellEnd"/>
+      <w:r>
+        <w:t xml:space="preserve">. Outra matéria junto a essa, também foi </w:t>
       </w:r>
       <w:r>
         <w:t>nos apresentados</w:t>
@@ -7545,7 +9861,15 @@
             </w:r>
             <w:r>
               <w:br/>
-              <w:t>- Ajustes no layout para deixar as páginas mais organizadas e preparadas para receber a lógica do back-end.</w:t>
+              <w:t xml:space="preserve">- Ajustes no layout para deixar as páginas mais organizadas e preparadas para receber a lógica do </w:t>
+            </w:r>
+            <w:proofErr w:type="spellStart"/>
+            <w:r>
+              <w:t>back</w:t>
+            </w:r>
+            <w:proofErr w:type="spellEnd"/>
+            <w:r>
+              <w:t>-end.</w:t>
             </w:r>
             <w:r>
               <w:br/>
@@ -7592,11 +9916,21 @@
                 <w:b/>
                 <w:bCs/>
               </w:rPr>
-              <w:t>front-end</w:t>
-            </w:r>
+              <w:t>front-</w:t>
+            </w:r>
+            <w:proofErr w:type="spellStart"/>
+            <w:r>
+              <w:rPr>
+                <w:b/>
+                <w:bCs/>
+              </w:rPr>
+              <w:t>end</w:t>
+            </w:r>
+            <w:proofErr w:type="spellEnd"/>
             <w:r>
               <w:t xml:space="preserve">: estilização com CSS e validações iniciais em </w:t>
             </w:r>
+            <w:proofErr w:type="spellStart"/>
             <w:r>
               <w:rPr>
                 <w:b/>
@@ -7604,6 +9938,7 @@
               </w:rPr>
               <w:t>JavaScript</w:t>
             </w:r>
+            <w:proofErr w:type="spellEnd"/>
             <w:r>
               <w:t xml:space="preserve"> (ex.: campos obrigatórios no formulário).</w:t>
             </w:r>
@@ -7630,10 +9965,27 @@
                 <w:b/>
                 <w:bCs/>
               </w:rPr>
-              <w:t>banco de dados no phpMyAdmin</w:t>
-            </w:r>
-            <w:r>
-              <w:t xml:space="preserve"> (tabela usuarios) e primeiro teste de inserção manual pelo painel gráfico.</w:t>
+              <w:t xml:space="preserve">banco de dados no </w:t>
+            </w:r>
+            <w:proofErr w:type="spellStart"/>
+            <w:r>
+              <w:rPr>
+                <w:b/>
+                <w:bCs/>
+              </w:rPr>
+              <w:t>phpMyAdmin</w:t>
+            </w:r>
+            <w:proofErr w:type="spellEnd"/>
+            <w:r>
+              <w:t xml:space="preserve"> (tabela </w:t>
+            </w:r>
+            <w:proofErr w:type="spellStart"/>
+            <w:r>
+              <w:t>usuarios</w:t>
+            </w:r>
+            <w:proofErr w:type="spellEnd"/>
+            <w:r>
+              <w:t>) e primeiro teste de inserção manual pelo painel gráfico.</w:t>
             </w:r>
           </w:p>
         </w:tc>
@@ -7689,7 +10041,15 @@
             </w:r>
             <w:r>
               <w:br/>
-              <w:t>- Integração com o banco MySQL via phpMyAdmin.</w:t>
+              <w:t xml:space="preserve">- Integração com o banco MySQL via </w:t>
+            </w:r>
+            <w:proofErr w:type="spellStart"/>
+            <w:r>
+              <w:t>phpMyAdmin</w:t>
+            </w:r>
+            <w:proofErr w:type="spellEnd"/>
+            <w:r>
+              <w:t>.</w:t>
             </w:r>
             <w:r>
               <w:br/>
@@ -7812,7 +10172,15 @@
             </w:r>
             <w:r>
               <w:br/>
-              <w:t>- Testes no phpMyAdmin para validar se as quantidades dos produtos eram atualizadas corretamente.</w:t>
+              <w:t xml:space="preserve">- Testes no </w:t>
+            </w:r>
+            <w:proofErr w:type="spellStart"/>
+            <w:r>
+              <w:t>phpMyAdmin</w:t>
+            </w:r>
+            <w:proofErr w:type="spellEnd"/>
+            <w:r>
+              <w:t xml:space="preserve"> para validar se as quantidades dos produtos eram atualizadas corretamente.</w:t>
             </w:r>
             <w:r>
               <w:br/>
@@ -7981,7 +10349,15 @@
               <w:ind w:firstLine="0"/>
             </w:pPr>
             <w:r>
-              <w:t>Linguagem usada no back-end para processar requisições, executar lógica de negócio e integrar com o banco de dados.</w:t>
+              <w:t xml:space="preserve">Linguagem usada no </w:t>
+            </w:r>
+            <w:proofErr w:type="spellStart"/>
+            <w:r>
+              <w:t>back-end</w:t>
+            </w:r>
+            <w:proofErr w:type="spellEnd"/>
+            <w:r>
+              <w:t xml:space="preserve"> para processar requisições, executar lógica de negócio e integrar com o banco de dados.</w:t>
             </w:r>
           </w:p>
         </w:tc>
@@ -8028,9 +10404,11 @@
               <w:ind w:firstLine="0"/>
               <w:jc w:val="center"/>
             </w:pPr>
+            <w:proofErr w:type="spellStart"/>
             <w:r>
               <w:t>phpMyAdmin</w:t>
             </w:r>
+            <w:proofErr w:type="spellEnd"/>
           </w:p>
         </w:tc>
         <w:tc>
@@ -8105,7 +10483,15 @@
               <w:ind w:firstLine="0"/>
             </w:pPr>
             <w:r>
-              <w:t>Estruturação e estilização das páginas (front-end).</w:t>
+              <w:t>Estruturação e estilização das páginas (front-</w:t>
+            </w:r>
+            <w:proofErr w:type="spellStart"/>
+            <w:r>
+              <w:t>end</w:t>
+            </w:r>
+            <w:proofErr w:type="spellEnd"/>
+            <w:r>
+              <w:t>).</w:t>
             </w:r>
           </w:p>
         </w:tc>
@@ -8121,8 +10507,13 @@
               <w:ind w:firstLine="0"/>
               <w:jc w:val="center"/>
             </w:pPr>
-            <w:r>
-              <w:t>JavaScript (JS)</w:t>
+            <w:proofErr w:type="spellStart"/>
+            <w:r>
+              <w:t>JavaScript</w:t>
+            </w:r>
+            <w:proofErr w:type="spellEnd"/>
+            <w:r>
+              <w:t xml:space="preserve"> (JS)</w:t>
             </w:r>
           </w:p>
         </w:tc>
@@ -8152,9 +10543,11 @@
               <w:ind w:firstLine="0"/>
               <w:jc w:val="center"/>
             </w:pPr>
+            <w:proofErr w:type="spellStart"/>
             <w:r>
               <w:t>VSCode</w:t>
             </w:r>
+            <w:proofErr w:type="spellEnd"/>
           </w:p>
         </w:tc>
         <w:tc>
@@ -8183,8 +10576,13 @@
               <w:ind w:firstLine="0"/>
               <w:jc w:val="center"/>
             </w:pPr>
-            <w:r>
-              <w:t>Git/GitHub</w:t>
+            <w:proofErr w:type="spellStart"/>
+            <w:r>
+              <w:t>Git</w:t>
+            </w:r>
+            <w:proofErr w:type="spellEnd"/>
+            <w:r>
+              <w:t>/GitHub</w:t>
             </w:r>
           </w:p>
         </w:tc>
@@ -8384,6 +10782,7 @@
           <w:numId w:val="4"/>
         </w:numPr>
       </w:pPr>
+      <w:proofErr w:type="spellStart"/>
       <w:r>
         <w:rPr>
           <w:b/>
@@ -8391,6 +10790,7 @@
         </w:rPr>
         <w:t>phpMyAdmin</w:t>
       </w:r>
+      <w:proofErr w:type="spellEnd"/>
       <w:r>
         <w:t xml:space="preserve"> para gerenciamento do banco de dados</w:t>
       </w:r>
@@ -8420,8 +10820,13 @@
         </w:numPr>
       </w:pPr>
       <w:r>
-        <w:t>Editor de código: Visual Studio Code</w:t>
-      </w:r>
+        <w:t xml:space="preserve">Editor de código: Visual Studio </w:t>
+      </w:r>
+      <w:proofErr w:type="spellStart"/>
+      <w:r>
+        <w:t>Code</w:t>
+      </w:r>
+      <w:proofErr w:type="spellEnd"/>
       <w:r>
         <w:t>;</w:t>
       </w:r>
@@ -8433,8 +10838,13 @@
           <w:numId w:val="4"/>
         </w:numPr>
       </w:pPr>
-      <w:r>
-        <w:t>Git (para versionamento do código).</w:t>
+      <w:proofErr w:type="spellStart"/>
+      <w:r>
+        <w:t>Git</w:t>
+      </w:r>
+      <w:proofErr w:type="spellEnd"/>
+      <w:r>
+        <w:t xml:space="preserve"> (para versionamento do código).</w:t>
       </w:r>
     </w:p>
     <w:p/>
@@ -8490,7 +10900,23 @@
           <w:caps w:val="0"/>
           <w:color w:val="FF0000"/>
         </w:rPr>
-        <w:t>Nesse item você deve fazer um breve relato sobre  requisitos Funcionais e não funcionais</w:t>
+        <w:t xml:space="preserve">Nesse item você deve fazer um breve relato </w:t>
+      </w:r>
+      <w:proofErr w:type="gramStart"/>
+      <w:r>
+        <w:rPr>
+          <w:caps w:val="0"/>
+          <w:color w:val="FF0000"/>
+        </w:rPr>
+        <w:t>sobre  requisitos</w:t>
+      </w:r>
+      <w:proofErr w:type="gramEnd"/>
+      <w:r>
+        <w:rPr>
+          <w:caps w:val="0"/>
+          <w:color w:val="FF0000"/>
+        </w:rPr>
+        <w:t xml:space="preserve"> Funcionais e não funcionais</w:t>
       </w:r>
       <w:r>
         <w:rPr>
@@ -8810,13 +11236,27 @@
         <w:rPr>
           <w:color w:val="FF0000"/>
         </w:rPr>
-        <w:t xml:space="preserve">, coloque imagem </w:t>
-      </w:r>
+        <w:t xml:space="preserve">, coloque </w:t>
+      </w:r>
+      <w:proofErr w:type="gramStart"/>
       <w:r>
         <w:rPr>
           <w:color w:val="FF0000"/>
         </w:rPr>
-        <w:t>!)</w:t>
+        <w:t xml:space="preserve">imagem </w:t>
+      </w:r>
+      <w:r>
+        <w:rPr>
+          <w:color w:val="FF0000"/>
+        </w:rPr>
+        <w:t>!</w:t>
+      </w:r>
+      <w:proofErr w:type="gramEnd"/>
+      <w:r>
+        <w:rPr>
+          <w:color w:val="FF0000"/>
+        </w:rPr>
+        <w:t>)</w:t>
       </w:r>
       <w:r>
         <w:t xml:space="preserve"> </w:t>
@@ -9003,13 +11443,24 @@
         </w:numPr>
       </w:pPr>
       <w:r>
-        <w:t>Interface do Sistema (</w:t>
+        <w:t xml:space="preserve">Interface do Sistema </w:t>
+      </w:r>
+      <w:proofErr w:type="gramStart"/>
+      <w:r>
+        <w:t>(</w:t>
       </w:r>
       <w:r>
         <w:rPr>
           <w:color w:val="FF0000"/>
         </w:rPr>
-        <w:t xml:space="preserve"> Telas do sistema, seja </w:t>
+        <w:t xml:space="preserve"> Telas</w:t>
+      </w:r>
+      <w:proofErr w:type="gramEnd"/>
+      <w:r>
+        <w:rPr>
+          <w:color w:val="FF0000"/>
+        </w:rPr>
+        <w:t xml:space="preserve"> do sistema, seja </w:t>
       </w:r>
       <w:r>
         <w:rPr>
@@ -9031,8 +11482,13 @@
           <w:numId w:val="3"/>
         </w:numPr>
       </w:pPr>
-      <w:r>
-        <w:t>Screenshots das páginas</w:t>
+      <w:proofErr w:type="spellStart"/>
+      <w:r>
+        <w:t>Screenshots</w:t>
+      </w:r>
+      <w:proofErr w:type="spellEnd"/>
+      <w:r>
+        <w:t xml:space="preserve"> das páginas</w:t>
       </w:r>
     </w:p>
     <w:p>
@@ -9290,7 +11746,31 @@
         <w:t>A arena científica. Ciência da Informação</w:t>
       </w:r>
       <w:r>
-        <w:t>, Brasília, v. 24, n. 2, 1995. Recensões. Disponível em:&lt;http://www.ibict.br/cionline/inicio.htm&gt;. Acesso em: 16 dez. 2003.</w:t>
+        <w:t>, Brasília, v. 24, n. 2, 1995. Recensões. Disponível em:&lt;http://www.ibict.br/</w:t>
+      </w:r>
+      <w:proofErr w:type="spellStart"/>
+      <w:r>
+        <w:t>cionline</w:t>
+      </w:r>
+      <w:proofErr w:type="spellEnd"/>
+      <w:r>
+        <w:t>/</w:t>
+      </w:r>
+      <w:proofErr w:type="spellStart"/>
+      <w:r>
+        <w:t>inicio</w:t>
+      </w:r>
+      <w:proofErr w:type="spellEnd"/>
+      <w:r>
+        <w:t>.</w:t>
+      </w:r>
+      <w:proofErr w:type="spellStart"/>
+      <w:r>
+        <w:t>htm</w:t>
+      </w:r>
+      <w:proofErr w:type="spellEnd"/>
+      <w:r>
+        <w:t>&gt;. Acesso em: 16 dez. 2003.</w:t>
       </w:r>
     </w:p>
     <w:p>
@@ -9318,15 +11798,19 @@
       <w:r>
         <w:t xml:space="preserve">ção e Negócios). Tradução de: Business </w:t>
       </w:r>
+      <w:proofErr w:type="spellStart"/>
       <w:r>
         <w:t>process</w:t>
       </w:r>
+      <w:proofErr w:type="spellEnd"/>
       <w:r>
         <w:t xml:space="preserve"> </w:t>
       </w:r>
+      <w:proofErr w:type="spellStart"/>
       <w:r>
         <w:t>reengineering</w:t>
       </w:r>
+      <w:proofErr w:type="spellEnd"/>
       <w:r>
         <w:t>.</w:t>
       </w:r>
@@ -9655,7 +12139,47 @@
           <w:bCs/>
           <w:color w:val="FF0000"/>
         </w:rPr>
-        <w:t xml:space="preserve"> aqui deveficar: Entrevista, Códigos Programação WEB , Códigos SQL</w:t>
+        <w:t xml:space="preserve"> aqui </w:t>
+      </w:r>
+      <w:proofErr w:type="spellStart"/>
+      <w:r>
+        <w:rPr>
+          <w:rFonts w:cs="Arial"/>
+          <w:b/>
+          <w:bCs/>
+          <w:color w:val="FF0000"/>
+        </w:rPr>
+        <w:t>deveficar</w:t>
+      </w:r>
+      <w:proofErr w:type="spellEnd"/>
+      <w:r>
+        <w:rPr>
+          <w:rFonts w:cs="Arial"/>
+          <w:b/>
+          <w:bCs/>
+          <w:color w:val="FF0000"/>
+        </w:rPr>
+        <w:t xml:space="preserve">: Entrevista, Códigos Programação </w:t>
+      </w:r>
+      <w:proofErr w:type="gramStart"/>
+      <w:r>
+        <w:rPr>
+          <w:rFonts w:cs="Arial"/>
+          <w:b/>
+          <w:bCs/>
+          <w:color w:val="FF0000"/>
+        </w:rPr>
+        <w:t>WEB ,</w:t>
+      </w:r>
+      <w:proofErr w:type="gramEnd"/>
+      <w:r>
+        <w:rPr>
+          <w:rFonts w:cs="Arial"/>
+          <w:b/>
+          <w:bCs/>
+          <w:color w:val="FF0000"/>
+        </w:rPr>
+        <w:t xml:space="preserve"> Códigos SQL</w:t>
       </w:r>
       <w:r>
         <w:rPr>
@@ -10652,7 +13176,21 @@
         <w:rPr>
           <w:rFonts w:cs="Arial"/>
         </w:rPr>
-        <w:t xml:space="preserve">Tonetto e Reck (2001, p. 134) destacam: "Este autoconhecimento pressupõe conhecer seus limites [...]" </w:t>
+        <w:t xml:space="preserve">Tonetto e </w:t>
+      </w:r>
+      <w:proofErr w:type="spellStart"/>
+      <w:r>
+        <w:rPr>
+          <w:rFonts w:cs="Arial"/>
+        </w:rPr>
+        <w:t>Reck</w:t>
+      </w:r>
+      <w:proofErr w:type="spellEnd"/>
+      <w:r>
+        <w:rPr>
+          <w:rFonts w:cs="Arial"/>
+        </w:rPr>
+        <w:t xml:space="preserve"> (2001, p. 134) destacam: "Este autoconhecimento pressupõe conhecer seus limites [...]" </w:t>
       </w:r>
     </w:p>
     <w:p>
@@ -10782,7 +13320,21 @@
           <w:rFonts w:cs="Arial"/>
         </w:rPr>
         <w:lastRenderedPageBreak/>
-        <w:t>O movimento social, com o intuito de realizar uma transformação social, é uma das tarefas mais importantes da atualidades (O COOPERATIVISMO..., 2002).</w:t>
+        <w:t xml:space="preserve">O movimento social, com o intuito de realizar uma transformação social, é uma das tarefas mais importantes </w:t>
+      </w:r>
+      <w:proofErr w:type="gramStart"/>
+      <w:r>
+        <w:rPr>
+          <w:rFonts w:cs="Arial"/>
+        </w:rPr>
+        <w:t>da atualidades</w:t>
+      </w:r>
+      <w:proofErr w:type="gramEnd"/>
+      <w:r>
+        <w:rPr>
+          <w:rFonts w:cs="Arial"/>
+        </w:rPr>
+        <w:t xml:space="preserve"> (O COOPERATIVISMO..., 2002).</w:t>
       </w:r>
     </w:p>
     <w:p>
@@ -11266,7 +13818,15 @@
               <w:pStyle w:val="Contedotabelaequadro"/>
             </w:pPr>
             <w:r>
-              <w:t xml:space="preserve">Fonte: Sen (2000, p. 240). </w:t>
+              <w:t xml:space="preserve">Fonte: </w:t>
+            </w:r>
+            <w:proofErr w:type="spellStart"/>
+            <w:r>
+              <w:t>Sen</w:t>
+            </w:r>
+            <w:proofErr w:type="spellEnd"/>
+            <w:r>
+              <w:t xml:space="preserve"> (2000, p. 240). </w:t>
             </w:r>
           </w:p>
         </w:tc>
@@ -15143,6 +17703,7 @@
   <w:style w:type="character" w:default="1" w:styleId="Fontepargpadro">
     <w:name w:val="Default Paragraph Font"/>
     <w:uiPriority w:val="1"/>
+    <w:semiHidden/>
     <w:unhideWhenUsed/>
   </w:style>
   <w:style w:type="table" w:default="1" w:styleId="Tabelanormal">

--- a/PADARIA_DO_ALEMAO.docx
+++ b/PADARIA_DO_ALEMAO.docx
@@ -132,7 +132,19 @@
         <w:rPr>
           <w:b/>
         </w:rPr>
-        <w:t xml:space="preserve"> júlia pavlick</w:t>
+        <w:t xml:space="preserve"> júlia</w:t>
+      </w:r>
+      <w:r>
+        <w:rPr>
+          <w:b/>
+        </w:rPr>
+        <w:t xml:space="preserve"> CAROLINE BORGES</w:t>
+      </w:r>
+      <w:r>
+        <w:rPr>
+          <w:b/>
+        </w:rPr>
+        <w:t xml:space="preserve"> pavlick</w:t>
       </w:r>
     </w:p>
     <w:p>
@@ -328,8 +340,22 @@
         <w:rPr>
           <w:b/>
         </w:rPr>
-        <w:t xml:space="preserve"> júlia pavlick</w:t>
-      </w:r>
+        <w:t xml:space="preserve"> </w:t>
+      </w:r>
+      <w:r>
+        <w:rPr>
+          <w:b/>
+        </w:rPr>
+        <w:t>júlia CAROLINE BORGES pavlick</w:t>
+      </w:r>
+    </w:p>
+    <w:p>
+      <w:pPr>
+        <w:pStyle w:val="NomedoAutor"/>
+        <w:rPr>
+          <w:b/>
+        </w:rPr>
+      </w:pPr>
     </w:p>
     <w:p>
       <w:pPr>
@@ -757,7 +783,7 @@
         <w:rPr>
           <w:b/>
         </w:rPr>
-        <w:t xml:space="preserve"> júlia pavlick</w:t>
+        <w:t>júlia CAROLINE BORGES pavlick</w:t>
       </w:r>
     </w:p>
     <w:p/>
@@ -7830,65 +7856,7 @@
           </w:p>
         </w:tc>
       </w:tr>
-      <w:tr>
-        <w:tc>
-          <w:tcPr>
-            <w:tcW w:w="1786" w:type="dxa"/>
-            <w:shd w:val="clear" w:color="auto" w:fill="auto"/>
-          </w:tcPr>
-          <w:p>
-            <w:pPr>
-              <w:ind w:firstLine="0"/>
-            </w:pPr>
-          </w:p>
-        </w:tc>
-        <w:tc>
-          <w:tcPr>
-            <w:tcW w:w="7275" w:type="dxa"/>
-            <w:shd w:val="clear" w:color="auto" w:fill="auto"/>
-          </w:tcPr>
-          <w:p>
-            <w:pPr>
-              <w:ind w:firstLine="0"/>
-            </w:pPr>
-          </w:p>
-        </w:tc>
-      </w:tr>
-      <w:tr>
-        <w:tc>
-          <w:tcPr>
-            <w:tcW w:w="1786" w:type="dxa"/>
-            <w:shd w:val="clear" w:color="auto" w:fill="auto"/>
-          </w:tcPr>
-          <w:p>
-            <w:pPr>
-              <w:ind w:firstLine="0"/>
-            </w:pPr>
-          </w:p>
-        </w:tc>
-        <w:tc>
-          <w:tcPr>
-            <w:tcW w:w="7275" w:type="dxa"/>
-            <w:shd w:val="clear" w:color="auto" w:fill="auto"/>
-          </w:tcPr>
-          <w:p>
-            <w:pPr>
-              <w:ind w:firstLine="0"/>
-            </w:pPr>
-          </w:p>
-        </w:tc>
-      </w:tr>
     </w:tbl>
-    <w:p>
-      <w:pPr>
-        <w:pStyle w:val="TtuloSeoSecundria"/>
-        <w:spacing w:after="0" w:line="480" w:lineRule="auto"/>
-        <w:outlineLvl w:val="1"/>
-        <w:rPr>
-          <w:caps w:val="0"/>
-        </w:rPr>
-      </w:pPr>
-    </w:p>
     <w:p>
       <w:pPr>
         <w:pStyle w:val="TtuloSeoSecundria"/>
@@ -7900,7 +7868,7 @@
         <w:rPr>
           <w:caps w:val="0"/>
         </w:rPr>
-        <w:t>4.2 TECNOLOGIAS UTILIZADAS</w:t>
+        <w:t>4.2 ECNOLOGIAS UTILIZADAS</w:t>
       </w:r>
     </w:p>
     <w:p/>
@@ -15143,6 +15111,7 @@
   <w:style w:type="character" w:default="1" w:styleId="Fontepargpadro">
     <w:name w:val="Default Paragraph Font"/>
     <w:uiPriority w:val="1"/>
+    <w:semiHidden/>
     <w:unhideWhenUsed/>
   </w:style>
   <w:style w:type="table" w:default="1" w:styleId="Tabelanormal">

--- a/PADARIA_DO_ALEMAO.docx
+++ b/PADARIA_DO_ALEMAO.docx
@@ -987,7 +987,21 @@
         <w:rPr>
           <w:rFonts w:cs="Arial"/>
         </w:rPr>
-        <w:t>Márcio José Kams Senhorinha</w:t>
+        <w:t xml:space="preserve">Márcio José </w:t>
+      </w:r>
+      <w:proofErr w:type="spellStart"/>
+      <w:r>
+        <w:rPr>
+          <w:rFonts w:cs="Arial"/>
+        </w:rPr>
+        <w:t>Kams</w:t>
+      </w:r>
+      <w:proofErr w:type="spellEnd"/>
+      <w:r>
+        <w:rPr>
+          <w:rFonts w:cs="Arial"/>
+        </w:rPr>
+        <w:t xml:space="preserve"> Senhorinha</w:t>
       </w:r>
     </w:p>
     <w:p>
@@ -1599,7 +1613,21 @@
         <w:rPr>
           <w:color w:val="000000" w:themeColor="text1"/>
         </w:rPr>
-        <w:t>Na S.A realizada, a equipe constrói um sistema de automatização que visa reduzir possíveis erros decorrentes do trabalho manual, facilitando a gestão de diversos tipos de negócios, especialmente comércios, como padarias e pequenas lojas. O objetivo principal do desafio proposto é, além de apresentar uma solução eficiente para o problema identificado, promover o aprendizado sobre o trabalho em equipe e o desenvolvimento de habilidades colaborativas entre os membros. Durante o processo de desenvolvimento, são exploradas diversas linguagens de programação, como PHP e JavaScript, além de ferramentas de estilização, incluindo HTML e CSS, que são fundamentais para a criação do software destinado ao controle e organização da padaria. A implementação do sistema traz resultados positivos, proporcionando maior organização e clareza nas tarefas dos funcionários, bem como agilidade e eficiência nos atendimentos aos clientes. Além dos benefícios operacionais, o projeto amplia significativamente o conhecimento técnico da equipe sobre programação e reforça a importância das práticas colaborativas no ambiente de trabalho. Dessa forma, a experiência contribui de maneira relevante tanto para a melhoria da eficiência do negócio quanto para o crescimento profissional e pessoal dos envolvidos no desenvolvimento do software.</w:t>
+        <w:t xml:space="preserve">Na S.A realizada, a equipe constrói um sistema de automatização que visa reduzir possíveis erros decorrentes do trabalho manual, facilitando a gestão de diversos tipos de negócios, especialmente comércios, como padarias e pequenas lojas. O objetivo principal do desafio proposto é, além de apresentar uma solução eficiente para o problema identificado, promover o aprendizado sobre o trabalho em equipe e o desenvolvimento de habilidades colaborativas entre os membros. Durante o processo de desenvolvimento, são exploradas diversas linguagens de programação, como PHP e </w:t>
+      </w:r>
+      <w:proofErr w:type="spellStart"/>
+      <w:r>
+        <w:rPr>
+          <w:color w:val="000000" w:themeColor="text1"/>
+        </w:rPr>
+        <w:t>JavaScript</w:t>
+      </w:r>
+      <w:proofErr w:type="spellEnd"/>
+      <w:r>
+        <w:rPr>
+          <w:color w:val="000000" w:themeColor="text1"/>
+        </w:rPr>
+        <w:t>, além de ferramentas de estilização, incluindo HTML e CSS, que são fundamentais para a criação do software destinado ao controle e organização da padaria. A implementação do sistema traz resultados positivos, proporcionando maior organização e clareza nas tarefas dos funcionários, bem como agilidade e eficiência nos atendimentos aos clientes. Além dos benefícios operacionais, o projeto amplia significativamente o conhecimento técnico da equipe sobre programação e reforça a importância das práticas colaborativas no ambiente de trabalho. Dessa forma, a experiência contribui de maneira relevante tanto para a melhoria da eficiência do negócio quanto para o crescimento profissional e pessoal dos envolvidos no desenvolvimento do software.</w:t>
       </w:r>
     </w:p>
     <w:p>
@@ -1843,7 +1871,1995 @@
         <w:rPr>
           <w:color w:val="000000" w:themeColor="text1"/>
         </w:rPr>
-        <w:t>In the conducted S.A., the team builds an automation system aimed at reducing possible errors arising from manual work, facilitating the management of various types of businesses, especially commerce such as bakeries and small stores. The main objective of the proposed challenge is, besides presenting an efficient solution to the identified problem, to promote learning about teamwork and the development of collaborative skills among members. During the development process, several programming languages are explored, such as PHP and JavaScript, along with styling tools including HTML and CSS, which are essential for creating the software intended for the control and organization of the bakery. The system's implementation brings positive results, providing greater organization and clarity in employees’ tasks, as well as agility and efficiency in customer service. Besides operational benefits, the project significantly expands the team’s technical knowledge about programming and reinforces the importance of collaborative practices in the work environment. Thus, the experience contributes significantly both to improving the business's efficiency and to the professional and personal growth of those involved in the software development.</w:t>
+        <w:t xml:space="preserve">In </w:t>
+      </w:r>
+      <w:proofErr w:type="spellStart"/>
+      <w:r>
+        <w:rPr>
+          <w:color w:val="000000" w:themeColor="text1"/>
+        </w:rPr>
+        <w:t>the</w:t>
+      </w:r>
+      <w:proofErr w:type="spellEnd"/>
+      <w:r>
+        <w:rPr>
+          <w:color w:val="000000" w:themeColor="text1"/>
+        </w:rPr>
+        <w:t xml:space="preserve"> </w:t>
+      </w:r>
+      <w:proofErr w:type="spellStart"/>
+      <w:r>
+        <w:rPr>
+          <w:color w:val="000000" w:themeColor="text1"/>
+        </w:rPr>
+        <w:t>conducted</w:t>
+      </w:r>
+      <w:proofErr w:type="spellEnd"/>
+      <w:r>
+        <w:rPr>
+          <w:color w:val="000000" w:themeColor="text1"/>
+        </w:rPr>
+        <w:t xml:space="preserve"> S.A., </w:t>
+      </w:r>
+      <w:proofErr w:type="spellStart"/>
+      <w:r>
+        <w:rPr>
+          <w:color w:val="000000" w:themeColor="text1"/>
+        </w:rPr>
+        <w:t>the</w:t>
+      </w:r>
+      <w:proofErr w:type="spellEnd"/>
+      <w:r>
+        <w:rPr>
+          <w:color w:val="000000" w:themeColor="text1"/>
+        </w:rPr>
+        <w:t xml:space="preserve"> </w:t>
+      </w:r>
+      <w:proofErr w:type="spellStart"/>
+      <w:r>
+        <w:rPr>
+          <w:color w:val="000000" w:themeColor="text1"/>
+        </w:rPr>
+        <w:t>team</w:t>
+      </w:r>
+      <w:proofErr w:type="spellEnd"/>
+      <w:r>
+        <w:rPr>
+          <w:color w:val="000000" w:themeColor="text1"/>
+        </w:rPr>
+        <w:t xml:space="preserve"> builds </w:t>
+      </w:r>
+      <w:proofErr w:type="spellStart"/>
+      <w:r>
+        <w:rPr>
+          <w:color w:val="000000" w:themeColor="text1"/>
+        </w:rPr>
+        <w:t>an</w:t>
+      </w:r>
+      <w:proofErr w:type="spellEnd"/>
+      <w:r>
+        <w:rPr>
+          <w:color w:val="000000" w:themeColor="text1"/>
+        </w:rPr>
+        <w:t xml:space="preserve"> </w:t>
+      </w:r>
+      <w:proofErr w:type="spellStart"/>
+      <w:r>
+        <w:rPr>
+          <w:color w:val="000000" w:themeColor="text1"/>
+        </w:rPr>
+        <w:t>automation</w:t>
+      </w:r>
+      <w:proofErr w:type="spellEnd"/>
+      <w:r>
+        <w:rPr>
+          <w:color w:val="000000" w:themeColor="text1"/>
+        </w:rPr>
+        <w:t xml:space="preserve"> system </w:t>
+      </w:r>
+      <w:proofErr w:type="spellStart"/>
+      <w:r>
+        <w:rPr>
+          <w:color w:val="000000" w:themeColor="text1"/>
+        </w:rPr>
+        <w:t>aimed</w:t>
+      </w:r>
+      <w:proofErr w:type="spellEnd"/>
+      <w:r>
+        <w:rPr>
+          <w:color w:val="000000" w:themeColor="text1"/>
+        </w:rPr>
+        <w:t xml:space="preserve"> </w:t>
+      </w:r>
+      <w:proofErr w:type="spellStart"/>
+      <w:r>
+        <w:rPr>
+          <w:color w:val="000000" w:themeColor="text1"/>
+        </w:rPr>
+        <w:t>at</w:t>
+      </w:r>
+      <w:proofErr w:type="spellEnd"/>
+      <w:r>
+        <w:rPr>
+          <w:color w:val="000000" w:themeColor="text1"/>
+        </w:rPr>
+        <w:t xml:space="preserve"> </w:t>
+      </w:r>
+      <w:proofErr w:type="spellStart"/>
+      <w:r>
+        <w:rPr>
+          <w:color w:val="000000" w:themeColor="text1"/>
+        </w:rPr>
+        <w:t>reducing</w:t>
+      </w:r>
+      <w:proofErr w:type="spellEnd"/>
+      <w:r>
+        <w:rPr>
+          <w:color w:val="000000" w:themeColor="text1"/>
+        </w:rPr>
+        <w:t xml:space="preserve"> </w:t>
+      </w:r>
+      <w:proofErr w:type="spellStart"/>
+      <w:r>
+        <w:rPr>
+          <w:color w:val="000000" w:themeColor="text1"/>
+        </w:rPr>
+        <w:t>possible</w:t>
+      </w:r>
+      <w:proofErr w:type="spellEnd"/>
+      <w:r>
+        <w:rPr>
+          <w:color w:val="000000" w:themeColor="text1"/>
+        </w:rPr>
+        <w:t xml:space="preserve"> </w:t>
+      </w:r>
+      <w:proofErr w:type="spellStart"/>
+      <w:r>
+        <w:rPr>
+          <w:color w:val="000000" w:themeColor="text1"/>
+        </w:rPr>
+        <w:t>errors</w:t>
+      </w:r>
+      <w:proofErr w:type="spellEnd"/>
+      <w:r>
+        <w:rPr>
+          <w:color w:val="000000" w:themeColor="text1"/>
+        </w:rPr>
+        <w:t xml:space="preserve"> </w:t>
+      </w:r>
+      <w:proofErr w:type="spellStart"/>
+      <w:r>
+        <w:rPr>
+          <w:color w:val="000000" w:themeColor="text1"/>
+        </w:rPr>
+        <w:t>arising</w:t>
+      </w:r>
+      <w:proofErr w:type="spellEnd"/>
+      <w:r>
+        <w:rPr>
+          <w:color w:val="000000" w:themeColor="text1"/>
+        </w:rPr>
+        <w:t xml:space="preserve"> </w:t>
+      </w:r>
+      <w:proofErr w:type="spellStart"/>
+      <w:r>
+        <w:rPr>
+          <w:color w:val="000000" w:themeColor="text1"/>
+        </w:rPr>
+        <w:t>from</w:t>
+      </w:r>
+      <w:proofErr w:type="spellEnd"/>
+      <w:r>
+        <w:rPr>
+          <w:color w:val="000000" w:themeColor="text1"/>
+        </w:rPr>
+        <w:t xml:space="preserve"> manual </w:t>
+      </w:r>
+      <w:proofErr w:type="spellStart"/>
+      <w:r>
+        <w:rPr>
+          <w:color w:val="000000" w:themeColor="text1"/>
+        </w:rPr>
+        <w:t>work</w:t>
+      </w:r>
+      <w:proofErr w:type="spellEnd"/>
+      <w:r>
+        <w:rPr>
+          <w:color w:val="000000" w:themeColor="text1"/>
+        </w:rPr>
+        <w:t xml:space="preserve">, </w:t>
+      </w:r>
+      <w:proofErr w:type="spellStart"/>
+      <w:r>
+        <w:rPr>
+          <w:color w:val="000000" w:themeColor="text1"/>
+        </w:rPr>
+        <w:t>facilitating</w:t>
+      </w:r>
+      <w:proofErr w:type="spellEnd"/>
+      <w:r>
+        <w:rPr>
+          <w:color w:val="000000" w:themeColor="text1"/>
+        </w:rPr>
+        <w:t xml:space="preserve"> </w:t>
+      </w:r>
+      <w:proofErr w:type="spellStart"/>
+      <w:r>
+        <w:rPr>
+          <w:color w:val="000000" w:themeColor="text1"/>
+        </w:rPr>
+        <w:t>the</w:t>
+      </w:r>
+      <w:proofErr w:type="spellEnd"/>
+      <w:r>
+        <w:rPr>
+          <w:color w:val="000000" w:themeColor="text1"/>
+        </w:rPr>
+        <w:t xml:space="preserve"> management </w:t>
+      </w:r>
+      <w:proofErr w:type="spellStart"/>
+      <w:r>
+        <w:rPr>
+          <w:color w:val="000000" w:themeColor="text1"/>
+        </w:rPr>
+        <w:t>of</w:t>
+      </w:r>
+      <w:proofErr w:type="spellEnd"/>
+      <w:r>
+        <w:rPr>
+          <w:color w:val="000000" w:themeColor="text1"/>
+        </w:rPr>
+        <w:t xml:space="preserve"> </w:t>
+      </w:r>
+      <w:proofErr w:type="spellStart"/>
+      <w:r>
+        <w:rPr>
+          <w:color w:val="000000" w:themeColor="text1"/>
+        </w:rPr>
+        <w:t>various</w:t>
+      </w:r>
+      <w:proofErr w:type="spellEnd"/>
+      <w:r>
+        <w:rPr>
+          <w:color w:val="000000" w:themeColor="text1"/>
+        </w:rPr>
+        <w:t xml:space="preserve"> </w:t>
+      </w:r>
+      <w:proofErr w:type="spellStart"/>
+      <w:r>
+        <w:rPr>
+          <w:color w:val="000000" w:themeColor="text1"/>
+        </w:rPr>
+        <w:t>types</w:t>
+      </w:r>
+      <w:proofErr w:type="spellEnd"/>
+      <w:r>
+        <w:rPr>
+          <w:color w:val="000000" w:themeColor="text1"/>
+        </w:rPr>
+        <w:t xml:space="preserve"> </w:t>
+      </w:r>
+      <w:proofErr w:type="spellStart"/>
+      <w:r>
+        <w:rPr>
+          <w:color w:val="000000" w:themeColor="text1"/>
+        </w:rPr>
+        <w:t>of</w:t>
+      </w:r>
+      <w:proofErr w:type="spellEnd"/>
+      <w:r>
+        <w:rPr>
+          <w:color w:val="000000" w:themeColor="text1"/>
+        </w:rPr>
+        <w:t xml:space="preserve"> businesses, </w:t>
+      </w:r>
+      <w:proofErr w:type="spellStart"/>
+      <w:r>
+        <w:rPr>
+          <w:color w:val="000000" w:themeColor="text1"/>
+        </w:rPr>
+        <w:t>especially</w:t>
+      </w:r>
+      <w:proofErr w:type="spellEnd"/>
+      <w:r>
+        <w:rPr>
+          <w:color w:val="000000" w:themeColor="text1"/>
+        </w:rPr>
+        <w:t xml:space="preserve"> </w:t>
+      </w:r>
+      <w:proofErr w:type="spellStart"/>
+      <w:r>
+        <w:rPr>
+          <w:color w:val="000000" w:themeColor="text1"/>
+        </w:rPr>
+        <w:t>commerce</w:t>
+      </w:r>
+      <w:proofErr w:type="spellEnd"/>
+      <w:r>
+        <w:rPr>
+          <w:color w:val="000000" w:themeColor="text1"/>
+        </w:rPr>
+        <w:t xml:space="preserve"> </w:t>
+      </w:r>
+      <w:proofErr w:type="spellStart"/>
+      <w:r>
+        <w:rPr>
+          <w:color w:val="000000" w:themeColor="text1"/>
+        </w:rPr>
+        <w:t>such</w:t>
+      </w:r>
+      <w:proofErr w:type="spellEnd"/>
+      <w:r>
+        <w:rPr>
+          <w:color w:val="000000" w:themeColor="text1"/>
+        </w:rPr>
+        <w:t xml:space="preserve"> as </w:t>
+      </w:r>
+      <w:proofErr w:type="spellStart"/>
+      <w:r>
+        <w:rPr>
+          <w:color w:val="000000" w:themeColor="text1"/>
+        </w:rPr>
+        <w:t>bakeries</w:t>
+      </w:r>
+      <w:proofErr w:type="spellEnd"/>
+      <w:r>
+        <w:rPr>
+          <w:color w:val="000000" w:themeColor="text1"/>
+        </w:rPr>
+        <w:t xml:space="preserve"> </w:t>
+      </w:r>
+      <w:proofErr w:type="spellStart"/>
+      <w:r>
+        <w:rPr>
+          <w:color w:val="000000" w:themeColor="text1"/>
+        </w:rPr>
+        <w:t>and</w:t>
+      </w:r>
+      <w:proofErr w:type="spellEnd"/>
+      <w:r>
+        <w:rPr>
+          <w:color w:val="000000" w:themeColor="text1"/>
+        </w:rPr>
+        <w:t xml:space="preserve"> </w:t>
+      </w:r>
+      <w:proofErr w:type="spellStart"/>
+      <w:r>
+        <w:rPr>
+          <w:color w:val="000000" w:themeColor="text1"/>
+        </w:rPr>
+        <w:t>small</w:t>
+      </w:r>
+      <w:proofErr w:type="spellEnd"/>
+      <w:r>
+        <w:rPr>
+          <w:color w:val="000000" w:themeColor="text1"/>
+        </w:rPr>
+        <w:t xml:space="preserve"> stores. The </w:t>
+      </w:r>
+      <w:proofErr w:type="spellStart"/>
+      <w:r>
+        <w:rPr>
+          <w:color w:val="000000" w:themeColor="text1"/>
+        </w:rPr>
+        <w:t>main</w:t>
+      </w:r>
+      <w:proofErr w:type="spellEnd"/>
+      <w:r>
+        <w:rPr>
+          <w:color w:val="000000" w:themeColor="text1"/>
+        </w:rPr>
+        <w:t xml:space="preserve"> </w:t>
+      </w:r>
+      <w:proofErr w:type="spellStart"/>
+      <w:r>
+        <w:rPr>
+          <w:color w:val="000000" w:themeColor="text1"/>
+        </w:rPr>
+        <w:t>objective</w:t>
+      </w:r>
+      <w:proofErr w:type="spellEnd"/>
+      <w:r>
+        <w:rPr>
+          <w:color w:val="000000" w:themeColor="text1"/>
+        </w:rPr>
+        <w:t xml:space="preserve"> </w:t>
+      </w:r>
+      <w:proofErr w:type="spellStart"/>
+      <w:r>
+        <w:rPr>
+          <w:color w:val="000000" w:themeColor="text1"/>
+        </w:rPr>
+        <w:t>of</w:t>
+      </w:r>
+      <w:proofErr w:type="spellEnd"/>
+      <w:r>
+        <w:rPr>
+          <w:color w:val="000000" w:themeColor="text1"/>
+        </w:rPr>
+        <w:t xml:space="preserve"> </w:t>
+      </w:r>
+      <w:proofErr w:type="spellStart"/>
+      <w:r>
+        <w:rPr>
+          <w:color w:val="000000" w:themeColor="text1"/>
+        </w:rPr>
+        <w:t>the</w:t>
+      </w:r>
+      <w:proofErr w:type="spellEnd"/>
+      <w:r>
+        <w:rPr>
+          <w:color w:val="000000" w:themeColor="text1"/>
+        </w:rPr>
+        <w:t xml:space="preserve"> </w:t>
+      </w:r>
+      <w:proofErr w:type="spellStart"/>
+      <w:r>
+        <w:rPr>
+          <w:color w:val="000000" w:themeColor="text1"/>
+        </w:rPr>
+        <w:t>proposed</w:t>
+      </w:r>
+      <w:proofErr w:type="spellEnd"/>
+      <w:r>
+        <w:rPr>
+          <w:color w:val="000000" w:themeColor="text1"/>
+        </w:rPr>
+        <w:t xml:space="preserve"> </w:t>
+      </w:r>
+      <w:proofErr w:type="spellStart"/>
+      <w:r>
+        <w:rPr>
+          <w:color w:val="000000" w:themeColor="text1"/>
+        </w:rPr>
+        <w:t>challenge</w:t>
+      </w:r>
+      <w:proofErr w:type="spellEnd"/>
+      <w:r>
+        <w:rPr>
+          <w:color w:val="000000" w:themeColor="text1"/>
+        </w:rPr>
+        <w:t xml:space="preserve"> </w:t>
+      </w:r>
+      <w:proofErr w:type="spellStart"/>
+      <w:r>
+        <w:rPr>
+          <w:color w:val="000000" w:themeColor="text1"/>
+        </w:rPr>
+        <w:t>is</w:t>
+      </w:r>
+      <w:proofErr w:type="spellEnd"/>
+      <w:r>
+        <w:rPr>
+          <w:color w:val="000000" w:themeColor="text1"/>
+        </w:rPr>
+        <w:t xml:space="preserve">, </w:t>
+      </w:r>
+      <w:proofErr w:type="spellStart"/>
+      <w:r>
+        <w:rPr>
+          <w:color w:val="000000" w:themeColor="text1"/>
+        </w:rPr>
+        <w:t>besides</w:t>
+      </w:r>
+      <w:proofErr w:type="spellEnd"/>
+      <w:r>
+        <w:rPr>
+          <w:color w:val="000000" w:themeColor="text1"/>
+        </w:rPr>
+        <w:t xml:space="preserve"> </w:t>
+      </w:r>
+      <w:proofErr w:type="spellStart"/>
+      <w:r>
+        <w:rPr>
+          <w:color w:val="000000" w:themeColor="text1"/>
+        </w:rPr>
+        <w:t>presenting</w:t>
+      </w:r>
+      <w:proofErr w:type="spellEnd"/>
+      <w:r>
+        <w:rPr>
+          <w:color w:val="000000" w:themeColor="text1"/>
+        </w:rPr>
+        <w:t xml:space="preserve"> </w:t>
+      </w:r>
+      <w:proofErr w:type="spellStart"/>
+      <w:r>
+        <w:rPr>
+          <w:color w:val="000000" w:themeColor="text1"/>
+        </w:rPr>
+        <w:t>an</w:t>
+      </w:r>
+      <w:proofErr w:type="spellEnd"/>
+      <w:r>
+        <w:rPr>
+          <w:color w:val="000000" w:themeColor="text1"/>
+        </w:rPr>
+        <w:t xml:space="preserve"> </w:t>
+      </w:r>
+      <w:proofErr w:type="spellStart"/>
+      <w:r>
+        <w:rPr>
+          <w:color w:val="000000" w:themeColor="text1"/>
+        </w:rPr>
+        <w:t>efficient</w:t>
+      </w:r>
+      <w:proofErr w:type="spellEnd"/>
+      <w:r>
+        <w:rPr>
+          <w:color w:val="000000" w:themeColor="text1"/>
+        </w:rPr>
+        <w:t xml:space="preserve"> </w:t>
+      </w:r>
+      <w:proofErr w:type="spellStart"/>
+      <w:r>
+        <w:rPr>
+          <w:color w:val="000000" w:themeColor="text1"/>
+        </w:rPr>
+        <w:t>solution</w:t>
+      </w:r>
+      <w:proofErr w:type="spellEnd"/>
+      <w:r>
+        <w:rPr>
+          <w:color w:val="000000" w:themeColor="text1"/>
+        </w:rPr>
+        <w:t xml:space="preserve"> </w:t>
+      </w:r>
+      <w:proofErr w:type="spellStart"/>
+      <w:r>
+        <w:rPr>
+          <w:color w:val="000000" w:themeColor="text1"/>
+        </w:rPr>
+        <w:t>to</w:t>
+      </w:r>
+      <w:proofErr w:type="spellEnd"/>
+      <w:r>
+        <w:rPr>
+          <w:color w:val="000000" w:themeColor="text1"/>
+        </w:rPr>
+        <w:t xml:space="preserve"> </w:t>
+      </w:r>
+      <w:proofErr w:type="spellStart"/>
+      <w:r>
+        <w:rPr>
+          <w:color w:val="000000" w:themeColor="text1"/>
+        </w:rPr>
+        <w:t>the</w:t>
+      </w:r>
+      <w:proofErr w:type="spellEnd"/>
+      <w:r>
+        <w:rPr>
+          <w:color w:val="000000" w:themeColor="text1"/>
+        </w:rPr>
+        <w:t xml:space="preserve"> </w:t>
+      </w:r>
+      <w:proofErr w:type="spellStart"/>
+      <w:r>
+        <w:rPr>
+          <w:color w:val="000000" w:themeColor="text1"/>
+        </w:rPr>
+        <w:t>identified</w:t>
+      </w:r>
+      <w:proofErr w:type="spellEnd"/>
+      <w:r>
+        <w:rPr>
+          <w:color w:val="000000" w:themeColor="text1"/>
+        </w:rPr>
+        <w:t xml:space="preserve"> </w:t>
+      </w:r>
+      <w:proofErr w:type="spellStart"/>
+      <w:r>
+        <w:rPr>
+          <w:color w:val="000000" w:themeColor="text1"/>
+        </w:rPr>
+        <w:t>problem</w:t>
+      </w:r>
+      <w:proofErr w:type="spellEnd"/>
+      <w:r>
+        <w:rPr>
+          <w:color w:val="000000" w:themeColor="text1"/>
+        </w:rPr>
+        <w:t xml:space="preserve">, </w:t>
+      </w:r>
+      <w:proofErr w:type="spellStart"/>
+      <w:r>
+        <w:rPr>
+          <w:color w:val="000000" w:themeColor="text1"/>
+        </w:rPr>
+        <w:t>to</w:t>
+      </w:r>
+      <w:proofErr w:type="spellEnd"/>
+      <w:r>
+        <w:rPr>
+          <w:color w:val="000000" w:themeColor="text1"/>
+        </w:rPr>
+        <w:t xml:space="preserve"> </w:t>
+      </w:r>
+      <w:proofErr w:type="spellStart"/>
+      <w:r>
+        <w:rPr>
+          <w:color w:val="000000" w:themeColor="text1"/>
+        </w:rPr>
+        <w:t>promote</w:t>
+      </w:r>
+      <w:proofErr w:type="spellEnd"/>
+      <w:r>
+        <w:rPr>
+          <w:color w:val="000000" w:themeColor="text1"/>
+        </w:rPr>
+        <w:t xml:space="preserve"> learning </w:t>
+      </w:r>
+      <w:proofErr w:type="spellStart"/>
+      <w:r>
+        <w:rPr>
+          <w:color w:val="000000" w:themeColor="text1"/>
+        </w:rPr>
+        <w:t>about</w:t>
+      </w:r>
+      <w:proofErr w:type="spellEnd"/>
+      <w:r>
+        <w:rPr>
+          <w:color w:val="000000" w:themeColor="text1"/>
+        </w:rPr>
+        <w:t xml:space="preserve"> </w:t>
+      </w:r>
+      <w:proofErr w:type="spellStart"/>
+      <w:r>
+        <w:rPr>
+          <w:color w:val="000000" w:themeColor="text1"/>
+        </w:rPr>
+        <w:t>teamwork</w:t>
+      </w:r>
+      <w:proofErr w:type="spellEnd"/>
+      <w:r>
+        <w:rPr>
+          <w:color w:val="000000" w:themeColor="text1"/>
+        </w:rPr>
+        <w:t xml:space="preserve"> </w:t>
+      </w:r>
+      <w:proofErr w:type="spellStart"/>
+      <w:r>
+        <w:rPr>
+          <w:color w:val="000000" w:themeColor="text1"/>
+        </w:rPr>
+        <w:t>and</w:t>
+      </w:r>
+      <w:proofErr w:type="spellEnd"/>
+      <w:r>
+        <w:rPr>
+          <w:color w:val="000000" w:themeColor="text1"/>
+        </w:rPr>
+        <w:t xml:space="preserve"> </w:t>
+      </w:r>
+      <w:proofErr w:type="spellStart"/>
+      <w:r>
+        <w:rPr>
+          <w:color w:val="000000" w:themeColor="text1"/>
+        </w:rPr>
+        <w:t>the</w:t>
+      </w:r>
+      <w:proofErr w:type="spellEnd"/>
+      <w:r>
+        <w:rPr>
+          <w:color w:val="000000" w:themeColor="text1"/>
+        </w:rPr>
+        <w:t xml:space="preserve"> </w:t>
+      </w:r>
+      <w:proofErr w:type="spellStart"/>
+      <w:r>
+        <w:rPr>
+          <w:color w:val="000000" w:themeColor="text1"/>
+        </w:rPr>
+        <w:t>development</w:t>
+      </w:r>
+      <w:proofErr w:type="spellEnd"/>
+      <w:r>
+        <w:rPr>
+          <w:color w:val="000000" w:themeColor="text1"/>
+        </w:rPr>
+        <w:t xml:space="preserve"> </w:t>
+      </w:r>
+      <w:proofErr w:type="spellStart"/>
+      <w:r>
+        <w:rPr>
+          <w:color w:val="000000" w:themeColor="text1"/>
+        </w:rPr>
+        <w:t>of</w:t>
+      </w:r>
+      <w:proofErr w:type="spellEnd"/>
+      <w:r>
+        <w:rPr>
+          <w:color w:val="000000" w:themeColor="text1"/>
+        </w:rPr>
+        <w:t xml:space="preserve"> </w:t>
+      </w:r>
+      <w:proofErr w:type="spellStart"/>
+      <w:r>
+        <w:rPr>
+          <w:color w:val="000000" w:themeColor="text1"/>
+        </w:rPr>
+        <w:t>collaborative</w:t>
+      </w:r>
+      <w:proofErr w:type="spellEnd"/>
+      <w:r>
+        <w:rPr>
+          <w:color w:val="000000" w:themeColor="text1"/>
+        </w:rPr>
+        <w:t xml:space="preserve"> skills </w:t>
+      </w:r>
+      <w:proofErr w:type="spellStart"/>
+      <w:r>
+        <w:rPr>
+          <w:color w:val="000000" w:themeColor="text1"/>
+        </w:rPr>
+        <w:t>among</w:t>
+      </w:r>
+      <w:proofErr w:type="spellEnd"/>
+      <w:r>
+        <w:rPr>
+          <w:color w:val="000000" w:themeColor="text1"/>
+        </w:rPr>
+        <w:t xml:space="preserve"> </w:t>
+      </w:r>
+      <w:proofErr w:type="spellStart"/>
+      <w:r>
+        <w:rPr>
+          <w:color w:val="000000" w:themeColor="text1"/>
+        </w:rPr>
+        <w:t>members</w:t>
+      </w:r>
+      <w:proofErr w:type="spellEnd"/>
+      <w:r>
+        <w:rPr>
+          <w:color w:val="000000" w:themeColor="text1"/>
+        </w:rPr>
+        <w:t xml:space="preserve">. </w:t>
+      </w:r>
+      <w:proofErr w:type="spellStart"/>
+      <w:r>
+        <w:rPr>
+          <w:color w:val="000000" w:themeColor="text1"/>
+        </w:rPr>
+        <w:t>During</w:t>
+      </w:r>
+      <w:proofErr w:type="spellEnd"/>
+      <w:r>
+        <w:rPr>
+          <w:color w:val="000000" w:themeColor="text1"/>
+        </w:rPr>
+        <w:t xml:space="preserve"> </w:t>
+      </w:r>
+      <w:proofErr w:type="spellStart"/>
+      <w:r>
+        <w:rPr>
+          <w:color w:val="000000" w:themeColor="text1"/>
+        </w:rPr>
+        <w:t>the</w:t>
+      </w:r>
+      <w:proofErr w:type="spellEnd"/>
+      <w:r>
+        <w:rPr>
+          <w:color w:val="000000" w:themeColor="text1"/>
+        </w:rPr>
+        <w:t xml:space="preserve"> </w:t>
+      </w:r>
+      <w:proofErr w:type="spellStart"/>
+      <w:r>
+        <w:rPr>
+          <w:color w:val="000000" w:themeColor="text1"/>
+        </w:rPr>
+        <w:t>development</w:t>
+      </w:r>
+      <w:proofErr w:type="spellEnd"/>
+      <w:r>
+        <w:rPr>
+          <w:color w:val="000000" w:themeColor="text1"/>
+        </w:rPr>
+        <w:t xml:space="preserve"> </w:t>
+      </w:r>
+      <w:proofErr w:type="spellStart"/>
+      <w:r>
+        <w:rPr>
+          <w:color w:val="000000" w:themeColor="text1"/>
+        </w:rPr>
+        <w:t>process</w:t>
+      </w:r>
+      <w:proofErr w:type="spellEnd"/>
+      <w:r>
+        <w:rPr>
+          <w:color w:val="000000" w:themeColor="text1"/>
+        </w:rPr>
+        <w:t xml:space="preserve">, </w:t>
+      </w:r>
+      <w:proofErr w:type="spellStart"/>
+      <w:r>
+        <w:rPr>
+          <w:color w:val="000000" w:themeColor="text1"/>
+        </w:rPr>
+        <w:t>several</w:t>
+      </w:r>
+      <w:proofErr w:type="spellEnd"/>
+      <w:r>
+        <w:rPr>
+          <w:color w:val="000000" w:themeColor="text1"/>
+        </w:rPr>
+        <w:t xml:space="preserve"> </w:t>
+      </w:r>
+      <w:proofErr w:type="spellStart"/>
+      <w:r>
+        <w:rPr>
+          <w:color w:val="000000" w:themeColor="text1"/>
+        </w:rPr>
+        <w:t>programming</w:t>
+      </w:r>
+      <w:proofErr w:type="spellEnd"/>
+      <w:r>
+        <w:rPr>
+          <w:color w:val="000000" w:themeColor="text1"/>
+        </w:rPr>
+        <w:t xml:space="preserve"> </w:t>
+      </w:r>
+      <w:proofErr w:type="spellStart"/>
+      <w:r>
+        <w:rPr>
+          <w:color w:val="000000" w:themeColor="text1"/>
+        </w:rPr>
+        <w:t>languages</w:t>
+      </w:r>
+      <w:proofErr w:type="spellEnd"/>
+      <w:r>
+        <w:rPr>
+          <w:color w:val="000000" w:themeColor="text1"/>
+        </w:rPr>
+        <w:t xml:space="preserve"> are </w:t>
+      </w:r>
+      <w:proofErr w:type="spellStart"/>
+      <w:r>
+        <w:rPr>
+          <w:color w:val="000000" w:themeColor="text1"/>
+        </w:rPr>
+        <w:t>explored</w:t>
+      </w:r>
+      <w:proofErr w:type="spellEnd"/>
+      <w:r>
+        <w:rPr>
+          <w:color w:val="000000" w:themeColor="text1"/>
+        </w:rPr>
+        <w:t xml:space="preserve">, </w:t>
+      </w:r>
+      <w:proofErr w:type="spellStart"/>
+      <w:r>
+        <w:rPr>
+          <w:color w:val="000000" w:themeColor="text1"/>
+        </w:rPr>
+        <w:t>such</w:t>
+      </w:r>
+      <w:proofErr w:type="spellEnd"/>
+      <w:r>
+        <w:rPr>
+          <w:color w:val="000000" w:themeColor="text1"/>
+        </w:rPr>
+        <w:t xml:space="preserve"> as PHP </w:t>
+      </w:r>
+      <w:proofErr w:type="spellStart"/>
+      <w:r>
+        <w:rPr>
+          <w:color w:val="000000" w:themeColor="text1"/>
+        </w:rPr>
+        <w:t>and</w:t>
+      </w:r>
+      <w:proofErr w:type="spellEnd"/>
+      <w:r>
+        <w:rPr>
+          <w:color w:val="000000" w:themeColor="text1"/>
+        </w:rPr>
+        <w:t xml:space="preserve"> </w:t>
+      </w:r>
+      <w:proofErr w:type="spellStart"/>
+      <w:r>
+        <w:rPr>
+          <w:color w:val="000000" w:themeColor="text1"/>
+        </w:rPr>
+        <w:t>JavaScript</w:t>
+      </w:r>
+      <w:proofErr w:type="spellEnd"/>
+      <w:r>
+        <w:rPr>
+          <w:color w:val="000000" w:themeColor="text1"/>
+        </w:rPr>
+        <w:t xml:space="preserve">, </w:t>
+      </w:r>
+      <w:proofErr w:type="spellStart"/>
+      <w:r>
+        <w:rPr>
+          <w:color w:val="000000" w:themeColor="text1"/>
+        </w:rPr>
+        <w:t>along</w:t>
+      </w:r>
+      <w:proofErr w:type="spellEnd"/>
+      <w:r>
+        <w:rPr>
+          <w:color w:val="000000" w:themeColor="text1"/>
+        </w:rPr>
+        <w:t xml:space="preserve"> </w:t>
+      </w:r>
+      <w:proofErr w:type="spellStart"/>
+      <w:r>
+        <w:rPr>
+          <w:color w:val="000000" w:themeColor="text1"/>
+        </w:rPr>
+        <w:t>with</w:t>
+      </w:r>
+      <w:proofErr w:type="spellEnd"/>
+      <w:r>
+        <w:rPr>
+          <w:color w:val="000000" w:themeColor="text1"/>
+        </w:rPr>
+        <w:t xml:space="preserve"> </w:t>
+      </w:r>
+      <w:proofErr w:type="spellStart"/>
+      <w:r>
+        <w:rPr>
+          <w:color w:val="000000" w:themeColor="text1"/>
+        </w:rPr>
+        <w:t>styling</w:t>
+      </w:r>
+      <w:proofErr w:type="spellEnd"/>
+      <w:r>
+        <w:rPr>
+          <w:color w:val="000000" w:themeColor="text1"/>
+        </w:rPr>
+        <w:t xml:space="preserve"> tools </w:t>
+      </w:r>
+      <w:proofErr w:type="spellStart"/>
+      <w:r>
+        <w:rPr>
+          <w:color w:val="000000" w:themeColor="text1"/>
+        </w:rPr>
+        <w:t>including</w:t>
+      </w:r>
+      <w:proofErr w:type="spellEnd"/>
+      <w:r>
+        <w:rPr>
+          <w:color w:val="000000" w:themeColor="text1"/>
+        </w:rPr>
+        <w:t xml:space="preserve"> HTML </w:t>
+      </w:r>
+      <w:proofErr w:type="spellStart"/>
+      <w:r>
+        <w:rPr>
+          <w:color w:val="000000" w:themeColor="text1"/>
+        </w:rPr>
+        <w:t>and</w:t>
+      </w:r>
+      <w:proofErr w:type="spellEnd"/>
+      <w:r>
+        <w:rPr>
+          <w:color w:val="000000" w:themeColor="text1"/>
+        </w:rPr>
+        <w:t xml:space="preserve"> CSS, </w:t>
+      </w:r>
+      <w:proofErr w:type="spellStart"/>
+      <w:r>
+        <w:rPr>
+          <w:color w:val="000000" w:themeColor="text1"/>
+        </w:rPr>
+        <w:t>which</w:t>
+      </w:r>
+      <w:proofErr w:type="spellEnd"/>
+      <w:r>
+        <w:rPr>
+          <w:color w:val="000000" w:themeColor="text1"/>
+        </w:rPr>
+        <w:t xml:space="preserve"> are </w:t>
+      </w:r>
+      <w:proofErr w:type="spellStart"/>
+      <w:r>
+        <w:rPr>
+          <w:color w:val="000000" w:themeColor="text1"/>
+        </w:rPr>
+        <w:t>essential</w:t>
+      </w:r>
+      <w:proofErr w:type="spellEnd"/>
+      <w:r>
+        <w:rPr>
+          <w:color w:val="000000" w:themeColor="text1"/>
+        </w:rPr>
+        <w:t xml:space="preserve"> for </w:t>
+      </w:r>
+      <w:proofErr w:type="spellStart"/>
+      <w:r>
+        <w:rPr>
+          <w:color w:val="000000" w:themeColor="text1"/>
+        </w:rPr>
+        <w:t>creating</w:t>
+      </w:r>
+      <w:proofErr w:type="spellEnd"/>
+      <w:r>
+        <w:rPr>
+          <w:color w:val="000000" w:themeColor="text1"/>
+        </w:rPr>
+        <w:t xml:space="preserve"> </w:t>
+      </w:r>
+      <w:proofErr w:type="spellStart"/>
+      <w:r>
+        <w:rPr>
+          <w:color w:val="000000" w:themeColor="text1"/>
+        </w:rPr>
+        <w:t>the</w:t>
+      </w:r>
+      <w:proofErr w:type="spellEnd"/>
+      <w:r>
+        <w:rPr>
+          <w:color w:val="000000" w:themeColor="text1"/>
+        </w:rPr>
+        <w:t xml:space="preserve"> software </w:t>
+      </w:r>
+      <w:proofErr w:type="spellStart"/>
+      <w:r>
+        <w:rPr>
+          <w:color w:val="000000" w:themeColor="text1"/>
+        </w:rPr>
+        <w:t>intended</w:t>
+      </w:r>
+      <w:proofErr w:type="spellEnd"/>
+      <w:r>
+        <w:rPr>
+          <w:color w:val="000000" w:themeColor="text1"/>
+        </w:rPr>
+        <w:t xml:space="preserve"> for </w:t>
+      </w:r>
+      <w:proofErr w:type="spellStart"/>
+      <w:r>
+        <w:rPr>
+          <w:color w:val="000000" w:themeColor="text1"/>
+        </w:rPr>
+        <w:t>the</w:t>
+      </w:r>
+      <w:proofErr w:type="spellEnd"/>
+      <w:r>
+        <w:rPr>
+          <w:color w:val="000000" w:themeColor="text1"/>
+        </w:rPr>
+        <w:t xml:space="preserve"> </w:t>
+      </w:r>
+      <w:proofErr w:type="spellStart"/>
+      <w:r>
+        <w:rPr>
+          <w:color w:val="000000" w:themeColor="text1"/>
+        </w:rPr>
+        <w:t>control</w:t>
+      </w:r>
+      <w:proofErr w:type="spellEnd"/>
+      <w:r>
+        <w:rPr>
+          <w:color w:val="000000" w:themeColor="text1"/>
+        </w:rPr>
+        <w:t xml:space="preserve"> </w:t>
+      </w:r>
+      <w:proofErr w:type="spellStart"/>
+      <w:r>
+        <w:rPr>
+          <w:color w:val="000000" w:themeColor="text1"/>
+        </w:rPr>
+        <w:t>and</w:t>
+      </w:r>
+      <w:proofErr w:type="spellEnd"/>
+      <w:r>
+        <w:rPr>
+          <w:color w:val="000000" w:themeColor="text1"/>
+        </w:rPr>
+        <w:t xml:space="preserve"> </w:t>
+      </w:r>
+      <w:proofErr w:type="spellStart"/>
+      <w:r>
+        <w:rPr>
+          <w:color w:val="000000" w:themeColor="text1"/>
+        </w:rPr>
+        <w:t>organization</w:t>
+      </w:r>
+      <w:proofErr w:type="spellEnd"/>
+      <w:r>
+        <w:rPr>
+          <w:color w:val="000000" w:themeColor="text1"/>
+        </w:rPr>
+        <w:t xml:space="preserve"> </w:t>
+      </w:r>
+      <w:proofErr w:type="spellStart"/>
+      <w:r>
+        <w:rPr>
+          <w:color w:val="000000" w:themeColor="text1"/>
+        </w:rPr>
+        <w:t>of</w:t>
+      </w:r>
+      <w:proofErr w:type="spellEnd"/>
+      <w:r>
+        <w:rPr>
+          <w:color w:val="000000" w:themeColor="text1"/>
+        </w:rPr>
+        <w:t xml:space="preserve"> </w:t>
+      </w:r>
+      <w:proofErr w:type="spellStart"/>
+      <w:r>
+        <w:rPr>
+          <w:color w:val="000000" w:themeColor="text1"/>
+        </w:rPr>
+        <w:t>the</w:t>
+      </w:r>
+      <w:proofErr w:type="spellEnd"/>
+      <w:r>
+        <w:rPr>
+          <w:color w:val="000000" w:themeColor="text1"/>
+        </w:rPr>
+        <w:t xml:space="preserve"> </w:t>
+      </w:r>
+      <w:proofErr w:type="spellStart"/>
+      <w:r>
+        <w:rPr>
+          <w:color w:val="000000" w:themeColor="text1"/>
+        </w:rPr>
+        <w:t>bakery</w:t>
+      </w:r>
+      <w:proofErr w:type="spellEnd"/>
+      <w:r>
+        <w:rPr>
+          <w:color w:val="000000" w:themeColor="text1"/>
+        </w:rPr>
+        <w:t xml:space="preserve">. The </w:t>
+      </w:r>
+      <w:proofErr w:type="spellStart"/>
+      <w:r>
+        <w:rPr>
+          <w:color w:val="000000" w:themeColor="text1"/>
+        </w:rPr>
+        <w:t>system's</w:t>
+      </w:r>
+      <w:proofErr w:type="spellEnd"/>
+      <w:r>
+        <w:rPr>
+          <w:color w:val="000000" w:themeColor="text1"/>
+        </w:rPr>
+        <w:t xml:space="preserve"> </w:t>
+      </w:r>
+      <w:proofErr w:type="spellStart"/>
+      <w:r>
+        <w:rPr>
+          <w:color w:val="000000" w:themeColor="text1"/>
+        </w:rPr>
+        <w:t>implementation</w:t>
+      </w:r>
+      <w:proofErr w:type="spellEnd"/>
+      <w:r>
+        <w:rPr>
+          <w:color w:val="000000" w:themeColor="text1"/>
+        </w:rPr>
+        <w:t xml:space="preserve"> </w:t>
+      </w:r>
+      <w:proofErr w:type="spellStart"/>
+      <w:r>
+        <w:rPr>
+          <w:color w:val="000000" w:themeColor="text1"/>
+        </w:rPr>
+        <w:t>brings</w:t>
+      </w:r>
+      <w:proofErr w:type="spellEnd"/>
+      <w:r>
+        <w:rPr>
+          <w:color w:val="000000" w:themeColor="text1"/>
+        </w:rPr>
+        <w:t xml:space="preserve"> positive </w:t>
+      </w:r>
+      <w:proofErr w:type="spellStart"/>
+      <w:r>
+        <w:rPr>
+          <w:color w:val="000000" w:themeColor="text1"/>
+        </w:rPr>
+        <w:t>results</w:t>
+      </w:r>
+      <w:proofErr w:type="spellEnd"/>
+      <w:r>
+        <w:rPr>
+          <w:color w:val="000000" w:themeColor="text1"/>
+        </w:rPr>
+        <w:t xml:space="preserve">, </w:t>
+      </w:r>
+      <w:proofErr w:type="spellStart"/>
+      <w:r>
+        <w:rPr>
+          <w:color w:val="000000" w:themeColor="text1"/>
+        </w:rPr>
+        <w:t>providing</w:t>
+      </w:r>
+      <w:proofErr w:type="spellEnd"/>
+      <w:r>
+        <w:rPr>
+          <w:color w:val="000000" w:themeColor="text1"/>
+        </w:rPr>
+        <w:t xml:space="preserve"> </w:t>
+      </w:r>
+      <w:proofErr w:type="spellStart"/>
+      <w:r>
+        <w:rPr>
+          <w:color w:val="000000" w:themeColor="text1"/>
+        </w:rPr>
+        <w:t>greater</w:t>
+      </w:r>
+      <w:proofErr w:type="spellEnd"/>
+      <w:r>
+        <w:rPr>
+          <w:color w:val="000000" w:themeColor="text1"/>
+        </w:rPr>
+        <w:t xml:space="preserve"> </w:t>
+      </w:r>
+      <w:proofErr w:type="spellStart"/>
+      <w:r>
+        <w:rPr>
+          <w:color w:val="000000" w:themeColor="text1"/>
+        </w:rPr>
+        <w:t>organization</w:t>
+      </w:r>
+      <w:proofErr w:type="spellEnd"/>
+      <w:r>
+        <w:rPr>
+          <w:color w:val="000000" w:themeColor="text1"/>
+        </w:rPr>
+        <w:t xml:space="preserve"> </w:t>
+      </w:r>
+      <w:proofErr w:type="spellStart"/>
+      <w:r>
+        <w:rPr>
+          <w:color w:val="000000" w:themeColor="text1"/>
+        </w:rPr>
+        <w:t>and</w:t>
+      </w:r>
+      <w:proofErr w:type="spellEnd"/>
+      <w:r>
+        <w:rPr>
+          <w:color w:val="000000" w:themeColor="text1"/>
+        </w:rPr>
+        <w:t xml:space="preserve"> </w:t>
+      </w:r>
+      <w:proofErr w:type="spellStart"/>
+      <w:r>
+        <w:rPr>
+          <w:color w:val="000000" w:themeColor="text1"/>
+        </w:rPr>
+        <w:t>clarity</w:t>
+      </w:r>
+      <w:proofErr w:type="spellEnd"/>
+      <w:r>
+        <w:rPr>
+          <w:color w:val="000000" w:themeColor="text1"/>
+        </w:rPr>
+        <w:t xml:space="preserve"> in </w:t>
+      </w:r>
+      <w:proofErr w:type="spellStart"/>
+      <w:r>
+        <w:rPr>
+          <w:color w:val="000000" w:themeColor="text1"/>
+        </w:rPr>
+        <w:t>employees</w:t>
+      </w:r>
+      <w:proofErr w:type="spellEnd"/>
+      <w:r>
+        <w:rPr>
+          <w:color w:val="000000" w:themeColor="text1"/>
+        </w:rPr>
+        <w:t xml:space="preserve">’ </w:t>
+      </w:r>
+      <w:proofErr w:type="spellStart"/>
+      <w:r>
+        <w:rPr>
+          <w:color w:val="000000" w:themeColor="text1"/>
+        </w:rPr>
+        <w:t>tasks</w:t>
+      </w:r>
+      <w:proofErr w:type="spellEnd"/>
+      <w:r>
+        <w:rPr>
+          <w:color w:val="000000" w:themeColor="text1"/>
+        </w:rPr>
+        <w:t xml:space="preserve">, as </w:t>
+      </w:r>
+      <w:proofErr w:type="spellStart"/>
+      <w:r>
+        <w:rPr>
+          <w:color w:val="000000" w:themeColor="text1"/>
+        </w:rPr>
+        <w:t>well</w:t>
+      </w:r>
+      <w:proofErr w:type="spellEnd"/>
+      <w:r>
+        <w:rPr>
+          <w:color w:val="000000" w:themeColor="text1"/>
+        </w:rPr>
+        <w:t xml:space="preserve"> as </w:t>
+      </w:r>
+      <w:proofErr w:type="spellStart"/>
+      <w:r>
+        <w:rPr>
+          <w:color w:val="000000" w:themeColor="text1"/>
+        </w:rPr>
+        <w:t>agility</w:t>
+      </w:r>
+      <w:proofErr w:type="spellEnd"/>
+      <w:r>
+        <w:rPr>
+          <w:color w:val="000000" w:themeColor="text1"/>
+        </w:rPr>
+        <w:t xml:space="preserve"> </w:t>
+      </w:r>
+      <w:proofErr w:type="spellStart"/>
+      <w:r>
+        <w:rPr>
+          <w:color w:val="000000" w:themeColor="text1"/>
+        </w:rPr>
+        <w:t>and</w:t>
+      </w:r>
+      <w:proofErr w:type="spellEnd"/>
+      <w:r>
+        <w:rPr>
+          <w:color w:val="000000" w:themeColor="text1"/>
+        </w:rPr>
+        <w:t xml:space="preserve"> </w:t>
+      </w:r>
+      <w:proofErr w:type="spellStart"/>
+      <w:r>
+        <w:rPr>
+          <w:color w:val="000000" w:themeColor="text1"/>
+        </w:rPr>
+        <w:t>efficiency</w:t>
+      </w:r>
+      <w:proofErr w:type="spellEnd"/>
+      <w:r>
+        <w:rPr>
+          <w:color w:val="000000" w:themeColor="text1"/>
+        </w:rPr>
+        <w:t xml:space="preserve"> in </w:t>
+      </w:r>
+      <w:proofErr w:type="spellStart"/>
+      <w:r>
+        <w:rPr>
+          <w:color w:val="000000" w:themeColor="text1"/>
+        </w:rPr>
+        <w:t>customer</w:t>
+      </w:r>
+      <w:proofErr w:type="spellEnd"/>
+      <w:r>
+        <w:rPr>
+          <w:color w:val="000000" w:themeColor="text1"/>
+        </w:rPr>
+        <w:t xml:space="preserve"> </w:t>
+      </w:r>
+      <w:proofErr w:type="spellStart"/>
+      <w:r>
+        <w:rPr>
+          <w:color w:val="000000" w:themeColor="text1"/>
+        </w:rPr>
+        <w:t>service</w:t>
+      </w:r>
+      <w:proofErr w:type="spellEnd"/>
+      <w:r>
+        <w:rPr>
+          <w:color w:val="000000" w:themeColor="text1"/>
+        </w:rPr>
+        <w:t xml:space="preserve">. </w:t>
+      </w:r>
+      <w:proofErr w:type="spellStart"/>
+      <w:r>
+        <w:rPr>
+          <w:color w:val="000000" w:themeColor="text1"/>
+        </w:rPr>
+        <w:t>Besides</w:t>
+      </w:r>
+      <w:proofErr w:type="spellEnd"/>
+      <w:r>
+        <w:rPr>
+          <w:color w:val="000000" w:themeColor="text1"/>
+        </w:rPr>
+        <w:t xml:space="preserve"> </w:t>
+      </w:r>
+      <w:proofErr w:type="spellStart"/>
+      <w:r>
+        <w:rPr>
+          <w:color w:val="000000" w:themeColor="text1"/>
+        </w:rPr>
+        <w:t>operational</w:t>
+      </w:r>
+      <w:proofErr w:type="spellEnd"/>
+      <w:r>
+        <w:rPr>
+          <w:color w:val="000000" w:themeColor="text1"/>
+        </w:rPr>
+        <w:t xml:space="preserve"> </w:t>
+      </w:r>
+      <w:proofErr w:type="spellStart"/>
+      <w:r>
+        <w:rPr>
+          <w:color w:val="000000" w:themeColor="text1"/>
+        </w:rPr>
+        <w:t>benefits</w:t>
+      </w:r>
+      <w:proofErr w:type="spellEnd"/>
+      <w:r>
+        <w:rPr>
+          <w:color w:val="000000" w:themeColor="text1"/>
+        </w:rPr>
+        <w:t xml:space="preserve">, </w:t>
+      </w:r>
+      <w:proofErr w:type="spellStart"/>
+      <w:r>
+        <w:rPr>
+          <w:color w:val="000000" w:themeColor="text1"/>
+        </w:rPr>
+        <w:t>the</w:t>
+      </w:r>
+      <w:proofErr w:type="spellEnd"/>
+      <w:r>
+        <w:rPr>
+          <w:color w:val="000000" w:themeColor="text1"/>
+        </w:rPr>
+        <w:t xml:space="preserve"> </w:t>
+      </w:r>
+      <w:proofErr w:type="spellStart"/>
+      <w:r>
+        <w:rPr>
+          <w:color w:val="000000" w:themeColor="text1"/>
+        </w:rPr>
+        <w:t>project</w:t>
+      </w:r>
+      <w:proofErr w:type="spellEnd"/>
+      <w:r>
+        <w:rPr>
+          <w:color w:val="000000" w:themeColor="text1"/>
+        </w:rPr>
+        <w:t xml:space="preserve"> </w:t>
+      </w:r>
+      <w:proofErr w:type="spellStart"/>
+      <w:r>
+        <w:rPr>
+          <w:color w:val="000000" w:themeColor="text1"/>
+        </w:rPr>
+        <w:t>significantly</w:t>
+      </w:r>
+      <w:proofErr w:type="spellEnd"/>
+      <w:r>
+        <w:rPr>
+          <w:color w:val="000000" w:themeColor="text1"/>
+        </w:rPr>
+        <w:t xml:space="preserve"> </w:t>
+      </w:r>
+      <w:proofErr w:type="spellStart"/>
+      <w:r>
+        <w:rPr>
+          <w:color w:val="000000" w:themeColor="text1"/>
+        </w:rPr>
+        <w:t>expands</w:t>
+      </w:r>
+      <w:proofErr w:type="spellEnd"/>
+      <w:r>
+        <w:rPr>
+          <w:color w:val="000000" w:themeColor="text1"/>
+        </w:rPr>
+        <w:t xml:space="preserve"> </w:t>
+      </w:r>
+      <w:proofErr w:type="spellStart"/>
+      <w:r>
+        <w:rPr>
+          <w:color w:val="000000" w:themeColor="text1"/>
+        </w:rPr>
+        <w:t>the</w:t>
+      </w:r>
+      <w:proofErr w:type="spellEnd"/>
+      <w:r>
+        <w:rPr>
+          <w:color w:val="000000" w:themeColor="text1"/>
+        </w:rPr>
+        <w:t xml:space="preserve"> </w:t>
+      </w:r>
+      <w:proofErr w:type="spellStart"/>
+      <w:r>
+        <w:rPr>
+          <w:color w:val="000000" w:themeColor="text1"/>
+        </w:rPr>
+        <w:t>team’s</w:t>
+      </w:r>
+      <w:proofErr w:type="spellEnd"/>
+      <w:r>
+        <w:rPr>
+          <w:color w:val="000000" w:themeColor="text1"/>
+        </w:rPr>
+        <w:t xml:space="preserve"> </w:t>
+      </w:r>
+      <w:proofErr w:type="spellStart"/>
+      <w:r>
+        <w:rPr>
+          <w:color w:val="000000" w:themeColor="text1"/>
+        </w:rPr>
+        <w:t>technical</w:t>
+      </w:r>
+      <w:proofErr w:type="spellEnd"/>
+      <w:r>
+        <w:rPr>
+          <w:color w:val="000000" w:themeColor="text1"/>
+        </w:rPr>
+        <w:t xml:space="preserve"> </w:t>
+      </w:r>
+      <w:proofErr w:type="spellStart"/>
+      <w:r>
+        <w:rPr>
+          <w:color w:val="000000" w:themeColor="text1"/>
+        </w:rPr>
+        <w:t>knowledge</w:t>
+      </w:r>
+      <w:proofErr w:type="spellEnd"/>
+      <w:r>
+        <w:rPr>
+          <w:color w:val="000000" w:themeColor="text1"/>
+        </w:rPr>
+        <w:t xml:space="preserve"> </w:t>
+      </w:r>
+      <w:proofErr w:type="spellStart"/>
+      <w:r>
+        <w:rPr>
+          <w:color w:val="000000" w:themeColor="text1"/>
+        </w:rPr>
+        <w:t>about</w:t>
+      </w:r>
+      <w:proofErr w:type="spellEnd"/>
+      <w:r>
+        <w:rPr>
+          <w:color w:val="000000" w:themeColor="text1"/>
+        </w:rPr>
+        <w:t xml:space="preserve"> </w:t>
+      </w:r>
+      <w:proofErr w:type="spellStart"/>
+      <w:r>
+        <w:rPr>
+          <w:color w:val="000000" w:themeColor="text1"/>
+        </w:rPr>
+        <w:t>programming</w:t>
+      </w:r>
+      <w:proofErr w:type="spellEnd"/>
+      <w:r>
+        <w:rPr>
+          <w:color w:val="000000" w:themeColor="text1"/>
+        </w:rPr>
+        <w:t xml:space="preserve"> </w:t>
+      </w:r>
+      <w:proofErr w:type="spellStart"/>
+      <w:r>
+        <w:rPr>
+          <w:color w:val="000000" w:themeColor="text1"/>
+        </w:rPr>
+        <w:t>and</w:t>
+      </w:r>
+      <w:proofErr w:type="spellEnd"/>
+      <w:r>
+        <w:rPr>
+          <w:color w:val="000000" w:themeColor="text1"/>
+        </w:rPr>
+        <w:t xml:space="preserve"> </w:t>
+      </w:r>
+      <w:proofErr w:type="spellStart"/>
+      <w:r>
+        <w:rPr>
+          <w:color w:val="000000" w:themeColor="text1"/>
+        </w:rPr>
+        <w:t>reinforces</w:t>
+      </w:r>
+      <w:proofErr w:type="spellEnd"/>
+      <w:r>
+        <w:rPr>
+          <w:color w:val="000000" w:themeColor="text1"/>
+        </w:rPr>
+        <w:t xml:space="preserve"> </w:t>
+      </w:r>
+      <w:proofErr w:type="spellStart"/>
+      <w:r>
+        <w:rPr>
+          <w:color w:val="000000" w:themeColor="text1"/>
+        </w:rPr>
+        <w:t>the</w:t>
+      </w:r>
+      <w:proofErr w:type="spellEnd"/>
+      <w:r>
+        <w:rPr>
+          <w:color w:val="000000" w:themeColor="text1"/>
+        </w:rPr>
+        <w:t xml:space="preserve"> </w:t>
+      </w:r>
+      <w:proofErr w:type="spellStart"/>
+      <w:r>
+        <w:rPr>
+          <w:color w:val="000000" w:themeColor="text1"/>
+        </w:rPr>
+        <w:t>importance</w:t>
+      </w:r>
+      <w:proofErr w:type="spellEnd"/>
+      <w:r>
+        <w:rPr>
+          <w:color w:val="000000" w:themeColor="text1"/>
+        </w:rPr>
+        <w:t xml:space="preserve"> </w:t>
+      </w:r>
+      <w:proofErr w:type="spellStart"/>
+      <w:r>
+        <w:rPr>
+          <w:color w:val="000000" w:themeColor="text1"/>
+        </w:rPr>
+        <w:t>of</w:t>
+      </w:r>
+      <w:proofErr w:type="spellEnd"/>
+      <w:r>
+        <w:rPr>
+          <w:color w:val="000000" w:themeColor="text1"/>
+        </w:rPr>
+        <w:t xml:space="preserve"> </w:t>
+      </w:r>
+      <w:proofErr w:type="spellStart"/>
+      <w:r>
+        <w:rPr>
+          <w:color w:val="000000" w:themeColor="text1"/>
+        </w:rPr>
+        <w:t>collaborative</w:t>
+      </w:r>
+      <w:proofErr w:type="spellEnd"/>
+      <w:r>
+        <w:rPr>
+          <w:color w:val="000000" w:themeColor="text1"/>
+        </w:rPr>
+        <w:t xml:space="preserve"> </w:t>
+      </w:r>
+      <w:proofErr w:type="spellStart"/>
+      <w:r>
+        <w:rPr>
+          <w:color w:val="000000" w:themeColor="text1"/>
+        </w:rPr>
+        <w:t>practices</w:t>
+      </w:r>
+      <w:proofErr w:type="spellEnd"/>
+      <w:r>
+        <w:rPr>
+          <w:color w:val="000000" w:themeColor="text1"/>
+        </w:rPr>
+        <w:t xml:space="preserve"> in </w:t>
+      </w:r>
+      <w:proofErr w:type="spellStart"/>
+      <w:r>
+        <w:rPr>
+          <w:color w:val="000000" w:themeColor="text1"/>
+        </w:rPr>
+        <w:t>the</w:t>
+      </w:r>
+      <w:proofErr w:type="spellEnd"/>
+      <w:r>
+        <w:rPr>
+          <w:color w:val="000000" w:themeColor="text1"/>
+        </w:rPr>
+        <w:t xml:space="preserve"> </w:t>
+      </w:r>
+      <w:proofErr w:type="spellStart"/>
+      <w:r>
+        <w:rPr>
+          <w:color w:val="000000" w:themeColor="text1"/>
+        </w:rPr>
+        <w:t>work</w:t>
+      </w:r>
+      <w:proofErr w:type="spellEnd"/>
+      <w:r>
+        <w:rPr>
+          <w:color w:val="000000" w:themeColor="text1"/>
+        </w:rPr>
+        <w:t xml:space="preserve"> </w:t>
+      </w:r>
+      <w:proofErr w:type="spellStart"/>
+      <w:r>
+        <w:rPr>
+          <w:color w:val="000000" w:themeColor="text1"/>
+        </w:rPr>
+        <w:t>environment</w:t>
+      </w:r>
+      <w:proofErr w:type="spellEnd"/>
+      <w:r>
+        <w:rPr>
+          <w:color w:val="000000" w:themeColor="text1"/>
+        </w:rPr>
+        <w:t xml:space="preserve">. </w:t>
+      </w:r>
+      <w:proofErr w:type="spellStart"/>
+      <w:r>
+        <w:rPr>
+          <w:color w:val="000000" w:themeColor="text1"/>
+        </w:rPr>
+        <w:t>Thus</w:t>
+      </w:r>
+      <w:proofErr w:type="spellEnd"/>
+      <w:r>
+        <w:rPr>
+          <w:color w:val="000000" w:themeColor="text1"/>
+        </w:rPr>
+        <w:t xml:space="preserve">, </w:t>
+      </w:r>
+      <w:proofErr w:type="spellStart"/>
+      <w:r>
+        <w:rPr>
+          <w:color w:val="000000" w:themeColor="text1"/>
+        </w:rPr>
+        <w:t>the</w:t>
+      </w:r>
+      <w:proofErr w:type="spellEnd"/>
+      <w:r>
+        <w:rPr>
+          <w:color w:val="000000" w:themeColor="text1"/>
+        </w:rPr>
+        <w:t xml:space="preserve"> </w:t>
+      </w:r>
+      <w:proofErr w:type="spellStart"/>
+      <w:r>
+        <w:rPr>
+          <w:color w:val="000000" w:themeColor="text1"/>
+        </w:rPr>
+        <w:t>experience</w:t>
+      </w:r>
+      <w:proofErr w:type="spellEnd"/>
+      <w:r>
+        <w:rPr>
+          <w:color w:val="000000" w:themeColor="text1"/>
+        </w:rPr>
+        <w:t xml:space="preserve"> </w:t>
+      </w:r>
+      <w:proofErr w:type="spellStart"/>
+      <w:r>
+        <w:rPr>
+          <w:color w:val="000000" w:themeColor="text1"/>
+        </w:rPr>
+        <w:t>contributes</w:t>
+      </w:r>
+      <w:proofErr w:type="spellEnd"/>
+      <w:r>
+        <w:rPr>
+          <w:color w:val="000000" w:themeColor="text1"/>
+        </w:rPr>
+        <w:t xml:space="preserve"> </w:t>
+      </w:r>
+      <w:proofErr w:type="spellStart"/>
+      <w:r>
+        <w:rPr>
+          <w:color w:val="000000" w:themeColor="text1"/>
+        </w:rPr>
+        <w:t>significantly</w:t>
+      </w:r>
+      <w:proofErr w:type="spellEnd"/>
+      <w:r>
+        <w:rPr>
+          <w:color w:val="000000" w:themeColor="text1"/>
+        </w:rPr>
+        <w:t xml:space="preserve"> </w:t>
+      </w:r>
+      <w:proofErr w:type="spellStart"/>
+      <w:r>
+        <w:rPr>
+          <w:color w:val="000000" w:themeColor="text1"/>
+        </w:rPr>
+        <w:t>both</w:t>
+      </w:r>
+      <w:proofErr w:type="spellEnd"/>
+      <w:r>
+        <w:rPr>
+          <w:color w:val="000000" w:themeColor="text1"/>
+        </w:rPr>
+        <w:t xml:space="preserve"> </w:t>
+      </w:r>
+      <w:proofErr w:type="spellStart"/>
+      <w:r>
+        <w:rPr>
+          <w:color w:val="000000" w:themeColor="text1"/>
+        </w:rPr>
+        <w:t>to</w:t>
+      </w:r>
+      <w:proofErr w:type="spellEnd"/>
+      <w:r>
+        <w:rPr>
+          <w:color w:val="000000" w:themeColor="text1"/>
+        </w:rPr>
+        <w:t xml:space="preserve"> </w:t>
+      </w:r>
+      <w:proofErr w:type="spellStart"/>
+      <w:r>
+        <w:rPr>
+          <w:color w:val="000000" w:themeColor="text1"/>
+        </w:rPr>
+        <w:t>improving</w:t>
+      </w:r>
+      <w:proofErr w:type="spellEnd"/>
+      <w:r>
+        <w:rPr>
+          <w:color w:val="000000" w:themeColor="text1"/>
+        </w:rPr>
+        <w:t xml:space="preserve"> </w:t>
+      </w:r>
+      <w:proofErr w:type="spellStart"/>
+      <w:r>
+        <w:rPr>
+          <w:color w:val="000000" w:themeColor="text1"/>
+        </w:rPr>
+        <w:t>the</w:t>
+      </w:r>
+      <w:proofErr w:type="spellEnd"/>
+      <w:r>
+        <w:rPr>
+          <w:color w:val="000000" w:themeColor="text1"/>
+        </w:rPr>
+        <w:t xml:space="preserve"> </w:t>
+      </w:r>
+      <w:proofErr w:type="spellStart"/>
+      <w:r>
+        <w:rPr>
+          <w:color w:val="000000" w:themeColor="text1"/>
+        </w:rPr>
+        <w:t>business's</w:t>
+      </w:r>
+      <w:proofErr w:type="spellEnd"/>
+      <w:r>
+        <w:rPr>
+          <w:color w:val="000000" w:themeColor="text1"/>
+        </w:rPr>
+        <w:t xml:space="preserve"> </w:t>
+      </w:r>
+      <w:proofErr w:type="spellStart"/>
+      <w:r>
+        <w:rPr>
+          <w:color w:val="000000" w:themeColor="text1"/>
+        </w:rPr>
+        <w:t>efficiency</w:t>
+      </w:r>
+      <w:proofErr w:type="spellEnd"/>
+      <w:r>
+        <w:rPr>
+          <w:color w:val="000000" w:themeColor="text1"/>
+        </w:rPr>
+        <w:t xml:space="preserve"> </w:t>
+      </w:r>
+      <w:proofErr w:type="spellStart"/>
+      <w:r>
+        <w:rPr>
+          <w:color w:val="000000" w:themeColor="text1"/>
+        </w:rPr>
+        <w:t>and</w:t>
+      </w:r>
+      <w:proofErr w:type="spellEnd"/>
+      <w:r>
+        <w:rPr>
+          <w:color w:val="000000" w:themeColor="text1"/>
+        </w:rPr>
+        <w:t xml:space="preserve"> </w:t>
+      </w:r>
+      <w:proofErr w:type="spellStart"/>
+      <w:r>
+        <w:rPr>
+          <w:color w:val="000000" w:themeColor="text1"/>
+        </w:rPr>
+        <w:t>to</w:t>
+      </w:r>
+      <w:proofErr w:type="spellEnd"/>
+      <w:r>
+        <w:rPr>
+          <w:color w:val="000000" w:themeColor="text1"/>
+        </w:rPr>
+        <w:t xml:space="preserve"> </w:t>
+      </w:r>
+      <w:proofErr w:type="spellStart"/>
+      <w:r>
+        <w:rPr>
+          <w:color w:val="000000" w:themeColor="text1"/>
+        </w:rPr>
+        <w:t>the</w:t>
+      </w:r>
+      <w:proofErr w:type="spellEnd"/>
+      <w:r>
+        <w:rPr>
+          <w:color w:val="000000" w:themeColor="text1"/>
+        </w:rPr>
+        <w:t xml:space="preserve"> professional </w:t>
+      </w:r>
+      <w:proofErr w:type="spellStart"/>
+      <w:r>
+        <w:rPr>
+          <w:color w:val="000000" w:themeColor="text1"/>
+        </w:rPr>
+        <w:t>and</w:t>
+      </w:r>
+      <w:proofErr w:type="spellEnd"/>
+      <w:r>
+        <w:rPr>
+          <w:color w:val="000000" w:themeColor="text1"/>
+        </w:rPr>
+        <w:t xml:space="preserve"> personal </w:t>
+      </w:r>
+      <w:proofErr w:type="spellStart"/>
+      <w:r>
+        <w:rPr>
+          <w:color w:val="000000" w:themeColor="text1"/>
+        </w:rPr>
+        <w:t>growth</w:t>
+      </w:r>
+      <w:proofErr w:type="spellEnd"/>
+      <w:r>
+        <w:rPr>
+          <w:color w:val="000000" w:themeColor="text1"/>
+        </w:rPr>
+        <w:t xml:space="preserve"> </w:t>
+      </w:r>
+      <w:proofErr w:type="spellStart"/>
+      <w:r>
+        <w:rPr>
+          <w:color w:val="000000" w:themeColor="text1"/>
+        </w:rPr>
+        <w:t>of</w:t>
+      </w:r>
+      <w:proofErr w:type="spellEnd"/>
+      <w:r>
+        <w:rPr>
+          <w:color w:val="000000" w:themeColor="text1"/>
+        </w:rPr>
+        <w:t xml:space="preserve"> </w:t>
+      </w:r>
+      <w:proofErr w:type="spellStart"/>
+      <w:r>
+        <w:rPr>
+          <w:color w:val="000000" w:themeColor="text1"/>
+        </w:rPr>
+        <w:t>those</w:t>
+      </w:r>
+      <w:proofErr w:type="spellEnd"/>
+      <w:r>
+        <w:rPr>
+          <w:color w:val="000000" w:themeColor="text1"/>
+        </w:rPr>
+        <w:t xml:space="preserve"> </w:t>
+      </w:r>
+      <w:proofErr w:type="spellStart"/>
+      <w:r>
+        <w:rPr>
+          <w:color w:val="000000" w:themeColor="text1"/>
+        </w:rPr>
+        <w:t>involved</w:t>
+      </w:r>
+      <w:proofErr w:type="spellEnd"/>
+      <w:r>
+        <w:rPr>
+          <w:color w:val="000000" w:themeColor="text1"/>
+        </w:rPr>
+        <w:t xml:space="preserve"> in </w:t>
+      </w:r>
+      <w:proofErr w:type="spellStart"/>
+      <w:r>
+        <w:rPr>
+          <w:color w:val="000000" w:themeColor="text1"/>
+        </w:rPr>
+        <w:t>the</w:t>
+      </w:r>
+      <w:proofErr w:type="spellEnd"/>
+      <w:r>
+        <w:rPr>
+          <w:color w:val="000000" w:themeColor="text1"/>
+        </w:rPr>
+        <w:t xml:space="preserve"> software </w:t>
+      </w:r>
+      <w:proofErr w:type="spellStart"/>
+      <w:r>
+        <w:rPr>
+          <w:color w:val="000000" w:themeColor="text1"/>
+        </w:rPr>
+        <w:t>development</w:t>
+      </w:r>
+      <w:proofErr w:type="spellEnd"/>
+      <w:r>
+        <w:rPr>
+          <w:color w:val="000000" w:themeColor="text1"/>
+        </w:rPr>
+        <w:t>.</w:t>
       </w:r>
     </w:p>
     <w:p>
@@ -2473,7 +4489,25 @@
                 <w:bCs/>
                 <w:szCs w:val="23"/>
               </w:rPr>
-              <w:t>Elementos pré-textuais</w:t>
+              <w:t xml:space="preserve">Elementos </w:t>
+            </w:r>
+            <w:proofErr w:type="spellStart"/>
+            <w:r>
+              <w:rPr>
+                <w:rFonts w:ascii="Arial" w:hAnsi="Arial" w:cs="Arial"/>
+                <w:bCs/>
+                <w:szCs w:val="23"/>
+              </w:rPr>
+              <w:t>pré</w:t>
+            </w:r>
+            <w:proofErr w:type="spellEnd"/>
+            <w:r>
+              <w:rPr>
+                <w:rFonts w:ascii="Arial" w:hAnsi="Arial" w:cs="Arial"/>
+                <w:bCs/>
+                <w:szCs w:val="23"/>
+              </w:rPr>
+              <w:t>-textuais</w:t>
             </w:r>
           </w:p>
         </w:tc>
@@ -3377,6 +5411,7 @@
               <w:ind w:firstLine="0"/>
               <w:jc w:val="left"/>
             </w:pPr>
+            <w:proofErr w:type="spellStart"/>
             <w:r>
               <w:rPr>
                 <w:rStyle w:val="nfase"/>
@@ -3384,8 +5419,29 @@
                 <w:sz w:val="23"/>
                 <w:szCs w:val="23"/>
               </w:rPr>
-              <w:t>Read-Only Memory</w:t>
-            </w:r>
+              <w:t>Read</w:t>
+            </w:r>
+            <w:proofErr w:type="spellEnd"/>
+            <w:r>
+              <w:rPr>
+                <w:rStyle w:val="nfase"/>
+                <w:i w:val="0"/>
+                <w:sz w:val="23"/>
+                <w:szCs w:val="23"/>
+              </w:rPr>
+              <w:t xml:space="preserve">-Only </w:t>
+            </w:r>
+            <w:proofErr w:type="spellStart"/>
+            <w:r>
+              <w:rPr>
+                <w:rStyle w:val="nfase"/>
+                <w:i w:val="0"/>
+                <w:sz w:val="23"/>
+                <w:szCs w:val="23"/>
+              </w:rPr>
+              <w:t>Memory</w:t>
+            </w:r>
+            <w:proofErr w:type="spellEnd"/>
           </w:p>
         </w:tc>
       </w:tr>
@@ -3424,8 +5480,18 @@
                 <w:i w:val="0"/>
                 <w:szCs w:val="23"/>
               </w:rPr>
-              <w:t>Random-Access Memory</w:t>
-            </w:r>
+              <w:t xml:space="preserve">Random-Access </w:t>
+            </w:r>
+            <w:proofErr w:type="spellStart"/>
+            <w:r>
+              <w:rPr>
+                <w:rStyle w:val="nfase"/>
+                <w:i w:val="0"/>
+                <w:szCs w:val="23"/>
+              </w:rPr>
+              <w:t>Memory</w:t>
+            </w:r>
+            <w:proofErr w:type="spellEnd"/>
           </w:p>
         </w:tc>
       </w:tr>
@@ -3455,9 +5521,27 @@
               <w:ind w:firstLine="0"/>
               <w:jc w:val="left"/>
             </w:pPr>
-            <w:r>
-              <w:t>Cascading Style Sheets</w:t>
-            </w:r>
+            <w:proofErr w:type="spellStart"/>
+            <w:r>
+              <w:t>Cascading</w:t>
+            </w:r>
+            <w:proofErr w:type="spellEnd"/>
+            <w:r>
+              <w:t xml:space="preserve"> </w:t>
+            </w:r>
+            <w:proofErr w:type="spellStart"/>
+            <w:r>
+              <w:t>Style</w:t>
+            </w:r>
+            <w:proofErr w:type="spellEnd"/>
+            <w:r>
+              <w:t xml:space="preserve"> </w:t>
+            </w:r>
+            <w:proofErr w:type="spellStart"/>
+            <w:r>
+              <w:t>Sheets</w:t>
+            </w:r>
+            <w:proofErr w:type="spellEnd"/>
           </w:p>
         </w:tc>
       </w:tr>
@@ -3487,9 +5571,19 @@
               <w:ind w:firstLine="0"/>
               <w:jc w:val="left"/>
             </w:pPr>
-            <w:r>
-              <w:t>HyperText Markup Language</w:t>
-            </w:r>
+            <w:proofErr w:type="spellStart"/>
+            <w:r>
+              <w:t>HyperText</w:t>
+            </w:r>
+            <w:proofErr w:type="spellEnd"/>
+            <w:r>
+              <w:t xml:space="preserve"> Markup </w:t>
+            </w:r>
+            <w:proofErr w:type="spellStart"/>
+            <w:r>
+              <w:t>Language</w:t>
+            </w:r>
+            <w:proofErr w:type="spellEnd"/>
           </w:p>
         </w:tc>
       </w:tr>
@@ -3518,8 +5612,16 @@
         <w:rPr>
           <w:bCs/>
         </w:rPr>
-        <w:t>Hypertext Preprocessor</w:t>
-      </w:r>
+        <w:t xml:space="preserve">Hypertext </w:t>
+      </w:r>
+      <w:proofErr w:type="spellStart"/>
+      <w:r>
+        <w:rPr>
+          <w:bCs/>
+        </w:rPr>
+        <w:t>Preprocessor</w:t>
+      </w:r>
+      <w:proofErr w:type="spellEnd"/>
     </w:p>
     <w:p>
       <w:pPr>
@@ -3533,8 +5635,16 @@
         <w:rPr>
           <w:bCs/>
         </w:rPr>
-        <w:t xml:space="preserve">  JS              JavaScript</w:t>
-      </w:r>
+        <w:t xml:space="preserve">  JS              </w:t>
+      </w:r>
+      <w:proofErr w:type="spellStart"/>
+      <w:r>
+        <w:rPr>
+          <w:bCs/>
+        </w:rPr>
+        <w:t>JavaScript</w:t>
+      </w:r>
+      <w:proofErr w:type="spellEnd"/>
     </w:p>
     <w:p>
       <w:pPr>
@@ -3548,8 +5658,30 @@
         <w:rPr>
           <w:bCs/>
         </w:rPr>
-        <w:t xml:space="preserve">  VScode      Visual Studio Code</w:t>
-      </w:r>
+        <w:t xml:space="preserve">  </w:t>
+      </w:r>
+      <w:proofErr w:type="spellStart"/>
+      <w:r>
+        <w:rPr>
+          <w:bCs/>
+        </w:rPr>
+        <w:t>VScode</w:t>
+      </w:r>
+      <w:proofErr w:type="spellEnd"/>
+      <w:r>
+        <w:rPr>
+          <w:bCs/>
+        </w:rPr>
+        <w:t xml:space="preserve">      Visual Studio </w:t>
+      </w:r>
+      <w:proofErr w:type="spellStart"/>
+      <w:r>
+        <w:rPr>
+          <w:bCs/>
+        </w:rPr>
+        <w:t>Code</w:t>
+      </w:r>
+      <w:proofErr w:type="spellEnd"/>
       <w:r>
         <w:rPr>
           <w:bCs/>
@@ -3790,8 +5922,13 @@
               <w:ind w:firstLine="0"/>
               <w:jc w:val="left"/>
             </w:pPr>
-            <w:r>
-              <w:t>div.</w:t>
+            <w:proofErr w:type="spellStart"/>
+            <w:r>
+              <w:t>div</w:t>
+            </w:r>
+            <w:proofErr w:type="spellEnd"/>
+            <w:r>
+              <w:t>.</w:t>
             </w:r>
           </w:p>
         </w:tc>
@@ -5836,39 +7973,23 @@
           <w:rFonts w:ascii="Arial" w:hAnsi="Arial" w:cs="Arial"/>
           <w:color w:val="000000"/>
         </w:rPr>
-        <w:t>, para fazer todo o front-end do sistema, </w:t>
-      </w:r>
-      <w:r>
-        <w:rPr>
-          <w:rFonts w:ascii="Arial" w:hAnsi="Arial" w:cs="Arial"/>
-          <w:b/>
-          <w:bCs/>
-          <w:color w:val="000000"/>
-        </w:rPr>
-        <w:t>JS</w:t>
-      </w:r>
+        <w:t>, para fazer todo o front-</w:t>
+      </w:r>
+      <w:proofErr w:type="spellStart"/>
       <w:r>
         <w:rPr>
           <w:rFonts w:ascii="Arial" w:hAnsi="Arial" w:cs="Arial"/>
           <w:color w:val="000000"/>
         </w:rPr>
-        <w:t xml:space="preserve"> e </w:t>
-      </w:r>
-      <w:r>
-        <w:rPr>
-          <w:rFonts w:ascii="Arial" w:hAnsi="Arial" w:cs="Arial"/>
-          <w:b/>
-          <w:bCs/>
-          <w:color w:val="000000"/>
-        </w:rPr>
-        <w:t>PHP</w:t>
-      </w:r>
+        <w:t>end</w:t>
+      </w:r>
+      <w:proofErr w:type="spellEnd"/>
       <w:r>
         <w:rPr>
           <w:rFonts w:ascii="Arial" w:hAnsi="Arial" w:cs="Arial"/>
           <w:color w:val="000000"/>
         </w:rPr>
-        <w:t>, para o back-end, com o banco de dados </w:t>
+        <w:t xml:space="preserve"> do sistema, </w:t>
       </w:r>
       <w:r>
         <w:rPr>
@@ -5877,15 +7998,64 @@
           <w:bCs/>
           <w:color w:val="000000"/>
         </w:rPr>
-        <w:t>MySQL</w:t>
+        <w:t>JS</w:t>
       </w:r>
       <w:r>
         <w:rPr>
           <w:rFonts w:ascii="Arial" w:hAnsi="Arial" w:cs="Arial"/>
           <w:color w:val="000000"/>
         </w:rPr>
+        <w:t xml:space="preserve"> e </w:t>
+      </w:r>
+      <w:r>
+        <w:rPr>
+          <w:rFonts w:ascii="Arial" w:hAnsi="Arial" w:cs="Arial"/>
+          <w:b/>
+          <w:bCs/>
+          <w:color w:val="000000"/>
+        </w:rPr>
+        <w:t>PHP</w:t>
+      </w:r>
+      <w:r>
+        <w:rPr>
+          <w:rFonts w:ascii="Arial" w:hAnsi="Arial" w:cs="Arial"/>
+          <w:color w:val="000000"/>
+        </w:rPr>
+        <w:t xml:space="preserve">, para o </w:t>
+      </w:r>
+      <w:proofErr w:type="spellStart"/>
+      <w:r>
+        <w:rPr>
+          <w:rFonts w:ascii="Arial" w:hAnsi="Arial" w:cs="Arial"/>
+          <w:color w:val="000000"/>
+        </w:rPr>
+        <w:t>back-end</w:t>
+      </w:r>
+      <w:proofErr w:type="spellEnd"/>
+      <w:r>
+        <w:rPr>
+          <w:rFonts w:ascii="Arial" w:hAnsi="Arial" w:cs="Arial"/>
+          <w:color w:val="000000"/>
+        </w:rPr>
+        <w:t>, com o banco de dados </w:t>
+      </w:r>
+      <w:r>
+        <w:rPr>
+          <w:rFonts w:ascii="Arial" w:hAnsi="Arial" w:cs="Arial"/>
+          <w:b/>
+          <w:bCs/>
+          <w:color w:val="000000"/>
+        </w:rPr>
+        <w:t>MySQL</w:t>
+      </w:r>
+      <w:r>
+        <w:rPr>
+          <w:rFonts w:ascii="Arial" w:hAnsi="Arial" w:cs="Arial"/>
+          <w:color w:val="000000"/>
+        </w:rPr>
         <w:t> para armazenamento das informações, e o ambiente de desenvolvimento </w:t>
       </w:r>
+      <w:proofErr w:type="spellStart"/>
       <w:r>
         <w:rPr>
           <w:rFonts w:ascii="Arial" w:hAnsi="Arial" w:cs="Arial"/>
@@ -5893,7 +8063,17 @@
           <w:bCs/>
           <w:color w:val="000000"/>
         </w:rPr>
-        <w:t>VSCode.</w:t>
+        <w:t>VSCode</w:t>
+      </w:r>
+      <w:proofErr w:type="spellEnd"/>
+      <w:r>
+        <w:rPr>
+          <w:rFonts w:ascii="Arial" w:hAnsi="Arial" w:cs="Arial"/>
+          <w:b/>
+          <w:bCs/>
+          <w:color w:val="000000"/>
+        </w:rPr>
+        <w:t>.</w:t>
       </w:r>
       <w:r>
         <w:rPr>
@@ -6030,6 +8210,7 @@
         </w:rPr>
         <w:t> será utilizado para garantir o armazenamento seguro e estruturado das informações, enquanto o </w:t>
       </w:r>
+      <w:proofErr w:type="spellStart"/>
       <w:r>
         <w:rPr>
           <w:rFonts w:ascii="Arial" w:hAnsi="Arial" w:cs="Arial"/>
@@ -6039,6 +8220,7 @@
         </w:rPr>
         <w:t>VSCode</w:t>
       </w:r>
+      <w:proofErr w:type="spellEnd"/>
       <w:r>
         <w:rPr>
           <w:rFonts w:ascii="Arial" w:hAnsi="Arial" w:cs="Arial"/>
@@ -6672,7 +8854,39 @@
           <w:rStyle w:val="Forte"/>
           <w:caps w:val="0"/>
         </w:rPr>
-        <w:t>(fashion tech solutions)</w:t>
+        <w:t>(</w:t>
+      </w:r>
+      <w:proofErr w:type="spellStart"/>
+      <w:r>
+        <w:rPr>
+          <w:rStyle w:val="Forte"/>
+          <w:caps w:val="0"/>
+        </w:rPr>
+        <w:t>fashion</w:t>
+      </w:r>
+      <w:proofErr w:type="spellEnd"/>
+      <w:r>
+        <w:rPr>
+          <w:rStyle w:val="Forte"/>
+          <w:caps w:val="0"/>
+        </w:rPr>
+        <w:t xml:space="preserve"> tech </w:t>
+      </w:r>
+      <w:proofErr w:type="spellStart"/>
+      <w:r>
+        <w:rPr>
+          <w:rStyle w:val="Forte"/>
+          <w:caps w:val="0"/>
+        </w:rPr>
+        <w:t>solutions</w:t>
+      </w:r>
+      <w:proofErr w:type="spellEnd"/>
+      <w:r>
+        <w:rPr>
+          <w:rStyle w:val="Forte"/>
+          <w:caps w:val="0"/>
+        </w:rPr>
+        <w:t>)</w:t>
       </w:r>
       <w:r>
         <w:rPr>
@@ -6713,7 +8927,23 @@
           <w:rStyle w:val="Forte"/>
           <w:caps w:val="0"/>
         </w:rPr>
-        <w:t xml:space="preserve"> pdv integrado a impressoras fiscais, leitores de código de barras e terminais de pagamento; tela de vendas intuitiva com descontos; gerenciamento de estoque com alertas e reposição automática; cadastro completo de clientes com histórico de compras; programa de fidelidade com pontos e cupons.</w:t>
+        <w:t xml:space="preserve"> </w:t>
+      </w:r>
+      <w:proofErr w:type="spellStart"/>
+      <w:r>
+        <w:rPr>
+          <w:rStyle w:val="Forte"/>
+          <w:caps w:val="0"/>
+        </w:rPr>
+        <w:t>pdv</w:t>
+      </w:r>
+      <w:proofErr w:type="spellEnd"/>
+      <w:r>
+        <w:rPr>
+          <w:rStyle w:val="Forte"/>
+          <w:caps w:val="0"/>
+        </w:rPr>
+        <w:t xml:space="preserve"> integrado a impressoras fiscais, leitores de código de barras e terminais de pagamento; tela de vendas intuitiva com descontos; gerenciamento de estoque com alertas e reposição automática; cadastro completo de clientes com histórico de compras; programa de fidelidade com pontos e cupons.</w:t>
       </w:r>
     </w:p>
     <w:p>
@@ -6963,7 +9193,39 @@
           <w:b w:val="0"/>
           <w:caps w:val="0"/>
         </w:rPr>
-        <w:t xml:space="preserve"> pão &amp; gestão (foodtech solutions)</w:t>
+        <w:t xml:space="preserve"> pão &amp; gestão (</w:t>
+      </w:r>
+      <w:proofErr w:type="spellStart"/>
+      <w:r>
+        <w:rPr>
+          <w:b w:val="0"/>
+          <w:caps w:val="0"/>
+        </w:rPr>
+        <w:t>foodtech</w:t>
+      </w:r>
+      <w:proofErr w:type="spellEnd"/>
+      <w:r>
+        <w:rPr>
+          <w:b w:val="0"/>
+          <w:caps w:val="0"/>
+        </w:rPr>
+        <w:t xml:space="preserve"> </w:t>
+      </w:r>
+      <w:proofErr w:type="spellStart"/>
+      <w:r>
+        <w:rPr>
+          <w:b w:val="0"/>
+          <w:caps w:val="0"/>
+        </w:rPr>
+        <w:t>solutions</w:t>
+      </w:r>
+      <w:proofErr w:type="spellEnd"/>
+      <w:r>
+        <w:rPr>
+          <w:b w:val="0"/>
+          <w:caps w:val="0"/>
+        </w:rPr>
+        <w:t>)</w:t>
       </w:r>
     </w:p>
     <w:p>
@@ -7046,7 +9308,23 @@
           <w:b w:val="0"/>
           <w:caps w:val="0"/>
         </w:rPr>
-        <w:t xml:space="preserve"> ponto de venda (pdv) integrado com impressoras fiscais e leitores de código de barras; controle de produção com planejamento diário e acompanhamento de receitas; gerenciamento de estoque com alertas de insumos e </w:t>
+        <w:t xml:space="preserve"> ponto de venda (</w:t>
+      </w:r>
+      <w:proofErr w:type="spellStart"/>
+      <w:r>
+        <w:rPr>
+          <w:b w:val="0"/>
+          <w:caps w:val="0"/>
+        </w:rPr>
+        <w:t>pdv</w:t>
+      </w:r>
+      <w:proofErr w:type="spellEnd"/>
+      <w:r>
+        <w:rPr>
+          <w:b w:val="0"/>
+          <w:caps w:val="0"/>
+        </w:rPr>
+        <w:t xml:space="preserve">) integrado com impressoras fiscais e leitores de código de barras; controle de produção com planejamento diário e acompanhamento de receitas; gerenciamento de estoque com alertas de insumos e </w:t>
       </w:r>
       <w:r>
         <w:rPr>
@@ -7312,13 +9590,29 @@
         <w:t>apenas, pois</w:t>
       </w:r>
       <w:r>
-        <w:t xml:space="preserve"> não tínhamos tido uma base boa de python para iniciar o projeto no t</w:t>
+        <w:t xml:space="preserve"> não tínhamos tido uma base boa de </w:t>
+      </w:r>
+      <w:proofErr w:type="spellStart"/>
+      <w:r>
+        <w:t>python</w:t>
+      </w:r>
+      <w:proofErr w:type="spellEnd"/>
+      <w:r>
+        <w:t xml:space="preserve"> para iniciar o projeto no </w:t>
+      </w:r>
+      <w:proofErr w:type="spellStart"/>
+      <w:r>
+        <w:t>t</w:t>
       </w:r>
       <w:r>
         <w:t>k</w:t>
       </w:r>
       <w:r>
-        <w:t xml:space="preserve">inter. O começo foi uma etapa desafiadora, tivemos que criar além das páginas e posteriormente estilizações e validações, </w:t>
+        <w:t>inter</w:t>
+      </w:r>
+      <w:proofErr w:type="spellEnd"/>
+      <w:r>
+        <w:t xml:space="preserve">. O começo foi uma etapa desafiadora, tivemos que criar além das páginas e posteriormente estilizações e validações, </w:t>
       </w:r>
       <w:r>
         <w:t xml:space="preserve">mas </w:t>
@@ -7342,7 +9636,15 @@
         <w:ind w:firstLine="851"/>
       </w:pPr>
       <w:r>
-        <w:t>Este banco foi feito com participação de todos os membros do grupo, foi uma tarefa realmente difícil, pois havia uma lógica a ser seguida, e tabelas deviam ser relacionadas umas as outras através de chaves estrangeiras, enfim...Ao longo do semestre fizemos diversas alterações de dados, tabelas, mas no fim conseguimos apresentá-lo devidamente.</w:t>
+        <w:t xml:space="preserve">Este banco foi feito com participação de todos os membros do grupo, foi uma tarefa realmente difícil, pois havia uma lógica a ser seguida, e tabelas deviam ser relacionadas umas </w:t>
+      </w:r>
+      <w:proofErr w:type="spellStart"/>
+      <w:r>
+        <w:t>as</w:t>
+      </w:r>
+      <w:proofErr w:type="spellEnd"/>
+      <w:r>
+        <w:t xml:space="preserve"> outras através de chaves estrangeiras, enfim...Ao longo do semestre fizemos diversas alterações de dados, tabelas, mas no fim conseguimos apresentá-lo devidamente.</w:t>
       </w:r>
     </w:p>
     <w:p>
@@ -7399,7 +9701,15 @@
         <w:t>traz</w:t>
       </w:r>
       <w:r>
-        <w:t xml:space="preserve"> menos frustação ao tentar codar. Outra matéria junto a essa, também foi </w:t>
+        <w:t xml:space="preserve"> menos frustação ao tentar </w:t>
+      </w:r>
+      <w:proofErr w:type="spellStart"/>
+      <w:r>
+        <w:t>codar</w:t>
+      </w:r>
+      <w:proofErr w:type="spellEnd"/>
+      <w:r>
+        <w:t xml:space="preserve">. Outra matéria junto a essa, também foi </w:t>
       </w:r>
       <w:r>
         <w:t>nos apresentados</w:t>
@@ -7571,7 +9881,15 @@
             </w:r>
             <w:r>
               <w:br/>
-              <w:t>- Ajustes no layout para deixar as páginas mais organizadas e preparadas para receber a lógica do back-end.</w:t>
+              <w:t xml:space="preserve">- Ajustes no layout para deixar as páginas mais organizadas e preparadas para receber a lógica do </w:t>
+            </w:r>
+            <w:proofErr w:type="spellStart"/>
+            <w:r>
+              <w:t>back</w:t>
+            </w:r>
+            <w:proofErr w:type="spellEnd"/>
+            <w:r>
+              <w:t>-end.</w:t>
             </w:r>
             <w:r>
               <w:br/>
@@ -7618,11 +9936,21 @@
                 <w:b/>
                 <w:bCs/>
               </w:rPr>
-              <w:t>front-end</w:t>
-            </w:r>
+              <w:t>front-</w:t>
+            </w:r>
+            <w:proofErr w:type="spellStart"/>
+            <w:r>
+              <w:rPr>
+                <w:b/>
+                <w:bCs/>
+              </w:rPr>
+              <w:t>end</w:t>
+            </w:r>
+            <w:proofErr w:type="spellEnd"/>
             <w:r>
               <w:t xml:space="preserve">: estilização com CSS e validações iniciais em </w:t>
             </w:r>
+            <w:proofErr w:type="spellStart"/>
             <w:r>
               <w:rPr>
                 <w:b/>
@@ -7630,6 +9958,7 @@
               </w:rPr>
               <w:t>JavaScript</w:t>
             </w:r>
+            <w:proofErr w:type="spellEnd"/>
             <w:r>
               <w:t xml:space="preserve"> (ex.: campos obrigatórios no formulário).</w:t>
             </w:r>
@@ -7656,10 +9985,27 @@
                 <w:b/>
                 <w:bCs/>
               </w:rPr>
-              <w:t>banco de dados no phpMyAdmin</w:t>
-            </w:r>
-            <w:r>
-              <w:t xml:space="preserve"> (tabela usuarios) e primeiro teste de inserção manual pelo painel gráfico.</w:t>
+              <w:t xml:space="preserve">banco de dados no </w:t>
+            </w:r>
+            <w:proofErr w:type="spellStart"/>
+            <w:r>
+              <w:rPr>
+                <w:b/>
+                <w:bCs/>
+              </w:rPr>
+              <w:t>phpMyAdmin</w:t>
+            </w:r>
+            <w:proofErr w:type="spellEnd"/>
+            <w:r>
+              <w:t xml:space="preserve"> (tabela </w:t>
+            </w:r>
+            <w:proofErr w:type="spellStart"/>
+            <w:r>
+              <w:t>usuarios</w:t>
+            </w:r>
+            <w:proofErr w:type="spellEnd"/>
+            <w:r>
+              <w:t>) e primeiro teste de inserção manual pelo painel gráfico.</w:t>
             </w:r>
           </w:p>
         </w:tc>
@@ -7715,7 +10061,15 @@
             </w:r>
             <w:r>
               <w:br/>
-              <w:t>- Integração com o banco MySQL via phpMyAdmin.</w:t>
+              <w:t xml:space="preserve">- Integração com o banco MySQL via </w:t>
+            </w:r>
+            <w:proofErr w:type="spellStart"/>
+            <w:r>
+              <w:t>phpMyAdmin</w:t>
+            </w:r>
+            <w:proofErr w:type="spellEnd"/>
+            <w:r>
+              <w:t>.</w:t>
             </w:r>
             <w:r>
               <w:br/>
@@ -7838,7 +10192,15 @@
             </w:r>
             <w:r>
               <w:br/>
-              <w:t>- Testes no phpMyAdmin para validar se as quantidades dos produtos eram atualizadas corretamente.</w:t>
+              <w:t xml:space="preserve">- Testes no </w:t>
+            </w:r>
+            <w:proofErr w:type="spellStart"/>
+            <w:r>
+              <w:t>phpMyAdmin</w:t>
+            </w:r>
+            <w:proofErr w:type="spellEnd"/>
+            <w:r>
+              <w:t xml:space="preserve"> para validar se as quantidades dos produtos eram atualizadas corretamente.</w:t>
             </w:r>
             <w:r>
               <w:br/>
@@ -7949,7 +10311,15 @@
               <w:ind w:firstLine="0"/>
             </w:pPr>
             <w:r>
-              <w:t>Linguagem usada no back-end para processar requisições, executar lógica de negócio e integrar com o banco de dados.</w:t>
+              <w:t xml:space="preserve">Linguagem usada no </w:t>
+            </w:r>
+            <w:proofErr w:type="spellStart"/>
+            <w:r>
+              <w:t>back-end</w:t>
+            </w:r>
+            <w:proofErr w:type="spellEnd"/>
+            <w:r>
+              <w:t xml:space="preserve"> para processar requisições, executar lógica de negócio e integrar com o banco de dados.</w:t>
             </w:r>
           </w:p>
         </w:tc>
@@ -7996,9 +10366,11 @@
               <w:ind w:firstLine="0"/>
               <w:jc w:val="center"/>
             </w:pPr>
+            <w:proofErr w:type="spellStart"/>
             <w:r>
               <w:t>phpMyAdmin</w:t>
             </w:r>
+            <w:proofErr w:type="spellEnd"/>
           </w:p>
         </w:tc>
         <w:tc>
@@ -8073,7 +10445,15 @@
               <w:ind w:firstLine="0"/>
             </w:pPr>
             <w:r>
-              <w:t>Estruturação e estilização das páginas (front-end).</w:t>
+              <w:t>Estruturação e estilização das páginas (front-</w:t>
+            </w:r>
+            <w:proofErr w:type="spellStart"/>
+            <w:r>
+              <w:t>end</w:t>
+            </w:r>
+            <w:proofErr w:type="spellEnd"/>
+            <w:r>
+              <w:t>).</w:t>
             </w:r>
           </w:p>
         </w:tc>
@@ -8089,8 +10469,13 @@
               <w:ind w:firstLine="0"/>
               <w:jc w:val="center"/>
             </w:pPr>
-            <w:r>
-              <w:t>JavaScript (JS)</w:t>
+            <w:proofErr w:type="spellStart"/>
+            <w:r>
+              <w:t>JavaScript</w:t>
+            </w:r>
+            <w:proofErr w:type="spellEnd"/>
+            <w:r>
+              <w:t xml:space="preserve"> (JS)</w:t>
             </w:r>
           </w:p>
         </w:tc>
@@ -8120,9 +10505,11 @@
               <w:ind w:firstLine="0"/>
               <w:jc w:val="center"/>
             </w:pPr>
+            <w:proofErr w:type="spellStart"/>
             <w:r>
               <w:t>VSCode</w:t>
             </w:r>
+            <w:proofErr w:type="spellEnd"/>
           </w:p>
         </w:tc>
         <w:tc>
@@ -8151,8 +10538,13 @@
               <w:ind w:firstLine="0"/>
               <w:jc w:val="center"/>
             </w:pPr>
-            <w:r>
-              <w:t>Git/GitHub</w:t>
+            <w:proofErr w:type="spellStart"/>
+            <w:r>
+              <w:t>Git</w:t>
+            </w:r>
+            <w:proofErr w:type="spellEnd"/>
+            <w:r>
+              <w:t>/GitHub</w:t>
             </w:r>
           </w:p>
         </w:tc>
@@ -8352,6 +10744,7 @@
           <w:numId w:val="4"/>
         </w:numPr>
       </w:pPr>
+      <w:proofErr w:type="spellStart"/>
       <w:r>
         <w:rPr>
           <w:b/>
@@ -8359,6 +10752,7 @@
         </w:rPr>
         <w:t>phpMyAdmin</w:t>
       </w:r>
+      <w:proofErr w:type="spellEnd"/>
       <w:r>
         <w:t xml:space="preserve"> para gerenciamento do banco de dados</w:t>
       </w:r>
@@ -8388,8 +10782,13 @@
         </w:numPr>
       </w:pPr>
       <w:r>
-        <w:t>Editor de código: Visual Studio Code</w:t>
-      </w:r>
+        <w:t xml:space="preserve">Editor de código: Visual Studio </w:t>
+      </w:r>
+      <w:proofErr w:type="spellStart"/>
+      <w:r>
+        <w:t>Code</w:t>
+      </w:r>
+      <w:proofErr w:type="spellEnd"/>
       <w:r>
         <w:t>;</w:t>
       </w:r>
@@ -8401,8 +10800,13 @@
           <w:numId w:val="4"/>
         </w:numPr>
       </w:pPr>
-      <w:r>
-        <w:t>Git (para versionamento do código).</w:t>
+      <w:proofErr w:type="spellStart"/>
+      <w:r>
+        <w:t>Git</w:t>
+      </w:r>
+      <w:proofErr w:type="spellEnd"/>
+      <w:r>
+        <w:t xml:space="preserve"> (para versionamento do código).</w:t>
       </w:r>
     </w:p>
     <w:p/>
@@ -8421,6 +10825,10 @@
     <w:p>
       <w:pPr>
         <w:pStyle w:val="TtuloSeoSecundria"/>
+        <w:numPr>
+          <w:ilvl w:val="1"/>
+          <w:numId w:val="7"/>
+        </w:numPr>
         <w:spacing w:after="0" w:line="480" w:lineRule="auto"/>
         <w:outlineLvl w:val="1"/>
         <w:rPr>
@@ -8433,44 +10841,812 @@
           <w:caps w:val="0"/>
         </w:rPr>
         <w:lastRenderedPageBreak/>
-        <w:t xml:space="preserve">4.4 </w:t>
-      </w:r>
-      <w:r>
+        <w:t>REQUISITOS FUNCIONAIS E NÃO FUNCIONAIS</w:t>
+      </w:r>
+      <w:bookmarkEnd w:id="9"/>
+    </w:p>
+    <w:p>
+      <w:pPr>
+        <w:ind w:left="360" w:firstLine="45"/>
+      </w:pPr>
+      <w:r>
+        <w:t xml:space="preserve">Os </w:t>
+      </w:r>
+      <w:r>
+        <w:rPr>
+          <w:b/>
+          <w:bCs/>
+        </w:rPr>
+        <w:t>requisitos funcionais</w:t>
+      </w:r>
+      <w:r>
+        <w:t xml:space="preserve"> definem o que o sistema deve fazer: cadastrar usuários, produtos e fornecedores, autenticar acessos, atualizar o estoque automaticamente nas vendas e gerar relatórios mensais.</w:t>
+      </w:r>
+    </w:p>
+    <w:p>
+      <w:pPr>
+        <w:ind w:left="360" w:firstLine="45"/>
+      </w:pPr>
+      <w:r>
+        <w:t xml:space="preserve">Já os </w:t>
+      </w:r>
+      <w:r>
+        <w:rPr>
+          <w:b/>
+          <w:bCs/>
+        </w:rPr>
+        <w:t>requisitos não funcionais</w:t>
+      </w:r>
+      <w:r>
+        <w:t xml:space="preserve"> garantem a qualidade do sistema: tempo de resposta rápido, usabilidade, confiabilidade, controle de acesso, auditoria, atualizações e backups automáticos, integração com ERP e formas de pagamento, conformidade legal, suporte a múltiplos usuários e facilidade de manutenção.</w:t>
+      </w:r>
+    </w:p>
+    <w:p>
+      <w:pPr>
+        <w:ind w:left="360" w:firstLine="45"/>
+      </w:pPr>
+      <w:r>
+        <w:t xml:space="preserve">Em resumo: os funcionais cuidam das </w:t>
+      </w:r>
+      <w:r>
+        <w:rPr>
+          <w:b/>
+          <w:bCs/>
+        </w:rPr>
+        <w:t>funções essenciais</w:t>
+      </w:r>
+      <w:r>
+        <w:t xml:space="preserve"> do sistema, enquanto os não funcionais asseguram sua </w:t>
+      </w:r>
+      <w:r>
+        <w:rPr>
+          <w:b/>
+          <w:bCs/>
+        </w:rPr>
+        <w:t>eficiência, segurança e qualidade</w:t>
+      </w:r>
+      <w:r>
+        <w:t>.</w:t>
+      </w:r>
+    </w:p>
+    <w:p>
+      <w:pPr>
+        <w:ind w:left="360" w:firstLine="45"/>
+      </w:pPr>
+    </w:p>
+    <w:p>
+      <w:pPr>
+        <w:pStyle w:val="TtuloSeoSecundria"/>
+        <w:spacing w:after="0" w:line="480" w:lineRule="auto"/>
+        <w:ind w:left="405"/>
+        <w:outlineLvl w:val="1"/>
         <w:rPr>
           <w:caps w:val="0"/>
         </w:rPr>
-        <w:t>REQUISITOS FUNCIONAIS E NÃO FUNCIONAIS</w:t>
-      </w:r>
-      <w:bookmarkEnd w:id="9"/>
+      </w:pPr>
+    </w:p>
+    <w:p>
+      <w:pPr>
+        <w:pStyle w:val="TtuloSeoSecundria"/>
+        <w:numPr>
+          <w:ilvl w:val="2"/>
+          <w:numId w:val="7"/>
+        </w:numPr>
+        <w:spacing w:after="0" w:line="480" w:lineRule="auto"/>
+        <w:outlineLvl w:val="2"/>
+        <w:rPr>
+          <w:b/>
+          <w:bCs/>
+          <w:caps w:val="0"/>
+        </w:rPr>
+      </w:pPr>
+      <w:bookmarkStart w:id="10" w:name="_Toc36198119"/>
+      <w:r>
+        <w:rPr>
+          <w:b/>
+          <w:bCs/>
+          <w:caps w:val="0"/>
+        </w:rPr>
+        <w:t>Requisitos Funcionais</w:t>
+      </w:r>
+      <w:bookmarkEnd w:id="10"/>
+    </w:p>
+    <w:p>
+      <w:pPr>
+        <w:pStyle w:val="PargrafodaLista"/>
+        <w:spacing w:line="240" w:lineRule="auto"/>
+        <w:ind w:left="360" w:firstLine="0"/>
+        <w:jc w:val="left"/>
+        <w:rPr>
+          <w:rFonts w:ascii="Times New Roman" w:hAnsi="Times New Roman"/>
+        </w:rPr>
+      </w:pPr>
+      <w:proofErr w:type="gramStart"/>
+      <w:r>
+        <w:rPr>
+          <w:rFonts w:cs="Arial"/>
+          <w:b/>
+          <w:bCs/>
+          <w:color w:val="00FF00"/>
+          <w:sz w:val="28"/>
+          <w:szCs w:val="28"/>
+          <w:shd w:val="clear" w:color="auto" w:fill="FFFFFF"/>
+        </w:rPr>
+        <w:t>Entrada :</w:t>
+      </w:r>
+      <w:proofErr w:type="gramEnd"/>
+      <w:r>
+        <w:rPr>
+          <w:rFonts w:cs="Arial"/>
+          <w:b/>
+          <w:bCs/>
+          <w:color w:val="00FF00"/>
+          <w:sz w:val="28"/>
+          <w:szCs w:val="28"/>
+          <w:shd w:val="clear" w:color="auto" w:fill="FFFFFF"/>
+        </w:rPr>
+        <w:t>  </w:t>
+      </w:r>
+    </w:p>
+    <w:p>
+      <w:pPr>
+        <w:pStyle w:val="PargrafodaLista"/>
+        <w:spacing w:line="240" w:lineRule="auto"/>
+        <w:ind w:left="360" w:firstLine="0"/>
+        <w:jc w:val="left"/>
+        <w:rPr>
+          <w:rFonts w:ascii="Times New Roman" w:hAnsi="Times New Roman"/>
+        </w:rPr>
+      </w:pPr>
+    </w:p>
+    <w:p>
+      <w:pPr>
+        <w:pStyle w:val="PargrafodaLista"/>
+        <w:spacing w:line="240" w:lineRule="auto"/>
+        <w:ind w:left="360" w:firstLine="0"/>
+        <w:jc w:val="left"/>
+        <w:rPr>
+          <w:rFonts w:ascii="Times New Roman" w:hAnsi="Times New Roman"/>
+        </w:rPr>
+      </w:pPr>
+      <w:r>
+        <w:rPr>
+          <w:rFonts w:cs="Arial"/>
+          <w:b/>
+          <w:bCs/>
+          <w:color w:val="001D35"/>
+          <w:sz w:val="28"/>
+          <w:szCs w:val="28"/>
+        </w:rPr>
+        <w:t xml:space="preserve">R.F. 01 -Cadastro de usuários(funcionários): </w:t>
+      </w:r>
+      <w:r>
+        <w:rPr>
+          <w:rFonts w:cs="Arial"/>
+          <w:color w:val="001D35"/>
+          <w:sz w:val="28"/>
+          <w:szCs w:val="28"/>
+        </w:rPr>
+        <w:t> Quando algum funcionário é contratado, o gerente fica responsável por fazer o cadastro de usuário deste funcionário, para que futuramente ele tenha acesso ao sistema.</w:t>
+      </w:r>
+    </w:p>
+    <w:p>
+      <w:pPr>
+        <w:pStyle w:val="PargrafodaLista"/>
+        <w:spacing w:line="240" w:lineRule="auto"/>
+        <w:ind w:left="360" w:firstLine="0"/>
+        <w:jc w:val="left"/>
+        <w:rPr>
+          <w:rFonts w:ascii="Times New Roman" w:hAnsi="Times New Roman"/>
+        </w:rPr>
+      </w:pPr>
+      <w:r>
+        <w:rPr>
+          <w:rFonts w:cs="Arial"/>
+          <w:b/>
+          <w:bCs/>
+          <w:color w:val="001D35"/>
+          <w:sz w:val="28"/>
+          <w:szCs w:val="28"/>
+        </w:rPr>
+        <w:t xml:space="preserve">Dados Necessários: </w:t>
+      </w:r>
+      <w:r>
+        <w:rPr>
+          <w:rFonts w:cs="Arial"/>
+          <w:color w:val="001D35"/>
+          <w:sz w:val="28"/>
+          <w:szCs w:val="28"/>
+        </w:rPr>
+        <w:t xml:space="preserve">Para realizar o cadastro de um cliente é necessário o nome, data de nascimento, endereço, telefone, </w:t>
+      </w:r>
+      <w:proofErr w:type="spellStart"/>
+      <w:r>
+        <w:rPr>
+          <w:rFonts w:cs="Arial"/>
+          <w:color w:val="001D35"/>
+          <w:sz w:val="28"/>
+          <w:szCs w:val="28"/>
+        </w:rPr>
+        <w:t>cpf</w:t>
+      </w:r>
+      <w:proofErr w:type="spellEnd"/>
+      <w:r>
+        <w:rPr>
+          <w:rFonts w:cs="Arial"/>
+          <w:color w:val="001D35"/>
+          <w:sz w:val="28"/>
+          <w:szCs w:val="28"/>
+        </w:rPr>
+        <w:t xml:space="preserve"> e </w:t>
+      </w:r>
+      <w:proofErr w:type="spellStart"/>
+      <w:r>
+        <w:rPr>
+          <w:rFonts w:cs="Arial"/>
+          <w:color w:val="001D35"/>
+          <w:sz w:val="28"/>
+          <w:szCs w:val="28"/>
+        </w:rPr>
+        <w:t>email</w:t>
+      </w:r>
+      <w:proofErr w:type="spellEnd"/>
+      <w:r>
+        <w:rPr>
+          <w:rFonts w:cs="Arial"/>
+          <w:color w:val="001D35"/>
+          <w:sz w:val="28"/>
+          <w:szCs w:val="28"/>
+        </w:rPr>
+        <w:t>(opcional).</w:t>
+      </w:r>
+    </w:p>
+    <w:p>
+      <w:pPr>
+        <w:pStyle w:val="PargrafodaLista"/>
+        <w:spacing w:line="240" w:lineRule="auto"/>
+        <w:ind w:left="360" w:firstLine="0"/>
+        <w:jc w:val="left"/>
+        <w:rPr>
+          <w:rFonts w:ascii="Times New Roman" w:hAnsi="Times New Roman"/>
+        </w:rPr>
+      </w:pPr>
+      <w:r>
+        <w:rPr>
+          <w:rFonts w:cs="Arial"/>
+          <w:color w:val="001D35"/>
+          <w:sz w:val="28"/>
+          <w:szCs w:val="28"/>
+        </w:rPr>
+        <w:t> </w:t>
+      </w:r>
+      <w:r>
+        <w:rPr>
+          <w:rFonts w:cs="Arial"/>
+          <w:color w:val="001D35"/>
+          <w:sz w:val="28"/>
+          <w:szCs w:val="28"/>
+          <w:u w:val="single"/>
+        </w:rPr>
+        <w:t xml:space="preserve">Usuário: </w:t>
+      </w:r>
+      <w:proofErr w:type="spellStart"/>
+      <w:proofErr w:type="gramStart"/>
+      <w:r>
+        <w:rPr>
+          <w:rFonts w:cs="Arial"/>
+          <w:color w:val="001D35"/>
+          <w:sz w:val="28"/>
+          <w:szCs w:val="28"/>
+          <w:u w:val="single"/>
+        </w:rPr>
+        <w:t>gerente,caixa</w:t>
+      </w:r>
+      <w:proofErr w:type="gramEnd"/>
+      <w:r>
+        <w:rPr>
+          <w:rFonts w:cs="Arial"/>
+          <w:color w:val="001D35"/>
+          <w:sz w:val="28"/>
+          <w:szCs w:val="28"/>
+          <w:u w:val="single"/>
+        </w:rPr>
+        <w:t>,vendedor,encarregado</w:t>
+      </w:r>
+      <w:proofErr w:type="spellEnd"/>
+    </w:p>
+    <w:p>
+      <w:pPr>
+        <w:pStyle w:val="PargrafodaLista"/>
+        <w:spacing w:line="240" w:lineRule="auto"/>
+        <w:ind w:left="360" w:firstLine="0"/>
+        <w:jc w:val="left"/>
+        <w:rPr>
+          <w:rFonts w:ascii="Times New Roman" w:hAnsi="Times New Roman"/>
+        </w:rPr>
+      </w:pPr>
+    </w:p>
+    <w:p>
+      <w:pPr>
+        <w:pStyle w:val="PargrafodaLista"/>
+        <w:spacing w:line="240" w:lineRule="auto"/>
+        <w:ind w:left="360" w:firstLine="0"/>
+        <w:jc w:val="left"/>
+        <w:rPr>
+          <w:rFonts w:ascii="Times New Roman" w:hAnsi="Times New Roman"/>
+        </w:rPr>
+      </w:pPr>
+      <w:r>
+        <w:rPr>
+          <w:rFonts w:cs="Arial"/>
+          <w:b/>
+          <w:bCs/>
+          <w:color w:val="000000"/>
+          <w:sz w:val="28"/>
+          <w:szCs w:val="28"/>
+        </w:rPr>
+        <w:t>R.F. 02 - C</w:t>
+      </w:r>
+      <w:r>
+        <w:rPr>
+          <w:rFonts w:cs="Arial"/>
+          <w:b/>
+          <w:bCs/>
+          <w:color w:val="001D35"/>
+          <w:sz w:val="28"/>
+          <w:szCs w:val="28"/>
+        </w:rPr>
+        <w:t xml:space="preserve">adastro de produtos: </w:t>
+      </w:r>
+      <w:r>
+        <w:rPr>
+          <w:rFonts w:cs="Arial"/>
+          <w:color w:val="001D35"/>
+          <w:sz w:val="28"/>
+          <w:szCs w:val="28"/>
+        </w:rPr>
+        <w:t>Tem como foco cadastrar os produtos no estoque, inserindo como dado, nome, número no estoque, preço de venda, e o código do produto.</w:t>
+      </w:r>
+      <w:r>
+        <w:rPr>
+          <w:rFonts w:cs="Arial"/>
+          <w:color w:val="001D35"/>
+          <w:sz w:val="28"/>
+          <w:szCs w:val="28"/>
+          <w:u w:val="single"/>
+        </w:rPr>
+        <w:t> </w:t>
+      </w:r>
+    </w:p>
+    <w:p>
+      <w:pPr>
+        <w:pStyle w:val="PargrafodaLista"/>
+        <w:spacing w:line="240" w:lineRule="auto"/>
+        <w:ind w:left="360" w:firstLine="0"/>
+        <w:jc w:val="left"/>
+        <w:rPr>
+          <w:rFonts w:ascii="Times New Roman" w:hAnsi="Times New Roman"/>
+        </w:rPr>
+      </w:pPr>
+      <w:r>
+        <w:rPr>
+          <w:rFonts w:cs="Arial"/>
+          <w:color w:val="001D35"/>
+          <w:sz w:val="28"/>
+          <w:szCs w:val="28"/>
+          <w:u w:val="single"/>
+        </w:rPr>
+        <w:t xml:space="preserve">Usuário: gerente, </w:t>
+      </w:r>
+      <w:proofErr w:type="spellStart"/>
+      <w:proofErr w:type="gramStart"/>
+      <w:r>
+        <w:rPr>
+          <w:rFonts w:cs="Arial"/>
+          <w:color w:val="001D35"/>
+          <w:sz w:val="28"/>
+          <w:szCs w:val="28"/>
+          <w:u w:val="single"/>
+        </w:rPr>
+        <w:t>caixa,vendedor</w:t>
+      </w:r>
+      <w:proofErr w:type="spellEnd"/>
+      <w:proofErr w:type="gramEnd"/>
+      <w:r>
+        <w:rPr>
+          <w:rFonts w:cs="Arial"/>
+          <w:color w:val="001D35"/>
+          <w:sz w:val="28"/>
+          <w:szCs w:val="28"/>
+          <w:u w:val="single"/>
+        </w:rPr>
+        <w:t xml:space="preserve"> e encarregado.</w:t>
+      </w:r>
+    </w:p>
+    <w:p>
+      <w:pPr>
+        <w:pStyle w:val="PargrafodaLista"/>
+        <w:spacing w:after="240" w:line="240" w:lineRule="auto"/>
+        <w:ind w:left="360" w:firstLine="0"/>
+        <w:jc w:val="left"/>
+        <w:rPr>
+          <w:rFonts w:ascii="Times New Roman" w:hAnsi="Times New Roman"/>
+        </w:rPr>
+      </w:pPr>
+      <w:r>
+        <w:rPr>
+          <w:rFonts w:ascii="Times New Roman" w:hAnsi="Times New Roman"/>
+        </w:rPr>
+        <w:br/>
+      </w:r>
+    </w:p>
+    <w:p>
+      <w:pPr>
+        <w:pStyle w:val="PargrafodaLista"/>
+        <w:spacing w:line="240" w:lineRule="auto"/>
+        <w:ind w:left="360" w:firstLine="0"/>
+        <w:jc w:val="left"/>
+        <w:rPr>
+          <w:rFonts w:ascii="Times New Roman" w:hAnsi="Times New Roman"/>
+        </w:rPr>
+      </w:pPr>
+      <w:r>
+        <w:rPr>
+          <w:rFonts w:cs="Arial"/>
+          <w:b/>
+          <w:bCs/>
+          <w:color w:val="001D35"/>
+          <w:sz w:val="28"/>
+          <w:szCs w:val="28"/>
+        </w:rPr>
+        <w:t xml:space="preserve">R.F. 03 - Cadastro de fornecedores: </w:t>
+      </w:r>
+      <w:r>
+        <w:rPr>
+          <w:rFonts w:cs="Arial"/>
+          <w:color w:val="001D35"/>
+          <w:sz w:val="28"/>
+          <w:szCs w:val="28"/>
+        </w:rPr>
+        <w:t xml:space="preserve">O cadastro de fornecedores é feito inserindo dados como nome, empresa fornecedora, produtos que </w:t>
+      </w:r>
+      <w:r>
+        <w:rPr>
+          <w:rFonts w:cs="Arial"/>
+          <w:color w:val="001D35"/>
+          <w:sz w:val="28"/>
+          <w:szCs w:val="28"/>
+          <w:shd w:val="clear" w:color="auto" w:fill="FFFFFF"/>
+        </w:rPr>
+        <w:t xml:space="preserve">fornece, CNPJ ou CPF, endereço. Esse tipo de cadastro pode </w:t>
+      </w:r>
+      <w:r>
+        <w:rPr>
+          <w:rFonts w:cs="Arial"/>
+          <w:color w:val="001D35"/>
+          <w:sz w:val="28"/>
+          <w:szCs w:val="28"/>
+          <w:shd w:val="clear" w:color="auto" w:fill="FFFFFF"/>
+        </w:rPr>
+        <w:lastRenderedPageBreak/>
+        <w:t>ser feito apenas por fornecedores com autorização, gerente e/ou chefe.</w:t>
+      </w:r>
+    </w:p>
+    <w:p>
+      <w:pPr>
+        <w:pStyle w:val="PargrafodaLista"/>
+        <w:spacing w:line="240" w:lineRule="auto"/>
+        <w:ind w:left="360" w:firstLine="0"/>
+        <w:jc w:val="left"/>
+        <w:rPr>
+          <w:rFonts w:ascii="Times New Roman" w:hAnsi="Times New Roman"/>
+        </w:rPr>
+      </w:pPr>
+    </w:p>
+    <w:p>
+      <w:pPr>
+        <w:pStyle w:val="PargrafodaLista"/>
+        <w:spacing w:line="240" w:lineRule="auto"/>
+        <w:ind w:left="360" w:firstLine="0"/>
+        <w:jc w:val="left"/>
+        <w:rPr>
+          <w:rFonts w:ascii="Times New Roman" w:hAnsi="Times New Roman"/>
+        </w:rPr>
+      </w:pPr>
+      <w:r>
+        <w:rPr>
+          <w:rFonts w:cs="Arial"/>
+          <w:b/>
+          <w:bCs/>
+          <w:color w:val="9900FF"/>
+          <w:sz w:val="28"/>
+          <w:szCs w:val="28"/>
+          <w:shd w:val="clear" w:color="auto" w:fill="FFFFFF"/>
+        </w:rPr>
+        <w:t>Processo:</w:t>
+      </w:r>
+    </w:p>
+    <w:p>
+      <w:pPr>
+        <w:pStyle w:val="PargrafodaLista"/>
+        <w:spacing w:line="240" w:lineRule="auto"/>
+        <w:ind w:left="360" w:firstLine="0"/>
+        <w:jc w:val="left"/>
+        <w:rPr>
+          <w:rFonts w:ascii="Times New Roman" w:hAnsi="Times New Roman"/>
+        </w:rPr>
+      </w:pPr>
+    </w:p>
+    <w:p>
+      <w:pPr>
+        <w:pStyle w:val="PargrafodaLista"/>
+        <w:spacing w:line="240" w:lineRule="auto"/>
+        <w:ind w:left="360" w:firstLine="0"/>
+        <w:jc w:val="left"/>
+        <w:rPr>
+          <w:rFonts w:ascii="Times New Roman" w:hAnsi="Times New Roman"/>
+        </w:rPr>
+      </w:pPr>
+      <w:r>
+        <w:rPr>
+          <w:rFonts w:cs="Arial"/>
+          <w:b/>
+          <w:bCs/>
+          <w:color w:val="000000"/>
+          <w:sz w:val="28"/>
+          <w:szCs w:val="28"/>
+        </w:rPr>
+        <w:t xml:space="preserve">R.F. 04 - Autenticação de usuário: </w:t>
+      </w:r>
+      <w:r>
+        <w:rPr>
+          <w:rFonts w:cs="Arial"/>
+          <w:color w:val="000000"/>
+          <w:sz w:val="28"/>
+          <w:szCs w:val="28"/>
+        </w:rPr>
+        <w:t xml:space="preserve">Tem como propósito autenticar o acesso ao sistema, verificando se o usuário pode acessá-lo e, caso possa, o direcionando para a página principal de seu perfil de acesso. </w:t>
+      </w:r>
+      <w:r>
+        <w:rPr>
+          <w:rFonts w:cs="Arial"/>
+          <w:color w:val="000000"/>
+          <w:sz w:val="28"/>
+          <w:szCs w:val="28"/>
+          <w:u w:val="single"/>
+        </w:rPr>
+        <w:t>Dados necessários:</w:t>
+      </w:r>
+      <w:r>
+        <w:rPr>
+          <w:rFonts w:cs="Arial"/>
+          <w:color w:val="000000"/>
+          <w:sz w:val="28"/>
+          <w:szCs w:val="28"/>
+        </w:rPr>
+        <w:t xml:space="preserve"> login, senha, nível de permissão.</w:t>
+      </w:r>
+      <w:r>
+        <w:rPr>
+          <w:rFonts w:cs="Arial"/>
+          <w:color w:val="000000"/>
+          <w:sz w:val="28"/>
+          <w:szCs w:val="28"/>
+          <w:u w:val="single"/>
+        </w:rPr>
+        <w:t xml:space="preserve"> Usuários:</w:t>
+      </w:r>
+    </w:p>
+    <w:p>
+      <w:pPr>
+        <w:pStyle w:val="PargrafodaLista"/>
+        <w:spacing w:line="240" w:lineRule="auto"/>
+        <w:ind w:left="360" w:firstLine="0"/>
+        <w:jc w:val="left"/>
+        <w:rPr>
+          <w:rFonts w:ascii="Times New Roman" w:hAnsi="Times New Roman"/>
+        </w:rPr>
+      </w:pPr>
+      <w:r>
+        <w:rPr>
+          <w:rFonts w:cs="Arial"/>
+          <w:color w:val="000000"/>
+          <w:sz w:val="28"/>
+          <w:szCs w:val="28"/>
+        </w:rPr>
+        <w:t>todos os níveis de usuário.</w:t>
+      </w:r>
+    </w:p>
+    <w:p>
+      <w:pPr>
+        <w:pStyle w:val="PargrafodaLista"/>
+        <w:spacing w:line="240" w:lineRule="auto"/>
+        <w:ind w:left="360" w:firstLine="0"/>
+        <w:jc w:val="left"/>
+        <w:rPr>
+          <w:rFonts w:ascii="Times New Roman" w:hAnsi="Times New Roman"/>
+        </w:rPr>
+      </w:pPr>
+      <w:r>
+        <w:rPr>
+          <w:rFonts w:cs="Arial"/>
+          <w:b/>
+          <w:bCs/>
+          <w:color w:val="001D35"/>
+          <w:sz w:val="28"/>
+          <w:szCs w:val="28"/>
+        </w:rPr>
+        <w:br/>
+        <w:t xml:space="preserve">R.F. 05 - Vendas: </w:t>
+      </w:r>
+      <w:r>
+        <w:rPr>
+          <w:rFonts w:cs="Arial"/>
+          <w:color w:val="001D35"/>
+          <w:sz w:val="28"/>
+          <w:szCs w:val="28"/>
+        </w:rPr>
+        <w:t>Sempre que o código de barras de um produto é registrado no caixa, o sistema realiza automaticamente atualização do estoque, garantindo um controle preciso das vendas e da disponibilidade dos produtos.</w:t>
+      </w:r>
+    </w:p>
+    <w:p>
+      <w:pPr>
+        <w:pStyle w:val="PargrafodaLista"/>
+        <w:spacing w:after="240" w:line="240" w:lineRule="auto"/>
+        <w:ind w:left="360" w:firstLine="0"/>
+        <w:jc w:val="left"/>
+        <w:rPr>
+          <w:rFonts w:ascii="Times New Roman" w:hAnsi="Times New Roman"/>
+        </w:rPr>
+      </w:pPr>
+      <w:r>
+        <w:rPr>
+          <w:rFonts w:ascii="Times New Roman" w:hAnsi="Times New Roman"/>
+        </w:rPr>
+        <w:br/>
+      </w:r>
+    </w:p>
+    <w:p>
+      <w:pPr>
+        <w:pStyle w:val="PargrafodaLista"/>
+        <w:spacing w:line="240" w:lineRule="auto"/>
+        <w:ind w:left="360" w:firstLine="0"/>
+        <w:jc w:val="left"/>
+        <w:rPr>
+          <w:rFonts w:ascii="Times New Roman" w:hAnsi="Times New Roman"/>
+        </w:rPr>
+      </w:pPr>
+      <w:r>
+        <w:rPr>
+          <w:rFonts w:cs="Arial"/>
+          <w:b/>
+          <w:bCs/>
+          <w:color w:val="FF0000"/>
+          <w:sz w:val="28"/>
+          <w:szCs w:val="28"/>
+          <w:shd w:val="clear" w:color="auto" w:fill="FFFFFF"/>
+        </w:rPr>
+        <w:t>Saída</w:t>
+      </w:r>
+      <w:r>
+        <w:rPr>
+          <w:rFonts w:cs="Arial"/>
+          <w:b/>
+          <w:bCs/>
+          <w:color w:val="001D35"/>
+          <w:sz w:val="28"/>
+          <w:szCs w:val="28"/>
+        </w:rPr>
+        <w:t> </w:t>
+      </w:r>
+    </w:p>
+    <w:p>
+      <w:pPr>
+        <w:pStyle w:val="PargrafodaLista"/>
+        <w:spacing w:line="240" w:lineRule="auto"/>
+        <w:ind w:left="360" w:firstLine="0"/>
+        <w:jc w:val="left"/>
+        <w:rPr>
+          <w:rFonts w:ascii="Times New Roman" w:hAnsi="Times New Roman"/>
+        </w:rPr>
+      </w:pPr>
+      <w:r>
+        <w:rPr>
+          <w:rFonts w:cs="Arial"/>
+          <w:b/>
+          <w:bCs/>
+          <w:color w:val="001D35"/>
+          <w:sz w:val="28"/>
+          <w:szCs w:val="28"/>
+        </w:rPr>
+        <w:t>   </w:t>
+      </w:r>
+    </w:p>
+    <w:p>
+      <w:pPr>
+        <w:pStyle w:val="PargrafodaLista"/>
+        <w:spacing w:line="240" w:lineRule="auto"/>
+        <w:ind w:left="360" w:firstLine="0"/>
+        <w:jc w:val="left"/>
+        <w:rPr>
+          <w:rFonts w:ascii="Times New Roman" w:hAnsi="Times New Roman"/>
+        </w:rPr>
+      </w:pPr>
+      <w:r>
+        <w:rPr>
+          <w:rFonts w:cs="Arial"/>
+          <w:b/>
+          <w:bCs/>
+          <w:color w:val="001D35"/>
+          <w:sz w:val="28"/>
+          <w:szCs w:val="28"/>
+        </w:rPr>
+        <w:t xml:space="preserve">R.F. 06- Relatório de </w:t>
+      </w:r>
+      <w:proofErr w:type="gramStart"/>
+      <w:r>
+        <w:rPr>
+          <w:rFonts w:cs="Arial"/>
+          <w:b/>
+          <w:bCs/>
+          <w:color w:val="001D35"/>
+          <w:sz w:val="28"/>
+          <w:szCs w:val="28"/>
+        </w:rPr>
+        <w:t>vendas :</w:t>
+      </w:r>
+      <w:proofErr w:type="gramEnd"/>
+      <w:r>
+        <w:rPr>
+          <w:rFonts w:cs="Arial"/>
+          <w:color w:val="001D35"/>
+          <w:sz w:val="28"/>
+          <w:szCs w:val="28"/>
+        </w:rPr>
+        <w:t xml:space="preserve"> Ao final do mês , o gerente emite</w:t>
+      </w:r>
+    </w:p>
+    <w:p>
+      <w:pPr>
+        <w:pStyle w:val="TtuloSeoSecundria"/>
+        <w:spacing w:after="0" w:line="480" w:lineRule="auto"/>
+        <w:ind w:left="720"/>
+        <w:outlineLvl w:val="2"/>
+        <w:rPr>
+          <w:b/>
+          <w:bCs/>
+          <w:caps w:val="0"/>
+        </w:rPr>
+      </w:pPr>
     </w:p>
     <w:p>
       <w:pPr>
         <w:pStyle w:val="TtuloSeoSecundria"/>
         <w:spacing w:before="0" w:after="0"/>
-        <w:ind w:firstLine="709"/>
-        <w:rPr>
+        <w:rPr>
+          <w:b/>
+          <w:bCs/>
           <w:caps w:val="0"/>
           <w:color w:val="FF0000"/>
         </w:rPr>
       </w:pPr>
       <w:r>
         <w:rPr>
+          <w:b/>
+          <w:bCs/>
           <w:caps w:val="0"/>
           <w:color w:val="FF0000"/>
         </w:rPr>
-        <w:t>Nesse item você deve fazer um breve relato sobre  requisitos Funcionais e não funcionais</w:t>
-      </w:r>
-      <w:r>
-        <w:rPr>
-          <w:caps w:val="0"/>
-          <w:color w:val="FF0000"/>
-        </w:rPr>
-        <w:t>.</w:t>
+        <w:tab/>
       </w:r>
     </w:p>
     <w:p>
       <w:pPr>
         <w:pStyle w:val="TtuloSeoSecundria"/>
+        <w:numPr>
+          <w:ilvl w:val="2"/>
+          <w:numId w:val="7"/>
+        </w:numPr>
         <w:spacing w:after="0" w:line="480" w:lineRule="auto"/>
         <w:outlineLvl w:val="2"/>
         <w:rPr>
@@ -8479,12 +11655,14 @@
           <w:caps w:val="0"/>
         </w:rPr>
       </w:pPr>
-      <w:bookmarkStart w:id="10" w:name="_Toc36198119"/>
-      <w:r>
-        <w:rPr>
+      <w:bookmarkStart w:id="11" w:name="_Toc36198120"/>
+      <w:r>
+        <w:rPr>
+          <w:b/>
+          <w:bCs/>
           <w:caps w:val="0"/>
         </w:rPr>
-        <w:t xml:space="preserve">4.4.1 </w:t>
+        <w:t xml:space="preserve">Requisitos </w:t>
       </w:r>
       <w:r>
         <w:rPr>
@@ -8492,71 +11670,13 @@
           <w:bCs/>
           <w:caps w:val="0"/>
         </w:rPr>
-        <w:t>Requisitos Funcionais</w:t>
-      </w:r>
-      <w:bookmarkEnd w:id="10"/>
-    </w:p>
-    <w:p>
-      <w:pPr>
-        <w:pStyle w:val="TtuloSeoSecundria"/>
-        <w:spacing w:before="0" w:after="0"/>
+        <w:t xml:space="preserve">Não </w:t>
+      </w:r>
+      <w:r>
         <w:rPr>
           <w:b/>
           <w:bCs/>
           <w:caps w:val="0"/>
-          <w:color w:val="FF0000"/>
-        </w:rPr>
-      </w:pPr>
-      <w:r>
-        <w:rPr>
-          <w:b/>
-          <w:bCs/>
-          <w:caps w:val="0"/>
-          <w:color w:val="FF0000"/>
-        </w:rPr>
-        <w:tab/>
-        <w:t>Aqui você deve descrever detalhadamente os requisitos funcionais do sistema.</w:t>
-      </w:r>
-    </w:p>
-    <w:p>
-      <w:pPr>
-        <w:pStyle w:val="TtuloSeoSecundria"/>
-        <w:spacing w:after="0" w:line="480" w:lineRule="auto"/>
-        <w:outlineLvl w:val="2"/>
-        <w:rPr>
-          <w:b/>
-          <w:bCs/>
-          <w:caps w:val="0"/>
-        </w:rPr>
-      </w:pPr>
-      <w:bookmarkStart w:id="11" w:name="_Toc36198120"/>
-      <w:r>
-        <w:rPr>
-          <w:caps w:val="0"/>
-        </w:rPr>
-        <w:t xml:space="preserve">4.4.2 </w:t>
-      </w:r>
-      <w:r>
-        <w:rPr>
-          <w:b/>
-          <w:bCs/>
-          <w:caps w:val="0"/>
-        </w:rPr>
-        <w:t xml:space="preserve">Requisitos </w:t>
-      </w:r>
-      <w:r>
-        <w:rPr>
-          <w:b/>
-          <w:bCs/>
-          <w:caps w:val="0"/>
-        </w:rPr>
-        <w:t xml:space="preserve">Não </w:t>
-      </w:r>
-      <w:r>
-        <w:rPr>
-          <w:b/>
-          <w:bCs/>
-          <w:caps w:val="0"/>
         </w:rPr>
         <w:t>Funcionais</w:t>
       </w:r>
@@ -8564,94 +11684,584 @@
     </w:p>
     <w:p>
       <w:pPr>
-        <w:pStyle w:val="TtuloSeoSecundria"/>
-        <w:spacing w:before="0" w:after="0"/>
-        <w:rPr>
-          <w:b/>
-          <w:bCs/>
-          <w:caps w:val="0"/>
-          <w:color w:val="FF0000"/>
-        </w:rPr>
-      </w:pPr>
-      <w:r>
-        <w:rPr>
-          <w:b/>
-          <w:bCs/>
-          <w:caps w:val="0"/>
-          <w:color w:val="FF0000"/>
-        </w:rPr>
-        <w:tab/>
-        <w:t xml:space="preserve">Aqui você deve descrever detalhadamente os requisitos </w:t>
-      </w:r>
-      <w:r>
-        <w:rPr>
-          <w:b/>
-          <w:bCs/>
-          <w:caps w:val="0"/>
-          <w:color w:val="FF0000"/>
-        </w:rPr>
-        <w:t xml:space="preserve">não </w:t>
-      </w:r>
-      <w:r>
-        <w:rPr>
-          <w:b/>
-          <w:bCs/>
-          <w:caps w:val="0"/>
-          <w:color w:val="FF0000"/>
-        </w:rPr>
-        <w:t>funcionais do sistema.</w:t>
-      </w:r>
-    </w:p>
-    <w:p>
-      <w:pPr>
-        <w:pStyle w:val="TtuloSeoSecundria"/>
-        <w:spacing w:after="0" w:line="480" w:lineRule="auto"/>
-        <w:rPr>
-          <w:b/>
-          <w:bCs/>
-          <w:caps w:val="0"/>
-        </w:rPr>
-      </w:pPr>
-    </w:p>
-    <w:p>
-      <w:pPr>
-        <w:pStyle w:val="TtuloSeoSecundria"/>
-        <w:spacing w:after="0" w:line="480" w:lineRule="auto"/>
-        <w:rPr>
-          <w:caps w:val="0"/>
-        </w:rPr>
-      </w:pPr>
-    </w:p>
-    <w:p>
-      <w:pPr>
-        <w:pStyle w:val="TtuloSeoSecundria"/>
-        <w:spacing w:after="0" w:line="480" w:lineRule="auto"/>
-        <w:rPr>
-          <w:b/>
-          <w:bCs/>
-          <w:caps w:val="0"/>
-        </w:rPr>
-      </w:pPr>
-    </w:p>
-    <w:p>
-      <w:pPr>
-        <w:pStyle w:val="TtuloSeoSecundria"/>
-        <w:spacing w:before="0" w:after="0"/>
-        <w:ind w:firstLine="709"/>
-        <w:rPr>
-          <w:caps w:val="0"/>
-          <w:color w:val="FF0000"/>
-        </w:rPr>
-      </w:pPr>
-    </w:p>
-    <w:p>
-      <w:pPr>
-        <w:pStyle w:val="TtuloSeoSecundria"/>
-        <w:spacing w:before="0" w:after="0"/>
-        <w:ind w:firstLine="709"/>
-        <w:rPr>
-          <w:caps w:val="0"/>
-          <w:color w:val="FF0000"/>
+        <w:pStyle w:val="PargrafodaLista"/>
+        <w:spacing w:line="240" w:lineRule="auto"/>
+        <w:ind w:left="360" w:firstLine="0"/>
+        <w:jc w:val="left"/>
+        <w:rPr>
+          <w:rFonts w:ascii="Times New Roman" w:hAnsi="Times New Roman"/>
+        </w:rPr>
+      </w:pPr>
+      <w:r>
+        <w:rPr>
+          <w:rFonts w:cs="Arial"/>
+          <w:b/>
+          <w:bCs/>
+          <w:color w:val="000000"/>
+          <w:sz w:val="28"/>
+          <w:szCs w:val="28"/>
+        </w:rPr>
+        <w:t>R.N.F. 01 - Tempo de Resposta</w:t>
+      </w:r>
+      <w:r>
+        <w:rPr>
+          <w:rFonts w:cs="Arial"/>
+          <w:color w:val="000000"/>
+          <w:sz w:val="28"/>
+          <w:szCs w:val="28"/>
+        </w:rPr>
+        <w:t>: O sistema deve processar cadastros e vendas de forma rápida e eficaz.</w:t>
+      </w:r>
+      <w:r>
+        <w:rPr>
+          <w:rFonts w:cs="Arial"/>
+          <w:color w:val="000000"/>
+          <w:sz w:val="28"/>
+          <w:szCs w:val="28"/>
+        </w:rPr>
+        <w:br/>
+      </w:r>
+      <w:r>
+        <w:rPr>
+          <w:rFonts w:cs="Arial"/>
+          <w:color w:val="000000"/>
+          <w:sz w:val="28"/>
+          <w:szCs w:val="28"/>
+        </w:rPr>
+        <w:br/>
+      </w:r>
+    </w:p>
+    <w:p>
+      <w:pPr>
+        <w:pStyle w:val="PargrafodaLista"/>
+        <w:spacing w:line="240" w:lineRule="auto"/>
+        <w:ind w:left="360" w:firstLine="0"/>
+        <w:jc w:val="left"/>
+        <w:rPr>
+          <w:rFonts w:ascii="Times New Roman" w:hAnsi="Times New Roman"/>
+        </w:rPr>
+      </w:pPr>
+      <w:r>
+        <w:rPr>
+          <w:rFonts w:cs="Arial"/>
+          <w:b/>
+          <w:bCs/>
+          <w:color w:val="000000"/>
+          <w:sz w:val="28"/>
+          <w:szCs w:val="28"/>
+        </w:rPr>
+        <w:t>R.N.F. 02 - Escalabilidade</w:t>
+      </w:r>
+      <w:r>
+        <w:rPr>
+          <w:rFonts w:cs="Arial"/>
+          <w:color w:val="000000"/>
+          <w:sz w:val="28"/>
+          <w:szCs w:val="28"/>
+        </w:rPr>
+        <w:t>: Deve suportar o crescimento da padaria sem perda de desempenho, permitindo o cadastro de novos produtos, funcionários e fornecedores sem afetar a performance.</w:t>
+      </w:r>
+    </w:p>
+    <w:p>
+      <w:pPr>
+        <w:pStyle w:val="PargrafodaLista"/>
+        <w:spacing w:line="240" w:lineRule="auto"/>
+        <w:ind w:left="360" w:firstLine="0"/>
+        <w:jc w:val="left"/>
+        <w:rPr>
+          <w:rFonts w:ascii="Times New Roman" w:hAnsi="Times New Roman"/>
+        </w:rPr>
+      </w:pPr>
+    </w:p>
+    <w:p>
+      <w:pPr>
+        <w:pStyle w:val="PargrafodaLista"/>
+        <w:spacing w:line="240" w:lineRule="auto"/>
+        <w:ind w:left="360" w:firstLine="0"/>
+        <w:jc w:val="left"/>
+        <w:rPr>
+          <w:rFonts w:ascii="Times New Roman" w:hAnsi="Times New Roman"/>
+        </w:rPr>
+      </w:pPr>
+      <w:r>
+        <w:rPr>
+          <w:rFonts w:cs="Arial"/>
+          <w:b/>
+          <w:bCs/>
+          <w:color w:val="000000"/>
+          <w:sz w:val="28"/>
+          <w:szCs w:val="28"/>
+        </w:rPr>
+        <w:t xml:space="preserve">R.N.F. 03 - Usabilidade: </w:t>
+      </w:r>
+      <w:r>
+        <w:rPr>
+          <w:rFonts w:cs="Arial"/>
+          <w:color w:val="000000"/>
+          <w:sz w:val="28"/>
+          <w:szCs w:val="28"/>
+        </w:rPr>
+        <w:t>O sistema deve ser fácil de usar e entender.</w:t>
+      </w:r>
+    </w:p>
+    <w:p>
+      <w:pPr>
+        <w:pStyle w:val="PargrafodaLista"/>
+        <w:spacing w:line="240" w:lineRule="auto"/>
+        <w:ind w:left="360" w:firstLine="0"/>
+        <w:jc w:val="left"/>
+        <w:rPr>
+          <w:rFonts w:ascii="Times New Roman" w:hAnsi="Times New Roman"/>
+        </w:rPr>
+      </w:pPr>
+      <w:r>
+        <w:rPr>
+          <w:rFonts w:cs="Arial"/>
+          <w:color w:val="000000"/>
+          <w:sz w:val="28"/>
+          <w:szCs w:val="28"/>
+        </w:rPr>
+        <w:t> </w:t>
+      </w:r>
+    </w:p>
+    <w:p>
+      <w:pPr>
+        <w:pStyle w:val="PargrafodaLista"/>
+        <w:spacing w:line="240" w:lineRule="auto"/>
+        <w:ind w:left="360" w:firstLine="0"/>
+        <w:jc w:val="left"/>
+        <w:rPr>
+          <w:rFonts w:ascii="Times New Roman" w:hAnsi="Times New Roman"/>
+        </w:rPr>
+      </w:pPr>
+      <w:r>
+        <w:rPr>
+          <w:rFonts w:cs="Arial"/>
+          <w:b/>
+          <w:bCs/>
+          <w:color w:val="000000"/>
+          <w:sz w:val="28"/>
+          <w:szCs w:val="28"/>
+        </w:rPr>
+        <w:t>R.N.F. 04 - Confiabilidade:</w:t>
+      </w:r>
+      <w:r>
+        <w:rPr>
+          <w:rFonts w:cs="Arial"/>
+          <w:color w:val="000000"/>
+          <w:sz w:val="28"/>
+          <w:szCs w:val="28"/>
+        </w:rPr>
+        <w:t xml:space="preserve"> O sistema deve ser confiável e atender aos requisitos do usuário.</w:t>
+      </w:r>
+    </w:p>
+    <w:p>
+      <w:pPr>
+        <w:spacing w:line="240" w:lineRule="auto"/>
+        <w:ind w:firstLine="0"/>
+        <w:jc w:val="left"/>
+        <w:rPr>
+          <w:rFonts w:ascii="Times New Roman" w:hAnsi="Times New Roman"/>
+        </w:rPr>
+      </w:pPr>
+    </w:p>
+    <w:p>
+      <w:pPr>
+        <w:pStyle w:val="PargrafodaLista"/>
+        <w:spacing w:line="240" w:lineRule="auto"/>
+        <w:ind w:left="360" w:firstLine="0"/>
+        <w:jc w:val="left"/>
+        <w:rPr>
+          <w:rFonts w:ascii="Times New Roman" w:hAnsi="Times New Roman"/>
+        </w:rPr>
+      </w:pPr>
+      <w:r>
+        <w:rPr>
+          <w:rFonts w:cs="Arial"/>
+          <w:b/>
+          <w:bCs/>
+          <w:color w:val="000000"/>
+          <w:sz w:val="28"/>
+          <w:szCs w:val="28"/>
+        </w:rPr>
+        <w:t>R.N.F. 05 - Controle de Acesso</w:t>
+      </w:r>
+      <w:r>
+        <w:rPr>
+          <w:rFonts w:cs="Arial"/>
+          <w:color w:val="000000"/>
+          <w:sz w:val="28"/>
+          <w:szCs w:val="28"/>
+        </w:rPr>
+        <w:t>: Cada usuário deve ter um nível de permissão específico para garantir que apenas funções necessárias sejam acessadas.</w:t>
+      </w:r>
+    </w:p>
+    <w:p>
+      <w:pPr>
+        <w:pStyle w:val="PargrafodaLista"/>
+        <w:spacing w:line="240" w:lineRule="auto"/>
+        <w:ind w:left="360" w:firstLine="0"/>
+        <w:jc w:val="left"/>
+        <w:rPr>
+          <w:rFonts w:ascii="Times New Roman" w:hAnsi="Times New Roman"/>
+        </w:rPr>
+      </w:pPr>
+    </w:p>
+    <w:p>
+      <w:pPr>
+        <w:pStyle w:val="PargrafodaLista"/>
+        <w:spacing w:line="240" w:lineRule="auto"/>
+        <w:ind w:left="360" w:firstLine="0"/>
+        <w:jc w:val="left"/>
+        <w:rPr>
+          <w:rFonts w:ascii="Times New Roman" w:hAnsi="Times New Roman"/>
+        </w:rPr>
+      </w:pPr>
+      <w:r>
+        <w:rPr>
+          <w:rFonts w:cs="Arial"/>
+          <w:b/>
+          <w:bCs/>
+          <w:color w:val="000000"/>
+          <w:sz w:val="28"/>
+          <w:szCs w:val="28"/>
+        </w:rPr>
+        <w:t>R.N.F. 06 - Auditoria</w:t>
+      </w:r>
+      <w:r>
+        <w:rPr>
+          <w:rFonts w:cs="Arial"/>
+          <w:color w:val="000000"/>
+          <w:sz w:val="28"/>
+          <w:szCs w:val="28"/>
+        </w:rPr>
+        <w:t>: O sistema deve registrar todas as transações e alterações feitas pelos usuários para fins de auditoria e rastreabilidade.</w:t>
+      </w:r>
+    </w:p>
+    <w:p>
+      <w:pPr>
+        <w:pStyle w:val="PargrafodaLista"/>
+        <w:spacing w:line="240" w:lineRule="auto"/>
+        <w:ind w:left="360" w:firstLine="0"/>
+        <w:jc w:val="left"/>
+        <w:rPr>
+          <w:rFonts w:ascii="Times New Roman" w:hAnsi="Times New Roman"/>
+        </w:rPr>
+      </w:pPr>
+    </w:p>
+    <w:p>
+      <w:pPr>
+        <w:pStyle w:val="PargrafodaLista"/>
+        <w:spacing w:line="240" w:lineRule="auto"/>
+        <w:ind w:left="360" w:firstLine="0"/>
+        <w:jc w:val="left"/>
+        <w:rPr>
+          <w:rFonts w:ascii="Times New Roman" w:hAnsi="Times New Roman"/>
+        </w:rPr>
+      </w:pPr>
+      <w:r>
+        <w:rPr>
+          <w:rFonts w:cs="Arial"/>
+          <w:b/>
+          <w:bCs/>
+          <w:color w:val="000000"/>
+          <w:sz w:val="28"/>
+          <w:szCs w:val="28"/>
+        </w:rPr>
+        <w:t>R.N.F. 07 - Atualizações Automáticas:</w:t>
+      </w:r>
+      <w:r>
+        <w:rPr>
+          <w:rFonts w:cs="Arial"/>
+          <w:color w:val="000000"/>
+          <w:sz w:val="28"/>
+          <w:szCs w:val="28"/>
+        </w:rPr>
+        <w:t xml:space="preserve"> O sistema deve permitir a aplicação de atualizações sem impactar a operação da padaria.</w:t>
+      </w:r>
+      <w:r>
+        <w:rPr>
+          <w:rFonts w:cs="Arial"/>
+          <w:b/>
+          <w:bCs/>
+          <w:color w:val="000000"/>
+          <w:sz w:val="28"/>
+          <w:szCs w:val="28"/>
+        </w:rPr>
+        <w:br/>
+      </w:r>
+      <w:r>
+        <w:rPr>
+          <w:rFonts w:cs="Arial"/>
+          <w:b/>
+          <w:bCs/>
+          <w:color w:val="000000"/>
+          <w:sz w:val="28"/>
+          <w:szCs w:val="28"/>
+        </w:rPr>
+        <w:br/>
+      </w:r>
+    </w:p>
+    <w:p>
+      <w:pPr>
+        <w:pStyle w:val="PargrafodaLista"/>
+        <w:spacing w:line="240" w:lineRule="auto"/>
+        <w:ind w:left="360" w:firstLine="0"/>
+        <w:jc w:val="left"/>
+        <w:rPr>
+          <w:rFonts w:ascii="Times New Roman" w:hAnsi="Times New Roman"/>
+        </w:rPr>
+      </w:pPr>
+      <w:r>
+        <w:rPr>
+          <w:rFonts w:cs="Arial"/>
+          <w:b/>
+          <w:bCs/>
+          <w:color w:val="000000"/>
+          <w:sz w:val="28"/>
+          <w:szCs w:val="28"/>
+        </w:rPr>
+        <w:t xml:space="preserve">R.N.F. 8- Backup Diário: </w:t>
+      </w:r>
+      <w:r>
+        <w:rPr>
+          <w:rFonts w:cs="Arial"/>
+          <w:color w:val="000000"/>
+          <w:sz w:val="28"/>
+          <w:szCs w:val="28"/>
+        </w:rPr>
+        <w:t>O sistema deve realizar backups automáticos diários para evitar perda de dados em caso de falhas.</w:t>
+      </w:r>
+    </w:p>
+    <w:p>
+      <w:pPr>
+        <w:pStyle w:val="PargrafodaLista"/>
+        <w:spacing w:line="240" w:lineRule="auto"/>
+        <w:ind w:left="360" w:firstLine="0"/>
+        <w:jc w:val="left"/>
+        <w:rPr>
+          <w:rFonts w:ascii="Times New Roman" w:hAnsi="Times New Roman"/>
+        </w:rPr>
+      </w:pPr>
+    </w:p>
+    <w:p>
+      <w:pPr>
+        <w:pStyle w:val="PargrafodaLista"/>
+        <w:spacing w:line="240" w:lineRule="auto"/>
+        <w:ind w:left="360" w:firstLine="0"/>
+        <w:jc w:val="left"/>
+        <w:rPr>
+          <w:rFonts w:ascii="Times New Roman" w:hAnsi="Times New Roman"/>
+        </w:rPr>
+      </w:pPr>
+      <w:r>
+        <w:rPr>
+          <w:rFonts w:cs="Arial"/>
+          <w:b/>
+          <w:bCs/>
+          <w:color w:val="000000"/>
+          <w:sz w:val="28"/>
+          <w:szCs w:val="28"/>
+        </w:rPr>
+        <w:t xml:space="preserve">R.N.F. 9- Integração com ERP: </w:t>
+      </w:r>
+      <w:r>
+        <w:rPr>
+          <w:rFonts w:cs="Arial"/>
+          <w:color w:val="000000"/>
+          <w:sz w:val="28"/>
+          <w:szCs w:val="28"/>
+        </w:rPr>
+        <w:t>O sistema deve ser compatível com softwares de gestão empresarial para sincronização de estoque e vendas.</w:t>
+      </w:r>
+      <w:r>
+        <w:rPr>
+          <w:rFonts w:cs="Arial"/>
+          <w:b/>
+          <w:bCs/>
+          <w:color w:val="000000"/>
+          <w:sz w:val="28"/>
+          <w:szCs w:val="28"/>
+        </w:rPr>
+        <w:br/>
+      </w:r>
+      <w:r>
+        <w:rPr>
+          <w:rFonts w:cs="Arial"/>
+          <w:b/>
+          <w:bCs/>
+          <w:color w:val="000000"/>
+          <w:sz w:val="28"/>
+          <w:szCs w:val="28"/>
+        </w:rPr>
+        <w:br/>
+      </w:r>
+    </w:p>
+    <w:p>
+      <w:pPr>
+        <w:pStyle w:val="PargrafodaLista"/>
+        <w:spacing w:line="240" w:lineRule="auto"/>
+        <w:ind w:left="360" w:firstLine="0"/>
+        <w:jc w:val="left"/>
+        <w:rPr>
+          <w:rFonts w:ascii="Times New Roman" w:hAnsi="Times New Roman"/>
+        </w:rPr>
+      </w:pPr>
+      <w:r>
+        <w:rPr>
+          <w:rFonts w:cs="Arial"/>
+          <w:b/>
+          <w:bCs/>
+          <w:color w:val="000000"/>
+          <w:sz w:val="28"/>
+          <w:szCs w:val="28"/>
+        </w:rPr>
+        <w:t>R.N.F. 10 - Suporte a Diferentes Formas de Pagamento:</w:t>
+      </w:r>
+      <w:r>
+        <w:rPr>
+          <w:rFonts w:cs="Arial"/>
+          <w:color w:val="000000"/>
+          <w:sz w:val="28"/>
+          <w:szCs w:val="28"/>
+        </w:rPr>
+        <w:t xml:space="preserve"> O sistema deve permitir integração com cartões, PIX e dinheiro.</w:t>
+      </w:r>
+      <w:r>
+        <w:rPr>
+          <w:rFonts w:cs="Arial"/>
+          <w:b/>
+          <w:bCs/>
+          <w:color w:val="000000"/>
+          <w:sz w:val="28"/>
+          <w:szCs w:val="28"/>
+        </w:rPr>
+        <w:br/>
+      </w:r>
+      <w:r>
+        <w:rPr>
+          <w:rFonts w:cs="Arial"/>
+          <w:b/>
+          <w:bCs/>
+          <w:color w:val="000000"/>
+          <w:sz w:val="28"/>
+          <w:szCs w:val="28"/>
+        </w:rPr>
+        <w:br/>
+      </w:r>
+    </w:p>
+    <w:p>
+      <w:pPr>
+        <w:pStyle w:val="PargrafodaLista"/>
+        <w:spacing w:line="240" w:lineRule="auto"/>
+        <w:ind w:left="360" w:firstLine="0"/>
+        <w:jc w:val="left"/>
+        <w:rPr>
+          <w:rFonts w:ascii="Times New Roman" w:hAnsi="Times New Roman"/>
+        </w:rPr>
+      </w:pPr>
+      <w:r>
+        <w:rPr>
+          <w:rFonts w:cs="Arial"/>
+          <w:b/>
+          <w:bCs/>
+          <w:color w:val="000000"/>
+          <w:sz w:val="28"/>
+          <w:szCs w:val="28"/>
+        </w:rPr>
+        <w:t xml:space="preserve">R.N.F. 11 - Conformidade: </w:t>
+      </w:r>
+      <w:r>
+        <w:rPr>
+          <w:rFonts w:cs="Arial"/>
+          <w:color w:val="000000"/>
+          <w:sz w:val="28"/>
+          <w:szCs w:val="28"/>
+        </w:rPr>
+        <w:t>O sistema deve cumprir todas as leis e regulamentos aplicáveis.</w:t>
+      </w:r>
+    </w:p>
+    <w:p>
+      <w:pPr>
+        <w:pStyle w:val="PargrafodaLista"/>
+        <w:spacing w:line="240" w:lineRule="auto"/>
+        <w:ind w:left="360" w:firstLine="0"/>
+        <w:jc w:val="left"/>
+        <w:rPr>
+          <w:rFonts w:ascii="Times New Roman" w:hAnsi="Times New Roman"/>
+        </w:rPr>
+      </w:pPr>
+    </w:p>
+    <w:p>
+      <w:pPr>
+        <w:pStyle w:val="PargrafodaLista"/>
+        <w:spacing w:line="240" w:lineRule="auto"/>
+        <w:ind w:left="360" w:firstLine="0"/>
+        <w:jc w:val="left"/>
+        <w:rPr>
+          <w:rFonts w:ascii="Times New Roman" w:hAnsi="Times New Roman"/>
+        </w:rPr>
+      </w:pPr>
+      <w:r>
+        <w:rPr>
+          <w:rFonts w:cs="Arial"/>
+          <w:b/>
+          <w:bCs/>
+          <w:color w:val="000000"/>
+          <w:sz w:val="28"/>
+          <w:szCs w:val="28"/>
+        </w:rPr>
+        <w:t>R.N.F 12 -</w:t>
+      </w:r>
+      <w:r>
+        <w:rPr>
+          <w:rFonts w:cs="Arial"/>
+          <w:color w:val="000000"/>
+          <w:sz w:val="28"/>
+          <w:szCs w:val="28"/>
+        </w:rPr>
+        <w:t xml:space="preserve"> </w:t>
+      </w:r>
+      <w:r>
+        <w:rPr>
+          <w:rFonts w:cs="Arial"/>
+          <w:b/>
+          <w:bCs/>
+          <w:color w:val="000000"/>
+          <w:sz w:val="28"/>
+          <w:szCs w:val="28"/>
+        </w:rPr>
+        <w:t>Atuação</w:t>
+      </w:r>
+      <w:r>
+        <w:rPr>
+          <w:rFonts w:cs="Arial"/>
+          <w:color w:val="000000"/>
+          <w:sz w:val="28"/>
+          <w:szCs w:val="28"/>
+        </w:rPr>
+        <w:t>: O sistema deve ser capaz de lidar com o número necessário de usuários sem qualquer degradação no desempenho.</w:t>
+      </w:r>
+    </w:p>
+    <w:p>
+      <w:pPr>
+        <w:pStyle w:val="PargrafodaLista"/>
+        <w:spacing w:line="240" w:lineRule="auto"/>
+        <w:ind w:left="360" w:firstLine="0"/>
+        <w:jc w:val="left"/>
+        <w:rPr>
+          <w:rFonts w:ascii="Times New Roman" w:hAnsi="Times New Roman"/>
+        </w:rPr>
+      </w:pPr>
+    </w:p>
+    <w:p>
+      <w:pPr>
+        <w:pStyle w:val="PargrafodaLista"/>
+        <w:spacing w:line="240" w:lineRule="auto"/>
+        <w:ind w:left="360" w:firstLine="0"/>
+        <w:jc w:val="left"/>
+        <w:rPr>
+          <w:rFonts w:ascii="Times New Roman" w:hAnsi="Times New Roman"/>
         </w:rPr>
         <w:sectPr>
           <w:pgSz w:w="11906" w:h="16838" w:code="9"/>
@@ -8660,12 +12270,35 @@
           <w:docGrid w:linePitch="360"/>
         </w:sectPr>
       </w:pPr>
+      <w:r>
+        <w:rPr>
+          <w:rFonts w:cs="Arial"/>
+          <w:b/>
+          <w:bCs/>
+          <w:color w:val="000000"/>
+          <w:sz w:val="28"/>
+          <w:szCs w:val="28"/>
+        </w:rPr>
+        <w:t>R.N.F 13 - Manutenção:</w:t>
+      </w:r>
+      <w:r>
+        <w:rPr>
+          <w:rFonts w:cs="Arial"/>
+          <w:color w:val="000000"/>
+          <w:sz w:val="28"/>
+          <w:szCs w:val="28"/>
+        </w:rPr>
+        <w:t xml:space="preserve"> O sistema deve ser fácil de manter e atualizar.</w:t>
+      </w:r>
     </w:p>
     <w:p>
       <w:pPr>
         <w:pStyle w:val="TtuloSeoSecundria"/>
         <w:spacing w:after="0" w:line="480" w:lineRule="auto"/>
         <w:outlineLvl w:val="1"/>
+        <w:rPr>
+          <w:caps w:val="0"/>
+        </w:rPr>
       </w:pPr>
       <w:bookmarkStart w:id="12" w:name="_Toc36198121"/>
       <w:r>
@@ -8679,40 +12312,15 @@
     </w:p>
     <w:p>
       <w:pPr>
-        <w:ind w:firstLine="851"/>
-        <w:rPr>
-          <w:color w:val="FF0000"/>
-        </w:rPr>
-      </w:pPr>
-      <w:r>
-        <w:rPr>
-          <w:color w:val="FF0000"/>
-        </w:rPr>
-        <w:t xml:space="preserve">Aqui devem constar </w:t>
-      </w:r>
-      <w:r>
-        <w:rPr>
-          <w:color w:val="FF0000"/>
-        </w:rPr>
-        <w:t>as descrições d</w:t>
-      </w:r>
-      <w:r>
-        <w:rPr>
-          <w:color w:val="FF0000"/>
-        </w:rPr>
-        <w:t>os tipos de diagramas envolvidos na descrição do trabalho</w:t>
-      </w:r>
-      <w:r>
-        <w:rPr>
-          <w:color w:val="FF0000"/>
-        </w:rPr>
-        <w:t>, como</w:t>
-      </w:r>
-      <w:r>
-        <w:rPr>
-          <w:color w:val="FF0000"/>
-        </w:rPr>
-        <w:t xml:space="preserve"> nos exemplos a seguir, ou outros que sejam necessários.</w:t>
+        <w:pStyle w:val="TtuloSeoSecundria"/>
+        <w:spacing w:after="0" w:line="480" w:lineRule="auto"/>
+        <w:outlineLvl w:val="1"/>
+      </w:pPr>
+      <w:r>
+        <w:rPr>
+          <w:caps w:val="0"/>
+        </w:rPr>
+        <w:t>Aqui temos nossos diagramas, sendo eles o MRN e MER.</w:t>
       </w:r>
     </w:p>
     <w:p>
@@ -8736,24 +12344,197 @@
       <w:r>
         <w:t xml:space="preserve">MRN </w:t>
       </w:r>
-      <w:r>
-        <w:rPr>
-          <w:color w:val="FF0000"/>
-        </w:rPr>
-        <w:t>(Não esqueça de descrever o que é e para que serve</w:t>
-      </w:r>
-      <w:r>
-        <w:rPr>
-          <w:color w:val="FF0000"/>
-        </w:rPr>
-        <w:t>, coloque imagem</w:t>
-      </w:r>
-      <w:r>
-        <w:rPr>
-          <w:color w:val="FF0000"/>
-        </w:rPr>
-        <w:t>!)</w:t>
-      </w:r>
+    </w:p>
+    <w:p>
+      <w:pPr>
+        <w:ind w:left="1440" w:firstLine="0"/>
+      </w:pPr>
+      <w:r>
+        <w:t>Abaixo temos o MRN, modelo relacional normalizado, e todas as tabelas com suas relações entre si.</w:t>
+      </w:r>
+    </w:p>
+    <w:p>
+      <w:pPr>
+        <w:ind w:left="1440" w:firstLine="0"/>
+      </w:pPr>
+    </w:p>
+    <w:p>
+      <w:pPr>
+        <w:ind w:left="1440" w:firstLine="0"/>
+      </w:pPr>
+    </w:p>
+    <w:p>
+      <w:pPr>
+        <w:ind w:left="1440" w:firstLine="0"/>
+      </w:pPr>
+    </w:p>
+    <w:p>
+      <w:pPr>
+        <w:ind w:left="1440" w:firstLine="0"/>
+      </w:pPr>
+      <w:r>
+        <w:drawing>
+          <wp:anchor distT="0" distB="0" distL="114300" distR="114300" simplePos="0" relativeHeight="251660800" behindDoc="1" locked="0" layoutInCell="1" allowOverlap="1" wp14:anchorId="38A9BC66" wp14:editId="79ABA107">
+            <wp:simplePos x="0" y="0"/>
+            <wp:positionH relativeFrom="column">
+              <wp:posOffset>558320</wp:posOffset>
+            </wp:positionH>
+            <wp:positionV relativeFrom="page">
+              <wp:posOffset>4209055</wp:posOffset>
+            </wp:positionV>
+            <wp:extent cx="4733290" cy="4579620"/>
+            <wp:effectExtent l="0" t="0" r="0" b="0"/>
+            <wp:wrapTight wrapText="bothSides">
+              <wp:wrapPolygon edited="0">
+                <wp:start x="0" y="0"/>
+                <wp:lineTo x="0" y="21474"/>
+                <wp:lineTo x="21472" y="21474"/>
+                <wp:lineTo x="21472" y="0"/>
+                <wp:lineTo x="0" y="0"/>
+              </wp:wrapPolygon>
+            </wp:wrapTight>
+            <wp:docPr id="3" name="Imagem 3"/>
+            <wp:cNvGraphicFramePr>
+              <a:graphicFrameLocks xmlns:a="http://schemas.openxmlformats.org/drawingml/2006/main" noChangeAspect="1"/>
+            </wp:cNvGraphicFramePr>
+            <a:graphic xmlns:a="http://schemas.openxmlformats.org/drawingml/2006/main">
+              <a:graphicData uri="http://schemas.openxmlformats.org/drawingml/2006/picture">
+                <pic:pic xmlns:pic="http://schemas.openxmlformats.org/drawingml/2006/picture">
+                  <pic:nvPicPr>
+                    <pic:cNvPr id="1" name=""/>
+                    <pic:cNvPicPr/>
+                  </pic:nvPicPr>
+                  <pic:blipFill>
+                    <a:blip r:embed="rId14">
+                      <a:extLst>
+                        <a:ext uri="{28A0092B-C50C-407E-A947-70E740481C1C}">
+                          <a14:useLocalDpi xmlns:a14="http://schemas.microsoft.com/office/drawing/2010/main" val="0"/>
+                        </a:ext>
+                      </a:extLst>
+                    </a:blip>
+                    <a:stretch>
+                      <a:fillRect/>
+                    </a:stretch>
+                  </pic:blipFill>
+                  <pic:spPr>
+                    <a:xfrm>
+                      <a:off x="0" y="0"/>
+                      <a:ext cx="4733290" cy="4579620"/>
+                    </a:xfrm>
+                    <a:prstGeom prst="rect">
+                      <a:avLst/>
+                    </a:prstGeom>
+                  </pic:spPr>
+                </pic:pic>
+              </a:graphicData>
+            </a:graphic>
+            <wp14:sizeRelH relativeFrom="margin">
+              <wp14:pctWidth>0</wp14:pctWidth>
+            </wp14:sizeRelH>
+            <wp14:sizeRelV relativeFrom="margin">
+              <wp14:pctHeight>0</wp14:pctHeight>
+            </wp14:sizeRelV>
+          </wp:anchor>
+        </w:drawing>
+      </w:r>
+    </w:p>
+    <w:p>
+      <w:pPr>
+        <w:ind w:left="1440" w:firstLine="0"/>
+      </w:pPr>
+    </w:p>
+    <w:p>
+      <w:pPr>
+        <w:ind w:left="1440" w:firstLine="0"/>
+      </w:pPr>
+    </w:p>
+    <w:p>
+      <w:pPr>
+        <w:ind w:left="1440" w:firstLine="0"/>
+      </w:pPr>
+    </w:p>
+    <w:p>
+      <w:pPr>
+        <w:ind w:left="1440" w:firstLine="0"/>
+      </w:pPr>
+    </w:p>
+    <w:p>
+      <w:pPr>
+        <w:ind w:left="1440" w:firstLine="0"/>
+      </w:pPr>
+    </w:p>
+    <w:p>
+      <w:pPr>
+        <w:ind w:left="1440" w:firstLine="0"/>
+      </w:pPr>
+    </w:p>
+    <w:p>
+      <w:pPr>
+        <w:ind w:left="1440" w:firstLine="0"/>
+      </w:pPr>
+    </w:p>
+    <w:p>
+      <w:pPr>
+        <w:ind w:left="1440" w:firstLine="0"/>
+      </w:pPr>
+    </w:p>
+    <w:p>
+      <w:pPr>
+        <w:ind w:left="1440" w:firstLine="0"/>
+      </w:pPr>
+    </w:p>
+    <w:p>
+      <w:pPr>
+        <w:ind w:left="1440" w:firstLine="0"/>
+      </w:pPr>
+    </w:p>
+    <w:p>
+      <w:pPr>
+        <w:ind w:left="1440" w:firstLine="0"/>
+      </w:pPr>
+    </w:p>
+    <w:p>
+      <w:pPr>
+        <w:ind w:left="1440" w:firstLine="0"/>
+      </w:pPr>
+    </w:p>
+    <w:p>
+      <w:pPr>
+        <w:ind w:left="1440" w:firstLine="0"/>
+      </w:pPr>
+    </w:p>
+    <w:p>
+      <w:pPr>
+        <w:ind w:firstLine="0"/>
+      </w:pPr>
+    </w:p>
+    <w:p>
+      <w:pPr>
+        <w:ind w:firstLine="0"/>
+      </w:pPr>
+    </w:p>
+    <w:p>
+      <w:pPr>
+        <w:ind w:firstLine="0"/>
+      </w:pPr>
+    </w:p>
+    <w:p>
+      <w:pPr>
+        <w:ind w:firstLine="0"/>
+      </w:pPr>
+      <w:r>
+        <w:t xml:space="preserve"> </w:t>
+      </w:r>
+    </w:p>
+    <w:p>
+      <w:pPr>
+        <w:ind w:firstLine="0"/>
+      </w:pPr>
+    </w:p>
+    <w:p>
+      <w:pPr>
+        <w:ind w:firstLine="0"/>
+      </w:pPr>
     </w:p>
     <w:p>
       <w:pPr>
@@ -8765,30 +12546,100 @@
       <w:r>
         <w:t>MER</w:t>
       </w:r>
-      <w:r>
-        <w:t xml:space="preserve"> </w:t>
-      </w:r>
-      <w:r>
-        <w:rPr>
-          <w:color w:val="FF0000"/>
-        </w:rPr>
-        <w:t>(Não esqueça de descrever o que é e para que serve</w:t>
-      </w:r>
-      <w:r>
-        <w:rPr>
-          <w:color w:val="FF0000"/>
-        </w:rPr>
-        <w:t xml:space="preserve">, coloque imagem </w:t>
-      </w:r>
-      <w:r>
-        <w:rPr>
-          <w:color w:val="FF0000"/>
-        </w:rPr>
-        <w:t>!)</w:t>
-      </w:r>
-      <w:r>
-        <w:t xml:space="preserve"> </w:t>
-      </w:r>
+    </w:p>
+    <w:p>
+      <w:pPr>
+        <w:ind w:left="1080" w:firstLine="0"/>
+      </w:pPr>
+      <w:r>
+        <w:lastRenderedPageBreak/>
+        <w:drawing>
+          <wp:anchor distT="0" distB="0" distL="114300" distR="114300" simplePos="0" relativeHeight="251661824" behindDoc="1" locked="0" layoutInCell="1" allowOverlap="1" wp14:anchorId="5FA5471C" wp14:editId="79C09CC1">
+            <wp:simplePos x="0" y="0"/>
+            <wp:positionH relativeFrom="margin">
+              <wp:align>center</wp:align>
+            </wp:positionH>
+            <wp:positionV relativeFrom="page">
+              <wp:posOffset>1872939</wp:posOffset>
+            </wp:positionV>
+            <wp:extent cx="6546850" cy="3728085"/>
+            <wp:effectExtent l="0" t="0" r="6350" b="5715"/>
+            <wp:wrapTight wrapText="bothSides">
+              <wp:wrapPolygon edited="0">
+                <wp:start x="0" y="0"/>
+                <wp:lineTo x="0" y="21523"/>
+                <wp:lineTo x="21558" y="21523"/>
+                <wp:lineTo x="21558" y="0"/>
+                <wp:lineTo x="0" y="0"/>
+              </wp:wrapPolygon>
+            </wp:wrapTight>
+            <wp:docPr id="4" name="Imagem 4"/>
+            <wp:cNvGraphicFramePr>
+              <a:graphicFrameLocks xmlns:a="http://schemas.openxmlformats.org/drawingml/2006/main" noChangeAspect="1"/>
+            </wp:cNvGraphicFramePr>
+            <a:graphic xmlns:a="http://schemas.openxmlformats.org/drawingml/2006/main">
+              <a:graphicData uri="http://schemas.openxmlformats.org/drawingml/2006/picture">
+                <pic:pic xmlns:pic="http://schemas.openxmlformats.org/drawingml/2006/picture">
+                  <pic:nvPicPr>
+                    <pic:cNvPr id="1" name=""/>
+                    <pic:cNvPicPr/>
+                  </pic:nvPicPr>
+                  <pic:blipFill>
+                    <a:blip r:embed="rId15">
+                      <a:extLst>
+                        <a:ext uri="{28A0092B-C50C-407E-A947-70E740481C1C}">
+                          <a14:useLocalDpi xmlns:a14="http://schemas.microsoft.com/office/drawing/2010/main" val="0"/>
+                        </a:ext>
+                      </a:extLst>
+                    </a:blip>
+                    <a:stretch>
+                      <a:fillRect/>
+                    </a:stretch>
+                  </pic:blipFill>
+                  <pic:spPr>
+                    <a:xfrm>
+                      <a:off x="0" y="0"/>
+                      <a:ext cx="6546850" cy="3728085"/>
+                    </a:xfrm>
+                    <a:prstGeom prst="rect">
+                      <a:avLst/>
+                    </a:prstGeom>
+                  </pic:spPr>
+                </pic:pic>
+              </a:graphicData>
+            </a:graphic>
+            <wp14:sizeRelH relativeFrom="margin">
+              <wp14:pctWidth>0</wp14:pctWidth>
+            </wp14:sizeRelH>
+            <wp14:sizeRelV relativeFrom="margin">
+              <wp14:pctHeight>0</wp14:pctHeight>
+            </wp14:sizeRelV>
+          </wp:anchor>
+        </w:drawing>
+      </w:r>
+      <w:r>
+        <w:t>Abaixo teremos o MER, modelo de entidade relacionamento, com todas as entidades, relacionamentos e suas interações entre si.</w:t>
+      </w:r>
+    </w:p>
+    <w:p>
+      <w:pPr>
+        <w:ind w:firstLine="0"/>
+      </w:pPr>
+    </w:p>
+    <w:p>
+      <w:pPr>
+        <w:ind w:firstLine="0"/>
+      </w:pPr>
+    </w:p>
+    <w:p>
+      <w:pPr>
+        <w:ind w:firstLine="0"/>
+      </w:pPr>
+    </w:p>
+    <w:p>
+      <w:pPr>
+        <w:ind w:firstLine="0"/>
+      </w:pPr>
     </w:p>
     <w:p>
       <w:pPr>
@@ -8938,6 +12789,7 @@
         </w:numPr>
       </w:pPr>
       <w:r>
+        <w:lastRenderedPageBreak/>
         <w:t>Diagrama de Componente</w:t>
       </w:r>
     </w:p>
@@ -8971,13 +12823,24 @@
         </w:numPr>
       </w:pPr>
       <w:r>
-        <w:t>Interface do Sistema (</w:t>
+        <w:t xml:space="preserve">Interface do Sistema </w:t>
+      </w:r>
+      <w:proofErr w:type="gramStart"/>
+      <w:r>
+        <w:t>(</w:t>
       </w:r>
       <w:r>
         <w:rPr>
           <w:color w:val="FF0000"/>
         </w:rPr>
-        <w:t xml:space="preserve"> Telas do sistema, seja </w:t>
+        <w:t xml:space="preserve"> Telas</w:t>
+      </w:r>
+      <w:proofErr w:type="gramEnd"/>
+      <w:r>
+        <w:rPr>
+          <w:color w:val="FF0000"/>
+        </w:rPr>
+        <w:t xml:space="preserve"> do sistema, seja </w:t>
       </w:r>
       <w:r>
         <w:rPr>
@@ -8999,8 +12862,13 @@
           <w:numId w:val="3"/>
         </w:numPr>
       </w:pPr>
-      <w:r>
-        <w:t>Screenshots das páginas</w:t>
+      <w:proofErr w:type="spellStart"/>
+      <w:r>
+        <w:t>Screenshots</w:t>
+      </w:r>
+      <w:proofErr w:type="spellEnd"/>
+      <w:r>
+        <w:t xml:space="preserve"> das páginas</w:t>
       </w:r>
     </w:p>
     <w:p>
@@ -9258,7 +13126,31 @@
         <w:t>A arena científica. Ciência da Informação</w:t>
       </w:r>
       <w:r>
-        <w:t>, Brasília, v. 24, n. 2, 1995. Recensões. Disponível em:&lt;http://www.ibict.br/cionline/inicio.htm&gt;. Acesso em: 16 dez. 2003.</w:t>
+        <w:t>, Brasília, v. 24, n. 2, 1995. Recensões. Disponível em:&lt;http://www.ibict.br/</w:t>
+      </w:r>
+      <w:proofErr w:type="spellStart"/>
+      <w:r>
+        <w:t>cionline</w:t>
+      </w:r>
+      <w:proofErr w:type="spellEnd"/>
+      <w:r>
+        <w:t>/</w:t>
+      </w:r>
+      <w:proofErr w:type="spellStart"/>
+      <w:r>
+        <w:t>inicio</w:t>
+      </w:r>
+      <w:proofErr w:type="spellEnd"/>
+      <w:r>
+        <w:t>.</w:t>
+      </w:r>
+      <w:proofErr w:type="spellStart"/>
+      <w:r>
+        <w:t>htm</w:t>
+      </w:r>
+      <w:proofErr w:type="spellEnd"/>
+      <w:r>
+        <w:t>&gt;. Acesso em: 16 dez. 2003.</w:t>
       </w:r>
     </w:p>
     <w:p>
@@ -9286,15 +13178,19 @@
       <w:r>
         <w:t xml:space="preserve">ção e Negócios). Tradução de: Business </w:t>
       </w:r>
+      <w:proofErr w:type="spellStart"/>
       <w:r>
         <w:t>process</w:t>
       </w:r>
+      <w:proofErr w:type="spellEnd"/>
       <w:r>
         <w:t xml:space="preserve"> </w:t>
       </w:r>
+      <w:proofErr w:type="spellStart"/>
       <w:r>
         <w:t>reengineering</w:t>
       </w:r>
+      <w:proofErr w:type="spellEnd"/>
       <w:r>
         <w:t>.</w:t>
       </w:r>
@@ -9346,7 +13242,7 @@
         </w:rPr>
         <w:t xml:space="preserve">s no site da Biblioteca Central da PUCRS </w:t>
       </w:r>
-      <w:hyperlink r:id="rId14" w:history="1">
+      <w:hyperlink r:id="rId16" w:history="1">
         <w:r>
           <w:rPr>
             <w:color w:val="FF0000"/>
@@ -9623,7 +13519,47 @@
           <w:bCs/>
           <w:color w:val="FF0000"/>
         </w:rPr>
-        <w:t xml:space="preserve"> aqui deveficar: Entrevista, Códigos Programação WEB , Códigos SQL</w:t>
+        <w:t xml:space="preserve"> aqui </w:t>
+      </w:r>
+      <w:proofErr w:type="spellStart"/>
+      <w:r>
+        <w:rPr>
+          <w:rFonts w:cs="Arial"/>
+          <w:b/>
+          <w:bCs/>
+          <w:color w:val="FF0000"/>
+        </w:rPr>
+        <w:t>deveficar</w:t>
+      </w:r>
+      <w:proofErr w:type="spellEnd"/>
+      <w:r>
+        <w:rPr>
+          <w:rFonts w:cs="Arial"/>
+          <w:b/>
+          <w:bCs/>
+          <w:color w:val="FF0000"/>
+        </w:rPr>
+        <w:t xml:space="preserve">: Entrevista, Códigos Programação </w:t>
+      </w:r>
+      <w:proofErr w:type="gramStart"/>
+      <w:r>
+        <w:rPr>
+          <w:rFonts w:cs="Arial"/>
+          <w:b/>
+          <w:bCs/>
+          <w:color w:val="FF0000"/>
+        </w:rPr>
+        <w:t>WEB ,</w:t>
+      </w:r>
+      <w:proofErr w:type="gramEnd"/>
+      <w:r>
+        <w:rPr>
+          <w:rFonts w:cs="Arial"/>
+          <w:b/>
+          <w:bCs/>
+          <w:color w:val="FF0000"/>
+        </w:rPr>
+        <w:t xml:space="preserve"> Códigos SQL</w:t>
       </w:r>
       <w:r>
         <w:rPr>
@@ -10620,7 +14556,21 @@
         <w:rPr>
           <w:rFonts w:cs="Arial"/>
         </w:rPr>
-        <w:t xml:space="preserve">Tonetto e Reck (2001, p. 134) destacam: "Este autoconhecimento pressupõe conhecer seus limites [...]" </w:t>
+        <w:t xml:space="preserve">Tonetto e </w:t>
+      </w:r>
+      <w:proofErr w:type="spellStart"/>
+      <w:r>
+        <w:rPr>
+          <w:rFonts w:cs="Arial"/>
+        </w:rPr>
+        <w:t>Reck</w:t>
+      </w:r>
+      <w:proofErr w:type="spellEnd"/>
+      <w:r>
+        <w:rPr>
+          <w:rFonts w:cs="Arial"/>
+        </w:rPr>
+        <w:t xml:space="preserve"> (2001, p. 134) destacam: "Este autoconhecimento pressupõe conhecer seus limites [...]" </w:t>
       </w:r>
     </w:p>
     <w:p>
@@ -10750,7 +14700,21 @@
           <w:rFonts w:cs="Arial"/>
         </w:rPr>
         <w:lastRenderedPageBreak/>
-        <w:t>O movimento social, com o intuito de realizar uma transformação social, é uma das tarefas mais importantes da atualidades (O COOPERATIVISMO..., 2002).</w:t>
+        <w:t xml:space="preserve">O movimento social, com o intuito de realizar uma transformação social, é uma das tarefas mais importantes </w:t>
+      </w:r>
+      <w:proofErr w:type="gramStart"/>
+      <w:r>
+        <w:rPr>
+          <w:rFonts w:cs="Arial"/>
+        </w:rPr>
+        <w:t>da atualidades</w:t>
+      </w:r>
+      <w:proofErr w:type="gramEnd"/>
+      <w:r>
+        <w:rPr>
+          <w:rFonts w:cs="Arial"/>
+        </w:rPr>
+        <w:t xml:space="preserve"> (O COOPERATIVISMO..., 2002).</w:t>
       </w:r>
     </w:p>
     <w:p>
@@ -10768,7 +14732,7 @@
       <w:r>
         <w:t xml:space="preserve">(Outros exemplos consultar o site da Biblioteca Central da PUCRS </w:t>
       </w:r>
-      <w:hyperlink r:id="rId15" w:history="1">
+      <w:hyperlink r:id="rId17" w:history="1">
         <w:r>
           <w:t>http://www.pucrs.br/biblioteca/modelo.htm</w:t>
         </w:r>
@@ -11234,7 +15198,15 @@
               <w:pStyle w:val="Contedotabelaequadro"/>
             </w:pPr>
             <w:r>
-              <w:t xml:space="preserve">Fonte: Sen (2000, p. 240). </w:t>
+              <w:t xml:space="preserve">Fonte: </w:t>
+            </w:r>
+            <w:proofErr w:type="spellStart"/>
+            <w:r>
+              <w:t>Sen</w:t>
+            </w:r>
+            <w:proofErr w:type="spellEnd"/>
+            <w:r>
+              <w:t xml:space="preserve"> (2000, p. 240). </w:t>
             </w:r>
           </w:p>
         </w:tc>
@@ -11944,7 +15916,7 @@
                     </pic:cNvPicPr>
                   </pic:nvPicPr>
                   <pic:blipFill>
-                    <a:blip r:embed="rId16">
+                    <a:blip r:embed="rId18">
                       <a:extLst>
                         <a:ext uri="{28A0092B-C50C-407E-A947-70E740481C1C}">
                           <a14:useLocalDpi xmlns:a14="http://schemas.microsoft.com/office/drawing/2010/main" val="0"/>
@@ -12167,11 +16139,19 @@
       <w:r>
         <w:t xml:space="preserve">MARQUES, Alberto; RIBEIRO, </w:t>
       </w:r>
-      <w:r>
-        <w:rPr>
-          <w:b/>
-        </w:rPr>
-        <w:t>Angela. As fazendas agrícolas</w:t>
+      <w:proofErr w:type="spellStart"/>
+      <w:r>
+        <w:rPr>
+          <w:b/>
+        </w:rPr>
+        <w:t>Angela</w:t>
+      </w:r>
+      <w:proofErr w:type="spellEnd"/>
+      <w:r>
+        <w:rPr>
+          <w:b/>
+        </w:rPr>
+        <w:t>. As fazendas agrícolas</w:t>
       </w:r>
       <w:r>
         <w:t xml:space="preserve">. </w:t>
@@ -15111,7 +19091,6 @@
   <w:style w:type="character" w:default="1" w:styleId="Fontepargpadro">
     <w:name w:val="Default Paragraph Font"/>
     <w:uiPriority w:val="1"/>
-    <w:semiHidden/>
     <w:unhideWhenUsed/>
   </w:style>
   <w:style w:type="table" w:default="1" w:styleId="Tabelanormal">

--- a/PADARIA_DO_ALEMAO.docx
+++ b/PADARIA_DO_ALEMAO.docx
@@ -12373,6 +12373,9 @@
         <w:ind w:left="1440" w:firstLine="0"/>
       </w:pPr>
       <w:r>
+        <w:rPr>
+          <w:noProof/>
+        </w:rPr>
         <w:drawing>
           <wp:anchor distT="0" distB="0" distL="114300" distR="114300" simplePos="0" relativeHeight="251660800" behindDoc="1" locked="0" layoutInCell="1" allowOverlap="1" wp14:anchorId="38A9BC66" wp14:editId="79ABA107">
             <wp:simplePos x="0" y="0"/>
@@ -12552,6 +12555,9 @@
         <w:ind w:left="1080" w:firstLine="0"/>
       </w:pPr>
       <w:r>
+        <w:rPr>
+          <w:noProof/>
+        </w:rPr>
         <w:lastRenderedPageBreak/>
         <w:drawing>
           <wp:anchor distT="0" distB="0" distL="114300" distR="114300" simplePos="0" relativeHeight="251661824" behindDoc="1" locked="0" layoutInCell="1" allowOverlap="1" wp14:anchorId="5FA5471C" wp14:editId="79C09CC1">
@@ -12654,6 +12660,618 @@
     </w:p>
     <w:p>
       <w:pPr>
+        <w:ind w:left="1440" w:firstLine="0"/>
+      </w:pPr>
+    </w:p>
+    <w:p>
+      <w:pPr>
+        <w:ind w:left="1440" w:firstLine="0"/>
+        <w:rPr>
+          <w:b/>
+          <w:bCs/>
+        </w:rPr>
+      </w:pPr>
+      <w:r>
+        <w:rPr>
+          <w:b/>
+          <w:bCs/>
+        </w:rPr>
+        <w:drawing>
+          <wp:anchor distT="0" distB="0" distL="114300" distR="114300" simplePos="0" relativeHeight="251662848" behindDoc="1" locked="0" layoutInCell="1" allowOverlap="1" wp14:anchorId="10D55474" wp14:editId="00BF976E">
+            <wp:simplePos x="0" y="0"/>
+            <wp:positionH relativeFrom="margin">
+              <wp:align>right</wp:align>
+            </wp:positionH>
+            <wp:positionV relativeFrom="paragraph">
+              <wp:posOffset>259080</wp:posOffset>
+            </wp:positionV>
+            <wp:extent cx="5760085" cy="1194435"/>
+            <wp:effectExtent l="0" t="0" r="0" b="5715"/>
+            <wp:wrapTight wrapText="bothSides">
+              <wp:wrapPolygon edited="0">
+                <wp:start x="0" y="0"/>
+                <wp:lineTo x="0" y="21359"/>
+                <wp:lineTo x="21502" y="21359"/>
+                <wp:lineTo x="21502" y="0"/>
+                <wp:lineTo x="0" y="0"/>
+              </wp:wrapPolygon>
+            </wp:wrapTight>
+            <wp:docPr id="6" name="Imagem 6"/>
+            <wp:cNvGraphicFramePr>
+              <a:graphicFrameLocks xmlns:a="http://schemas.openxmlformats.org/drawingml/2006/main" noChangeAspect="1"/>
+            </wp:cNvGraphicFramePr>
+            <a:graphic xmlns:a="http://schemas.openxmlformats.org/drawingml/2006/main">
+              <a:graphicData uri="http://schemas.openxmlformats.org/drawingml/2006/picture">
+                <pic:pic xmlns:pic="http://schemas.openxmlformats.org/drawingml/2006/picture">
+                  <pic:nvPicPr>
+                    <pic:cNvPr id="1" name=""/>
+                    <pic:cNvPicPr/>
+                  </pic:nvPicPr>
+                  <pic:blipFill>
+                    <a:blip r:embed="rId16">
+                      <a:extLst>
+                        <a:ext uri="{28A0092B-C50C-407E-A947-70E740481C1C}">
+                          <a14:useLocalDpi xmlns:a14="http://schemas.microsoft.com/office/drawing/2010/main" val="0"/>
+                        </a:ext>
+                      </a:extLst>
+                    </a:blip>
+                    <a:stretch>
+                      <a:fillRect/>
+                    </a:stretch>
+                  </pic:blipFill>
+                  <pic:spPr>
+                    <a:xfrm>
+                      <a:off x="0" y="0"/>
+                      <a:ext cx="5760085" cy="1194435"/>
+                    </a:xfrm>
+                    <a:prstGeom prst="rect">
+                      <a:avLst/>
+                    </a:prstGeom>
+                  </pic:spPr>
+                </pic:pic>
+              </a:graphicData>
+            </a:graphic>
+          </wp:anchor>
+        </w:drawing>
+      </w:r>
+      <w:r>
+        <w:rPr>
+          <w:b/>
+          <w:bCs/>
+        </w:rPr>
+        <w:t>PRODUTOS</w:t>
+      </w:r>
+    </w:p>
+    <w:p>
+      <w:pPr>
+        <w:ind w:left="1440" w:firstLine="0"/>
+        <w:rPr>
+          <w:b/>
+          <w:bCs/>
+        </w:rPr>
+      </w:pPr>
+    </w:p>
+    <w:p>
+      <w:pPr>
+        <w:ind w:left="1440" w:firstLine="0"/>
+        <w:rPr>
+          <w:b/>
+          <w:bCs/>
+        </w:rPr>
+      </w:pPr>
+    </w:p>
+    <w:p>
+      <w:pPr>
+        <w:ind w:left="1440" w:firstLine="0"/>
+        <w:rPr>
+          <w:b/>
+          <w:bCs/>
+        </w:rPr>
+      </w:pPr>
+    </w:p>
+    <w:p>
+      <w:pPr>
+        <w:ind w:left="1440" w:firstLine="0"/>
+        <w:rPr>
+          <w:b/>
+          <w:bCs/>
+        </w:rPr>
+      </w:pPr>
+    </w:p>
+    <w:p>
+      <w:pPr>
+        <w:ind w:left="1440" w:firstLine="0"/>
+        <w:rPr>
+          <w:b/>
+          <w:bCs/>
+        </w:rPr>
+      </w:pPr>
+    </w:p>
+    <w:p>
+      <w:pPr>
+        <w:ind w:left="1440" w:firstLine="0"/>
+        <w:jc w:val="left"/>
+        <w:rPr>
+          <w:b/>
+          <w:bCs/>
+        </w:rPr>
+      </w:pPr>
+      <w:r>
+        <w:rPr>
+          <w:b/>
+          <w:bCs/>
+        </w:rPr>
+        <w:lastRenderedPageBreak/>
+        <w:drawing>
+          <wp:anchor distT="0" distB="0" distL="114300" distR="114300" simplePos="0" relativeHeight="251663872" behindDoc="0" locked="0" layoutInCell="1" allowOverlap="1" wp14:anchorId="115D5A1A" wp14:editId="5B64A5FF">
+            <wp:simplePos x="0" y="0"/>
+            <wp:positionH relativeFrom="page">
+              <wp:align>center</wp:align>
+            </wp:positionH>
+            <wp:positionV relativeFrom="paragraph">
+              <wp:posOffset>271409</wp:posOffset>
+            </wp:positionV>
+            <wp:extent cx="5760085" cy="2658745"/>
+            <wp:effectExtent l="0" t="0" r="0" b="8255"/>
+            <wp:wrapSquare wrapText="bothSides"/>
+            <wp:docPr id="7" name="Imagem 7"/>
+            <wp:cNvGraphicFramePr>
+              <a:graphicFrameLocks xmlns:a="http://schemas.openxmlformats.org/drawingml/2006/main" noChangeAspect="1"/>
+            </wp:cNvGraphicFramePr>
+            <a:graphic xmlns:a="http://schemas.openxmlformats.org/drawingml/2006/main">
+              <a:graphicData uri="http://schemas.openxmlformats.org/drawingml/2006/picture">
+                <pic:pic xmlns:pic="http://schemas.openxmlformats.org/drawingml/2006/picture">
+                  <pic:nvPicPr>
+                    <pic:cNvPr id="1" name=""/>
+                    <pic:cNvPicPr/>
+                  </pic:nvPicPr>
+                  <pic:blipFill>
+                    <a:blip r:embed="rId17">
+                      <a:extLst>
+                        <a:ext uri="{28A0092B-C50C-407E-A947-70E740481C1C}">
+                          <a14:useLocalDpi xmlns:a14="http://schemas.microsoft.com/office/drawing/2010/main" val="0"/>
+                        </a:ext>
+                      </a:extLst>
+                    </a:blip>
+                    <a:stretch>
+                      <a:fillRect/>
+                    </a:stretch>
+                  </pic:blipFill>
+                  <pic:spPr>
+                    <a:xfrm>
+                      <a:off x="0" y="0"/>
+                      <a:ext cx="5760085" cy="2658745"/>
+                    </a:xfrm>
+                    <a:prstGeom prst="rect">
+                      <a:avLst/>
+                    </a:prstGeom>
+                  </pic:spPr>
+                </pic:pic>
+              </a:graphicData>
+            </a:graphic>
+          </wp:anchor>
+        </w:drawing>
+      </w:r>
+      <w:r>
+        <w:rPr>
+          <w:b/>
+          <w:bCs/>
+        </w:rPr>
+        <w:t>FUNCIONARIOS</w:t>
+      </w:r>
+    </w:p>
+    <w:p>
+      <w:pPr>
+        <w:ind w:left="1440" w:firstLine="0"/>
+        <w:rPr>
+          <w:b/>
+          <w:bCs/>
+        </w:rPr>
+      </w:pPr>
+    </w:p>
+    <w:p>
+      <w:pPr>
+        <w:ind w:left="1440" w:firstLine="0"/>
+        <w:rPr>
+          <w:b/>
+          <w:bCs/>
+        </w:rPr>
+      </w:pPr>
+      <w:r>
+        <w:rPr>
+          <w:b/>
+          <w:bCs/>
+        </w:rPr>
+        <w:drawing>
+          <wp:anchor distT="0" distB="0" distL="114300" distR="114300" simplePos="0" relativeHeight="251664896" behindDoc="0" locked="0" layoutInCell="1" allowOverlap="1" wp14:anchorId="1C82E35F" wp14:editId="6C972B62">
+            <wp:simplePos x="0" y="0"/>
+            <wp:positionH relativeFrom="page">
+              <wp:align>center</wp:align>
+            </wp:positionH>
+            <wp:positionV relativeFrom="paragraph">
+              <wp:posOffset>273421</wp:posOffset>
+            </wp:positionV>
+            <wp:extent cx="5760085" cy="1680210"/>
+            <wp:effectExtent l="0" t="0" r="0" b="0"/>
+            <wp:wrapSquare wrapText="bothSides"/>
+            <wp:docPr id="8" name="Imagem 8"/>
+            <wp:cNvGraphicFramePr>
+              <a:graphicFrameLocks xmlns:a="http://schemas.openxmlformats.org/drawingml/2006/main" noChangeAspect="1"/>
+            </wp:cNvGraphicFramePr>
+            <a:graphic xmlns:a="http://schemas.openxmlformats.org/drawingml/2006/main">
+              <a:graphicData uri="http://schemas.openxmlformats.org/drawingml/2006/picture">
+                <pic:pic xmlns:pic="http://schemas.openxmlformats.org/drawingml/2006/picture">
+                  <pic:nvPicPr>
+                    <pic:cNvPr id="1" name=""/>
+                    <pic:cNvPicPr/>
+                  </pic:nvPicPr>
+                  <pic:blipFill>
+                    <a:blip r:embed="rId18">
+                      <a:extLst>
+                        <a:ext uri="{28A0092B-C50C-407E-A947-70E740481C1C}">
+                          <a14:useLocalDpi xmlns:a14="http://schemas.microsoft.com/office/drawing/2010/main" val="0"/>
+                        </a:ext>
+                      </a:extLst>
+                    </a:blip>
+                    <a:stretch>
+                      <a:fillRect/>
+                    </a:stretch>
+                  </pic:blipFill>
+                  <pic:spPr>
+                    <a:xfrm>
+                      <a:off x="0" y="0"/>
+                      <a:ext cx="5760085" cy="1680210"/>
+                    </a:xfrm>
+                    <a:prstGeom prst="rect">
+                      <a:avLst/>
+                    </a:prstGeom>
+                  </pic:spPr>
+                </pic:pic>
+              </a:graphicData>
+            </a:graphic>
+          </wp:anchor>
+        </w:drawing>
+      </w:r>
+      <w:r>
+        <w:rPr>
+          <w:b/>
+          <w:bCs/>
+        </w:rPr>
+        <w:t>FORNECEDOR</w:t>
+      </w:r>
+    </w:p>
+    <w:p>
+      <w:pPr>
+        <w:ind w:left="1440" w:firstLine="0"/>
+        <w:rPr>
+          <w:b/>
+          <w:bCs/>
+        </w:rPr>
+      </w:pPr>
+    </w:p>
+    <w:p>
+      <w:pPr>
+        <w:ind w:left="1440" w:firstLine="0"/>
+        <w:rPr>
+          <w:b/>
+          <w:bCs/>
+        </w:rPr>
+      </w:pPr>
+      <w:r>
+        <w:rPr>
+          <w:b/>
+          <w:bCs/>
+        </w:rPr>
+        <w:drawing>
+          <wp:anchor distT="0" distB="0" distL="114300" distR="114300" simplePos="0" relativeHeight="251665920" behindDoc="0" locked="0" layoutInCell="1" allowOverlap="1" wp14:anchorId="31435E6D" wp14:editId="0C85311E">
+            <wp:simplePos x="0" y="0"/>
+            <wp:positionH relativeFrom="page">
+              <wp:align>center</wp:align>
+            </wp:positionH>
+            <wp:positionV relativeFrom="paragraph">
+              <wp:posOffset>239551</wp:posOffset>
+            </wp:positionV>
+            <wp:extent cx="5760085" cy="477520"/>
+            <wp:effectExtent l="0" t="0" r="0" b="0"/>
+            <wp:wrapSquare wrapText="bothSides"/>
+            <wp:docPr id="9" name="Imagem 9"/>
+            <wp:cNvGraphicFramePr>
+              <a:graphicFrameLocks xmlns:a="http://schemas.openxmlformats.org/drawingml/2006/main" noChangeAspect="1"/>
+            </wp:cNvGraphicFramePr>
+            <a:graphic xmlns:a="http://schemas.openxmlformats.org/drawingml/2006/main">
+              <a:graphicData uri="http://schemas.openxmlformats.org/drawingml/2006/picture">
+                <pic:pic xmlns:pic="http://schemas.openxmlformats.org/drawingml/2006/picture">
+                  <pic:nvPicPr>
+                    <pic:cNvPr id="1" name=""/>
+                    <pic:cNvPicPr/>
+                  </pic:nvPicPr>
+                  <pic:blipFill>
+                    <a:blip r:embed="rId19">
+                      <a:extLst>
+                        <a:ext uri="{28A0092B-C50C-407E-A947-70E740481C1C}">
+                          <a14:useLocalDpi xmlns:a14="http://schemas.microsoft.com/office/drawing/2010/main" val="0"/>
+                        </a:ext>
+                      </a:extLst>
+                    </a:blip>
+                    <a:stretch>
+                      <a:fillRect/>
+                    </a:stretch>
+                  </pic:blipFill>
+                  <pic:spPr>
+                    <a:xfrm>
+                      <a:off x="0" y="0"/>
+                      <a:ext cx="5760085" cy="477520"/>
+                    </a:xfrm>
+                    <a:prstGeom prst="rect">
+                      <a:avLst/>
+                    </a:prstGeom>
+                  </pic:spPr>
+                </pic:pic>
+              </a:graphicData>
+            </a:graphic>
+          </wp:anchor>
+        </w:drawing>
+      </w:r>
+      <w:r>
+        <w:rPr>
+          <w:b/>
+          <w:bCs/>
+        </w:rPr>
+        <w:t>CATEGORÍAS</w:t>
+      </w:r>
+    </w:p>
+    <w:p>
+      <w:pPr>
+        <w:ind w:left="1440" w:firstLine="0"/>
+        <w:rPr>
+          <w:b/>
+          <w:bCs/>
+        </w:rPr>
+      </w:pPr>
+    </w:p>
+    <w:p>
+      <w:pPr>
+        <w:ind w:left="1440" w:firstLine="0"/>
+        <w:rPr>
+          <w:b/>
+          <w:bCs/>
+        </w:rPr>
+      </w:pPr>
+      <w:r>
+        <w:rPr>
+          <w:b/>
+          <w:bCs/>
+        </w:rPr>
+        <w:drawing>
+          <wp:anchor distT="0" distB="0" distL="114300" distR="114300" simplePos="0" relativeHeight="251666944" behindDoc="0" locked="0" layoutInCell="1" allowOverlap="1" wp14:anchorId="55E8CF36" wp14:editId="16EE404B">
+            <wp:simplePos x="0" y="0"/>
+            <wp:positionH relativeFrom="page">
+              <wp:align>center</wp:align>
+            </wp:positionH>
+            <wp:positionV relativeFrom="paragraph">
+              <wp:posOffset>243733</wp:posOffset>
+            </wp:positionV>
+            <wp:extent cx="5760085" cy="854075"/>
+            <wp:effectExtent l="0" t="0" r="0" b="3175"/>
+            <wp:wrapSquare wrapText="bothSides"/>
+            <wp:docPr id="10" name="Imagem 10"/>
+            <wp:cNvGraphicFramePr>
+              <a:graphicFrameLocks xmlns:a="http://schemas.openxmlformats.org/drawingml/2006/main" noChangeAspect="1"/>
+            </wp:cNvGraphicFramePr>
+            <a:graphic xmlns:a="http://schemas.openxmlformats.org/drawingml/2006/main">
+              <a:graphicData uri="http://schemas.openxmlformats.org/drawingml/2006/picture">
+                <pic:pic xmlns:pic="http://schemas.openxmlformats.org/drawingml/2006/picture">
+                  <pic:nvPicPr>
+                    <pic:cNvPr id="1" name=""/>
+                    <pic:cNvPicPr/>
+                  </pic:nvPicPr>
+                  <pic:blipFill>
+                    <a:blip r:embed="rId20">
+                      <a:extLst>
+                        <a:ext uri="{28A0092B-C50C-407E-A947-70E740481C1C}">
+                          <a14:useLocalDpi xmlns:a14="http://schemas.microsoft.com/office/drawing/2010/main" val="0"/>
+                        </a:ext>
+                      </a:extLst>
+                    </a:blip>
+                    <a:stretch>
+                      <a:fillRect/>
+                    </a:stretch>
+                  </pic:blipFill>
+                  <pic:spPr>
+                    <a:xfrm>
+                      <a:off x="0" y="0"/>
+                      <a:ext cx="5760085" cy="854075"/>
+                    </a:xfrm>
+                    <a:prstGeom prst="rect">
+                      <a:avLst/>
+                    </a:prstGeom>
+                  </pic:spPr>
+                </pic:pic>
+              </a:graphicData>
+            </a:graphic>
+          </wp:anchor>
+        </w:drawing>
+      </w:r>
+      <w:r>
+        <w:rPr>
+          <w:b/>
+          <w:bCs/>
+        </w:rPr>
+        <w:t>ITENS_VENDAS</w:t>
+      </w:r>
+    </w:p>
+    <w:p>
+      <w:pPr>
+        <w:ind w:left="1440" w:firstLine="0"/>
+        <w:rPr>
+          <w:b/>
+          <w:bCs/>
+        </w:rPr>
+      </w:pPr>
+    </w:p>
+    <w:p>
+      <w:pPr>
+        <w:ind w:left="1440" w:firstLine="0"/>
+        <w:rPr>
+          <w:b/>
+          <w:bCs/>
+        </w:rPr>
+      </w:pPr>
+      <w:r>
+        <w:rPr>
+          <w:b/>
+          <w:bCs/>
+        </w:rPr>
+        <w:drawing>
+          <wp:anchor distT="0" distB="0" distL="114300" distR="114300" simplePos="0" relativeHeight="251667968" behindDoc="0" locked="0" layoutInCell="1" allowOverlap="1" wp14:anchorId="449CC5D8" wp14:editId="31370C09">
+            <wp:simplePos x="0" y="0"/>
+            <wp:positionH relativeFrom="page">
+              <wp:align>center</wp:align>
+            </wp:positionH>
+            <wp:positionV relativeFrom="paragraph">
+              <wp:posOffset>225844</wp:posOffset>
+            </wp:positionV>
+            <wp:extent cx="5760085" cy="476885"/>
+            <wp:effectExtent l="0" t="0" r="0" b="0"/>
+            <wp:wrapSquare wrapText="bothSides"/>
+            <wp:docPr id="11" name="Imagem 11"/>
+            <wp:cNvGraphicFramePr>
+              <a:graphicFrameLocks xmlns:a="http://schemas.openxmlformats.org/drawingml/2006/main" noChangeAspect="1"/>
+            </wp:cNvGraphicFramePr>
+            <a:graphic xmlns:a="http://schemas.openxmlformats.org/drawingml/2006/main">
+              <a:graphicData uri="http://schemas.openxmlformats.org/drawingml/2006/picture">
+                <pic:pic xmlns:pic="http://schemas.openxmlformats.org/drawingml/2006/picture">
+                  <pic:nvPicPr>
+                    <pic:cNvPr id="1" name=""/>
+                    <pic:cNvPicPr/>
+                  </pic:nvPicPr>
+                  <pic:blipFill>
+                    <a:blip r:embed="rId21">
+                      <a:extLst>
+                        <a:ext uri="{28A0092B-C50C-407E-A947-70E740481C1C}">
+                          <a14:useLocalDpi xmlns:a14="http://schemas.microsoft.com/office/drawing/2010/main" val="0"/>
+                        </a:ext>
+                      </a:extLst>
+                    </a:blip>
+                    <a:stretch>
+                      <a:fillRect/>
+                    </a:stretch>
+                  </pic:blipFill>
+                  <pic:spPr>
+                    <a:xfrm>
+                      <a:off x="0" y="0"/>
+                      <a:ext cx="5760085" cy="476885"/>
+                    </a:xfrm>
+                    <a:prstGeom prst="rect">
+                      <a:avLst/>
+                    </a:prstGeom>
+                  </pic:spPr>
+                </pic:pic>
+              </a:graphicData>
+            </a:graphic>
+          </wp:anchor>
+        </w:drawing>
+      </w:r>
+      <w:r>
+        <w:rPr>
+          <w:b/>
+          <w:bCs/>
+        </w:rPr>
+        <w:t>NÍVEL</w:t>
+      </w:r>
+    </w:p>
+    <w:p>
+      <w:pPr>
+        <w:ind w:left="1440" w:firstLine="0"/>
+        <w:rPr>
+          <w:b/>
+          <w:bCs/>
+        </w:rPr>
+      </w:pPr>
+    </w:p>
+    <w:p>
+      <w:pPr>
+        <w:ind w:left="1440" w:firstLine="0"/>
+        <w:rPr>
+          <w:b/>
+          <w:bCs/>
+        </w:rPr>
+      </w:pPr>
+      <w:r>
+        <w:rPr>
+          <w:b/>
+          <w:bCs/>
+        </w:rPr>
+        <w:lastRenderedPageBreak/>
+        <w:drawing>
+          <wp:anchor distT="0" distB="0" distL="114300" distR="114300" simplePos="0" relativeHeight="251668992" behindDoc="0" locked="0" layoutInCell="1" allowOverlap="1" wp14:anchorId="44ECDBBD" wp14:editId="231061BD">
+            <wp:simplePos x="0" y="0"/>
+            <wp:positionH relativeFrom="page">
+              <wp:align>center</wp:align>
+            </wp:positionH>
+            <wp:positionV relativeFrom="paragraph">
+              <wp:posOffset>317189</wp:posOffset>
+            </wp:positionV>
+            <wp:extent cx="5760085" cy="742315"/>
+            <wp:effectExtent l="0" t="0" r="0" b="635"/>
+            <wp:wrapSquare wrapText="bothSides"/>
+            <wp:docPr id="12" name="Imagem 12"/>
+            <wp:cNvGraphicFramePr>
+              <a:graphicFrameLocks xmlns:a="http://schemas.openxmlformats.org/drawingml/2006/main" noChangeAspect="1"/>
+            </wp:cNvGraphicFramePr>
+            <a:graphic xmlns:a="http://schemas.openxmlformats.org/drawingml/2006/main">
+              <a:graphicData uri="http://schemas.openxmlformats.org/drawingml/2006/picture">
+                <pic:pic xmlns:pic="http://schemas.openxmlformats.org/drawingml/2006/picture">
+                  <pic:nvPicPr>
+                    <pic:cNvPr id="1" name=""/>
+                    <pic:cNvPicPr/>
+                  </pic:nvPicPr>
+                  <pic:blipFill>
+                    <a:blip r:embed="rId22">
+                      <a:extLst>
+                        <a:ext uri="{28A0092B-C50C-407E-A947-70E740481C1C}">
+                          <a14:useLocalDpi xmlns:a14="http://schemas.microsoft.com/office/drawing/2010/main" val="0"/>
+                        </a:ext>
+                      </a:extLst>
+                    </a:blip>
+                    <a:stretch>
+                      <a:fillRect/>
+                    </a:stretch>
+                  </pic:blipFill>
+                  <pic:spPr>
+                    <a:xfrm>
+                      <a:off x="0" y="0"/>
+                      <a:ext cx="5760085" cy="742315"/>
+                    </a:xfrm>
+                    <a:prstGeom prst="rect">
+                      <a:avLst/>
+                    </a:prstGeom>
+                  </pic:spPr>
+                </pic:pic>
+              </a:graphicData>
+            </a:graphic>
+          </wp:anchor>
+        </w:drawing>
+      </w:r>
+      <w:r>
+        <w:rPr>
+          <w:b/>
+          <w:bCs/>
+        </w:rPr>
+        <w:t>VENDAS</w:t>
+      </w:r>
+    </w:p>
+    <w:p>
+      <w:pPr>
+        <w:ind w:left="1440" w:firstLine="0"/>
+        <w:rPr>
+          <w:b/>
+          <w:bCs/>
+        </w:rPr>
+      </w:pPr>
+    </w:p>
+    <w:p>
+      <w:pPr>
         <w:numPr>
           <w:ilvl w:val="1"/>
           <w:numId w:val="3"/>
@@ -12665,6 +13283,22 @@
     </w:p>
     <w:p>
       <w:pPr>
+        <w:ind w:left="720" w:firstLine="0"/>
+      </w:pPr>
+      <w:r>
+        <w:t xml:space="preserve">Uma das nossas regras para a criação do B.D, tabelas e campos, é que sempre depois de 3 ou 4 algarismos em </w:t>
+      </w:r>
+      <w:proofErr w:type="gramStart"/>
+      <w:r>
+        <w:t>uma palavras</w:t>
+      </w:r>
+      <w:proofErr w:type="gramEnd"/>
+      <w:r>
+        <w:t>, teremos ‘_’ e chave primária sempre possuirá ‘ID_’.</w:t>
+      </w:r>
+    </w:p>
+    <w:p>
+      <w:pPr>
         <w:ind w:left="1440" w:firstLine="0"/>
       </w:pPr>
     </w:p>
@@ -12689,6 +13323,9 @@
       <w:r>
         <w:t>Lista de Eventos</w:t>
       </w:r>
+      <w:r>
+        <w:tab/>
+      </w:r>
     </w:p>
     <w:p>
       <w:pPr>
@@ -12789,7 +13426,6 @@
         </w:numPr>
       </w:pPr>
       <w:r>
-        <w:lastRenderedPageBreak/>
         <w:t>Diagrama de Componente</w:t>
       </w:r>
     </w:p>
@@ -13242,7 +13878,7 @@
         </w:rPr>
         <w:t xml:space="preserve">s no site da Biblioteca Central da PUCRS </w:t>
       </w:r>
-      <w:hyperlink r:id="rId16" w:history="1">
+      <w:hyperlink r:id="rId23" w:history="1">
         <w:r>
           <w:rPr>
             <w:color w:val="FF0000"/>
@@ -14732,7 +15368,7 @@
       <w:r>
         <w:t xml:space="preserve">(Outros exemplos consultar o site da Biblioteca Central da PUCRS </w:t>
       </w:r>
-      <w:hyperlink r:id="rId17" w:history="1">
+      <w:hyperlink r:id="rId24" w:history="1">
         <w:r>
           <w:t>http://www.pucrs.br/biblioteca/modelo.htm</w:t>
         </w:r>
@@ -15916,7 +16552,7 @@
                     </pic:cNvPicPr>
                   </pic:nvPicPr>
                   <pic:blipFill>
-                    <a:blip r:embed="rId18">
+                    <a:blip r:embed="rId25">
                       <a:extLst>
                         <a:ext uri="{28A0092B-C50C-407E-A947-70E740481C1C}">
                           <a14:useLocalDpi xmlns:a14="http://schemas.microsoft.com/office/drawing/2010/main" val="0"/>
@@ -16139,19 +16775,11 @@
       <w:r>
         <w:t xml:space="preserve">MARQUES, Alberto; RIBEIRO, </w:t>
       </w:r>
-      <w:proofErr w:type="spellStart"/>
-      <w:r>
-        <w:rPr>
-          <w:b/>
-        </w:rPr>
-        <w:t>Angela</w:t>
-      </w:r>
-      <w:proofErr w:type="spellEnd"/>
-      <w:r>
-        <w:rPr>
-          <w:b/>
-        </w:rPr>
-        <w:t>. As fazendas agrícolas</w:t>
+      <w:r>
+        <w:rPr>
+          <w:b/>
+        </w:rPr>
+        <w:t>Angela. As fazendas agrícolas</w:t>
       </w:r>
       <w:r>
         <w:t xml:space="preserve">. </w:t>
@@ -19091,6 +19719,7 @@
   <w:style w:type="character" w:default="1" w:styleId="Fontepargpadro">
     <w:name w:val="Default Paragraph Font"/>
     <w:uiPriority w:val="1"/>
+    <w:semiHidden/>
     <w:unhideWhenUsed/>
   </w:style>
   <w:style w:type="table" w:default="1" w:styleId="Tabelanormal">

--- a/PADARIA_DO_ALEMAO.docx
+++ b/PADARIA_DO_ALEMAO.docx
@@ -11123,15 +11123,15 @@
       <w:r>
         <w:rPr>
           <w:rFonts w:cs="Arial"/>
+          <w:b/>
+          <w:bCs/>
           <w:color w:val="001D35"/>
           <w:sz w:val="28"/>
           <w:szCs w:val="28"/>
           <w:u w:val="single"/>
         </w:rPr>
-        <w:t xml:space="preserve">Usuário: </w:t>
-      </w:r>
-      <w:proofErr w:type="spellStart"/>
-      <w:proofErr w:type="gramStart"/>
+        <w:t>Usuário:</w:t>
+      </w:r>
       <w:r>
         <w:rPr>
           <w:rFonts w:cs="Arial"/>
@@ -11140,9 +11140,61 @@
           <w:szCs w:val="28"/>
           <w:u w:val="single"/>
         </w:rPr>
-        <w:t>gerente,caixa</w:t>
-      </w:r>
-      <w:proofErr w:type="gramEnd"/>
+        <w:t xml:space="preserve"> gerente</w:t>
+      </w:r>
+    </w:p>
+    <w:p>
+      <w:pPr>
+        <w:pStyle w:val="PargrafodaLista"/>
+        <w:spacing w:line="240" w:lineRule="auto"/>
+        <w:ind w:left="360" w:firstLine="0"/>
+        <w:jc w:val="left"/>
+        <w:rPr>
+          <w:rFonts w:ascii="Times New Roman" w:hAnsi="Times New Roman"/>
+        </w:rPr>
+      </w:pPr>
+    </w:p>
+    <w:p>
+      <w:pPr>
+        <w:pStyle w:val="PargrafodaLista"/>
+        <w:spacing w:line="240" w:lineRule="auto"/>
+        <w:ind w:left="360" w:firstLine="0"/>
+        <w:jc w:val="left"/>
+        <w:rPr>
+          <w:rFonts w:ascii="Times New Roman" w:hAnsi="Times New Roman"/>
+        </w:rPr>
+      </w:pPr>
+      <w:r>
+        <w:rPr>
+          <w:rFonts w:cs="Arial"/>
+          <w:b/>
+          <w:bCs/>
+          <w:color w:val="000000"/>
+          <w:sz w:val="28"/>
+          <w:szCs w:val="28"/>
+        </w:rPr>
+        <w:t>R.F. 02 - C</w:t>
+      </w:r>
+      <w:r>
+        <w:rPr>
+          <w:rFonts w:cs="Arial"/>
+          <w:b/>
+          <w:bCs/>
+          <w:color w:val="001D35"/>
+          <w:sz w:val="28"/>
+          <w:szCs w:val="28"/>
+        </w:rPr>
+        <w:t xml:space="preserve">adastro de produtos: </w:t>
+      </w:r>
+      <w:r>
+        <w:rPr>
+          <w:rFonts w:cs="Arial"/>
+          <w:color w:val="001D35"/>
+          <w:sz w:val="28"/>
+          <w:szCs w:val="28"/>
+        </w:rPr>
+        <w:t>Tem como foco cadastrar os produtos no estoque, inserindo como dado, nome, número no estoque, preço de venda, e o código do produto.</w:t>
+      </w:r>
       <w:r>
         <w:rPr>
           <w:rFonts w:cs="Arial"/>
@@ -11151,9 +11203,8 @@
           <w:szCs w:val="28"/>
           <w:u w:val="single"/>
         </w:rPr>
-        <w:t>,vendedor,encarregado</w:t>
-      </w:r>
-      <w:proofErr w:type="spellEnd"/>
+        <w:t> </w:t>
+      </w:r>
     </w:p>
     <w:p>
       <w:pPr>
@@ -11165,6 +11216,33 @@
           <w:rFonts w:ascii="Times New Roman" w:hAnsi="Times New Roman"/>
         </w:rPr>
       </w:pPr>
+      <w:r>
+        <w:rPr>
+          <w:rFonts w:cs="Arial"/>
+          <w:color w:val="001D35"/>
+          <w:sz w:val="28"/>
+          <w:szCs w:val="28"/>
+          <w:u w:val="single"/>
+        </w:rPr>
+        <w:t>Usuário: gerente</w:t>
+      </w:r>
+    </w:p>
+    <w:p>
+      <w:pPr>
+        <w:pStyle w:val="PargrafodaLista"/>
+        <w:spacing w:after="240" w:line="240" w:lineRule="auto"/>
+        <w:ind w:left="360" w:firstLine="0"/>
+        <w:jc w:val="left"/>
+        <w:rPr>
+          <w:rFonts w:ascii="Times New Roman" w:hAnsi="Times New Roman"/>
+        </w:rPr>
+      </w:pPr>
+      <w:r>
+        <w:rPr>
+          <w:rFonts w:ascii="Times New Roman" w:hAnsi="Times New Roman"/>
+        </w:rPr>
+        <w:br/>
+      </w:r>
     </w:p>
     <w:p>
       <w:pPr>
@@ -11181,22 +11259,11 @@
           <w:rFonts w:cs="Arial"/>
           <w:b/>
           <w:bCs/>
-          <w:color w:val="000000"/>
-          <w:sz w:val="28"/>
-          <w:szCs w:val="28"/>
-        </w:rPr>
-        <w:t>R.F. 02 - C</w:t>
-      </w:r>
-      <w:r>
-        <w:rPr>
-          <w:rFonts w:cs="Arial"/>
-          <w:b/>
-          <w:bCs/>
           <w:color w:val="001D35"/>
           <w:sz w:val="28"/>
           <w:szCs w:val="28"/>
         </w:rPr>
-        <w:t xml:space="preserve">adastro de produtos: </w:t>
+        <w:t xml:space="preserve">R.F. 03 - Cadastro de fornecedores: </w:t>
       </w:r>
       <w:r>
         <w:rPr>
@@ -11205,7 +11272,7 @@
           <w:sz w:val="28"/>
           <w:szCs w:val="28"/>
         </w:rPr>
-        <w:t>Tem como foco cadastrar os produtos no estoque, inserindo como dado, nome, número no estoque, preço de venda, e o código do produto.</w:t>
+        <w:t xml:space="preserve">O cadastro de fornecedores é feito inserindo dados como nome, empresa fornecedora, produtos que </w:t>
       </w:r>
       <w:r>
         <w:rPr>
@@ -11213,9 +11280,20 @@
           <w:color w:val="001D35"/>
           <w:sz w:val="28"/>
           <w:szCs w:val="28"/>
-          <w:u w:val="single"/>
-        </w:rPr>
-        <w:t> </w:t>
+          <w:shd w:val="clear" w:color="auto" w:fill="FFFFFF"/>
+        </w:rPr>
+        <w:t xml:space="preserve">fornece, CNPJ ou CPF, endereço. Esse tipo de cadastro pode </w:t>
+      </w:r>
+      <w:r>
+        <w:rPr>
+          <w:rFonts w:cs="Arial"/>
+          <w:color w:val="001D35"/>
+          <w:sz w:val="28"/>
+          <w:szCs w:val="28"/>
+          <w:shd w:val="clear" w:color="auto" w:fill="FFFFFF"/>
+        </w:rPr>
+        <w:lastRenderedPageBreak/>
+        <w:t>ser feito apenas por fornecedores com autorização, gerente e/ou chefe.</w:t>
       </w:r>
     </w:p>
     <w:p>
@@ -11228,57 +11306,6 @@
           <w:rFonts w:ascii="Times New Roman" w:hAnsi="Times New Roman"/>
         </w:rPr>
       </w:pPr>
-      <w:r>
-        <w:rPr>
-          <w:rFonts w:cs="Arial"/>
-          <w:color w:val="001D35"/>
-          <w:sz w:val="28"/>
-          <w:szCs w:val="28"/>
-          <w:u w:val="single"/>
-        </w:rPr>
-        <w:t xml:space="preserve">Usuário: gerente, </w:t>
-      </w:r>
-      <w:proofErr w:type="spellStart"/>
-      <w:proofErr w:type="gramStart"/>
-      <w:r>
-        <w:rPr>
-          <w:rFonts w:cs="Arial"/>
-          <w:color w:val="001D35"/>
-          <w:sz w:val="28"/>
-          <w:szCs w:val="28"/>
-          <w:u w:val="single"/>
-        </w:rPr>
-        <w:t>caixa,vendedor</w:t>
-      </w:r>
-      <w:proofErr w:type="spellEnd"/>
-      <w:proofErr w:type="gramEnd"/>
-      <w:r>
-        <w:rPr>
-          <w:rFonts w:cs="Arial"/>
-          <w:color w:val="001D35"/>
-          <w:sz w:val="28"/>
-          <w:szCs w:val="28"/>
-          <w:u w:val="single"/>
-        </w:rPr>
-        <w:t xml:space="preserve"> e encarregado.</w:t>
-      </w:r>
-    </w:p>
-    <w:p>
-      <w:pPr>
-        <w:pStyle w:val="PargrafodaLista"/>
-        <w:spacing w:after="240" w:line="240" w:lineRule="auto"/>
-        <w:ind w:left="360" w:firstLine="0"/>
-        <w:jc w:val="left"/>
-        <w:rPr>
-          <w:rFonts w:ascii="Times New Roman" w:hAnsi="Times New Roman"/>
-        </w:rPr>
-      </w:pPr>
-      <w:r>
-        <w:rPr>
-          <w:rFonts w:ascii="Times New Roman" w:hAnsi="Times New Roman"/>
-        </w:rPr>
-        <w:br/>
-      </w:r>
     </w:p>
     <w:p>
       <w:pPr>
@@ -11295,41 +11322,12 @@
           <w:rFonts w:cs="Arial"/>
           <w:b/>
           <w:bCs/>
-          <w:color w:val="001D35"/>
-          <w:sz w:val="28"/>
-          <w:szCs w:val="28"/>
-        </w:rPr>
-        <w:t xml:space="preserve">R.F. 03 - Cadastro de fornecedores: </w:t>
-      </w:r>
-      <w:r>
-        <w:rPr>
-          <w:rFonts w:cs="Arial"/>
-          <w:color w:val="001D35"/>
-          <w:sz w:val="28"/>
-          <w:szCs w:val="28"/>
-        </w:rPr>
-        <w:t xml:space="preserve">O cadastro de fornecedores é feito inserindo dados como nome, empresa fornecedora, produtos que </w:t>
-      </w:r>
-      <w:r>
-        <w:rPr>
-          <w:rFonts w:cs="Arial"/>
-          <w:color w:val="001D35"/>
+          <w:color w:val="9900FF"/>
           <w:sz w:val="28"/>
           <w:szCs w:val="28"/>
           <w:shd w:val="clear" w:color="auto" w:fill="FFFFFF"/>
         </w:rPr>
-        <w:t xml:space="preserve">fornece, CNPJ ou CPF, endereço. Esse tipo de cadastro pode </w:t>
-      </w:r>
-      <w:r>
-        <w:rPr>
-          <w:rFonts w:cs="Arial"/>
-          <w:color w:val="001D35"/>
-          <w:sz w:val="28"/>
-          <w:szCs w:val="28"/>
-          <w:shd w:val="clear" w:color="auto" w:fill="FFFFFF"/>
-        </w:rPr>
-        <w:lastRenderedPageBreak/>
-        <w:t>ser feito apenas por fornecedores com autorização, gerente e/ou chefe.</w:t>
+        <w:t>Processo:</w:t>
       </w:r>
     </w:p>
     <w:p>
@@ -11358,12 +11356,49 @@
           <w:rFonts w:cs="Arial"/>
           <w:b/>
           <w:bCs/>
-          <w:color w:val="9900FF"/>
+          <w:color w:val="000000"/>
           <w:sz w:val="28"/>
           <w:szCs w:val="28"/>
-          <w:shd w:val="clear" w:color="auto" w:fill="FFFFFF"/>
-        </w:rPr>
-        <w:t>Processo:</w:t>
+        </w:rPr>
+        <w:t xml:space="preserve">R.F. 04 - Autenticação de usuário: </w:t>
+      </w:r>
+      <w:r>
+        <w:rPr>
+          <w:rFonts w:cs="Arial"/>
+          <w:color w:val="000000"/>
+          <w:sz w:val="28"/>
+          <w:szCs w:val="28"/>
+        </w:rPr>
+        <w:t xml:space="preserve">Tem como propósito autenticar o acesso ao sistema, verificando se o usuário pode acessá-lo e, caso possa, o direcionando para a página principal de seu perfil de acesso. </w:t>
+      </w:r>
+      <w:r>
+        <w:rPr>
+          <w:rFonts w:cs="Arial"/>
+          <w:color w:val="000000"/>
+          <w:sz w:val="28"/>
+          <w:szCs w:val="28"/>
+          <w:u w:val="single"/>
+        </w:rPr>
+        <w:t>Dados necessários:</w:t>
+      </w:r>
+      <w:r>
+        <w:rPr>
+          <w:rFonts w:cs="Arial"/>
+          <w:color w:val="000000"/>
+          <w:sz w:val="28"/>
+          <w:szCs w:val="28"/>
+        </w:rPr>
+        <w:t xml:space="preserve"> login, senha, nível de permissão.</w:t>
+      </w:r>
+      <w:r>
+        <w:rPr>
+          <w:rFonts w:cs="Arial"/>
+          <w:color w:val="000000"/>
+          <w:sz w:val="28"/>
+          <w:szCs w:val="28"/>
+          <w:u w:val="single"/>
+        </w:rPr>
+        <w:t xml:space="preserve"> Usuários:</w:t>
       </w:r>
     </w:p>
     <w:p>
@@ -11376,28 +11411,16 @@
           <w:rFonts w:ascii="Times New Roman" w:hAnsi="Times New Roman"/>
         </w:rPr>
       </w:pPr>
-    </w:p>
-    <w:p>
-      <w:pPr>
-        <w:pStyle w:val="PargrafodaLista"/>
-        <w:spacing w:line="240" w:lineRule="auto"/>
-        <w:ind w:left="360" w:firstLine="0"/>
-        <w:jc w:val="left"/>
-        <w:rPr>
-          <w:rFonts w:ascii="Times New Roman" w:hAnsi="Times New Roman"/>
-        </w:rPr>
-      </w:pPr>
-      <w:r>
-        <w:rPr>
-          <w:rFonts w:cs="Arial"/>
-          <w:b/>
-          <w:bCs/>
+      <w:r>
+        <w:rPr>
+          <w:rFonts w:cs="Arial"/>
           <w:color w:val="000000"/>
           <w:sz w:val="28"/>
           <w:szCs w:val="28"/>
         </w:rPr>
-        <w:t xml:space="preserve">R.F. 04 - Autenticação de usuário: </w:t>
-      </w:r>
+        <w:t xml:space="preserve">todos </w:t>
+      </w:r>
+      <w:proofErr w:type="spellStart"/>
       <w:r>
         <w:rPr>
           <w:rFonts w:cs="Arial"/>
@@ -11405,56 +11428,17 @@
           <w:sz w:val="28"/>
           <w:szCs w:val="28"/>
         </w:rPr>
-        <w:t xml:space="preserve">Tem como propósito autenticar o acesso ao sistema, verificando se o usuário pode acessá-lo e, caso possa, o direcionando para a página principal de seu perfil de acesso. </w:t>
-      </w:r>
+        <w:t>osníveis</w:t>
+      </w:r>
+      <w:proofErr w:type="spellEnd"/>
       <w:r>
         <w:rPr>
           <w:rFonts w:cs="Arial"/>
           <w:color w:val="000000"/>
           <w:sz w:val="28"/>
           <w:szCs w:val="28"/>
-          <w:u w:val="single"/>
-        </w:rPr>
-        <w:t>Dados necessários:</w:t>
-      </w:r>
-      <w:r>
-        <w:rPr>
-          <w:rFonts w:cs="Arial"/>
-          <w:color w:val="000000"/>
-          <w:sz w:val="28"/>
-          <w:szCs w:val="28"/>
-        </w:rPr>
-        <w:t xml:space="preserve"> login, senha, nível de permissão.</w:t>
-      </w:r>
-      <w:r>
-        <w:rPr>
-          <w:rFonts w:cs="Arial"/>
-          <w:color w:val="000000"/>
-          <w:sz w:val="28"/>
-          <w:szCs w:val="28"/>
-          <w:u w:val="single"/>
-        </w:rPr>
-        <w:t xml:space="preserve"> Usuários:</w:t>
-      </w:r>
-    </w:p>
-    <w:p>
-      <w:pPr>
-        <w:pStyle w:val="PargrafodaLista"/>
-        <w:spacing w:line="240" w:lineRule="auto"/>
-        <w:ind w:left="360" w:firstLine="0"/>
-        <w:jc w:val="left"/>
-        <w:rPr>
-          <w:rFonts w:ascii="Times New Roman" w:hAnsi="Times New Roman"/>
-        </w:rPr>
-      </w:pPr>
-      <w:r>
-        <w:rPr>
-          <w:rFonts w:cs="Arial"/>
-          <w:color w:val="000000"/>
-          <w:sz w:val="28"/>
-          <w:szCs w:val="28"/>
-        </w:rPr>
-        <w:t>todos os níveis de usuário.</w:t>
+        </w:rPr>
+        <w:t xml:space="preserve"> de usuário.</w:t>
       </w:r>
     </w:p>
     <w:p>
@@ -12675,6 +12659,7 @@
         <w:rPr>
           <w:b/>
           <w:bCs/>
+          <w:noProof/>
         </w:rPr>
         <w:drawing>
           <wp:anchor distT="0" distB="0" distL="114300" distR="114300" simplePos="0" relativeHeight="251662848" behindDoc="1" locked="0" layoutInCell="1" allowOverlap="1" wp14:anchorId="10D55474" wp14:editId="00BF976E">
@@ -12800,6 +12785,7 @@
         <w:rPr>
           <w:b/>
           <w:bCs/>
+          <w:noProof/>
         </w:rPr>
         <w:lastRenderedPageBreak/>
         <w:drawing>
@@ -12881,6 +12867,7 @@
         <w:rPr>
           <w:b/>
           <w:bCs/>
+          <w:noProof/>
         </w:rPr>
         <w:drawing>
           <wp:anchor distT="0" distB="0" distL="114300" distR="114300" simplePos="0" relativeHeight="251664896" behindDoc="0" locked="0" layoutInCell="1" allowOverlap="1" wp14:anchorId="1C82E35F" wp14:editId="6C972B62">
@@ -12961,6 +12948,7 @@
         <w:rPr>
           <w:b/>
           <w:bCs/>
+          <w:noProof/>
         </w:rPr>
         <w:drawing>
           <wp:anchor distT="0" distB="0" distL="114300" distR="114300" simplePos="0" relativeHeight="251665920" behindDoc="0" locked="0" layoutInCell="1" allowOverlap="1" wp14:anchorId="31435E6D" wp14:editId="0C85311E">
@@ -13041,6 +13029,7 @@
         <w:rPr>
           <w:b/>
           <w:bCs/>
+          <w:noProof/>
         </w:rPr>
         <w:drawing>
           <wp:anchor distT="0" distB="0" distL="114300" distR="114300" simplePos="0" relativeHeight="251666944" behindDoc="0" locked="0" layoutInCell="1" allowOverlap="1" wp14:anchorId="55E8CF36" wp14:editId="16EE404B">
@@ -13121,6 +13110,7 @@
         <w:rPr>
           <w:b/>
           <w:bCs/>
+          <w:noProof/>
         </w:rPr>
         <w:drawing>
           <wp:anchor distT="0" distB="0" distL="114300" distR="114300" simplePos="0" relativeHeight="251667968" behindDoc="0" locked="0" layoutInCell="1" allowOverlap="1" wp14:anchorId="449CC5D8" wp14:editId="31370C09">
@@ -13201,6 +13191,7 @@
         <w:rPr>
           <w:b/>
           <w:bCs/>
+          <w:noProof/>
         </w:rPr>
         <w:lastRenderedPageBreak/>
         <w:drawing>

--- a/PADARIA_DO_ALEMAO.docx
+++ b/PADARIA_DO_ALEMAO.docx
@@ -987,21 +987,7 @@
         <w:rPr>
           <w:rFonts w:cs="Arial"/>
         </w:rPr>
-        <w:t xml:space="preserve">Márcio José </w:t>
-      </w:r>
-      <w:proofErr w:type="spellStart"/>
-      <w:r>
-        <w:rPr>
-          <w:rFonts w:cs="Arial"/>
-        </w:rPr>
-        <w:t>Kams</w:t>
-      </w:r>
-      <w:proofErr w:type="spellEnd"/>
-      <w:r>
-        <w:rPr>
-          <w:rFonts w:cs="Arial"/>
-        </w:rPr>
-        <w:t xml:space="preserve"> Senhorinha</w:t>
+        <w:t>Márcio José Kams Senhorinha</w:t>
       </w:r>
     </w:p>
     <w:p>
@@ -1613,21 +1599,7 @@
         <w:rPr>
           <w:color w:val="000000" w:themeColor="text1"/>
         </w:rPr>
-        <w:t xml:space="preserve">Na S.A realizada, a equipe constrói um sistema de automatização que visa reduzir possíveis erros decorrentes do trabalho manual, facilitando a gestão de diversos tipos de negócios, especialmente comércios, como padarias e pequenas lojas. O objetivo principal do desafio proposto é, além de apresentar uma solução eficiente para o problema identificado, promover o aprendizado sobre o trabalho em equipe e o desenvolvimento de habilidades colaborativas entre os membros. Durante o processo de desenvolvimento, são exploradas diversas linguagens de programação, como PHP e </w:t>
-      </w:r>
-      <w:proofErr w:type="spellStart"/>
-      <w:r>
-        <w:rPr>
-          <w:color w:val="000000" w:themeColor="text1"/>
-        </w:rPr>
-        <w:t>JavaScript</w:t>
-      </w:r>
-      <w:proofErr w:type="spellEnd"/>
-      <w:r>
-        <w:rPr>
-          <w:color w:val="000000" w:themeColor="text1"/>
-        </w:rPr>
-        <w:t>, além de ferramentas de estilização, incluindo HTML e CSS, que são fundamentais para a criação do software destinado ao controle e organização da padaria. A implementação do sistema traz resultados positivos, proporcionando maior organização e clareza nas tarefas dos funcionários, bem como agilidade e eficiência nos atendimentos aos clientes. Além dos benefícios operacionais, o projeto amplia significativamente o conhecimento técnico da equipe sobre programação e reforça a importância das práticas colaborativas no ambiente de trabalho. Dessa forma, a experiência contribui de maneira relevante tanto para a melhoria da eficiência do negócio quanto para o crescimento profissional e pessoal dos envolvidos no desenvolvimento do software.</w:t>
+        <w:t>Na S.A realizada, a equipe constrói um sistema de automatização que visa reduzir possíveis erros decorrentes do trabalho manual, facilitando a gestão de diversos tipos de negócios, especialmente comércios, como padarias e pequenas lojas. O objetivo principal do desafio proposto é, além de apresentar uma solução eficiente para o problema identificado, promover o aprendizado sobre o trabalho em equipe e o desenvolvimento de habilidades colaborativas entre os membros. Durante o processo de desenvolvimento, são exploradas diversas linguagens de programação, como PHP e JavaScript, além de ferramentas de estilização, incluindo HTML e CSS, que são fundamentais para a criação do software destinado ao controle e organização da padaria. A implementação do sistema traz resultados positivos, proporcionando maior organização e clareza nas tarefas dos funcionários, bem como agilidade e eficiência nos atendimentos aos clientes. Além dos benefícios operacionais, o projeto amplia significativamente o conhecimento técnico da equipe sobre programação e reforça a importância das práticas colaborativas no ambiente de trabalho. Dessa forma, a experiência contribui de maneira relevante tanto para a melhoria da eficiência do negócio quanto para o crescimento profissional e pessoal dos envolvidos no desenvolvimento do software.</w:t>
       </w:r>
     </w:p>
     <w:p>
@@ -1871,1995 +1843,7 @@
         <w:rPr>
           <w:color w:val="000000" w:themeColor="text1"/>
         </w:rPr>
-        <w:t xml:space="preserve">In </w:t>
-      </w:r>
-      <w:proofErr w:type="spellStart"/>
-      <w:r>
-        <w:rPr>
-          <w:color w:val="000000" w:themeColor="text1"/>
-        </w:rPr>
-        <w:t>the</w:t>
-      </w:r>
-      <w:proofErr w:type="spellEnd"/>
-      <w:r>
-        <w:rPr>
-          <w:color w:val="000000" w:themeColor="text1"/>
-        </w:rPr>
-        <w:t xml:space="preserve"> </w:t>
-      </w:r>
-      <w:proofErr w:type="spellStart"/>
-      <w:r>
-        <w:rPr>
-          <w:color w:val="000000" w:themeColor="text1"/>
-        </w:rPr>
-        <w:t>conducted</w:t>
-      </w:r>
-      <w:proofErr w:type="spellEnd"/>
-      <w:r>
-        <w:rPr>
-          <w:color w:val="000000" w:themeColor="text1"/>
-        </w:rPr>
-        <w:t xml:space="preserve"> S.A., </w:t>
-      </w:r>
-      <w:proofErr w:type="spellStart"/>
-      <w:r>
-        <w:rPr>
-          <w:color w:val="000000" w:themeColor="text1"/>
-        </w:rPr>
-        <w:t>the</w:t>
-      </w:r>
-      <w:proofErr w:type="spellEnd"/>
-      <w:r>
-        <w:rPr>
-          <w:color w:val="000000" w:themeColor="text1"/>
-        </w:rPr>
-        <w:t xml:space="preserve"> </w:t>
-      </w:r>
-      <w:proofErr w:type="spellStart"/>
-      <w:r>
-        <w:rPr>
-          <w:color w:val="000000" w:themeColor="text1"/>
-        </w:rPr>
-        <w:t>team</w:t>
-      </w:r>
-      <w:proofErr w:type="spellEnd"/>
-      <w:r>
-        <w:rPr>
-          <w:color w:val="000000" w:themeColor="text1"/>
-        </w:rPr>
-        <w:t xml:space="preserve"> builds </w:t>
-      </w:r>
-      <w:proofErr w:type="spellStart"/>
-      <w:r>
-        <w:rPr>
-          <w:color w:val="000000" w:themeColor="text1"/>
-        </w:rPr>
-        <w:t>an</w:t>
-      </w:r>
-      <w:proofErr w:type="spellEnd"/>
-      <w:r>
-        <w:rPr>
-          <w:color w:val="000000" w:themeColor="text1"/>
-        </w:rPr>
-        <w:t xml:space="preserve"> </w:t>
-      </w:r>
-      <w:proofErr w:type="spellStart"/>
-      <w:r>
-        <w:rPr>
-          <w:color w:val="000000" w:themeColor="text1"/>
-        </w:rPr>
-        <w:t>automation</w:t>
-      </w:r>
-      <w:proofErr w:type="spellEnd"/>
-      <w:r>
-        <w:rPr>
-          <w:color w:val="000000" w:themeColor="text1"/>
-        </w:rPr>
-        <w:t xml:space="preserve"> system </w:t>
-      </w:r>
-      <w:proofErr w:type="spellStart"/>
-      <w:r>
-        <w:rPr>
-          <w:color w:val="000000" w:themeColor="text1"/>
-        </w:rPr>
-        <w:t>aimed</w:t>
-      </w:r>
-      <w:proofErr w:type="spellEnd"/>
-      <w:r>
-        <w:rPr>
-          <w:color w:val="000000" w:themeColor="text1"/>
-        </w:rPr>
-        <w:t xml:space="preserve"> </w:t>
-      </w:r>
-      <w:proofErr w:type="spellStart"/>
-      <w:r>
-        <w:rPr>
-          <w:color w:val="000000" w:themeColor="text1"/>
-        </w:rPr>
-        <w:t>at</w:t>
-      </w:r>
-      <w:proofErr w:type="spellEnd"/>
-      <w:r>
-        <w:rPr>
-          <w:color w:val="000000" w:themeColor="text1"/>
-        </w:rPr>
-        <w:t xml:space="preserve"> </w:t>
-      </w:r>
-      <w:proofErr w:type="spellStart"/>
-      <w:r>
-        <w:rPr>
-          <w:color w:val="000000" w:themeColor="text1"/>
-        </w:rPr>
-        <w:t>reducing</w:t>
-      </w:r>
-      <w:proofErr w:type="spellEnd"/>
-      <w:r>
-        <w:rPr>
-          <w:color w:val="000000" w:themeColor="text1"/>
-        </w:rPr>
-        <w:t xml:space="preserve"> </w:t>
-      </w:r>
-      <w:proofErr w:type="spellStart"/>
-      <w:r>
-        <w:rPr>
-          <w:color w:val="000000" w:themeColor="text1"/>
-        </w:rPr>
-        <w:t>possible</w:t>
-      </w:r>
-      <w:proofErr w:type="spellEnd"/>
-      <w:r>
-        <w:rPr>
-          <w:color w:val="000000" w:themeColor="text1"/>
-        </w:rPr>
-        <w:t xml:space="preserve"> </w:t>
-      </w:r>
-      <w:proofErr w:type="spellStart"/>
-      <w:r>
-        <w:rPr>
-          <w:color w:val="000000" w:themeColor="text1"/>
-        </w:rPr>
-        <w:t>errors</w:t>
-      </w:r>
-      <w:proofErr w:type="spellEnd"/>
-      <w:r>
-        <w:rPr>
-          <w:color w:val="000000" w:themeColor="text1"/>
-        </w:rPr>
-        <w:t xml:space="preserve"> </w:t>
-      </w:r>
-      <w:proofErr w:type="spellStart"/>
-      <w:r>
-        <w:rPr>
-          <w:color w:val="000000" w:themeColor="text1"/>
-        </w:rPr>
-        <w:t>arising</w:t>
-      </w:r>
-      <w:proofErr w:type="spellEnd"/>
-      <w:r>
-        <w:rPr>
-          <w:color w:val="000000" w:themeColor="text1"/>
-        </w:rPr>
-        <w:t xml:space="preserve"> </w:t>
-      </w:r>
-      <w:proofErr w:type="spellStart"/>
-      <w:r>
-        <w:rPr>
-          <w:color w:val="000000" w:themeColor="text1"/>
-        </w:rPr>
-        <w:t>from</w:t>
-      </w:r>
-      <w:proofErr w:type="spellEnd"/>
-      <w:r>
-        <w:rPr>
-          <w:color w:val="000000" w:themeColor="text1"/>
-        </w:rPr>
-        <w:t xml:space="preserve"> manual </w:t>
-      </w:r>
-      <w:proofErr w:type="spellStart"/>
-      <w:r>
-        <w:rPr>
-          <w:color w:val="000000" w:themeColor="text1"/>
-        </w:rPr>
-        <w:t>work</w:t>
-      </w:r>
-      <w:proofErr w:type="spellEnd"/>
-      <w:r>
-        <w:rPr>
-          <w:color w:val="000000" w:themeColor="text1"/>
-        </w:rPr>
-        <w:t xml:space="preserve">, </w:t>
-      </w:r>
-      <w:proofErr w:type="spellStart"/>
-      <w:r>
-        <w:rPr>
-          <w:color w:val="000000" w:themeColor="text1"/>
-        </w:rPr>
-        <w:t>facilitating</w:t>
-      </w:r>
-      <w:proofErr w:type="spellEnd"/>
-      <w:r>
-        <w:rPr>
-          <w:color w:val="000000" w:themeColor="text1"/>
-        </w:rPr>
-        <w:t xml:space="preserve"> </w:t>
-      </w:r>
-      <w:proofErr w:type="spellStart"/>
-      <w:r>
-        <w:rPr>
-          <w:color w:val="000000" w:themeColor="text1"/>
-        </w:rPr>
-        <w:t>the</w:t>
-      </w:r>
-      <w:proofErr w:type="spellEnd"/>
-      <w:r>
-        <w:rPr>
-          <w:color w:val="000000" w:themeColor="text1"/>
-        </w:rPr>
-        <w:t xml:space="preserve"> management </w:t>
-      </w:r>
-      <w:proofErr w:type="spellStart"/>
-      <w:r>
-        <w:rPr>
-          <w:color w:val="000000" w:themeColor="text1"/>
-        </w:rPr>
-        <w:t>of</w:t>
-      </w:r>
-      <w:proofErr w:type="spellEnd"/>
-      <w:r>
-        <w:rPr>
-          <w:color w:val="000000" w:themeColor="text1"/>
-        </w:rPr>
-        <w:t xml:space="preserve"> </w:t>
-      </w:r>
-      <w:proofErr w:type="spellStart"/>
-      <w:r>
-        <w:rPr>
-          <w:color w:val="000000" w:themeColor="text1"/>
-        </w:rPr>
-        <w:t>various</w:t>
-      </w:r>
-      <w:proofErr w:type="spellEnd"/>
-      <w:r>
-        <w:rPr>
-          <w:color w:val="000000" w:themeColor="text1"/>
-        </w:rPr>
-        <w:t xml:space="preserve"> </w:t>
-      </w:r>
-      <w:proofErr w:type="spellStart"/>
-      <w:r>
-        <w:rPr>
-          <w:color w:val="000000" w:themeColor="text1"/>
-        </w:rPr>
-        <w:t>types</w:t>
-      </w:r>
-      <w:proofErr w:type="spellEnd"/>
-      <w:r>
-        <w:rPr>
-          <w:color w:val="000000" w:themeColor="text1"/>
-        </w:rPr>
-        <w:t xml:space="preserve"> </w:t>
-      </w:r>
-      <w:proofErr w:type="spellStart"/>
-      <w:r>
-        <w:rPr>
-          <w:color w:val="000000" w:themeColor="text1"/>
-        </w:rPr>
-        <w:t>of</w:t>
-      </w:r>
-      <w:proofErr w:type="spellEnd"/>
-      <w:r>
-        <w:rPr>
-          <w:color w:val="000000" w:themeColor="text1"/>
-        </w:rPr>
-        <w:t xml:space="preserve"> businesses, </w:t>
-      </w:r>
-      <w:proofErr w:type="spellStart"/>
-      <w:r>
-        <w:rPr>
-          <w:color w:val="000000" w:themeColor="text1"/>
-        </w:rPr>
-        <w:t>especially</w:t>
-      </w:r>
-      <w:proofErr w:type="spellEnd"/>
-      <w:r>
-        <w:rPr>
-          <w:color w:val="000000" w:themeColor="text1"/>
-        </w:rPr>
-        <w:t xml:space="preserve"> </w:t>
-      </w:r>
-      <w:proofErr w:type="spellStart"/>
-      <w:r>
-        <w:rPr>
-          <w:color w:val="000000" w:themeColor="text1"/>
-        </w:rPr>
-        <w:t>commerce</w:t>
-      </w:r>
-      <w:proofErr w:type="spellEnd"/>
-      <w:r>
-        <w:rPr>
-          <w:color w:val="000000" w:themeColor="text1"/>
-        </w:rPr>
-        <w:t xml:space="preserve"> </w:t>
-      </w:r>
-      <w:proofErr w:type="spellStart"/>
-      <w:r>
-        <w:rPr>
-          <w:color w:val="000000" w:themeColor="text1"/>
-        </w:rPr>
-        <w:t>such</w:t>
-      </w:r>
-      <w:proofErr w:type="spellEnd"/>
-      <w:r>
-        <w:rPr>
-          <w:color w:val="000000" w:themeColor="text1"/>
-        </w:rPr>
-        <w:t xml:space="preserve"> as </w:t>
-      </w:r>
-      <w:proofErr w:type="spellStart"/>
-      <w:r>
-        <w:rPr>
-          <w:color w:val="000000" w:themeColor="text1"/>
-        </w:rPr>
-        <w:t>bakeries</w:t>
-      </w:r>
-      <w:proofErr w:type="spellEnd"/>
-      <w:r>
-        <w:rPr>
-          <w:color w:val="000000" w:themeColor="text1"/>
-        </w:rPr>
-        <w:t xml:space="preserve"> </w:t>
-      </w:r>
-      <w:proofErr w:type="spellStart"/>
-      <w:r>
-        <w:rPr>
-          <w:color w:val="000000" w:themeColor="text1"/>
-        </w:rPr>
-        <w:t>and</w:t>
-      </w:r>
-      <w:proofErr w:type="spellEnd"/>
-      <w:r>
-        <w:rPr>
-          <w:color w:val="000000" w:themeColor="text1"/>
-        </w:rPr>
-        <w:t xml:space="preserve"> </w:t>
-      </w:r>
-      <w:proofErr w:type="spellStart"/>
-      <w:r>
-        <w:rPr>
-          <w:color w:val="000000" w:themeColor="text1"/>
-        </w:rPr>
-        <w:t>small</w:t>
-      </w:r>
-      <w:proofErr w:type="spellEnd"/>
-      <w:r>
-        <w:rPr>
-          <w:color w:val="000000" w:themeColor="text1"/>
-        </w:rPr>
-        <w:t xml:space="preserve"> stores. The </w:t>
-      </w:r>
-      <w:proofErr w:type="spellStart"/>
-      <w:r>
-        <w:rPr>
-          <w:color w:val="000000" w:themeColor="text1"/>
-        </w:rPr>
-        <w:t>main</w:t>
-      </w:r>
-      <w:proofErr w:type="spellEnd"/>
-      <w:r>
-        <w:rPr>
-          <w:color w:val="000000" w:themeColor="text1"/>
-        </w:rPr>
-        <w:t xml:space="preserve"> </w:t>
-      </w:r>
-      <w:proofErr w:type="spellStart"/>
-      <w:r>
-        <w:rPr>
-          <w:color w:val="000000" w:themeColor="text1"/>
-        </w:rPr>
-        <w:t>objective</w:t>
-      </w:r>
-      <w:proofErr w:type="spellEnd"/>
-      <w:r>
-        <w:rPr>
-          <w:color w:val="000000" w:themeColor="text1"/>
-        </w:rPr>
-        <w:t xml:space="preserve"> </w:t>
-      </w:r>
-      <w:proofErr w:type="spellStart"/>
-      <w:r>
-        <w:rPr>
-          <w:color w:val="000000" w:themeColor="text1"/>
-        </w:rPr>
-        <w:t>of</w:t>
-      </w:r>
-      <w:proofErr w:type="spellEnd"/>
-      <w:r>
-        <w:rPr>
-          <w:color w:val="000000" w:themeColor="text1"/>
-        </w:rPr>
-        <w:t xml:space="preserve"> </w:t>
-      </w:r>
-      <w:proofErr w:type="spellStart"/>
-      <w:r>
-        <w:rPr>
-          <w:color w:val="000000" w:themeColor="text1"/>
-        </w:rPr>
-        <w:t>the</w:t>
-      </w:r>
-      <w:proofErr w:type="spellEnd"/>
-      <w:r>
-        <w:rPr>
-          <w:color w:val="000000" w:themeColor="text1"/>
-        </w:rPr>
-        <w:t xml:space="preserve"> </w:t>
-      </w:r>
-      <w:proofErr w:type="spellStart"/>
-      <w:r>
-        <w:rPr>
-          <w:color w:val="000000" w:themeColor="text1"/>
-        </w:rPr>
-        <w:t>proposed</w:t>
-      </w:r>
-      <w:proofErr w:type="spellEnd"/>
-      <w:r>
-        <w:rPr>
-          <w:color w:val="000000" w:themeColor="text1"/>
-        </w:rPr>
-        <w:t xml:space="preserve"> </w:t>
-      </w:r>
-      <w:proofErr w:type="spellStart"/>
-      <w:r>
-        <w:rPr>
-          <w:color w:val="000000" w:themeColor="text1"/>
-        </w:rPr>
-        <w:t>challenge</w:t>
-      </w:r>
-      <w:proofErr w:type="spellEnd"/>
-      <w:r>
-        <w:rPr>
-          <w:color w:val="000000" w:themeColor="text1"/>
-        </w:rPr>
-        <w:t xml:space="preserve"> </w:t>
-      </w:r>
-      <w:proofErr w:type="spellStart"/>
-      <w:r>
-        <w:rPr>
-          <w:color w:val="000000" w:themeColor="text1"/>
-        </w:rPr>
-        <w:t>is</w:t>
-      </w:r>
-      <w:proofErr w:type="spellEnd"/>
-      <w:r>
-        <w:rPr>
-          <w:color w:val="000000" w:themeColor="text1"/>
-        </w:rPr>
-        <w:t xml:space="preserve">, </w:t>
-      </w:r>
-      <w:proofErr w:type="spellStart"/>
-      <w:r>
-        <w:rPr>
-          <w:color w:val="000000" w:themeColor="text1"/>
-        </w:rPr>
-        <w:t>besides</w:t>
-      </w:r>
-      <w:proofErr w:type="spellEnd"/>
-      <w:r>
-        <w:rPr>
-          <w:color w:val="000000" w:themeColor="text1"/>
-        </w:rPr>
-        <w:t xml:space="preserve"> </w:t>
-      </w:r>
-      <w:proofErr w:type="spellStart"/>
-      <w:r>
-        <w:rPr>
-          <w:color w:val="000000" w:themeColor="text1"/>
-        </w:rPr>
-        <w:t>presenting</w:t>
-      </w:r>
-      <w:proofErr w:type="spellEnd"/>
-      <w:r>
-        <w:rPr>
-          <w:color w:val="000000" w:themeColor="text1"/>
-        </w:rPr>
-        <w:t xml:space="preserve"> </w:t>
-      </w:r>
-      <w:proofErr w:type="spellStart"/>
-      <w:r>
-        <w:rPr>
-          <w:color w:val="000000" w:themeColor="text1"/>
-        </w:rPr>
-        <w:t>an</w:t>
-      </w:r>
-      <w:proofErr w:type="spellEnd"/>
-      <w:r>
-        <w:rPr>
-          <w:color w:val="000000" w:themeColor="text1"/>
-        </w:rPr>
-        <w:t xml:space="preserve"> </w:t>
-      </w:r>
-      <w:proofErr w:type="spellStart"/>
-      <w:r>
-        <w:rPr>
-          <w:color w:val="000000" w:themeColor="text1"/>
-        </w:rPr>
-        <w:t>efficient</w:t>
-      </w:r>
-      <w:proofErr w:type="spellEnd"/>
-      <w:r>
-        <w:rPr>
-          <w:color w:val="000000" w:themeColor="text1"/>
-        </w:rPr>
-        <w:t xml:space="preserve"> </w:t>
-      </w:r>
-      <w:proofErr w:type="spellStart"/>
-      <w:r>
-        <w:rPr>
-          <w:color w:val="000000" w:themeColor="text1"/>
-        </w:rPr>
-        <w:t>solution</w:t>
-      </w:r>
-      <w:proofErr w:type="spellEnd"/>
-      <w:r>
-        <w:rPr>
-          <w:color w:val="000000" w:themeColor="text1"/>
-        </w:rPr>
-        <w:t xml:space="preserve"> </w:t>
-      </w:r>
-      <w:proofErr w:type="spellStart"/>
-      <w:r>
-        <w:rPr>
-          <w:color w:val="000000" w:themeColor="text1"/>
-        </w:rPr>
-        <w:t>to</w:t>
-      </w:r>
-      <w:proofErr w:type="spellEnd"/>
-      <w:r>
-        <w:rPr>
-          <w:color w:val="000000" w:themeColor="text1"/>
-        </w:rPr>
-        <w:t xml:space="preserve"> </w:t>
-      </w:r>
-      <w:proofErr w:type="spellStart"/>
-      <w:r>
-        <w:rPr>
-          <w:color w:val="000000" w:themeColor="text1"/>
-        </w:rPr>
-        <w:t>the</w:t>
-      </w:r>
-      <w:proofErr w:type="spellEnd"/>
-      <w:r>
-        <w:rPr>
-          <w:color w:val="000000" w:themeColor="text1"/>
-        </w:rPr>
-        <w:t xml:space="preserve"> </w:t>
-      </w:r>
-      <w:proofErr w:type="spellStart"/>
-      <w:r>
-        <w:rPr>
-          <w:color w:val="000000" w:themeColor="text1"/>
-        </w:rPr>
-        <w:t>identified</w:t>
-      </w:r>
-      <w:proofErr w:type="spellEnd"/>
-      <w:r>
-        <w:rPr>
-          <w:color w:val="000000" w:themeColor="text1"/>
-        </w:rPr>
-        <w:t xml:space="preserve"> </w:t>
-      </w:r>
-      <w:proofErr w:type="spellStart"/>
-      <w:r>
-        <w:rPr>
-          <w:color w:val="000000" w:themeColor="text1"/>
-        </w:rPr>
-        <w:t>problem</w:t>
-      </w:r>
-      <w:proofErr w:type="spellEnd"/>
-      <w:r>
-        <w:rPr>
-          <w:color w:val="000000" w:themeColor="text1"/>
-        </w:rPr>
-        <w:t xml:space="preserve">, </w:t>
-      </w:r>
-      <w:proofErr w:type="spellStart"/>
-      <w:r>
-        <w:rPr>
-          <w:color w:val="000000" w:themeColor="text1"/>
-        </w:rPr>
-        <w:t>to</w:t>
-      </w:r>
-      <w:proofErr w:type="spellEnd"/>
-      <w:r>
-        <w:rPr>
-          <w:color w:val="000000" w:themeColor="text1"/>
-        </w:rPr>
-        <w:t xml:space="preserve"> </w:t>
-      </w:r>
-      <w:proofErr w:type="spellStart"/>
-      <w:r>
-        <w:rPr>
-          <w:color w:val="000000" w:themeColor="text1"/>
-        </w:rPr>
-        <w:t>promote</w:t>
-      </w:r>
-      <w:proofErr w:type="spellEnd"/>
-      <w:r>
-        <w:rPr>
-          <w:color w:val="000000" w:themeColor="text1"/>
-        </w:rPr>
-        <w:t xml:space="preserve"> learning </w:t>
-      </w:r>
-      <w:proofErr w:type="spellStart"/>
-      <w:r>
-        <w:rPr>
-          <w:color w:val="000000" w:themeColor="text1"/>
-        </w:rPr>
-        <w:t>about</w:t>
-      </w:r>
-      <w:proofErr w:type="spellEnd"/>
-      <w:r>
-        <w:rPr>
-          <w:color w:val="000000" w:themeColor="text1"/>
-        </w:rPr>
-        <w:t xml:space="preserve"> </w:t>
-      </w:r>
-      <w:proofErr w:type="spellStart"/>
-      <w:r>
-        <w:rPr>
-          <w:color w:val="000000" w:themeColor="text1"/>
-        </w:rPr>
-        <w:t>teamwork</w:t>
-      </w:r>
-      <w:proofErr w:type="spellEnd"/>
-      <w:r>
-        <w:rPr>
-          <w:color w:val="000000" w:themeColor="text1"/>
-        </w:rPr>
-        <w:t xml:space="preserve"> </w:t>
-      </w:r>
-      <w:proofErr w:type="spellStart"/>
-      <w:r>
-        <w:rPr>
-          <w:color w:val="000000" w:themeColor="text1"/>
-        </w:rPr>
-        <w:t>and</w:t>
-      </w:r>
-      <w:proofErr w:type="spellEnd"/>
-      <w:r>
-        <w:rPr>
-          <w:color w:val="000000" w:themeColor="text1"/>
-        </w:rPr>
-        <w:t xml:space="preserve"> </w:t>
-      </w:r>
-      <w:proofErr w:type="spellStart"/>
-      <w:r>
-        <w:rPr>
-          <w:color w:val="000000" w:themeColor="text1"/>
-        </w:rPr>
-        <w:t>the</w:t>
-      </w:r>
-      <w:proofErr w:type="spellEnd"/>
-      <w:r>
-        <w:rPr>
-          <w:color w:val="000000" w:themeColor="text1"/>
-        </w:rPr>
-        <w:t xml:space="preserve"> </w:t>
-      </w:r>
-      <w:proofErr w:type="spellStart"/>
-      <w:r>
-        <w:rPr>
-          <w:color w:val="000000" w:themeColor="text1"/>
-        </w:rPr>
-        <w:t>development</w:t>
-      </w:r>
-      <w:proofErr w:type="spellEnd"/>
-      <w:r>
-        <w:rPr>
-          <w:color w:val="000000" w:themeColor="text1"/>
-        </w:rPr>
-        <w:t xml:space="preserve"> </w:t>
-      </w:r>
-      <w:proofErr w:type="spellStart"/>
-      <w:r>
-        <w:rPr>
-          <w:color w:val="000000" w:themeColor="text1"/>
-        </w:rPr>
-        <w:t>of</w:t>
-      </w:r>
-      <w:proofErr w:type="spellEnd"/>
-      <w:r>
-        <w:rPr>
-          <w:color w:val="000000" w:themeColor="text1"/>
-        </w:rPr>
-        <w:t xml:space="preserve"> </w:t>
-      </w:r>
-      <w:proofErr w:type="spellStart"/>
-      <w:r>
-        <w:rPr>
-          <w:color w:val="000000" w:themeColor="text1"/>
-        </w:rPr>
-        <w:t>collaborative</w:t>
-      </w:r>
-      <w:proofErr w:type="spellEnd"/>
-      <w:r>
-        <w:rPr>
-          <w:color w:val="000000" w:themeColor="text1"/>
-        </w:rPr>
-        <w:t xml:space="preserve"> skills </w:t>
-      </w:r>
-      <w:proofErr w:type="spellStart"/>
-      <w:r>
-        <w:rPr>
-          <w:color w:val="000000" w:themeColor="text1"/>
-        </w:rPr>
-        <w:t>among</w:t>
-      </w:r>
-      <w:proofErr w:type="spellEnd"/>
-      <w:r>
-        <w:rPr>
-          <w:color w:val="000000" w:themeColor="text1"/>
-        </w:rPr>
-        <w:t xml:space="preserve"> </w:t>
-      </w:r>
-      <w:proofErr w:type="spellStart"/>
-      <w:r>
-        <w:rPr>
-          <w:color w:val="000000" w:themeColor="text1"/>
-        </w:rPr>
-        <w:t>members</w:t>
-      </w:r>
-      <w:proofErr w:type="spellEnd"/>
-      <w:r>
-        <w:rPr>
-          <w:color w:val="000000" w:themeColor="text1"/>
-        </w:rPr>
-        <w:t xml:space="preserve">. </w:t>
-      </w:r>
-      <w:proofErr w:type="spellStart"/>
-      <w:r>
-        <w:rPr>
-          <w:color w:val="000000" w:themeColor="text1"/>
-        </w:rPr>
-        <w:t>During</w:t>
-      </w:r>
-      <w:proofErr w:type="spellEnd"/>
-      <w:r>
-        <w:rPr>
-          <w:color w:val="000000" w:themeColor="text1"/>
-        </w:rPr>
-        <w:t xml:space="preserve"> </w:t>
-      </w:r>
-      <w:proofErr w:type="spellStart"/>
-      <w:r>
-        <w:rPr>
-          <w:color w:val="000000" w:themeColor="text1"/>
-        </w:rPr>
-        <w:t>the</w:t>
-      </w:r>
-      <w:proofErr w:type="spellEnd"/>
-      <w:r>
-        <w:rPr>
-          <w:color w:val="000000" w:themeColor="text1"/>
-        </w:rPr>
-        <w:t xml:space="preserve"> </w:t>
-      </w:r>
-      <w:proofErr w:type="spellStart"/>
-      <w:r>
-        <w:rPr>
-          <w:color w:val="000000" w:themeColor="text1"/>
-        </w:rPr>
-        <w:t>development</w:t>
-      </w:r>
-      <w:proofErr w:type="spellEnd"/>
-      <w:r>
-        <w:rPr>
-          <w:color w:val="000000" w:themeColor="text1"/>
-        </w:rPr>
-        <w:t xml:space="preserve"> </w:t>
-      </w:r>
-      <w:proofErr w:type="spellStart"/>
-      <w:r>
-        <w:rPr>
-          <w:color w:val="000000" w:themeColor="text1"/>
-        </w:rPr>
-        <w:t>process</w:t>
-      </w:r>
-      <w:proofErr w:type="spellEnd"/>
-      <w:r>
-        <w:rPr>
-          <w:color w:val="000000" w:themeColor="text1"/>
-        </w:rPr>
-        <w:t xml:space="preserve">, </w:t>
-      </w:r>
-      <w:proofErr w:type="spellStart"/>
-      <w:r>
-        <w:rPr>
-          <w:color w:val="000000" w:themeColor="text1"/>
-        </w:rPr>
-        <w:t>several</w:t>
-      </w:r>
-      <w:proofErr w:type="spellEnd"/>
-      <w:r>
-        <w:rPr>
-          <w:color w:val="000000" w:themeColor="text1"/>
-        </w:rPr>
-        <w:t xml:space="preserve"> </w:t>
-      </w:r>
-      <w:proofErr w:type="spellStart"/>
-      <w:r>
-        <w:rPr>
-          <w:color w:val="000000" w:themeColor="text1"/>
-        </w:rPr>
-        <w:t>programming</w:t>
-      </w:r>
-      <w:proofErr w:type="spellEnd"/>
-      <w:r>
-        <w:rPr>
-          <w:color w:val="000000" w:themeColor="text1"/>
-        </w:rPr>
-        <w:t xml:space="preserve"> </w:t>
-      </w:r>
-      <w:proofErr w:type="spellStart"/>
-      <w:r>
-        <w:rPr>
-          <w:color w:val="000000" w:themeColor="text1"/>
-        </w:rPr>
-        <w:t>languages</w:t>
-      </w:r>
-      <w:proofErr w:type="spellEnd"/>
-      <w:r>
-        <w:rPr>
-          <w:color w:val="000000" w:themeColor="text1"/>
-        </w:rPr>
-        <w:t xml:space="preserve"> are </w:t>
-      </w:r>
-      <w:proofErr w:type="spellStart"/>
-      <w:r>
-        <w:rPr>
-          <w:color w:val="000000" w:themeColor="text1"/>
-        </w:rPr>
-        <w:t>explored</w:t>
-      </w:r>
-      <w:proofErr w:type="spellEnd"/>
-      <w:r>
-        <w:rPr>
-          <w:color w:val="000000" w:themeColor="text1"/>
-        </w:rPr>
-        <w:t xml:space="preserve">, </w:t>
-      </w:r>
-      <w:proofErr w:type="spellStart"/>
-      <w:r>
-        <w:rPr>
-          <w:color w:val="000000" w:themeColor="text1"/>
-        </w:rPr>
-        <w:t>such</w:t>
-      </w:r>
-      <w:proofErr w:type="spellEnd"/>
-      <w:r>
-        <w:rPr>
-          <w:color w:val="000000" w:themeColor="text1"/>
-        </w:rPr>
-        <w:t xml:space="preserve"> as PHP </w:t>
-      </w:r>
-      <w:proofErr w:type="spellStart"/>
-      <w:r>
-        <w:rPr>
-          <w:color w:val="000000" w:themeColor="text1"/>
-        </w:rPr>
-        <w:t>and</w:t>
-      </w:r>
-      <w:proofErr w:type="spellEnd"/>
-      <w:r>
-        <w:rPr>
-          <w:color w:val="000000" w:themeColor="text1"/>
-        </w:rPr>
-        <w:t xml:space="preserve"> </w:t>
-      </w:r>
-      <w:proofErr w:type="spellStart"/>
-      <w:r>
-        <w:rPr>
-          <w:color w:val="000000" w:themeColor="text1"/>
-        </w:rPr>
-        <w:t>JavaScript</w:t>
-      </w:r>
-      <w:proofErr w:type="spellEnd"/>
-      <w:r>
-        <w:rPr>
-          <w:color w:val="000000" w:themeColor="text1"/>
-        </w:rPr>
-        <w:t xml:space="preserve">, </w:t>
-      </w:r>
-      <w:proofErr w:type="spellStart"/>
-      <w:r>
-        <w:rPr>
-          <w:color w:val="000000" w:themeColor="text1"/>
-        </w:rPr>
-        <w:t>along</w:t>
-      </w:r>
-      <w:proofErr w:type="spellEnd"/>
-      <w:r>
-        <w:rPr>
-          <w:color w:val="000000" w:themeColor="text1"/>
-        </w:rPr>
-        <w:t xml:space="preserve"> </w:t>
-      </w:r>
-      <w:proofErr w:type="spellStart"/>
-      <w:r>
-        <w:rPr>
-          <w:color w:val="000000" w:themeColor="text1"/>
-        </w:rPr>
-        <w:t>with</w:t>
-      </w:r>
-      <w:proofErr w:type="spellEnd"/>
-      <w:r>
-        <w:rPr>
-          <w:color w:val="000000" w:themeColor="text1"/>
-        </w:rPr>
-        <w:t xml:space="preserve"> </w:t>
-      </w:r>
-      <w:proofErr w:type="spellStart"/>
-      <w:r>
-        <w:rPr>
-          <w:color w:val="000000" w:themeColor="text1"/>
-        </w:rPr>
-        <w:t>styling</w:t>
-      </w:r>
-      <w:proofErr w:type="spellEnd"/>
-      <w:r>
-        <w:rPr>
-          <w:color w:val="000000" w:themeColor="text1"/>
-        </w:rPr>
-        <w:t xml:space="preserve"> tools </w:t>
-      </w:r>
-      <w:proofErr w:type="spellStart"/>
-      <w:r>
-        <w:rPr>
-          <w:color w:val="000000" w:themeColor="text1"/>
-        </w:rPr>
-        <w:t>including</w:t>
-      </w:r>
-      <w:proofErr w:type="spellEnd"/>
-      <w:r>
-        <w:rPr>
-          <w:color w:val="000000" w:themeColor="text1"/>
-        </w:rPr>
-        <w:t xml:space="preserve"> HTML </w:t>
-      </w:r>
-      <w:proofErr w:type="spellStart"/>
-      <w:r>
-        <w:rPr>
-          <w:color w:val="000000" w:themeColor="text1"/>
-        </w:rPr>
-        <w:t>and</w:t>
-      </w:r>
-      <w:proofErr w:type="spellEnd"/>
-      <w:r>
-        <w:rPr>
-          <w:color w:val="000000" w:themeColor="text1"/>
-        </w:rPr>
-        <w:t xml:space="preserve"> CSS, </w:t>
-      </w:r>
-      <w:proofErr w:type="spellStart"/>
-      <w:r>
-        <w:rPr>
-          <w:color w:val="000000" w:themeColor="text1"/>
-        </w:rPr>
-        <w:t>which</w:t>
-      </w:r>
-      <w:proofErr w:type="spellEnd"/>
-      <w:r>
-        <w:rPr>
-          <w:color w:val="000000" w:themeColor="text1"/>
-        </w:rPr>
-        <w:t xml:space="preserve"> are </w:t>
-      </w:r>
-      <w:proofErr w:type="spellStart"/>
-      <w:r>
-        <w:rPr>
-          <w:color w:val="000000" w:themeColor="text1"/>
-        </w:rPr>
-        <w:t>essential</w:t>
-      </w:r>
-      <w:proofErr w:type="spellEnd"/>
-      <w:r>
-        <w:rPr>
-          <w:color w:val="000000" w:themeColor="text1"/>
-        </w:rPr>
-        <w:t xml:space="preserve"> for </w:t>
-      </w:r>
-      <w:proofErr w:type="spellStart"/>
-      <w:r>
-        <w:rPr>
-          <w:color w:val="000000" w:themeColor="text1"/>
-        </w:rPr>
-        <w:t>creating</w:t>
-      </w:r>
-      <w:proofErr w:type="spellEnd"/>
-      <w:r>
-        <w:rPr>
-          <w:color w:val="000000" w:themeColor="text1"/>
-        </w:rPr>
-        <w:t xml:space="preserve"> </w:t>
-      </w:r>
-      <w:proofErr w:type="spellStart"/>
-      <w:r>
-        <w:rPr>
-          <w:color w:val="000000" w:themeColor="text1"/>
-        </w:rPr>
-        <w:t>the</w:t>
-      </w:r>
-      <w:proofErr w:type="spellEnd"/>
-      <w:r>
-        <w:rPr>
-          <w:color w:val="000000" w:themeColor="text1"/>
-        </w:rPr>
-        <w:t xml:space="preserve"> software </w:t>
-      </w:r>
-      <w:proofErr w:type="spellStart"/>
-      <w:r>
-        <w:rPr>
-          <w:color w:val="000000" w:themeColor="text1"/>
-        </w:rPr>
-        <w:t>intended</w:t>
-      </w:r>
-      <w:proofErr w:type="spellEnd"/>
-      <w:r>
-        <w:rPr>
-          <w:color w:val="000000" w:themeColor="text1"/>
-        </w:rPr>
-        <w:t xml:space="preserve"> for </w:t>
-      </w:r>
-      <w:proofErr w:type="spellStart"/>
-      <w:r>
-        <w:rPr>
-          <w:color w:val="000000" w:themeColor="text1"/>
-        </w:rPr>
-        <w:t>the</w:t>
-      </w:r>
-      <w:proofErr w:type="spellEnd"/>
-      <w:r>
-        <w:rPr>
-          <w:color w:val="000000" w:themeColor="text1"/>
-        </w:rPr>
-        <w:t xml:space="preserve"> </w:t>
-      </w:r>
-      <w:proofErr w:type="spellStart"/>
-      <w:r>
-        <w:rPr>
-          <w:color w:val="000000" w:themeColor="text1"/>
-        </w:rPr>
-        <w:t>control</w:t>
-      </w:r>
-      <w:proofErr w:type="spellEnd"/>
-      <w:r>
-        <w:rPr>
-          <w:color w:val="000000" w:themeColor="text1"/>
-        </w:rPr>
-        <w:t xml:space="preserve"> </w:t>
-      </w:r>
-      <w:proofErr w:type="spellStart"/>
-      <w:r>
-        <w:rPr>
-          <w:color w:val="000000" w:themeColor="text1"/>
-        </w:rPr>
-        <w:t>and</w:t>
-      </w:r>
-      <w:proofErr w:type="spellEnd"/>
-      <w:r>
-        <w:rPr>
-          <w:color w:val="000000" w:themeColor="text1"/>
-        </w:rPr>
-        <w:t xml:space="preserve"> </w:t>
-      </w:r>
-      <w:proofErr w:type="spellStart"/>
-      <w:r>
-        <w:rPr>
-          <w:color w:val="000000" w:themeColor="text1"/>
-        </w:rPr>
-        <w:t>organization</w:t>
-      </w:r>
-      <w:proofErr w:type="spellEnd"/>
-      <w:r>
-        <w:rPr>
-          <w:color w:val="000000" w:themeColor="text1"/>
-        </w:rPr>
-        <w:t xml:space="preserve"> </w:t>
-      </w:r>
-      <w:proofErr w:type="spellStart"/>
-      <w:r>
-        <w:rPr>
-          <w:color w:val="000000" w:themeColor="text1"/>
-        </w:rPr>
-        <w:t>of</w:t>
-      </w:r>
-      <w:proofErr w:type="spellEnd"/>
-      <w:r>
-        <w:rPr>
-          <w:color w:val="000000" w:themeColor="text1"/>
-        </w:rPr>
-        <w:t xml:space="preserve"> </w:t>
-      </w:r>
-      <w:proofErr w:type="spellStart"/>
-      <w:r>
-        <w:rPr>
-          <w:color w:val="000000" w:themeColor="text1"/>
-        </w:rPr>
-        <w:t>the</w:t>
-      </w:r>
-      <w:proofErr w:type="spellEnd"/>
-      <w:r>
-        <w:rPr>
-          <w:color w:val="000000" w:themeColor="text1"/>
-        </w:rPr>
-        <w:t xml:space="preserve"> </w:t>
-      </w:r>
-      <w:proofErr w:type="spellStart"/>
-      <w:r>
-        <w:rPr>
-          <w:color w:val="000000" w:themeColor="text1"/>
-        </w:rPr>
-        <w:t>bakery</w:t>
-      </w:r>
-      <w:proofErr w:type="spellEnd"/>
-      <w:r>
-        <w:rPr>
-          <w:color w:val="000000" w:themeColor="text1"/>
-        </w:rPr>
-        <w:t xml:space="preserve">. The </w:t>
-      </w:r>
-      <w:proofErr w:type="spellStart"/>
-      <w:r>
-        <w:rPr>
-          <w:color w:val="000000" w:themeColor="text1"/>
-        </w:rPr>
-        <w:t>system's</w:t>
-      </w:r>
-      <w:proofErr w:type="spellEnd"/>
-      <w:r>
-        <w:rPr>
-          <w:color w:val="000000" w:themeColor="text1"/>
-        </w:rPr>
-        <w:t xml:space="preserve"> </w:t>
-      </w:r>
-      <w:proofErr w:type="spellStart"/>
-      <w:r>
-        <w:rPr>
-          <w:color w:val="000000" w:themeColor="text1"/>
-        </w:rPr>
-        <w:t>implementation</w:t>
-      </w:r>
-      <w:proofErr w:type="spellEnd"/>
-      <w:r>
-        <w:rPr>
-          <w:color w:val="000000" w:themeColor="text1"/>
-        </w:rPr>
-        <w:t xml:space="preserve"> </w:t>
-      </w:r>
-      <w:proofErr w:type="spellStart"/>
-      <w:r>
-        <w:rPr>
-          <w:color w:val="000000" w:themeColor="text1"/>
-        </w:rPr>
-        <w:t>brings</w:t>
-      </w:r>
-      <w:proofErr w:type="spellEnd"/>
-      <w:r>
-        <w:rPr>
-          <w:color w:val="000000" w:themeColor="text1"/>
-        </w:rPr>
-        <w:t xml:space="preserve"> positive </w:t>
-      </w:r>
-      <w:proofErr w:type="spellStart"/>
-      <w:r>
-        <w:rPr>
-          <w:color w:val="000000" w:themeColor="text1"/>
-        </w:rPr>
-        <w:t>results</w:t>
-      </w:r>
-      <w:proofErr w:type="spellEnd"/>
-      <w:r>
-        <w:rPr>
-          <w:color w:val="000000" w:themeColor="text1"/>
-        </w:rPr>
-        <w:t xml:space="preserve">, </w:t>
-      </w:r>
-      <w:proofErr w:type="spellStart"/>
-      <w:r>
-        <w:rPr>
-          <w:color w:val="000000" w:themeColor="text1"/>
-        </w:rPr>
-        <w:t>providing</w:t>
-      </w:r>
-      <w:proofErr w:type="spellEnd"/>
-      <w:r>
-        <w:rPr>
-          <w:color w:val="000000" w:themeColor="text1"/>
-        </w:rPr>
-        <w:t xml:space="preserve"> </w:t>
-      </w:r>
-      <w:proofErr w:type="spellStart"/>
-      <w:r>
-        <w:rPr>
-          <w:color w:val="000000" w:themeColor="text1"/>
-        </w:rPr>
-        <w:t>greater</w:t>
-      </w:r>
-      <w:proofErr w:type="spellEnd"/>
-      <w:r>
-        <w:rPr>
-          <w:color w:val="000000" w:themeColor="text1"/>
-        </w:rPr>
-        <w:t xml:space="preserve"> </w:t>
-      </w:r>
-      <w:proofErr w:type="spellStart"/>
-      <w:r>
-        <w:rPr>
-          <w:color w:val="000000" w:themeColor="text1"/>
-        </w:rPr>
-        <w:t>organization</w:t>
-      </w:r>
-      <w:proofErr w:type="spellEnd"/>
-      <w:r>
-        <w:rPr>
-          <w:color w:val="000000" w:themeColor="text1"/>
-        </w:rPr>
-        <w:t xml:space="preserve"> </w:t>
-      </w:r>
-      <w:proofErr w:type="spellStart"/>
-      <w:r>
-        <w:rPr>
-          <w:color w:val="000000" w:themeColor="text1"/>
-        </w:rPr>
-        <w:t>and</w:t>
-      </w:r>
-      <w:proofErr w:type="spellEnd"/>
-      <w:r>
-        <w:rPr>
-          <w:color w:val="000000" w:themeColor="text1"/>
-        </w:rPr>
-        <w:t xml:space="preserve"> </w:t>
-      </w:r>
-      <w:proofErr w:type="spellStart"/>
-      <w:r>
-        <w:rPr>
-          <w:color w:val="000000" w:themeColor="text1"/>
-        </w:rPr>
-        <w:t>clarity</w:t>
-      </w:r>
-      <w:proofErr w:type="spellEnd"/>
-      <w:r>
-        <w:rPr>
-          <w:color w:val="000000" w:themeColor="text1"/>
-        </w:rPr>
-        <w:t xml:space="preserve"> in </w:t>
-      </w:r>
-      <w:proofErr w:type="spellStart"/>
-      <w:r>
-        <w:rPr>
-          <w:color w:val="000000" w:themeColor="text1"/>
-        </w:rPr>
-        <w:t>employees</w:t>
-      </w:r>
-      <w:proofErr w:type="spellEnd"/>
-      <w:r>
-        <w:rPr>
-          <w:color w:val="000000" w:themeColor="text1"/>
-        </w:rPr>
-        <w:t xml:space="preserve">’ </w:t>
-      </w:r>
-      <w:proofErr w:type="spellStart"/>
-      <w:r>
-        <w:rPr>
-          <w:color w:val="000000" w:themeColor="text1"/>
-        </w:rPr>
-        <w:t>tasks</w:t>
-      </w:r>
-      <w:proofErr w:type="spellEnd"/>
-      <w:r>
-        <w:rPr>
-          <w:color w:val="000000" w:themeColor="text1"/>
-        </w:rPr>
-        <w:t xml:space="preserve">, as </w:t>
-      </w:r>
-      <w:proofErr w:type="spellStart"/>
-      <w:r>
-        <w:rPr>
-          <w:color w:val="000000" w:themeColor="text1"/>
-        </w:rPr>
-        <w:t>well</w:t>
-      </w:r>
-      <w:proofErr w:type="spellEnd"/>
-      <w:r>
-        <w:rPr>
-          <w:color w:val="000000" w:themeColor="text1"/>
-        </w:rPr>
-        <w:t xml:space="preserve"> as </w:t>
-      </w:r>
-      <w:proofErr w:type="spellStart"/>
-      <w:r>
-        <w:rPr>
-          <w:color w:val="000000" w:themeColor="text1"/>
-        </w:rPr>
-        <w:t>agility</w:t>
-      </w:r>
-      <w:proofErr w:type="spellEnd"/>
-      <w:r>
-        <w:rPr>
-          <w:color w:val="000000" w:themeColor="text1"/>
-        </w:rPr>
-        <w:t xml:space="preserve"> </w:t>
-      </w:r>
-      <w:proofErr w:type="spellStart"/>
-      <w:r>
-        <w:rPr>
-          <w:color w:val="000000" w:themeColor="text1"/>
-        </w:rPr>
-        <w:t>and</w:t>
-      </w:r>
-      <w:proofErr w:type="spellEnd"/>
-      <w:r>
-        <w:rPr>
-          <w:color w:val="000000" w:themeColor="text1"/>
-        </w:rPr>
-        <w:t xml:space="preserve"> </w:t>
-      </w:r>
-      <w:proofErr w:type="spellStart"/>
-      <w:r>
-        <w:rPr>
-          <w:color w:val="000000" w:themeColor="text1"/>
-        </w:rPr>
-        <w:t>efficiency</w:t>
-      </w:r>
-      <w:proofErr w:type="spellEnd"/>
-      <w:r>
-        <w:rPr>
-          <w:color w:val="000000" w:themeColor="text1"/>
-        </w:rPr>
-        <w:t xml:space="preserve"> in </w:t>
-      </w:r>
-      <w:proofErr w:type="spellStart"/>
-      <w:r>
-        <w:rPr>
-          <w:color w:val="000000" w:themeColor="text1"/>
-        </w:rPr>
-        <w:t>customer</w:t>
-      </w:r>
-      <w:proofErr w:type="spellEnd"/>
-      <w:r>
-        <w:rPr>
-          <w:color w:val="000000" w:themeColor="text1"/>
-        </w:rPr>
-        <w:t xml:space="preserve"> </w:t>
-      </w:r>
-      <w:proofErr w:type="spellStart"/>
-      <w:r>
-        <w:rPr>
-          <w:color w:val="000000" w:themeColor="text1"/>
-        </w:rPr>
-        <w:t>service</w:t>
-      </w:r>
-      <w:proofErr w:type="spellEnd"/>
-      <w:r>
-        <w:rPr>
-          <w:color w:val="000000" w:themeColor="text1"/>
-        </w:rPr>
-        <w:t xml:space="preserve">. </w:t>
-      </w:r>
-      <w:proofErr w:type="spellStart"/>
-      <w:r>
-        <w:rPr>
-          <w:color w:val="000000" w:themeColor="text1"/>
-        </w:rPr>
-        <w:t>Besides</w:t>
-      </w:r>
-      <w:proofErr w:type="spellEnd"/>
-      <w:r>
-        <w:rPr>
-          <w:color w:val="000000" w:themeColor="text1"/>
-        </w:rPr>
-        <w:t xml:space="preserve"> </w:t>
-      </w:r>
-      <w:proofErr w:type="spellStart"/>
-      <w:r>
-        <w:rPr>
-          <w:color w:val="000000" w:themeColor="text1"/>
-        </w:rPr>
-        <w:t>operational</w:t>
-      </w:r>
-      <w:proofErr w:type="spellEnd"/>
-      <w:r>
-        <w:rPr>
-          <w:color w:val="000000" w:themeColor="text1"/>
-        </w:rPr>
-        <w:t xml:space="preserve"> </w:t>
-      </w:r>
-      <w:proofErr w:type="spellStart"/>
-      <w:r>
-        <w:rPr>
-          <w:color w:val="000000" w:themeColor="text1"/>
-        </w:rPr>
-        <w:t>benefits</w:t>
-      </w:r>
-      <w:proofErr w:type="spellEnd"/>
-      <w:r>
-        <w:rPr>
-          <w:color w:val="000000" w:themeColor="text1"/>
-        </w:rPr>
-        <w:t xml:space="preserve">, </w:t>
-      </w:r>
-      <w:proofErr w:type="spellStart"/>
-      <w:r>
-        <w:rPr>
-          <w:color w:val="000000" w:themeColor="text1"/>
-        </w:rPr>
-        <w:t>the</w:t>
-      </w:r>
-      <w:proofErr w:type="spellEnd"/>
-      <w:r>
-        <w:rPr>
-          <w:color w:val="000000" w:themeColor="text1"/>
-        </w:rPr>
-        <w:t xml:space="preserve"> </w:t>
-      </w:r>
-      <w:proofErr w:type="spellStart"/>
-      <w:r>
-        <w:rPr>
-          <w:color w:val="000000" w:themeColor="text1"/>
-        </w:rPr>
-        <w:t>project</w:t>
-      </w:r>
-      <w:proofErr w:type="spellEnd"/>
-      <w:r>
-        <w:rPr>
-          <w:color w:val="000000" w:themeColor="text1"/>
-        </w:rPr>
-        <w:t xml:space="preserve"> </w:t>
-      </w:r>
-      <w:proofErr w:type="spellStart"/>
-      <w:r>
-        <w:rPr>
-          <w:color w:val="000000" w:themeColor="text1"/>
-        </w:rPr>
-        <w:t>significantly</w:t>
-      </w:r>
-      <w:proofErr w:type="spellEnd"/>
-      <w:r>
-        <w:rPr>
-          <w:color w:val="000000" w:themeColor="text1"/>
-        </w:rPr>
-        <w:t xml:space="preserve"> </w:t>
-      </w:r>
-      <w:proofErr w:type="spellStart"/>
-      <w:r>
-        <w:rPr>
-          <w:color w:val="000000" w:themeColor="text1"/>
-        </w:rPr>
-        <w:t>expands</w:t>
-      </w:r>
-      <w:proofErr w:type="spellEnd"/>
-      <w:r>
-        <w:rPr>
-          <w:color w:val="000000" w:themeColor="text1"/>
-        </w:rPr>
-        <w:t xml:space="preserve"> </w:t>
-      </w:r>
-      <w:proofErr w:type="spellStart"/>
-      <w:r>
-        <w:rPr>
-          <w:color w:val="000000" w:themeColor="text1"/>
-        </w:rPr>
-        <w:t>the</w:t>
-      </w:r>
-      <w:proofErr w:type="spellEnd"/>
-      <w:r>
-        <w:rPr>
-          <w:color w:val="000000" w:themeColor="text1"/>
-        </w:rPr>
-        <w:t xml:space="preserve"> </w:t>
-      </w:r>
-      <w:proofErr w:type="spellStart"/>
-      <w:r>
-        <w:rPr>
-          <w:color w:val="000000" w:themeColor="text1"/>
-        </w:rPr>
-        <w:t>team’s</w:t>
-      </w:r>
-      <w:proofErr w:type="spellEnd"/>
-      <w:r>
-        <w:rPr>
-          <w:color w:val="000000" w:themeColor="text1"/>
-        </w:rPr>
-        <w:t xml:space="preserve"> </w:t>
-      </w:r>
-      <w:proofErr w:type="spellStart"/>
-      <w:r>
-        <w:rPr>
-          <w:color w:val="000000" w:themeColor="text1"/>
-        </w:rPr>
-        <w:t>technical</w:t>
-      </w:r>
-      <w:proofErr w:type="spellEnd"/>
-      <w:r>
-        <w:rPr>
-          <w:color w:val="000000" w:themeColor="text1"/>
-        </w:rPr>
-        <w:t xml:space="preserve"> </w:t>
-      </w:r>
-      <w:proofErr w:type="spellStart"/>
-      <w:r>
-        <w:rPr>
-          <w:color w:val="000000" w:themeColor="text1"/>
-        </w:rPr>
-        <w:t>knowledge</w:t>
-      </w:r>
-      <w:proofErr w:type="spellEnd"/>
-      <w:r>
-        <w:rPr>
-          <w:color w:val="000000" w:themeColor="text1"/>
-        </w:rPr>
-        <w:t xml:space="preserve"> </w:t>
-      </w:r>
-      <w:proofErr w:type="spellStart"/>
-      <w:r>
-        <w:rPr>
-          <w:color w:val="000000" w:themeColor="text1"/>
-        </w:rPr>
-        <w:t>about</w:t>
-      </w:r>
-      <w:proofErr w:type="spellEnd"/>
-      <w:r>
-        <w:rPr>
-          <w:color w:val="000000" w:themeColor="text1"/>
-        </w:rPr>
-        <w:t xml:space="preserve"> </w:t>
-      </w:r>
-      <w:proofErr w:type="spellStart"/>
-      <w:r>
-        <w:rPr>
-          <w:color w:val="000000" w:themeColor="text1"/>
-        </w:rPr>
-        <w:t>programming</w:t>
-      </w:r>
-      <w:proofErr w:type="spellEnd"/>
-      <w:r>
-        <w:rPr>
-          <w:color w:val="000000" w:themeColor="text1"/>
-        </w:rPr>
-        <w:t xml:space="preserve"> </w:t>
-      </w:r>
-      <w:proofErr w:type="spellStart"/>
-      <w:r>
-        <w:rPr>
-          <w:color w:val="000000" w:themeColor="text1"/>
-        </w:rPr>
-        <w:t>and</w:t>
-      </w:r>
-      <w:proofErr w:type="spellEnd"/>
-      <w:r>
-        <w:rPr>
-          <w:color w:val="000000" w:themeColor="text1"/>
-        </w:rPr>
-        <w:t xml:space="preserve"> </w:t>
-      </w:r>
-      <w:proofErr w:type="spellStart"/>
-      <w:r>
-        <w:rPr>
-          <w:color w:val="000000" w:themeColor="text1"/>
-        </w:rPr>
-        <w:t>reinforces</w:t>
-      </w:r>
-      <w:proofErr w:type="spellEnd"/>
-      <w:r>
-        <w:rPr>
-          <w:color w:val="000000" w:themeColor="text1"/>
-        </w:rPr>
-        <w:t xml:space="preserve"> </w:t>
-      </w:r>
-      <w:proofErr w:type="spellStart"/>
-      <w:r>
-        <w:rPr>
-          <w:color w:val="000000" w:themeColor="text1"/>
-        </w:rPr>
-        <w:t>the</w:t>
-      </w:r>
-      <w:proofErr w:type="spellEnd"/>
-      <w:r>
-        <w:rPr>
-          <w:color w:val="000000" w:themeColor="text1"/>
-        </w:rPr>
-        <w:t xml:space="preserve"> </w:t>
-      </w:r>
-      <w:proofErr w:type="spellStart"/>
-      <w:r>
-        <w:rPr>
-          <w:color w:val="000000" w:themeColor="text1"/>
-        </w:rPr>
-        <w:t>importance</w:t>
-      </w:r>
-      <w:proofErr w:type="spellEnd"/>
-      <w:r>
-        <w:rPr>
-          <w:color w:val="000000" w:themeColor="text1"/>
-        </w:rPr>
-        <w:t xml:space="preserve"> </w:t>
-      </w:r>
-      <w:proofErr w:type="spellStart"/>
-      <w:r>
-        <w:rPr>
-          <w:color w:val="000000" w:themeColor="text1"/>
-        </w:rPr>
-        <w:t>of</w:t>
-      </w:r>
-      <w:proofErr w:type="spellEnd"/>
-      <w:r>
-        <w:rPr>
-          <w:color w:val="000000" w:themeColor="text1"/>
-        </w:rPr>
-        <w:t xml:space="preserve"> </w:t>
-      </w:r>
-      <w:proofErr w:type="spellStart"/>
-      <w:r>
-        <w:rPr>
-          <w:color w:val="000000" w:themeColor="text1"/>
-        </w:rPr>
-        <w:t>collaborative</w:t>
-      </w:r>
-      <w:proofErr w:type="spellEnd"/>
-      <w:r>
-        <w:rPr>
-          <w:color w:val="000000" w:themeColor="text1"/>
-        </w:rPr>
-        <w:t xml:space="preserve"> </w:t>
-      </w:r>
-      <w:proofErr w:type="spellStart"/>
-      <w:r>
-        <w:rPr>
-          <w:color w:val="000000" w:themeColor="text1"/>
-        </w:rPr>
-        <w:t>practices</w:t>
-      </w:r>
-      <w:proofErr w:type="spellEnd"/>
-      <w:r>
-        <w:rPr>
-          <w:color w:val="000000" w:themeColor="text1"/>
-        </w:rPr>
-        <w:t xml:space="preserve"> in </w:t>
-      </w:r>
-      <w:proofErr w:type="spellStart"/>
-      <w:r>
-        <w:rPr>
-          <w:color w:val="000000" w:themeColor="text1"/>
-        </w:rPr>
-        <w:t>the</w:t>
-      </w:r>
-      <w:proofErr w:type="spellEnd"/>
-      <w:r>
-        <w:rPr>
-          <w:color w:val="000000" w:themeColor="text1"/>
-        </w:rPr>
-        <w:t xml:space="preserve"> </w:t>
-      </w:r>
-      <w:proofErr w:type="spellStart"/>
-      <w:r>
-        <w:rPr>
-          <w:color w:val="000000" w:themeColor="text1"/>
-        </w:rPr>
-        <w:t>work</w:t>
-      </w:r>
-      <w:proofErr w:type="spellEnd"/>
-      <w:r>
-        <w:rPr>
-          <w:color w:val="000000" w:themeColor="text1"/>
-        </w:rPr>
-        <w:t xml:space="preserve"> </w:t>
-      </w:r>
-      <w:proofErr w:type="spellStart"/>
-      <w:r>
-        <w:rPr>
-          <w:color w:val="000000" w:themeColor="text1"/>
-        </w:rPr>
-        <w:t>environment</w:t>
-      </w:r>
-      <w:proofErr w:type="spellEnd"/>
-      <w:r>
-        <w:rPr>
-          <w:color w:val="000000" w:themeColor="text1"/>
-        </w:rPr>
-        <w:t xml:space="preserve">. </w:t>
-      </w:r>
-      <w:proofErr w:type="spellStart"/>
-      <w:r>
-        <w:rPr>
-          <w:color w:val="000000" w:themeColor="text1"/>
-        </w:rPr>
-        <w:t>Thus</w:t>
-      </w:r>
-      <w:proofErr w:type="spellEnd"/>
-      <w:r>
-        <w:rPr>
-          <w:color w:val="000000" w:themeColor="text1"/>
-        </w:rPr>
-        <w:t xml:space="preserve">, </w:t>
-      </w:r>
-      <w:proofErr w:type="spellStart"/>
-      <w:r>
-        <w:rPr>
-          <w:color w:val="000000" w:themeColor="text1"/>
-        </w:rPr>
-        <w:t>the</w:t>
-      </w:r>
-      <w:proofErr w:type="spellEnd"/>
-      <w:r>
-        <w:rPr>
-          <w:color w:val="000000" w:themeColor="text1"/>
-        </w:rPr>
-        <w:t xml:space="preserve"> </w:t>
-      </w:r>
-      <w:proofErr w:type="spellStart"/>
-      <w:r>
-        <w:rPr>
-          <w:color w:val="000000" w:themeColor="text1"/>
-        </w:rPr>
-        <w:t>experience</w:t>
-      </w:r>
-      <w:proofErr w:type="spellEnd"/>
-      <w:r>
-        <w:rPr>
-          <w:color w:val="000000" w:themeColor="text1"/>
-        </w:rPr>
-        <w:t xml:space="preserve"> </w:t>
-      </w:r>
-      <w:proofErr w:type="spellStart"/>
-      <w:r>
-        <w:rPr>
-          <w:color w:val="000000" w:themeColor="text1"/>
-        </w:rPr>
-        <w:t>contributes</w:t>
-      </w:r>
-      <w:proofErr w:type="spellEnd"/>
-      <w:r>
-        <w:rPr>
-          <w:color w:val="000000" w:themeColor="text1"/>
-        </w:rPr>
-        <w:t xml:space="preserve"> </w:t>
-      </w:r>
-      <w:proofErr w:type="spellStart"/>
-      <w:r>
-        <w:rPr>
-          <w:color w:val="000000" w:themeColor="text1"/>
-        </w:rPr>
-        <w:t>significantly</w:t>
-      </w:r>
-      <w:proofErr w:type="spellEnd"/>
-      <w:r>
-        <w:rPr>
-          <w:color w:val="000000" w:themeColor="text1"/>
-        </w:rPr>
-        <w:t xml:space="preserve"> </w:t>
-      </w:r>
-      <w:proofErr w:type="spellStart"/>
-      <w:r>
-        <w:rPr>
-          <w:color w:val="000000" w:themeColor="text1"/>
-        </w:rPr>
-        <w:t>both</w:t>
-      </w:r>
-      <w:proofErr w:type="spellEnd"/>
-      <w:r>
-        <w:rPr>
-          <w:color w:val="000000" w:themeColor="text1"/>
-        </w:rPr>
-        <w:t xml:space="preserve"> </w:t>
-      </w:r>
-      <w:proofErr w:type="spellStart"/>
-      <w:r>
-        <w:rPr>
-          <w:color w:val="000000" w:themeColor="text1"/>
-        </w:rPr>
-        <w:t>to</w:t>
-      </w:r>
-      <w:proofErr w:type="spellEnd"/>
-      <w:r>
-        <w:rPr>
-          <w:color w:val="000000" w:themeColor="text1"/>
-        </w:rPr>
-        <w:t xml:space="preserve"> </w:t>
-      </w:r>
-      <w:proofErr w:type="spellStart"/>
-      <w:r>
-        <w:rPr>
-          <w:color w:val="000000" w:themeColor="text1"/>
-        </w:rPr>
-        <w:t>improving</w:t>
-      </w:r>
-      <w:proofErr w:type="spellEnd"/>
-      <w:r>
-        <w:rPr>
-          <w:color w:val="000000" w:themeColor="text1"/>
-        </w:rPr>
-        <w:t xml:space="preserve"> </w:t>
-      </w:r>
-      <w:proofErr w:type="spellStart"/>
-      <w:r>
-        <w:rPr>
-          <w:color w:val="000000" w:themeColor="text1"/>
-        </w:rPr>
-        <w:t>the</w:t>
-      </w:r>
-      <w:proofErr w:type="spellEnd"/>
-      <w:r>
-        <w:rPr>
-          <w:color w:val="000000" w:themeColor="text1"/>
-        </w:rPr>
-        <w:t xml:space="preserve"> </w:t>
-      </w:r>
-      <w:proofErr w:type="spellStart"/>
-      <w:r>
-        <w:rPr>
-          <w:color w:val="000000" w:themeColor="text1"/>
-        </w:rPr>
-        <w:t>business's</w:t>
-      </w:r>
-      <w:proofErr w:type="spellEnd"/>
-      <w:r>
-        <w:rPr>
-          <w:color w:val="000000" w:themeColor="text1"/>
-        </w:rPr>
-        <w:t xml:space="preserve"> </w:t>
-      </w:r>
-      <w:proofErr w:type="spellStart"/>
-      <w:r>
-        <w:rPr>
-          <w:color w:val="000000" w:themeColor="text1"/>
-        </w:rPr>
-        <w:t>efficiency</w:t>
-      </w:r>
-      <w:proofErr w:type="spellEnd"/>
-      <w:r>
-        <w:rPr>
-          <w:color w:val="000000" w:themeColor="text1"/>
-        </w:rPr>
-        <w:t xml:space="preserve"> </w:t>
-      </w:r>
-      <w:proofErr w:type="spellStart"/>
-      <w:r>
-        <w:rPr>
-          <w:color w:val="000000" w:themeColor="text1"/>
-        </w:rPr>
-        <w:t>and</w:t>
-      </w:r>
-      <w:proofErr w:type="spellEnd"/>
-      <w:r>
-        <w:rPr>
-          <w:color w:val="000000" w:themeColor="text1"/>
-        </w:rPr>
-        <w:t xml:space="preserve"> </w:t>
-      </w:r>
-      <w:proofErr w:type="spellStart"/>
-      <w:r>
-        <w:rPr>
-          <w:color w:val="000000" w:themeColor="text1"/>
-        </w:rPr>
-        <w:t>to</w:t>
-      </w:r>
-      <w:proofErr w:type="spellEnd"/>
-      <w:r>
-        <w:rPr>
-          <w:color w:val="000000" w:themeColor="text1"/>
-        </w:rPr>
-        <w:t xml:space="preserve"> </w:t>
-      </w:r>
-      <w:proofErr w:type="spellStart"/>
-      <w:r>
-        <w:rPr>
-          <w:color w:val="000000" w:themeColor="text1"/>
-        </w:rPr>
-        <w:t>the</w:t>
-      </w:r>
-      <w:proofErr w:type="spellEnd"/>
-      <w:r>
-        <w:rPr>
-          <w:color w:val="000000" w:themeColor="text1"/>
-        </w:rPr>
-        <w:t xml:space="preserve"> professional </w:t>
-      </w:r>
-      <w:proofErr w:type="spellStart"/>
-      <w:r>
-        <w:rPr>
-          <w:color w:val="000000" w:themeColor="text1"/>
-        </w:rPr>
-        <w:t>and</w:t>
-      </w:r>
-      <w:proofErr w:type="spellEnd"/>
-      <w:r>
-        <w:rPr>
-          <w:color w:val="000000" w:themeColor="text1"/>
-        </w:rPr>
-        <w:t xml:space="preserve"> personal </w:t>
-      </w:r>
-      <w:proofErr w:type="spellStart"/>
-      <w:r>
-        <w:rPr>
-          <w:color w:val="000000" w:themeColor="text1"/>
-        </w:rPr>
-        <w:t>growth</w:t>
-      </w:r>
-      <w:proofErr w:type="spellEnd"/>
-      <w:r>
-        <w:rPr>
-          <w:color w:val="000000" w:themeColor="text1"/>
-        </w:rPr>
-        <w:t xml:space="preserve"> </w:t>
-      </w:r>
-      <w:proofErr w:type="spellStart"/>
-      <w:r>
-        <w:rPr>
-          <w:color w:val="000000" w:themeColor="text1"/>
-        </w:rPr>
-        <w:t>of</w:t>
-      </w:r>
-      <w:proofErr w:type="spellEnd"/>
-      <w:r>
-        <w:rPr>
-          <w:color w:val="000000" w:themeColor="text1"/>
-        </w:rPr>
-        <w:t xml:space="preserve"> </w:t>
-      </w:r>
-      <w:proofErr w:type="spellStart"/>
-      <w:r>
-        <w:rPr>
-          <w:color w:val="000000" w:themeColor="text1"/>
-        </w:rPr>
-        <w:t>those</w:t>
-      </w:r>
-      <w:proofErr w:type="spellEnd"/>
-      <w:r>
-        <w:rPr>
-          <w:color w:val="000000" w:themeColor="text1"/>
-        </w:rPr>
-        <w:t xml:space="preserve"> </w:t>
-      </w:r>
-      <w:proofErr w:type="spellStart"/>
-      <w:r>
-        <w:rPr>
-          <w:color w:val="000000" w:themeColor="text1"/>
-        </w:rPr>
-        <w:t>involved</w:t>
-      </w:r>
-      <w:proofErr w:type="spellEnd"/>
-      <w:r>
-        <w:rPr>
-          <w:color w:val="000000" w:themeColor="text1"/>
-        </w:rPr>
-        <w:t xml:space="preserve"> in </w:t>
-      </w:r>
-      <w:proofErr w:type="spellStart"/>
-      <w:r>
-        <w:rPr>
-          <w:color w:val="000000" w:themeColor="text1"/>
-        </w:rPr>
-        <w:t>the</w:t>
-      </w:r>
-      <w:proofErr w:type="spellEnd"/>
-      <w:r>
-        <w:rPr>
-          <w:color w:val="000000" w:themeColor="text1"/>
-        </w:rPr>
-        <w:t xml:space="preserve"> software </w:t>
-      </w:r>
-      <w:proofErr w:type="spellStart"/>
-      <w:r>
-        <w:rPr>
-          <w:color w:val="000000" w:themeColor="text1"/>
-        </w:rPr>
-        <w:t>development</w:t>
-      </w:r>
-      <w:proofErr w:type="spellEnd"/>
-      <w:r>
-        <w:rPr>
-          <w:color w:val="000000" w:themeColor="text1"/>
-        </w:rPr>
-        <w:t>.</w:t>
+        <w:t>In the conducted S.A., the team builds an automation system aimed at reducing possible errors arising from manual work, facilitating the management of various types of businesses, especially commerce such as bakeries and small stores. The main objective of the proposed challenge is, besides presenting an efficient solution to the identified problem, to promote learning about teamwork and the development of collaborative skills among members. During the development process, several programming languages are explored, such as PHP and JavaScript, along with styling tools including HTML and CSS, which are essential for creating the software intended for the control and organization of the bakery. The system's implementation brings positive results, providing greater organization and clarity in employees’ tasks, as well as agility and efficiency in customer service. Besides operational benefits, the project significantly expands the team’s technical knowledge about programming and reinforces the importance of collaborative practices in the work environment. Thus, the experience contributes significantly both to improving the business's efficiency and to the professional and personal growth of those involved in the software development.</w:t>
       </w:r>
     </w:p>
     <w:p>
@@ -4489,25 +2473,7 @@
                 <w:bCs/>
                 <w:szCs w:val="23"/>
               </w:rPr>
-              <w:t xml:space="preserve">Elementos </w:t>
-            </w:r>
-            <w:proofErr w:type="spellStart"/>
-            <w:r>
-              <w:rPr>
-                <w:rFonts w:ascii="Arial" w:hAnsi="Arial" w:cs="Arial"/>
-                <w:bCs/>
-                <w:szCs w:val="23"/>
-              </w:rPr>
-              <w:t>pré</w:t>
-            </w:r>
-            <w:proofErr w:type="spellEnd"/>
-            <w:r>
-              <w:rPr>
-                <w:rFonts w:ascii="Arial" w:hAnsi="Arial" w:cs="Arial"/>
-                <w:bCs/>
-                <w:szCs w:val="23"/>
-              </w:rPr>
-              <w:t>-textuais</w:t>
+              <w:t>Elementos pré-textuais</w:t>
             </w:r>
           </w:p>
         </w:tc>
@@ -5411,7 +3377,6 @@
               <w:ind w:firstLine="0"/>
               <w:jc w:val="left"/>
             </w:pPr>
-            <w:proofErr w:type="spellStart"/>
             <w:r>
               <w:rPr>
                 <w:rStyle w:val="nfase"/>
@@ -5419,29 +3384,8 @@
                 <w:sz w:val="23"/>
                 <w:szCs w:val="23"/>
               </w:rPr>
-              <w:t>Read</w:t>
+              <w:t>Read-Only Memory</w:t>
             </w:r>
-            <w:proofErr w:type="spellEnd"/>
-            <w:r>
-              <w:rPr>
-                <w:rStyle w:val="nfase"/>
-                <w:i w:val="0"/>
-                <w:sz w:val="23"/>
-                <w:szCs w:val="23"/>
-              </w:rPr>
-              <w:t xml:space="preserve">-Only </w:t>
-            </w:r>
-            <w:proofErr w:type="spellStart"/>
-            <w:r>
-              <w:rPr>
-                <w:rStyle w:val="nfase"/>
-                <w:i w:val="0"/>
-                <w:sz w:val="23"/>
-                <w:szCs w:val="23"/>
-              </w:rPr>
-              <w:t>Memory</w:t>
-            </w:r>
-            <w:proofErr w:type="spellEnd"/>
           </w:p>
         </w:tc>
       </w:tr>
@@ -5480,18 +3424,8 @@
                 <w:i w:val="0"/>
                 <w:szCs w:val="23"/>
               </w:rPr>
-              <w:t xml:space="preserve">Random-Access </w:t>
+              <w:t>Random-Access Memory</w:t>
             </w:r>
-            <w:proofErr w:type="spellStart"/>
-            <w:r>
-              <w:rPr>
-                <w:rStyle w:val="nfase"/>
-                <w:i w:val="0"/>
-                <w:szCs w:val="23"/>
-              </w:rPr>
-              <w:t>Memory</w:t>
-            </w:r>
-            <w:proofErr w:type="spellEnd"/>
           </w:p>
         </w:tc>
       </w:tr>
@@ -5521,27 +3455,9 @@
               <w:ind w:firstLine="0"/>
               <w:jc w:val="left"/>
             </w:pPr>
-            <w:proofErr w:type="spellStart"/>
             <w:r>
-              <w:t>Cascading</w:t>
+              <w:t>Cascading Style Sheets</w:t>
             </w:r>
-            <w:proofErr w:type="spellEnd"/>
-            <w:r>
-              <w:t xml:space="preserve"> </w:t>
-            </w:r>
-            <w:proofErr w:type="spellStart"/>
-            <w:r>
-              <w:t>Style</w:t>
-            </w:r>
-            <w:proofErr w:type="spellEnd"/>
-            <w:r>
-              <w:t xml:space="preserve"> </w:t>
-            </w:r>
-            <w:proofErr w:type="spellStart"/>
-            <w:r>
-              <w:t>Sheets</w:t>
-            </w:r>
-            <w:proofErr w:type="spellEnd"/>
           </w:p>
         </w:tc>
       </w:tr>
@@ -5571,19 +3487,9 @@
               <w:ind w:firstLine="0"/>
               <w:jc w:val="left"/>
             </w:pPr>
-            <w:proofErr w:type="spellStart"/>
             <w:r>
-              <w:t>HyperText</w:t>
+              <w:t>HyperText Markup Language</w:t>
             </w:r>
-            <w:proofErr w:type="spellEnd"/>
-            <w:r>
-              <w:t xml:space="preserve"> Markup </w:t>
-            </w:r>
-            <w:proofErr w:type="spellStart"/>
-            <w:r>
-              <w:t>Language</w:t>
-            </w:r>
-            <w:proofErr w:type="spellEnd"/>
           </w:p>
         </w:tc>
       </w:tr>
@@ -5612,16 +3518,8 @@
         <w:rPr>
           <w:bCs/>
         </w:rPr>
-        <w:t xml:space="preserve">Hypertext </w:t>
-      </w:r>
-      <w:proofErr w:type="spellStart"/>
-      <w:r>
-        <w:rPr>
-          <w:bCs/>
-        </w:rPr>
-        <w:t>Preprocessor</w:t>
-      </w:r>
-      <w:proofErr w:type="spellEnd"/>
+        <w:t>Hypertext Preprocessor</w:t>
+      </w:r>
     </w:p>
     <w:p>
       <w:pPr>
@@ -5635,16 +3533,8 @@
         <w:rPr>
           <w:bCs/>
         </w:rPr>
-        <w:t xml:space="preserve">  JS              </w:t>
-      </w:r>
-      <w:proofErr w:type="spellStart"/>
-      <w:r>
-        <w:rPr>
-          <w:bCs/>
-        </w:rPr>
-        <w:t>JavaScript</w:t>
-      </w:r>
-      <w:proofErr w:type="spellEnd"/>
+        <w:t xml:space="preserve">  JS              JavaScript</w:t>
+      </w:r>
     </w:p>
     <w:p>
       <w:pPr>
@@ -5658,30 +3548,8 @@
         <w:rPr>
           <w:bCs/>
         </w:rPr>
-        <w:t xml:space="preserve">  </w:t>
-      </w:r>
-      <w:proofErr w:type="spellStart"/>
-      <w:r>
-        <w:rPr>
-          <w:bCs/>
-        </w:rPr>
-        <w:t>VScode</w:t>
-      </w:r>
-      <w:proofErr w:type="spellEnd"/>
-      <w:r>
-        <w:rPr>
-          <w:bCs/>
-        </w:rPr>
-        <w:t xml:space="preserve">      Visual Studio </w:t>
-      </w:r>
-      <w:proofErr w:type="spellStart"/>
-      <w:r>
-        <w:rPr>
-          <w:bCs/>
-        </w:rPr>
-        <w:t>Code</w:t>
-      </w:r>
-      <w:proofErr w:type="spellEnd"/>
+        <w:t xml:space="preserve">  VScode      Visual Studio Code</w:t>
+      </w:r>
       <w:r>
         <w:rPr>
           <w:bCs/>
@@ -5922,13 +3790,8 @@
               <w:ind w:firstLine="0"/>
               <w:jc w:val="left"/>
             </w:pPr>
-            <w:proofErr w:type="spellStart"/>
             <w:r>
-              <w:t>div</w:t>
-            </w:r>
-            <w:proofErr w:type="spellEnd"/>
-            <w:r>
-              <w:t>.</w:t>
+              <w:t>div.</w:t>
             </w:r>
           </w:p>
         </w:tc>
@@ -7973,23 +5836,39 @@
           <w:rFonts w:ascii="Arial" w:hAnsi="Arial" w:cs="Arial"/>
           <w:color w:val="000000"/>
         </w:rPr>
-        <w:t>, para fazer todo o front-</w:t>
-      </w:r>
-      <w:proofErr w:type="spellStart"/>
+        <w:t>, para fazer todo o front-end do sistema, </w:t>
+      </w:r>
+      <w:r>
+        <w:rPr>
+          <w:rFonts w:ascii="Arial" w:hAnsi="Arial" w:cs="Arial"/>
+          <w:b/>
+          <w:bCs/>
+          <w:color w:val="000000"/>
+        </w:rPr>
+        <w:t>JS</w:t>
+      </w:r>
       <w:r>
         <w:rPr>
           <w:rFonts w:ascii="Arial" w:hAnsi="Arial" w:cs="Arial"/>
           <w:color w:val="000000"/>
         </w:rPr>
-        <w:t>end</w:t>
-      </w:r>
-      <w:proofErr w:type="spellEnd"/>
+        <w:t xml:space="preserve"> e </w:t>
+      </w:r>
+      <w:r>
+        <w:rPr>
+          <w:rFonts w:ascii="Arial" w:hAnsi="Arial" w:cs="Arial"/>
+          <w:b/>
+          <w:bCs/>
+          <w:color w:val="000000"/>
+        </w:rPr>
+        <w:t>PHP</w:t>
+      </w:r>
       <w:r>
         <w:rPr>
           <w:rFonts w:ascii="Arial" w:hAnsi="Arial" w:cs="Arial"/>
           <w:color w:val="000000"/>
         </w:rPr>
-        <w:t xml:space="preserve"> do sistema, </w:t>
+        <w:t>, para o back-end, com o banco de dados </w:t>
       </w:r>
       <w:r>
         <w:rPr>
@@ -7998,14 +5877,14 @@
           <w:bCs/>
           <w:color w:val="000000"/>
         </w:rPr>
-        <w:t>JS</w:t>
+        <w:t>MySQL</w:t>
       </w:r>
       <w:r>
         <w:rPr>
           <w:rFonts w:ascii="Arial" w:hAnsi="Arial" w:cs="Arial"/>
           <w:color w:val="000000"/>
         </w:rPr>
-        <w:t xml:space="preserve"> e </w:t>
+        <w:t> para armazenamento das informações, e o ambiente de desenvolvimento </w:t>
       </w:r>
       <w:r>
         <w:rPr>
@@ -8014,66 +5893,7 @@
           <w:bCs/>
           <w:color w:val="000000"/>
         </w:rPr>
-        <w:t>PHP</w:t>
-      </w:r>
-      <w:r>
-        <w:rPr>
-          <w:rFonts w:ascii="Arial" w:hAnsi="Arial" w:cs="Arial"/>
-          <w:color w:val="000000"/>
-        </w:rPr>
-        <w:t xml:space="preserve">, para o </w:t>
-      </w:r>
-      <w:proofErr w:type="spellStart"/>
-      <w:r>
-        <w:rPr>
-          <w:rFonts w:ascii="Arial" w:hAnsi="Arial" w:cs="Arial"/>
-          <w:color w:val="000000"/>
-        </w:rPr>
-        <w:t>back-end</w:t>
-      </w:r>
-      <w:proofErr w:type="spellEnd"/>
-      <w:r>
-        <w:rPr>
-          <w:rFonts w:ascii="Arial" w:hAnsi="Arial" w:cs="Arial"/>
-          <w:color w:val="000000"/>
-        </w:rPr>
-        <w:t>, com o banco de dados </w:t>
-      </w:r>
-      <w:r>
-        <w:rPr>
-          <w:rFonts w:ascii="Arial" w:hAnsi="Arial" w:cs="Arial"/>
-          <w:b/>
-          <w:bCs/>
-          <w:color w:val="000000"/>
-        </w:rPr>
-        <w:t>MySQL</w:t>
-      </w:r>
-      <w:r>
-        <w:rPr>
-          <w:rFonts w:ascii="Arial" w:hAnsi="Arial" w:cs="Arial"/>
-          <w:color w:val="000000"/>
-        </w:rPr>
-        <w:t> para armazenamento das informações, e o ambiente de desenvolvimento </w:t>
-      </w:r>
-      <w:proofErr w:type="spellStart"/>
-      <w:r>
-        <w:rPr>
-          <w:rFonts w:ascii="Arial" w:hAnsi="Arial" w:cs="Arial"/>
-          <w:b/>
-          <w:bCs/>
-          <w:color w:val="000000"/>
-        </w:rPr>
-        <w:t>VSCode</w:t>
-      </w:r>
-      <w:proofErr w:type="spellEnd"/>
-      <w:r>
-        <w:rPr>
-          <w:rFonts w:ascii="Arial" w:hAnsi="Arial" w:cs="Arial"/>
-          <w:b/>
-          <w:bCs/>
-          <w:color w:val="000000"/>
-        </w:rPr>
-        <w:t>.</w:t>
+        <w:t>VSCode.</w:t>
       </w:r>
       <w:r>
         <w:rPr>
@@ -8210,7 +6030,6 @@
         </w:rPr>
         <w:t> será utilizado para garantir o armazenamento seguro e estruturado das informações, enquanto o </w:t>
       </w:r>
-      <w:proofErr w:type="spellStart"/>
       <w:r>
         <w:rPr>
           <w:rFonts w:ascii="Arial" w:hAnsi="Arial" w:cs="Arial"/>
@@ -8220,7 +6039,6 @@
         </w:rPr>
         <w:t>VSCode</w:t>
       </w:r>
-      <w:proofErr w:type="spellEnd"/>
       <w:r>
         <w:rPr>
           <w:rFonts w:ascii="Arial" w:hAnsi="Arial" w:cs="Arial"/>
@@ -8854,39 +6672,7 @@
           <w:rStyle w:val="Forte"/>
           <w:caps w:val="0"/>
         </w:rPr>
-        <w:t>(</w:t>
-      </w:r>
-      <w:proofErr w:type="spellStart"/>
-      <w:r>
-        <w:rPr>
-          <w:rStyle w:val="Forte"/>
-          <w:caps w:val="0"/>
-        </w:rPr>
-        <w:t>fashion</w:t>
-      </w:r>
-      <w:proofErr w:type="spellEnd"/>
-      <w:r>
-        <w:rPr>
-          <w:rStyle w:val="Forte"/>
-          <w:caps w:val="0"/>
-        </w:rPr>
-        <w:t xml:space="preserve"> tech </w:t>
-      </w:r>
-      <w:proofErr w:type="spellStart"/>
-      <w:r>
-        <w:rPr>
-          <w:rStyle w:val="Forte"/>
-          <w:caps w:val="0"/>
-        </w:rPr>
-        <w:t>solutions</w:t>
-      </w:r>
-      <w:proofErr w:type="spellEnd"/>
-      <w:r>
-        <w:rPr>
-          <w:rStyle w:val="Forte"/>
-          <w:caps w:val="0"/>
-        </w:rPr>
-        <w:t>)</w:t>
+        <w:t>(fashion tech solutions)</w:t>
       </w:r>
       <w:r>
         <w:rPr>
@@ -8927,23 +6713,7 @@
           <w:rStyle w:val="Forte"/>
           <w:caps w:val="0"/>
         </w:rPr>
-        <w:t xml:space="preserve"> </w:t>
-      </w:r>
-      <w:proofErr w:type="spellStart"/>
-      <w:r>
-        <w:rPr>
-          <w:rStyle w:val="Forte"/>
-          <w:caps w:val="0"/>
-        </w:rPr>
-        <w:t>pdv</w:t>
-      </w:r>
-      <w:proofErr w:type="spellEnd"/>
-      <w:r>
-        <w:rPr>
-          <w:rStyle w:val="Forte"/>
-          <w:caps w:val="0"/>
-        </w:rPr>
-        <w:t xml:space="preserve"> integrado a impressoras fiscais, leitores de código de barras e terminais de pagamento; tela de vendas intuitiva com descontos; gerenciamento de estoque com alertas e reposição automática; cadastro completo de clientes com histórico de compras; programa de fidelidade com pontos e cupons.</w:t>
+        <w:t xml:space="preserve"> pdv integrado a impressoras fiscais, leitores de código de barras e terminais de pagamento; tela de vendas intuitiva com descontos; gerenciamento de estoque com alertas e reposição automática; cadastro completo de clientes com histórico de compras; programa de fidelidade com pontos e cupons.</w:t>
       </w:r>
     </w:p>
     <w:p>
@@ -9193,39 +6963,67 @@
           <w:b w:val="0"/>
           <w:caps w:val="0"/>
         </w:rPr>
-        <w:t xml:space="preserve"> pão &amp; gestão (</w:t>
-      </w:r>
-      <w:proofErr w:type="spellStart"/>
-      <w:r>
+        <w:t xml:space="preserve"> pão &amp; gestão (foodtech solutions)</w:t>
+      </w:r>
+    </w:p>
+    <w:p>
+      <w:pPr>
+        <w:pStyle w:val="TtuloSeoPrimria"/>
+        <w:spacing w:after="0"/>
         <w:rPr>
           <w:b w:val="0"/>
           <w:caps w:val="0"/>
         </w:rPr>
-        <w:t>foodtech</w:t>
-      </w:r>
-      <w:proofErr w:type="spellEnd"/>
+      </w:pPr>
       <w:r>
         <w:rPr>
           <w:b w:val="0"/>
           <w:caps w:val="0"/>
         </w:rPr>
+        <w:br/>
+      </w:r>
+      <w:r>
+        <w:rPr>
+          <w:bCs/>
+          <w:caps w:val="0"/>
+        </w:rPr>
+        <w:t>R</w:t>
+      </w:r>
+      <w:r>
+        <w:rPr>
+          <w:bCs/>
+          <w:caps w:val="0"/>
+        </w:rPr>
+        <w:t>esumo:</w:t>
+      </w:r>
+      <w:r>
+        <w:rPr>
+          <w:b w:val="0"/>
+        </w:rPr>
         <w:t xml:space="preserve"> </w:t>
       </w:r>
-      <w:proofErr w:type="spellStart"/>
       <w:r>
         <w:rPr>
           <w:b w:val="0"/>
           <w:caps w:val="0"/>
         </w:rPr>
-        <w:t>solutions</w:t>
-      </w:r>
-      <w:proofErr w:type="spellEnd"/>
+        <w:t>plataforma de gestão completa para padarias, com funcionalidades para controle de vendas, produção, estoque e relacionamento com clientes</w:t>
+      </w:r>
+    </w:p>
+    <w:p>
+      <w:pPr>
+        <w:pStyle w:val="TtuloSeoPrimria"/>
+        <w:spacing w:after="0"/>
+        <w:rPr>
+          <w:b w:val="0"/>
+        </w:rPr>
+      </w:pPr>
       <w:r>
         <w:rPr>
           <w:b w:val="0"/>
           <w:caps w:val="0"/>
         </w:rPr>
-        <w:t>)</w:t>
+        <w:t>.</w:t>
       </w:r>
     </w:p>
     <w:p>
@@ -9234,97 +7032,21 @@
         <w:spacing w:after="0"/>
         <w:rPr>
           <w:b w:val="0"/>
+        </w:rPr>
+      </w:pPr>
+      <w:r>
+        <w:rPr>
+          <w:bCs/>
           <w:caps w:val="0"/>
         </w:rPr>
-      </w:pPr>
+        <w:t>Funcionalidades:</w:t>
+      </w:r>
       <w:r>
         <w:rPr>
           <w:b w:val="0"/>
           <w:caps w:val="0"/>
         </w:rPr>
-        <w:br/>
-      </w:r>
-      <w:r>
-        <w:rPr>
-          <w:bCs/>
-          <w:caps w:val="0"/>
-        </w:rPr>
-        <w:t>R</w:t>
-      </w:r>
-      <w:r>
-        <w:rPr>
-          <w:bCs/>
-          <w:caps w:val="0"/>
-        </w:rPr>
-        <w:t>esumo:</w:t>
-      </w:r>
-      <w:r>
-        <w:rPr>
-          <w:b w:val="0"/>
-        </w:rPr>
-        <w:t xml:space="preserve"> </w:t>
-      </w:r>
-      <w:r>
-        <w:rPr>
-          <w:b w:val="0"/>
-          <w:caps w:val="0"/>
-        </w:rPr>
-        <w:t>plataforma de gestão completa para padarias, com funcionalidades para controle de vendas, produção, estoque e relacionamento com clientes</w:t>
-      </w:r>
-    </w:p>
-    <w:p>
-      <w:pPr>
-        <w:pStyle w:val="TtuloSeoPrimria"/>
-        <w:spacing w:after="0"/>
-        <w:rPr>
-          <w:b w:val="0"/>
-        </w:rPr>
-      </w:pPr>
-      <w:r>
-        <w:rPr>
-          <w:b w:val="0"/>
-          <w:caps w:val="0"/>
-        </w:rPr>
-        <w:t>.</w:t>
-      </w:r>
-    </w:p>
-    <w:p>
-      <w:pPr>
-        <w:pStyle w:val="TtuloSeoPrimria"/>
-        <w:spacing w:after="0"/>
-        <w:rPr>
-          <w:b w:val="0"/>
-        </w:rPr>
-      </w:pPr>
-      <w:r>
-        <w:rPr>
-          <w:bCs/>
-          <w:caps w:val="0"/>
-        </w:rPr>
-        <w:t>Funcionalidades:</w:t>
-      </w:r>
-      <w:r>
-        <w:rPr>
-          <w:b w:val="0"/>
-          <w:caps w:val="0"/>
-        </w:rPr>
-        <w:t xml:space="preserve"> ponto de venda (</w:t>
-      </w:r>
-      <w:proofErr w:type="spellStart"/>
-      <w:r>
-        <w:rPr>
-          <w:b w:val="0"/>
-          <w:caps w:val="0"/>
-        </w:rPr>
-        <w:t>pdv</w:t>
-      </w:r>
-      <w:proofErr w:type="spellEnd"/>
-      <w:r>
-        <w:rPr>
-          <w:b w:val="0"/>
-          <w:caps w:val="0"/>
-        </w:rPr>
-        <w:t xml:space="preserve">) integrado com impressoras fiscais e leitores de código de barras; controle de produção com planejamento diário e acompanhamento de receitas; gerenciamento de estoque com alertas de insumos e </w:t>
+        <w:t xml:space="preserve"> ponto de venda (pdv) integrado com impressoras fiscais e leitores de código de barras; controle de produção com planejamento diário e acompanhamento de receitas; gerenciamento de estoque com alertas de insumos e </w:t>
       </w:r>
       <w:r>
         <w:rPr>
@@ -9590,29 +7312,13 @@
         <w:t>apenas, pois</w:t>
       </w:r>
       <w:r>
-        <w:t xml:space="preserve"> não tínhamos tido uma base boa de </w:t>
-      </w:r>
-      <w:proofErr w:type="spellStart"/>
-      <w:r>
-        <w:t>python</w:t>
-      </w:r>
-      <w:proofErr w:type="spellEnd"/>
-      <w:r>
-        <w:t xml:space="preserve"> para iniciar o projeto no </w:t>
-      </w:r>
-      <w:proofErr w:type="spellStart"/>
-      <w:r>
-        <w:t>t</w:t>
+        <w:t xml:space="preserve"> não tínhamos tido uma base boa de python para iniciar o projeto no t</w:t>
       </w:r>
       <w:r>
         <w:t>k</w:t>
       </w:r>
       <w:r>
-        <w:t>inter</w:t>
-      </w:r>
-      <w:proofErr w:type="spellEnd"/>
-      <w:r>
-        <w:t xml:space="preserve">. O começo foi uma etapa desafiadora, tivemos que criar além das páginas e posteriormente estilizações e validações, </w:t>
+        <w:t xml:space="preserve">inter. O começo foi uma etapa desafiadora, tivemos que criar além das páginas e posteriormente estilizações e validações, </w:t>
       </w:r>
       <w:r>
         <w:t xml:space="preserve">mas </w:t>
@@ -9636,15 +7342,7 @@
         <w:ind w:firstLine="851"/>
       </w:pPr>
       <w:r>
-        <w:t xml:space="preserve">Este banco foi feito com participação de todos os membros do grupo, foi uma tarefa realmente difícil, pois havia uma lógica a ser seguida, e tabelas deviam ser relacionadas umas </w:t>
-      </w:r>
-      <w:proofErr w:type="spellStart"/>
-      <w:r>
-        <w:t>as</w:t>
-      </w:r>
-      <w:proofErr w:type="spellEnd"/>
-      <w:r>
-        <w:t xml:space="preserve"> outras através de chaves estrangeiras, enfim...Ao longo do semestre fizemos diversas alterações de dados, tabelas, mas no fim conseguimos apresentá-lo devidamente.</w:t>
+        <w:t>Este banco foi feito com participação de todos os membros do grupo, foi uma tarefa realmente difícil, pois havia uma lógica a ser seguida, e tabelas deviam ser relacionadas umas as outras através de chaves estrangeiras, enfim...Ao longo do semestre fizemos diversas alterações de dados, tabelas, mas no fim conseguimos apresentá-lo devidamente.</w:t>
       </w:r>
     </w:p>
     <w:p>
@@ -9701,15 +7399,7 @@
         <w:t>traz</w:t>
       </w:r>
       <w:r>
-        <w:t xml:space="preserve"> menos frustação ao tentar </w:t>
-      </w:r>
-      <w:proofErr w:type="spellStart"/>
-      <w:r>
-        <w:t>codar</w:t>
-      </w:r>
-      <w:proofErr w:type="spellEnd"/>
-      <w:r>
-        <w:t xml:space="preserve">. Outra matéria junto a essa, também foi </w:t>
+        <w:t xml:space="preserve"> menos frustação ao tentar codar. Outra matéria junto a essa, também foi </w:t>
       </w:r>
       <w:r>
         <w:t>nos apresentados</w:t>
@@ -9881,15 +7571,7 @@
             </w:r>
             <w:r>
               <w:br/>
-              <w:t xml:space="preserve">- Ajustes no layout para deixar as páginas mais organizadas e preparadas para receber a lógica do </w:t>
-            </w:r>
-            <w:proofErr w:type="spellStart"/>
-            <w:r>
-              <w:t>back</w:t>
-            </w:r>
-            <w:proofErr w:type="spellEnd"/>
-            <w:r>
-              <w:t>-end.</w:t>
+              <w:t>- Ajustes no layout para deixar as páginas mais organizadas e preparadas para receber a lógica do back-end.</w:t>
             </w:r>
             <w:r>
               <w:br/>
@@ -9936,21 +7618,11 @@
                 <w:b/>
                 <w:bCs/>
               </w:rPr>
-              <w:t>front-</w:t>
+              <w:t>front-end</w:t>
             </w:r>
-            <w:proofErr w:type="spellStart"/>
-            <w:r>
-              <w:rPr>
-                <w:b/>
-                <w:bCs/>
-              </w:rPr>
-              <w:t>end</w:t>
-            </w:r>
-            <w:proofErr w:type="spellEnd"/>
             <w:r>
               <w:t xml:space="preserve">: estilização com CSS e validações iniciais em </w:t>
             </w:r>
-            <w:proofErr w:type="spellStart"/>
             <w:r>
               <w:rPr>
                 <w:b/>
@@ -9958,7 +7630,6 @@
               </w:rPr>
               <w:t>JavaScript</w:t>
             </w:r>
-            <w:proofErr w:type="spellEnd"/>
             <w:r>
               <w:t xml:space="preserve"> (ex.: campos obrigatórios no formulário).</w:t>
             </w:r>
@@ -9985,27 +7656,10 @@
                 <w:b/>
                 <w:bCs/>
               </w:rPr>
-              <w:t xml:space="preserve">banco de dados no </w:t>
+              <w:t>banco de dados no phpMyAdmin</w:t>
             </w:r>
-            <w:proofErr w:type="spellStart"/>
             <w:r>
-              <w:rPr>
-                <w:b/>
-                <w:bCs/>
-              </w:rPr>
-              <w:t>phpMyAdmin</w:t>
-            </w:r>
-            <w:proofErr w:type="spellEnd"/>
-            <w:r>
-              <w:t xml:space="preserve"> (tabela </w:t>
-            </w:r>
-            <w:proofErr w:type="spellStart"/>
-            <w:r>
-              <w:t>usuarios</w:t>
-            </w:r>
-            <w:proofErr w:type="spellEnd"/>
-            <w:r>
-              <w:t>) e primeiro teste de inserção manual pelo painel gráfico.</w:t>
+              <w:t xml:space="preserve"> (tabela usuarios) e primeiro teste de inserção manual pelo painel gráfico.</w:t>
             </w:r>
           </w:p>
         </w:tc>
@@ -10061,15 +7715,7 @@
             </w:r>
             <w:r>
               <w:br/>
-              <w:t xml:space="preserve">- Integração com o banco MySQL via </w:t>
-            </w:r>
-            <w:proofErr w:type="spellStart"/>
-            <w:r>
-              <w:t>phpMyAdmin</w:t>
-            </w:r>
-            <w:proofErr w:type="spellEnd"/>
-            <w:r>
-              <w:t>.</w:t>
+              <w:t>- Integração com o banco MySQL via phpMyAdmin.</w:t>
             </w:r>
             <w:r>
               <w:br/>
@@ -10192,15 +7838,7 @@
             </w:r>
             <w:r>
               <w:br/>
-              <w:t xml:space="preserve">- Testes no </w:t>
-            </w:r>
-            <w:proofErr w:type="spellStart"/>
-            <w:r>
-              <w:t>phpMyAdmin</w:t>
-            </w:r>
-            <w:proofErr w:type="spellEnd"/>
-            <w:r>
-              <w:t xml:space="preserve"> para validar se as quantidades dos produtos eram atualizadas corretamente.</w:t>
+              <w:t>- Testes no phpMyAdmin para validar se as quantidades dos produtos eram atualizadas corretamente.</w:t>
             </w:r>
             <w:r>
               <w:br/>
@@ -10311,15 +7949,7 @@
               <w:ind w:firstLine="0"/>
             </w:pPr>
             <w:r>
-              <w:t xml:space="preserve">Linguagem usada no </w:t>
-            </w:r>
-            <w:proofErr w:type="spellStart"/>
-            <w:r>
-              <w:t>back-end</w:t>
-            </w:r>
-            <w:proofErr w:type="spellEnd"/>
-            <w:r>
-              <w:t xml:space="preserve"> para processar requisições, executar lógica de negócio e integrar com o banco de dados.</w:t>
+              <w:t>Linguagem usada no back-end para processar requisições, executar lógica de negócio e integrar com o banco de dados.</w:t>
             </w:r>
           </w:p>
         </w:tc>
@@ -10366,11 +7996,9 @@
               <w:ind w:firstLine="0"/>
               <w:jc w:val="center"/>
             </w:pPr>
-            <w:proofErr w:type="spellStart"/>
             <w:r>
               <w:t>phpMyAdmin</w:t>
             </w:r>
-            <w:proofErr w:type="spellEnd"/>
           </w:p>
         </w:tc>
         <w:tc>
@@ -10445,15 +8073,7 @@
               <w:ind w:firstLine="0"/>
             </w:pPr>
             <w:r>
-              <w:t>Estruturação e estilização das páginas (front-</w:t>
-            </w:r>
-            <w:proofErr w:type="spellStart"/>
-            <w:r>
-              <w:t>end</w:t>
-            </w:r>
-            <w:proofErr w:type="spellEnd"/>
-            <w:r>
-              <w:t>).</w:t>
+              <w:t>Estruturação e estilização das páginas (front-end).</w:t>
             </w:r>
           </w:p>
         </w:tc>
@@ -10469,13 +8089,8 @@
               <w:ind w:firstLine="0"/>
               <w:jc w:val="center"/>
             </w:pPr>
-            <w:proofErr w:type="spellStart"/>
             <w:r>
-              <w:t>JavaScript</w:t>
-            </w:r>
-            <w:proofErr w:type="spellEnd"/>
-            <w:r>
-              <w:t xml:space="preserve"> (JS)</w:t>
+              <w:t>JavaScript (JS)</w:t>
             </w:r>
           </w:p>
         </w:tc>
@@ -10505,11 +8120,9 @@
               <w:ind w:firstLine="0"/>
               <w:jc w:val="center"/>
             </w:pPr>
-            <w:proofErr w:type="spellStart"/>
             <w:r>
               <w:t>VSCode</w:t>
             </w:r>
-            <w:proofErr w:type="spellEnd"/>
           </w:p>
         </w:tc>
         <w:tc>
@@ -10538,13 +8151,8 @@
               <w:ind w:firstLine="0"/>
               <w:jc w:val="center"/>
             </w:pPr>
-            <w:proofErr w:type="spellStart"/>
             <w:r>
-              <w:t>Git</w:t>
-            </w:r>
-            <w:proofErr w:type="spellEnd"/>
-            <w:r>
-              <w:t>/GitHub</w:t>
+              <w:t>Git/GitHub</w:t>
             </w:r>
           </w:p>
         </w:tc>
@@ -10744,7 +8352,6 @@
           <w:numId w:val="4"/>
         </w:numPr>
       </w:pPr>
-      <w:proofErr w:type="spellStart"/>
       <w:r>
         <w:rPr>
           <w:b/>
@@ -10752,7 +8359,6 @@
         </w:rPr>
         <w:t>phpMyAdmin</w:t>
       </w:r>
-      <w:proofErr w:type="spellEnd"/>
       <w:r>
         <w:t xml:space="preserve"> para gerenciamento do banco de dados</w:t>
       </w:r>
@@ -10782,13 +8388,8 @@
         </w:numPr>
       </w:pPr>
       <w:r>
-        <w:t xml:space="preserve">Editor de código: Visual Studio </w:t>
-      </w:r>
-      <w:proofErr w:type="spellStart"/>
-      <w:r>
-        <w:t>Code</w:t>
-      </w:r>
-      <w:proofErr w:type="spellEnd"/>
+        <w:t>Editor de código: Visual Studio Code</w:t>
+      </w:r>
       <w:r>
         <w:t>;</w:t>
       </w:r>
@@ -10800,13 +8401,8 @@
           <w:numId w:val="4"/>
         </w:numPr>
       </w:pPr>
-      <w:proofErr w:type="spellStart"/>
-      <w:r>
-        <w:t>Git</w:t>
-      </w:r>
-      <w:proofErr w:type="spellEnd"/>
-      <w:r>
-        <w:t xml:space="preserve"> (para versionamento do código).</w:t>
+      <w:r>
+        <w:t>Git (para versionamento do código).</w:t>
       </w:r>
     </w:p>
     <w:p/>
@@ -10961,7 +8557,6 @@
           <w:rFonts w:ascii="Times New Roman" w:hAnsi="Times New Roman"/>
         </w:rPr>
       </w:pPr>
-      <w:proofErr w:type="gramStart"/>
       <w:r>
         <w:rPr>
           <w:rFonts w:cs="Arial"/>
@@ -10972,20 +8567,7 @@
           <w:szCs w:val="28"/>
           <w:shd w:val="clear" w:color="auto" w:fill="FFFFFF"/>
         </w:rPr>
-        <w:t>Entrada :</w:t>
-      </w:r>
-      <w:proofErr w:type="gramEnd"/>
-      <w:r>
-        <w:rPr>
-          <w:rFonts w:cs="Arial"/>
-          <w:b/>
-          <w:bCs/>
-          <w:color w:val="00FF00"/>
-          <w:sz w:val="28"/>
-          <w:szCs w:val="28"/>
-          <w:shd w:val="clear" w:color="auto" w:fill="FFFFFF"/>
-        </w:rPr>
-        <w:t>  </w:t>
+        <w:t>Entrada :  </w:t>
       </w:r>
     </w:p>
     <w:p>
@@ -11058,9 +8640,8 @@
           <w:sz w:val="28"/>
           <w:szCs w:val="28"/>
         </w:rPr>
-        <w:t xml:space="preserve">Para realizar o cadastro de um cliente é necessário o nome, data de nascimento, endereço, telefone, </w:t>
-      </w:r>
-      <w:proofErr w:type="spellStart"/>
+        <w:t xml:space="preserve">Para realizar o cadastro de um </w:t>
+      </w:r>
       <w:r>
         <w:rPr>
           <w:rFonts w:cs="Arial"/>
@@ -11068,9 +8649,8 @@
           <w:sz w:val="28"/>
           <w:szCs w:val="28"/>
         </w:rPr>
-        <w:t>cpf</w:t>
-      </w:r>
-      <w:proofErr w:type="spellEnd"/>
+        <w:t>funcionario</w:t>
+      </w:r>
       <w:r>
         <w:rPr>
           <w:rFonts w:cs="Arial"/>
@@ -11078,27 +8658,7 @@
           <w:sz w:val="28"/>
           <w:szCs w:val="28"/>
         </w:rPr>
-        <w:t xml:space="preserve"> e </w:t>
-      </w:r>
-      <w:proofErr w:type="spellStart"/>
-      <w:r>
-        <w:rPr>
-          <w:rFonts w:cs="Arial"/>
-          <w:color w:val="001D35"/>
-          <w:sz w:val="28"/>
-          <w:szCs w:val="28"/>
-        </w:rPr>
-        <w:t>email</w:t>
-      </w:r>
-      <w:proofErr w:type="spellEnd"/>
-      <w:r>
-        <w:rPr>
-          <w:rFonts w:cs="Arial"/>
-          <w:color w:val="001D35"/>
-          <w:sz w:val="28"/>
-          <w:szCs w:val="28"/>
-        </w:rPr>
-        <w:t>(opcional).</w:t>
+        <w:t xml:space="preserve"> é necessário o nome, data de nascimento, endereço, telefone, cpf e email(opcional).</w:t>
       </w:r>
     </w:p>
     <w:p>
@@ -11251,38 +8811,32 @@
         <w:ind w:left="360" w:firstLine="0"/>
         <w:jc w:val="left"/>
         <w:rPr>
-          <w:rFonts w:ascii="Times New Roman" w:hAnsi="Times New Roman"/>
-        </w:rPr>
-      </w:pPr>
-      <w:r>
-        <w:rPr>
-          <w:rFonts w:cs="Arial"/>
-          <w:b/>
-          <w:bCs/>
-          <w:color w:val="001D35"/>
-          <w:sz w:val="28"/>
-          <w:szCs w:val="28"/>
-        </w:rPr>
-        <w:t xml:space="preserve">R.F. 03 - Cadastro de fornecedores: </w:t>
-      </w:r>
-      <w:r>
-        <w:rPr>
-          <w:rFonts w:cs="Arial"/>
-          <w:color w:val="001D35"/>
-          <w:sz w:val="28"/>
-          <w:szCs w:val="28"/>
-        </w:rPr>
-        <w:t xml:space="preserve">O cadastro de fornecedores é feito inserindo dados como nome, empresa fornecedora, produtos que </w:t>
-      </w:r>
-      <w:r>
-        <w:rPr>
           <w:rFonts w:cs="Arial"/>
           <w:color w:val="001D35"/>
           <w:sz w:val="28"/>
           <w:szCs w:val="28"/>
           <w:shd w:val="clear" w:color="auto" w:fill="FFFFFF"/>
         </w:rPr>
-        <w:t xml:space="preserve">fornece, CNPJ ou CPF, endereço. Esse tipo de cadastro pode </w:t>
+      </w:pPr>
+      <w:r>
+        <w:rPr>
+          <w:rFonts w:cs="Arial"/>
+          <w:b/>
+          <w:bCs/>
+          <w:color w:val="001D35"/>
+          <w:sz w:val="28"/>
+          <w:szCs w:val="28"/>
+        </w:rPr>
+        <w:t xml:space="preserve">R.F. 03 - Cadastro de fornecedores: </w:t>
+      </w:r>
+      <w:r>
+        <w:rPr>
+          <w:rFonts w:cs="Arial"/>
+          <w:color w:val="001D35"/>
+          <w:sz w:val="28"/>
+          <w:szCs w:val="28"/>
+        </w:rPr>
+        <w:t xml:space="preserve">O cadastro de fornecedores é feito inserindo dados como nome, empresa fornecedora, produtos que </w:t>
       </w:r>
       <w:r>
         <w:rPr>
@@ -11292,6 +8846,16 @@
           <w:szCs w:val="28"/>
           <w:shd w:val="clear" w:color="auto" w:fill="FFFFFF"/>
         </w:rPr>
+        <w:t xml:space="preserve">fornece, CNPJ ou CPF, endereço. Esse tipo de cadastro pode </w:t>
+      </w:r>
+      <w:r>
+        <w:rPr>
+          <w:rFonts w:cs="Arial"/>
+          <w:color w:val="001D35"/>
+          <w:sz w:val="28"/>
+          <w:szCs w:val="28"/>
+          <w:shd w:val="clear" w:color="auto" w:fill="FFFFFF"/>
+        </w:rPr>
         <w:lastRenderedPageBreak/>
         <w:t>ser feito apenas por fornecedores com autorização, gerente e/ou chefe.</w:t>
       </w:r>
@@ -11306,6 +8870,16 @@
           <w:rFonts w:ascii="Times New Roman" w:hAnsi="Times New Roman"/>
         </w:rPr>
       </w:pPr>
+      <w:r>
+        <w:rPr>
+          <w:rFonts w:cs="Arial"/>
+          <w:color w:val="001D35"/>
+          <w:sz w:val="28"/>
+          <w:szCs w:val="28"/>
+          <w:u w:val="single"/>
+        </w:rPr>
+        <w:t>Usuário: gerente</w:t>
+      </w:r>
     </w:p>
     <w:p>
       <w:pPr>
@@ -11317,6 +8891,28 @@
           <w:rFonts w:ascii="Times New Roman" w:hAnsi="Times New Roman"/>
         </w:rPr>
       </w:pPr>
+    </w:p>
+    <w:p>
+      <w:pPr>
+        <w:pStyle w:val="PargrafodaLista"/>
+        <w:spacing w:line="240" w:lineRule="auto"/>
+        <w:ind w:left="360" w:firstLine="0"/>
+        <w:jc w:val="left"/>
+        <w:rPr>
+          <w:rFonts w:ascii="Times New Roman" w:hAnsi="Times New Roman"/>
+        </w:rPr>
+      </w:pPr>
+    </w:p>
+    <w:p>
+      <w:pPr>
+        <w:pStyle w:val="PargrafodaLista"/>
+        <w:spacing w:line="240" w:lineRule="auto"/>
+        <w:ind w:left="360" w:firstLine="0"/>
+        <w:jc w:val="left"/>
+        <w:rPr>
+          <w:rFonts w:ascii="Times New Roman" w:hAnsi="Times New Roman"/>
+        </w:rPr>
+      </w:pPr>
       <w:r>
         <w:rPr>
           <w:rFonts w:cs="Arial"/>
@@ -11418,9 +9014,8 @@
           <w:sz w:val="28"/>
           <w:szCs w:val="28"/>
         </w:rPr>
-        <w:t xml:space="preserve">todos </w:t>
-      </w:r>
-      <w:proofErr w:type="spellStart"/>
+        <w:t>todos os</w:t>
+      </w:r>
       <w:r>
         <w:rPr>
           <w:rFonts w:cs="Arial"/>
@@ -11428,9 +9023,8 @@
           <w:sz w:val="28"/>
           <w:szCs w:val="28"/>
         </w:rPr>
-        <w:t>osníveis</w:t>
-      </w:r>
-      <w:proofErr w:type="spellEnd"/>
+        <w:t xml:space="preserve"> </w:t>
+      </w:r>
       <w:r>
         <w:rPr>
           <w:rFonts w:cs="Arial"/>
@@ -11438,7 +9032,7 @@
           <w:sz w:val="28"/>
           <w:szCs w:val="28"/>
         </w:rPr>
-        <w:t xml:space="preserve"> de usuário.</w:t>
+        <w:t>níveis de usuário.</w:t>
       </w:r>
     </w:p>
     <w:p>
@@ -11476,6 +9070,37 @@
     <w:p>
       <w:pPr>
         <w:pStyle w:val="PargrafodaLista"/>
+        <w:spacing w:line="240" w:lineRule="auto"/>
+        <w:ind w:left="360" w:firstLine="0"/>
+        <w:jc w:val="left"/>
+        <w:rPr>
+          <w:rFonts w:ascii="Times New Roman" w:hAnsi="Times New Roman"/>
+        </w:rPr>
+      </w:pPr>
+      <w:r>
+        <w:rPr>
+          <w:rFonts w:cs="Arial"/>
+          <w:color w:val="001D35"/>
+          <w:sz w:val="28"/>
+          <w:szCs w:val="28"/>
+          <w:u w:val="single"/>
+        </w:rPr>
+        <w:t>Usuário: gerente</w:t>
+      </w:r>
+      <w:r>
+        <w:rPr>
+          <w:rFonts w:cs="Arial"/>
+          <w:color w:val="001D35"/>
+          <w:sz w:val="28"/>
+          <w:szCs w:val="28"/>
+          <w:u w:val="single"/>
+        </w:rPr>
+        <w:t>, funcionarios</w:t>
+      </w:r>
+    </w:p>
+    <w:p>
+      <w:pPr>
+        <w:pStyle w:val="PargrafodaLista"/>
         <w:spacing w:after="240" w:line="240" w:lineRule="auto"/>
         <w:ind w:left="360" w:firstLine="0"/>
         <w:jc w:val="left"/>
@@ -11553,21 +9178,12 @@
         <w:ind w:left="360" w:firstLine="0"/>
         <w:jc w:val="left"/>
         <w:rPr>
-          <w:rFonts w:ascii="Times New Roman" w:hAnsi="Times New Roman"/>
-        </w:rPr>
-      </w:pPr>
-      <w:r>
-        <w:rPr>
-          <w:rFonts w:cs="Arial"/>
-          <w:b/>
-          <w:bCs/>
+          <w:rFonts w:cs="Arial"/>
           <w:color w:val="001D35"/>
           <w:sz w:val="28"/>
           <w:szCs w:val="28"/>
         </w:rPr>
-        <w:t xml:space="preserve">R.F. 06- Relatório de </w:t>
-      </w:r>
-      <w:proofErr w:type="gramStart"/>
+      </w:pPr>
       <w:r>
         <w:rPr>
           <w:rFonts w:cs="Arial"/>
@@ -11577,9 +9193,8 @@
           <w:sz w:val="28"/>
           <w:szCs w:val="28"/>
         </w:rPr>
-        <w:t>vendas :</w:t>
-      </w:r>
-      <w:proofErr w:type="gramEnd"/>
+        <w:t>R.F. 06- Relatório de vendas :</w:t>
+      </w:r>
       <w:r>
         <w:rPr>
           <w:rFonts w:cs="Arial"/>
@@ -11587,21 +9202,57 @@
           <w:sz w:val="28"/>
           <w:szCs w:val="28"/>
         </w:rPr>
-        <w:t xml:space="preserve"> Ao final do mês , o gerente emite</w:t>
-      </w:r>
-    </w:p>
-    <w:p>
-      <w:pPr>
-        <w:pStyle w:val="TtuloSeoSecundria"/>
-        <w:spacing w:after="0" w:line="480" w:lineRule="auto"/>
-        <w:ind w:left="720"/>
-        <w:outlineLvl w:val="2"/>
-        <w:rPr>
-          <w:b/>
-          <w:bCs/>
-          <w:caps w:val="0"/>
-        </w:rPr>
-      </w:pPr>
+        <w:t xml:space="preserve"> Ao final do mês , o gerente emit</w:t>
+      </w:r>
+      <w:r>
+        <w:rPr>
+          <w:rFonts w:cs="Arial"/>
+          <w:color w:val="001D35"/>
+          <w:sz w:val="28"/>
+          <w:szCs w:val="28"/>
+        </w:rPr>
+        <w:t xml:space="preserve">e </w:t>
+      </w:r>
+      <w:r>
+        <w:rPr>
+          <w:rFonts w:cs="Arial"/>
+          <w:color w:val="001D35"/>
+          <w:sz w:val="28"/>
+          <w:szCs w:val="28"/>
+        </w:rPr>
+        <w:t>diretamente do sistema um relatório de todos os itens que foram vendidos.</w:t>
+      </w:r>
+    </w:p>
+    <w:p>
+      <w:pPr>
+        <w:pStyle w:val="PargrafodaLista"/>
+        <w:spacing w:line="240" w:lineRule="auto"/>
+        <w:ind w:left="360" w:firstLine="0"/>
+        <w:jc w:val="left"/>
+        <w:rPr>
+          <w:rFonts w:ascii="Times New Roman" w:hAnsi="Times New Roman"/>
+        </w:rPr>
+      </w:pPr>
+      <w:r>
+        <w:rPr>
+          <w:rFonts w:cs="Arial"/>
+          <w:color w:val="001D35"/>
+          <w:sz w:val="28"/>
+          <w:szCs w:val="28"/>
+          <w:u w:val="single"/>
+        </w:rPr>
+        <w:t>Usuário: gerent</w:t>
+      </w:r>
+      <w:r>
+        <w:rPr>
+          <w:rFonts w:cs="Arial"/>
+          <w:color w:val="001D35"/>
+          <w:sz w:val="28"/>
+          <w:szCs w:val="28"/>
+          <w:u w:val="single"/>
+        </w:rPr>
+        <w:t>e</w:t>
+      </w:r>
     </w:p>
     <w:p>
       <w:pPr>
@@ -11868,6 +9519,7 @@
           <w:sz w:val="28"/>
           <w:szCs w:val="28"/>
         </w:rPr>
+        <w:lastRenderedPageBreak/>
         <w:t>R.N.F. 05 - Controle de Acesso</w:t>
       </w:r>
       <w:r>
@@ -13277,15 +10929,7 @@
         <w:ind w:left="720" w:firstLine="0"/>
       </w:pPr>
       <w:r>
-        <w:t xml:space="preserve">Uma das nossas regras para a criação do B.D, tabelas e campos, é que sempre depois de 3 ou 4 algarismos em </w:t>
-      </w:r>
-      <w:proofErr w:type="gramStart"/>
-      <w:r>
-        <w:t>uma palavras</w:t>
-      </w:r>
-      <w:proofErr w:type="gramEnd"/>
-      <w:r>
-        <w:t>, teremos ‘_’ e chave primária sempre possuirá ‘ID_’.</w:t>
+        <w:t>Uma das nossas regras para a criação do B.D, tabelas e campos, é que sempre depois de 3 ou 4 algarismos em uma palavras, teremos ‘_’ e chave primária sempre possuirá ‘ID_’.</w:t>
       </w:r>
     </w:p>
     <w:p>
@@ -13353,6 +10997,48 @@
     </w:p>
     <w:p>
       <w:pPr>
+        <w:ind w:left="720" w:firstLine="0"/>
+      </w:pPr>
+      <w:r>
+        <w:drawing>
+          <wp:inline distT="0" distB="0" distL="0" distR="0" wp14:anchorId="548C6B9E" wp14:editId="70EAD779">
+            <wp:extent cx="5760085" cy="4440555"/>
+            <wp:effectExtent l="0" t="0" r="0" b="0"/>
+            <wp:docPr id="14" name="Imagem 14"/>
+            <wp:cNvGraphicFramePr>
+              <a:graphicFrameLocks xmlns:a="http://schemas.openxmlformats.org/drawingml/2006/main" noChangeAspect="1"/>
+            </wp:cNvGraphicFramePr>
+            <a:graphic xmlns:a="http://schemas.openxmlformats.org/drawingml/2006/main">
+              <a:graphicData uri="http://schemas.openxmlformats.org/drawingml/2006/picture">
+                <pic:pic xmlns:pic="http://schemas.openxmlformats.org/drawingml/2006/picture">
+                  <pic:nvPicPr>
+                    <pic:cNvPr id="1" name=""/>
+                    <pic:cNvPicPr/>
+                  </pic:nvPicPr>
+                  <pic:blipFill>
+                    <a:blip r:embed="rId23"/>
+                    <a:stretch>
+                      <a:fillRect/>
+                    </a:stretch>
+                  </pic:blipFill>
+                  <pic:spPr>
+                    <a:xfrm>
+                      <a:off x="0" y="0"/>
+                      <a:ext cx="5760085" cy="4440555"/>
+                    </a:xfrm>
+                    <a:prstGeom prst="rect">
+                      <a:avLst/>
+                    </a:prstGeom>
+                  </pic:spPr>
+                </pic:pic>
+              </a:graphicData>
+            </a:graphic>
+          </wp:inline>
+        </w:drawing>
+      </w:r>
+    </w:p>
+    <w:p>
+      <w:pPr>
         <w:numPr>
           <w:ilvl w:val="1"/>
           <w:numId w:val="3"/>
@@ -13370,6 +11056,7 @@
         </w:numPr>
       </w:pPr>
       <w:r>
+        <w:lastRenderedPageBreak/>
         <w:t xml:space="preserve">Diagrama de </w:t>
       </w:r>
       <w:r>
@@ -13450,24 +11137,13 @@
         </w:numPr>
       </w:pPr>
       <w:r>
-        <w:t xml:space="preserve">Interface do Sistema </w:t>
-      </w:r>
-      <w:proofErr w:type="gramStart"/>
-      <w:r>
-        <w:t>(</w:t>
+        <w:t>Interface do Sistema (</w:t>
       </w:r>
       <w:r>
         <w:rPr>
           <w:color w:val="FF0000"/>
         </w:rPr>
-        <w:t xml:space="preserve"> Telas</w:t>
-      </w:r>
-      <w:proofErr w:type="gramEnd"/>
-      <w:r>
-        <w:rPr>
-          <w:color w:val="FF0000"/>
-        </w:rPr>
-        <w:t xml:space="preserve"> do sistema, seja </w:t>
+        <w:t xml:space="preserve"> Telas do sistema, seja </w:t>
       </w:r>
       <w:r>
         <w:rPr>
@@ -13489,13 +11165,8 @@
           <w:numId w:val="3"/>
         </w:numPr>
       </w:pPr>
-      <w:proofErr w:type="spellStart"/>
-      <w:r>
-        <w:t>Screenshots</w:t>
-      </w:r>
-      <w:proofErr w:type="spellEnd"/>
-      <w:r>
-        <w:t xml:space="preserve"> das páginas</w:t>
+      <w:r>
+        <w:t>Screenshots das páginas</w:t>
       </w:r>
     </w:p>
     <w:p>
@@ -13753,31 +11424,7 @@
         <w:t>A arena científica. Ciência da Informação</w:t>
       </w:r>
       <w:r>
-        <w:t>, Brasília, v. 24, n. 2, 1995. Recensões. Disponível em:&lt;http://www.ibict.br/</w:t>
-      </w:r>
-      <w:proofErr w:type="spellStart"/>
-      <w:r>
-        <w:t>cionline</w:t>
-      </w:r>
-      <w:proofErr w:type="spellEnd"/>
-      <w:r>
-        <w:t>/</w:t>
-      </w:r>
-      <w:proofErr w:type="spellStart"/>
-      <w:r>
-        <w:t>inicio</w:t>
-      </w:r>
-      <w:proofErr w:type="spellEnd"/>
-      <w:r>
-        <w:t>.</w:t>
-      </w:r>
-      <w:proofErr w:type="spellStart"/>
-      <w:r>
-        <w:t>htm</w:t>
-      </w:r>
-      <w:proofErr w:type="spellEnd"/>
-      <w:r>
-        <w:t>&gt;. Acesso em: 16 dez. 2003.</w:t>
+        <w:t>, Brasília, v. 24, n. 2, 1995. Recensões. Disponível em:&lt;http://www.ibict.br/cionline/inicio.htm&gt;. Acesso em: 16 dez. 2003.</w:t>
       </w:r>
     </w:p>
     <w:p>
@@ -13805,19 +11452,15 @@
       <w:r>
         <w:t xml:space="preserve">ção e Negócios). Tradução de: Business </w:t>
       </w:r>
-      <w:proofErr w:type="spellStart"/>
       <w:r>
         <w:t>process</w:t>
       </w:r>
-      <w:proofErr w:type="spellEnd"/>
       <w:r>
         <w:t xml:space="preserve"> </w:t>
       </w:r>
-      <w:proofErr w:type="spellStart"/>
       <w:r>
         <w:t>reengineering</w:t>
       </w:r>
-      <w:proofErr w:type="spellEnd"/>
       <w:r>
         <w:t>.</w:t>
       </w:r>
@@ -13869,7 +11512,7 @@
         </w:rPr>
         <w:t xml:space="preserve">s no site da Biblioteca Central da PUCRS </w:t>
       </w:r>
-      <w:hyperlink r:id="rId23" w:history="1">
+      <w:hyperlink r:id="rId24" w:history="1">
         <w:r>
           <w:rPr>
             <w:color w:val="FF0000"/>
@@ -14146,47 +11789,7 @@
           <w:bCs/>
           <w:color w:val="FF0000"/>
         </w:rPr>
-        <w:t xml:space="preserve"> aqui </w:t>
-      </w:r>
-      <w:proofErr w:type="spellStart"/>
-      <w:r>
-        <w:rPr>
-          <w:rFonts w:cs="Arial"/>
-          <w:b/>
-          <w:bCs/>
-          <w:color w:val="FF0000"/>
-        </w:rPr>
-        <w:t>deveficar</w:t>
-      </w:r>
-      <w:proofErr w:type="spellEnd"/>
-      <w:r>
-        <w:rPr>
-          <w:rFonts w:cs="Arial"/>
-          <w:b/>
-          <w:bCs/>
-          <w:color w:val="FF0000"/>
-        </w:rPr>
-        <w:t xml:space="preserve">: Entrevista, Códigos Programação </w:t>
-      </w:r>
-      <w:proofErr w:type="gramStart"/>
-      <w:r>
-        <w:rPr>
-          <w:rFonts w:cs="Arial"/>
-          <w:b/>
-          <w:bCs/>
-          <w:color w:val="FF0000"/>
-        </w:rPr>
-        <w:t>WEB ,</w:t>
-      </w:r>
-      <w:proofErr w:type="gramEnd"/>
-      <w:r>
-        <w:rPr>
-          <w:rFonts w:cs="Arial"/>
-          <w:b/>
-          <w:bCs/>
-          <w:color w:val="FF0000"/>
-        </w:rPr>
-        <w:t xml:space="preserve"> Códigos SQL</w:t>
+        <w:t xml:space="preserve"> aqui deveficar: Entrevista, Códigos Programação WEB , Códigos SQL</w:t>
       </w:r>
       <w:r>
         <w:rPr>
@@ -15183,21 +12786,7 @@
         <w:rPr>
           <w:rFonts w:cs="Arial"/>
         </w:rPr>
-        <w:t xml:space="preserve">Tonetto e </w:t>
-      </w:r>
-      <w:proofErr w:type="spellStart"/>
-      <w:r>
-        <w:rPr>
-          <w:rFonts w:cs="Arial"/>
-        </w:rPr>
-        <w:t>Reck</w:t>
-      </w:r>
-      <w:proofErr w:type="spellEnd"/>
-      <w:r>
-        <w:rPr>
-          <w:rFonts w:cs="Arial"/>
-        </w:rPr>
-        <w:t xml:space="preserve"> (2001, p. 134) destacam: "Este autoconhecimento pressupõe conhecer seus limites [...]" </w:t>
+        <w:t xml:space="preserve">Tonetto e Reck (2001, p. 134) destacam: "Este autoconhecimento pressupõe conhecer seus limites [...]" </w:t>
       </w:r>
     </w:p>
     <w:p>
@@ -15327,21 +12916,7 @@
           <w:rFonts w:cs="Arial"/>
         </w:rPr>
         <w:lastRenderedPageBreak/>
-        <w:t xml:space="preserve">O movimento social, com o intuito de realizar uma transformação social, é uma das tarefas mais importantes </w:t>
-      </w:r>
-      <w:proofErr w:type="gramStart"/>
-      <w:r>
-        <w:rPr>
-          <w:rFonts w:cs="Arial"/>
-        </w:rPr>
-        <w:t>da atualidades</w:t>
-      </w:r>
-      <w:proofErr w:type="gramEnd"/>
-      <w:r>
-        <w:rPr>
-          <w:rFonts w:cs="Arial"/>
-        </w:rPr>
-        <w:t xml:space="preserve"> (O COOPERATIVISMO..., 2002).</w:t>
+        <w:t>O movimento social, com o intuito de realizar uma transformação social, é uma das tarefas mais importantes da atualidades (O COOPERATIVISMO..., 2002).</w:t>
       </w:r>
     </w:p>
     <w:p>
@@ -15359,7 +12934,7 @@
       <w:r>
         <w:t xml:space="preserve">(Outros exemplos consultar o site da Biblioteca Central da PUCRS </w:t>
       </w:r>
-      <w:hyperlink r:id="rId24" w:history="1">
+      <w:hyperlink r:id="rId25" w:history="1">
         <w:r>
           <w:t>http://www.pucrs.br/biblioteca/modelo.htm</w:t>
         </w:r>
@@ -15825,15 +13400,7 @@
               <w:pStyle w:val="Contedotabelaequadro"/>
             </w:pPr>
             <w:r>
-              <w:t xml:space="preserve">Fonte: </w:t>
-            </w:r>
-            <w:proofErr w:type="spellStart"/>
-            <w:r>
-              <w:t>Sen</w:t>
-            </w:r>
-            <w:proofErr w:type="spellEnd"/>
-            <w:r>
-              <w:t xml:space="preserve"> (2000, p. 240). </w:t>
+              <w:t xml:space="preserve">Fonte: Sen (2000, p. 240). </w:t>
             </w:r>
           </w:p>
         </w:tc>
@@ -16543,7 +14110,7 @@
                     </pic:cNvPicPr>
                   </pic:nvPicPr>
                   <pic:blipFill>
-                    <a:blip r:embed="rId25">
+                    <a:blip r:embed="rId26">
                       <a:extLst>
                         <a:ext uri="{28A0092B-C50C-407E-A947-70E740481C1C}">
                           <a14:useLocalDpi xmlns:a14="http://schemas.microsoft.com/office/drawing/2010/main" val="0"/>
@@ -19710,7 +17277,6 @@
   <w:style w:type="character" w:default="1" w:styleId="Fontepargpadro">
     <w:name w:val="Default Paragraph Font"/>
     <w:uiPriority w:val="1"/>
-    <w:semiHidden/>
     <w:unhideWhenUsed/>
   </w:style>
   <w:style w:type="table" w:default="1" w:styleId="Tabelanormal">
